--- a/publication/zenodo_reproduction_v001/UNIVERSAL_NETWORK_THEORY_MAJOR_PROOF_INDEX.docx
+++ b/publication/zenodo_reproduction_v001/UNIVERSAL_NETWORK_THEORY_MAJOR_PROOF_INDEX.docx
@@ -13656,7 +13656,28 @@
           <w:color w:val="1F252B"/>
           <w:sz w:val="21"/>
         </w:rPr>
-        <w:t>Git contains the complete chronological research record: source code, theorem development, authenticated evidence, audits, corrections, superseded routes, and release history.</w:t>
+        <w:t xml:space="preserve">Git contains the complete chronological research record: source code, theorem development, authenticated evidence, audits, corrections, superseded routes, and release history. The public repository is </w:t>
+      </w:r>
+      <w:hyperlink r:id="rId59" w:history="1">
+        <w:r>
+          <w:rPr>
+            <w:color w:val="1D5D88"/>
+            <w:u w:val="single"/>
+            <w:rFonts w:ascii="Aptos" w:hAnsi="Aptos" w:eastAsia="Aptos"/>
+            <w:sz w:val="21"/>
+          </w:rPr>
+          <w:t>gravacle/universal-network-theory</w:t>
+        </w:r>
+      </w:hyperlink>
+      <w:r>
+        <w:rPr>
+          <w:rFonts w:ascii="Aptos" w:hAnsi="Aptos" w:eastAsia="Aptos"/>
+          <w:b w:val="0"/>
+          <w:i w:val="0"/>
+          <w:color w:val="1F252B"/>
+          <w:sz w:val="21"/>
+        </w:rPr>
+        <w:t>.</w:t>
       </w:r>
     </w:p>
     <w:p>
@@ -13875,7 +13896,7 @@
         </w:rPr>
         <w:t xml:space="preserve">The current run is recorded in </w:t>
       </w:r>
-      <w:hyperlink r:id="rId59" w:history="1">
+      <w:hyperlink r:id="rId60" w:history="1">
         <w:r>
           <w:rPr>
             <w:color w:val="1D5D88"/>
@@ -15603,7 +15624,7 @@
         </w:rPr>
         <w:t xml:space="preserve">, 166--176 (2023), </w:t>
       </w:r>
-      <w:hyperlink r:id="rId60" w:history="1">
+      <w:hyperlink r:id="rId61" w:history="1">
         <w:r>
           <w:rPr>
             <w:color w:val="1D5D88"/>
@@ -15688,7 +15709,7 @@
         </w:rPr>
         <w:t xml:space="preserve">, 4423--4439 (1999), </w:t>
       </w:r>
-      <w:hyperlink r:id="rId61" w:history="1">
+      <w:hyperlink r:id="rId62" w:history="1">
         <w:r>
           <w:rPr>
             <w:color w:val="1D5D88"/>
@@ -15837,7 +15858,7 @@
         </w:rPr>
         <w:t xml:space="preserve">, 562--572 (1949), </w:t>
       </w:r>
-      <w:hyperlink r:id="rId62" w:history="1">
+      <w:hyperlink r:id="rId63" w:history="1">
         <w:r>
           <w:rPr>
             <w:color w:val="1D5D88"/>
@@ -15922,7 +15943,7 @@
         </w:rPr>
         <w:t xml:space="preserve">, 6413--6418 (1994), </w:t>
       </w:r>
-      <w:hyperlink r:id="rId63" w:history="1">
+      <w:hyperlink r:id="rId64" w:history="1">
         <w:r>
           <w:rPr>
             <w:color w:val="1D5D88"/>
@@ -16007,7 +16028,7 @@
         </w:rPr>
         <w:t xml:space="preserve">, 978--983 (1997), </w:t>
       </w:r>
-      <w:hyperlink r:id="rId64" w:history="1">
+      <w:hyperlink r:id="rId65" w:history="1">
         <w:r>
           <w:rPr>
             <w:color w:val="1D5D88"/>
@@ -16092,7 +16113,7 @@
         </w:rPr>
         <w:t xml:space="preserve">, 5478--5480 (1994), </w:t>
       </w:r>
-      <w:hyperlink r:id="rId65" w:history="1">
+      <w:hyperlink r:id="rId66" w:history="1">
         <w:r>
           <w:rPr>
             <w:color w:val="1D5D88"/>
@@ -16177,7 +16198,7 @@
         </w:rPr>
         <w:t xml:space="preserve">, 065303 (2009), </w:t>
       </w:r>
-      <w:hyperlink r:id="rId66" w:history="1">
+      <w:hyperlink r:id="rId67" w:history="1">
         <w:r>
           <w:rPr>
             <w:color w:val="1D5D88"/>
@@ -16198,7 +16219,7 @@
         </w:rPr>
         <w:t xml:space="preserve">, </w:t>
       </w:r>
-      <w:hyperlink r:id="rId67" w:history="1">
+      <w:hyperlink r:id="rId68" w:history="1">
         <w:r>
           <w:rPr>
             <w:color w:val="1D5D88"/>
@@ -16283,7 +16304,7 @@
         </w:rPr>
         <w:t xml:space="preserve">, 91--110 (1974), </w:t>
       </w:r>
-      <w:hyperlink r:id="rId68" w:history="1">
+      <w:hyperlink r:id="rId69" w:history="1">
         <w:r>
           <w:rPr>
             <w:color w:val="1D5D88"/>
@@ -16368,7 +16389,7 @@
         </w:rPr>
         <w:t xml:space="preserve">, 177--183 (1973), </w:t>
       </w:r>
-      <w:hyperlink r:id="rId69" w:history="1">
+      <w:hyperlink r:id="rId70" w:history="1">
         <w:r>
           <w:rPr>
             <w:color w:val="1D5D88"/>
@@ -16453,7 +16474,7 @@
         </w:rPr>
         <w:t xml:space="preserve">, 401--419 (1952), </w:t>
       </w:r>
-      <w:hyperlink r:id="rId70" w:history="1">
+      <w:hyperlink r:id="rId71" w:history="1">
         <w:r>
           <w:rPr>
             <w:color w:val="1D5D88"/>
@@ -16538,7 +16559,7 @@
         </w:rPr>
         <w:t xml:space="preserve">, 248--263 (1907), </w:t>
       </w:r>
-      <w:hyperlink r:id="rId71" w:history="1">
+      <w:hyperlink r:id="rId72" w:history="1">
         <w:r>
           <w:rPr>
             <w:color w:val="1D5D88"/>
@@ -16623,7 +16644,7 @@
         </w:rPr>
         <w:t xml:space="preserve">, 456--477 (1912), </w:t>
       </w:r>
-      <w:hyperlink r:id="rId72" w:history="1">
+      <w:hyperlink r:id="rId73" w:history="1">
         <w:r>
           <w:rPr>
             <w:color w:val="1D5D88"/>
@@ -16708,7 +16729,7 @@
         </w:rPr>
         <w:t xml:space="preserve">, 749--754 (1931), </w:t>
       </w:r>
-      <w:hyperlink r:id="rId73" w:history="1">
+      <w:hyperlink r:id="rId74" w:history="1">
         <w:r>
           <w:rPr>
             <w:color w:val="1D5D88"/>
@@ -16793,7 +16814,7 @@
         </w:rPr>
         <w:t xml:space="preserve">, 211--216 (1955), </w:t>
       </w:r>
-      <w:hyperlink r:id="rId74" w:history="1">
+      <w:hyperlink r:id="rId75" w:history="1">
         <w:r>
           <w:rPr>
             <w:color w:val="1D5D88"/>
@@ -16878,7 +16899,7 @@
         </w:rPr>
         <w:t xml:space="preserve">, 96--115 (1927), </w:t>
       </w:r>
-      <w:hyperlink r:id="rId75" w:history="1">
+      <w:hyperlink r:id="rId76" w:history="1">
         <w:r>
           <w:rPr>
             <w:color w:val="1D5D88"/>
@@ -16963,7 +16984,7 @@
         </w:rPr>
         <w:t xml:space="preserve">, 524--530 (2023), </w:t>
       </w:r>
-      <w:hyperlink r:id="rId76" w:history="1">
+      <w:hyperlink r:id="rId77" w:history="1">
         <w:r>
           <w:rPr>
             <w:color w:val="1D5D88"/>
@@ -17048,7 +17069,7 @@
         </w:rPr>
         <w:t xml:space="preserve">, 1099--1107 (2013), </w:t>
       </w:r>
-      <w:hyperlink r:id="rId77" w:history="1">
+      <w:hyperlink r:id="rId78" w:history="1">
         <w:r>
           <w:rPr>
             <w:color w:val="1D5D88"/>
@@ -17113,7 +17134,7 @@
         </w:rPr>
         <w:t xml:space="preserve">, JESD218B.01 (2016), </w:t>
       </w:r>
-      <w:hyperlink r:id="rId78" w:history="1">
+      <w:hyperlink r:id="rId79" w:history="1">
         <w:r>
           <w:rPr>
             <w:color w:val="1D5D88"/>
@@ -17198,7 +17219,7 @@
         </w:rPr>
         <w:t xml:space="preserve">, 181--188 (2009), </w:t>
       </w:r>
-      <w:hyperlink r:id="rId79" w:history="1">
+      <w:hyperlink r:id="rId80" w:history="1">
         <w:r>
           <w:rPr>
             <w:color w:val="1D5D88"/>
@@ -17283,7 +17304,7 @@
         </w:rPr>
         <w:t xml:space="preserve">, 3345--3382 (1993), </w:t>
       </w:r>
-      <w:hyperlink r:id="rId80" w:history="1">
+      <w:hyperlink r:id="rId81" w:history="1">
         <w:r>
           <w:rPr>
             <w:color w:val="1D5D88"/>
@@ -17368,7 +17389,7 @@
         </w:rPr>
         <w:t xml:space="preserve">, 715--775 (2003), </w:t>
       </w:r>
-      <w:hyperlink r:id="rId81" w:history="1">
+      <w:hyperlink r:id="rId82" w:history="1">
         <w:r>
           <w:rPr>
             <w:color w:val="1D5D88"/>
@@ -17453,7 +17474,7 @@
         </w:rPr>
         <w:t xml:space="preserve">, 043029 (2009), </w:t>
       </w:r>
-      <w:hyperlink r:id="rId82" w:history="1">
+      <w:hyperlink r:id="rId83" w:history="1">
         <w:r>
           <w:rPr>
             <w:color w:val="1D5D88"/>
@@ -17538,7 +17559,7 @@
         </w:rPr>
         <w:t xml:space="preserve">, 900--911 (1997), </w:t>
       </w:r>
-      <w:hyperlink r:id="rId83" w:history="1">
+      <w:hyperlink r:id="rId84" w:history="1">
         <w:r>
           <w:rPr>
             <w:color w:val="1D5D88"/>
@@ -17623,7 +17644,7 @@
         </w:rPr>
         <w:t xml:space="preserve">, 2--30 (2003), </w:t>
       </w:r>
-      <w:hyperlink r:id="rId84" w:history="1">
+      <w:hyperlink r:id="rId85" w:history="1">
         <w:r>
           <w:rPr>
             <w:color w:val="1D5D88"/>
@@ -17642,9 +17663,9 @@
           <w:color w:val="1F252B"/>
           <w:sz w:val="21"/>
         </w:rPr>
-        <w:t xml:space="preserve">00018-0), </w:t>
-      </w:r>
-      <w:hyperlink r:id="rId85" w:history="1">
+        <w:t xml:space="preserve">, </w:t>
+      </w:r>
+      <w:hyperlink r:id="rId86" w:history="1">
         <w:r>
           <w:rPr>
             <w:color w:val="1D5D88"/>
@@ -17729,7 +17750,7 @@
         </w:rPr>
         <w:t xml:space="preserve">, 266--271 (1999), </w:t>
       </w:r>
-      <w:hyperlink r:id="rId86" w:history="1">
+      <w:hyperlink r:id="rId87" w:history="1">
         <w:r>
           <w:rPr>
             <w:color w:val="1D5D88"/>
@@ -17750,7 +17771,7 @@
         </w:rPr>
         <w:t xml:space="preserve">, </w:t>
       </w:r>
-      <w:hyperlink r:id="rId87" w:history="1">
+      <w:hyperlink r:id="rId88" w:history="1">
         <w:r>
           <w:rPr>
             <w:color w:val="1D5D88"/>
@@ -17795,7 +17816,7 @@
         </w:rPr>
         <w:t xml:space="preserve">D. Fattal, T. S. Cubitt, Y. Yamamoto, S. Bravyi, and I. L. Chuang, “Entanglement in the Stabilizer Formalism,” </w:t>
       </w:r>
-      <w:hyperlink r:id="rId88" w:history="1">
+      <w:hyperlink r:id="rId89" w:history="1">
         <w:r>
           <w:rPr>
             <w:color w:val="1D5D88"/>
@@ -17880,7 +17901,7 @@
         </w:rPr>
         <w:t xml:space="preserve">, 110404 (2006), </w:t>
       </w:r>
-      <w:hyperlink r:id="rId89" w:history="1">
+      <w:hyperlink r:id="rId90" w:history="1">
         <w:r>
           <w:rPr>
             <w:color w:val="1D5D88"/>
@@ -17965,7 +17986,7 @@
         </w:rPr>
         <w:t xml:space="preserve">, 110405 (2006), </w:t>
       </w:r>
-      <w:hyperlink r:id="rId90" w:history="1">
+      <w:hyperlink r:id="rId91" w:history="1">
         <w:r>
           <w:rPr>
             <w:color w:val="1D5D88"/>
@@ -18010,7 +18031,7 @@
         </w:rPr>
         <w:t xml:space="preserve">S. B. Bravyi and A. Yu. Kitaev, “Quantum Codes on a Lattice with Boundary,” </w:t>
       </w:r>
-      <w:hyperlink r:id="rId91" w:history="1">
+      <w:hyperlink r:id="rId92" w:history="1">
         <w:r>
           <w:rPr>
             <w:color w:val="1D5D88"/>
@@ -18095,7 +18116,7 @@
         </w:rPr>
         <w:t xml:space="preserve">, 2259--2272 (1971), </w:t>
       </w:r>
-      <w:hyperlink r:id="rId92" w:history="1">
+      <w:hyperlink r:id="rId93" w:history="1">
         <w:r>
           <w:rPr>
             <w:color w:val="1D5D88"/>
@@ -18180,7 +18201,7 @@
         </w:rPr>
         <w:t xml:space="preserve">, 2445--2459 (1974), </w:t>
       </w:r>
-      <w:hyperlink r:id="rId93" w:history="1">
+      <w:hyperlink r:id="rId94" w:history="1">
         <w:r>
           <w:rPr>
             <w:color w:val="1D5D88"/>
@@ -18265,7 +18286,7 @@
         </w:rPr>
         <w:t xml:space="preserve">, 174--181 (1976), </w:t>
       </w:r>
-      <w:hyperlink r:id="rId94" w:history="1">
+      <w:hyperlink r:id="rId95" w:history="1">
         <w:r>
           <w:rPr>
             <w:color w:val="1D5D88"/>
@@ -18350,7 +18371,7 @@
         </w:rPr>
         <w:t xml:space="preserve">, 1399--1404 (1977), </w:t>
       </w:r>
-      <w:hyperlink r:id="rId95" w:history="1">
+      <w:hyperlink r:id="rId96" w:history="1">
         <w:r>
           <w:rPr>
             <w:color w:val="1D5D88"/>
@@ -18435,7 +18456,7 @@
         </w:rPr>
         <w:t xml:space="preserve">, 498--501 (1971), </w:t>
       </w:r>
-      <w:hyperlink r:id="rId96" w:history="1">
+      <w:hyperlink r:id="rId97" w:history="1">
         <w:r>
           <w:rPr>
             <w:color w:val="1D5D88"/>
@@ -18520,7 +18541,7 @@
         </w:rPr>
         <w:t xml:space="preserve">, 054517 (2011), </w:t>
       </w:r>
-      <w:hyperlink r:id="rId97" w:history="1">
+      <w:hyperlink r:id="rId98" w:history="1">
         <w:r>
           <w:rPr>
             <w:color w:val="1D5D88"/>
@@ -18541,7 +18562,7 @@
         </w:rPr>
         <w:t xml:space="preserve">, </w:t>
       </w:r>
-      <w:hyperlink r:id="rId98" w:history="1">
+      <w:hyperlink r:id="rId99" w:history="1">
         <w:r>
           <w:rPr>
             <w:color w:val="1D5D88"/>
@@ -18626,7 +18647,7 @@
         </w:rPr>
         <w:t xml:space="preserve">, 245101 (2011), </w:t>
       </w:r>
-      <w:hyperlink r:id="rId99" w:history="1">
+      <w:hyperlink r:id="rId100" w:history="1">
         <w:r>
           <w:rPr>
             <w:color w:val="1D5D88"/>
@@ -18647,7 +18668,7 @@
         </w:rPr>
         <w:t xml:space="preserve">, </w:t>
       </w:r>
-      <w:hyperlink r:id="rId100" w:history="1">
+      <w:hyperlink r:id="rId101" w:history="1">
         <w:r>
           <w:rPr>
             <w:color w:val="1D5D88"/>
@@ -18732,7 +18753,7 @@
         </w:rPr>
         <w:t xml:space="preserve">, 033105 (2025), </w:t>
       </w:r>
-      <w:hyperlink r:id="rId101" w:history="1">
+      <w:hyperlink r:id="rId102" w:history="1">
         <w:r>
           <w:rPr>
             <w:color w:val="1D5D88"/>

--- a/publication/zenodo_reproduction_v001/UNIVERSAL_NETWORK_THEORY_MAJOR_PROOF_INDEX.docx
+++ b/publication/zenodo_reproduction_v001/UNIVERSAL_NETWORK_THEORY_MAJOR_PROOF_INDEX.docx
@@ -34,7 +34,7 @@
           <w:color w:val="1F252B"/>
           <w:sz w:val="21"/>
         </w:rPr>
-        <w:t xml:space="preserve"> V001 preparation</w:t>
+        <w:t xml:space="preserve"> V001 release</w:t>
       </w:r>
     </w:p>
     <w:p>
@@ -49,17 +49,17 @@
           <w:color w:val="1F252B"/>
           <w:sz w:val="21"/>
         </w:rPr>
-        <w:t>Prepared:</w:t>
-      </w:r>
-      <w:r>
-        <w:rPr>
-          <w:rFonts w:ascii="Aptos" w:hAnsi="Aptos" w:eastAsia="Aptos"/>
-          <w:b w:val="0"/>
-          <w:i w:val="0"/>
-          <w:color w:val="1F252B"/>
-          <w:sz w:val="21"/>
-        </w:rPr>
-        <w:t xml:space="preserve"> 2026-09-19</w:t>
+        <w:t>Release:</w:t>
+      </w:r>
+      <w:r>
+        <w:rPr>
+          <w:rFonts w:ascii="Aptos" w:hAnsi="Aptos" w:eastAsia="Aptos"/>
+          <w:b w:val="0"/>
+          <w:i w:val="0"/>
+          <w:color w:val="1F252B"/>
+          <w:sz w:val="21"/>
+        </w:rPr>
+        <w:t xml:space="preserve"> v1.0.0</w:t>
       </w:r>
     </w:p>
     <w:p>
@@ -69,13 +69,34 @@
       <w:r>
         <w:rPr>
           <w:rFonts w:ascii="Aptos" w:hAnsi="Aptos" w:eastAsia="Aptos"/>
-          <w:b w:val="0"/>
-          <w:i w:val="0"/>
-          <w:color w:val="1F252B"/>
-          <w:sz w:val="21"/>
-        </w:rPr>
-        <w:t>Universal Network Theory (UNT) fundamentally redefines the structure of physical reality, resolving the historic incompatibility between quantum mechanics and general relativity by eliminating the spacetime continuum entirely. Space and time are no longer treated as a smooth, pre-existing background, nor is quantum measurement treated as a probabilistic wave collapse triggered by an observer. Instead, UNT establishes that the universe is a discrete, computable topological framework. Physical reality is built entirely from immutable structural records, and gravity emerges not as a fundamental force across a void, but as the exact macroscopic thermodynamic response of the network processing those transactions.</w:t>
-      </w:r>
+          <w:b/>
+          <w:i w:val="0"/>
+          <w:color w:val="1F252B"/>
+          <w:sz w:val="21"/>
+        </w:rPr>
+        <w:t>DOI:</w:t>
+      </w:r>
+      <w:r>
+        <w:rPr>
+          <w:rFonts w:ascii="Aptos" w:hAnsi="Aptos" w:eastAsia="Aptos"/>
+          <w:b w:val="0"/>
+          <w:i w:val="0"/>
+          <w:color w:val="1F252B"/>
+          <w:sz w:val="21"/>
+        </w:rPr>
+        <w:t xml:space="preserve"> </w:t>
+      </w:r>
+      <w:hyperlink r:id="rId11" w:history="1">
+        <w:r>
+          <w:rPr>
+            <w:color w:val="1D5D88"/>
+            <w:u w:val="single"/>
+            <w:rFonts w:ascii="Aptos" w:hAnsi="Aptos" w:eastAsia="Aptos"/>
+            <w:sz w:val="21"/>
+          </w:rPr>
+          <w:t>10.5281/zenodo.22859377</w:t>
+        </w:r>
+      </w:hyperlink>
     </w:p>
     <w:p>
       <w:pPr>
@@ -84,12 +105,22 @@
       <w:r>
         <w:rPr>
           <w:rFonts w:ascii="Aptos" w:hAnsi="Aptos" w:eastAsia="Aptos"/>
-          <w:b w:val="0"/>
-          <w:i w:val="0"/>
-          <w:color w:val="1F252B"/>
-          <w:sz w:val="21"/>
-        </w:rPr>
-        <w:t>By structurally unifying quantum-scale record formation and macroscopic gravity, the declared working theory establishes four definitive physical conclusions:</w:t>
+          <w:b/>
+          <w:i w:val="0"/>
+          <w:color w:val="1F252B"/>
+          <w:sz w:val="21"/>
+        </w:rPr>
+        <w:t>Prepared:</w:t>
+      </w:r>
+      <w:r>
+        <w:rPr>
+          <w:rFonts w:ascii="Aptos" w:hAnsi="Aptos" w:eastAsia="Aptos"/>
+          <w:b w:val="0"/>
+          <w:i w:val="0"/>
+          <w:color w:val="1F252B"/>
+          <w:sz w:val="21"/>
+        </w:rPr>
+        <w:t xml:space="preserve"> 2026-09-19</w:t>
       </w:r>
     </w:p>
     <w:p>
@@ -99,43 +130,12 @@
       <w:r>
         <w:rPr>
           <w:rFonts w:ascii="Aptos" w:hAnsi="Aptos" w:eastAsia="Aptos"/>
-          <w:b/>
-          <w:i w:val="0"/>
-          <w:color w:val="1F252B"/>
-          <w:sz w:val="21"/>
-        </w:rPr>
-        <w:t>The Microscopic Mechanism:</w:t>
-      </w:r>
-      <w:r>
-        <w:rPr>
-          <w:rFonts w:ascii="Aptos" w:hAnsi="Aptos" w:eastAsia="Aptos"/>
-          <w:b w:val="0"/>
-          <w:i w:val="0"/>
-          <w:color w:val="1F252B"/>
-          <w:sz w:val="21"/>
-        </w:rPr>
-        <w:t xml:space="preserve"> Discrete causal records are constructed through the ordered sequence </w:t>
-      </w:r>
-      <w:r>
-        <w:rPr>
-          <w:rFonts w:ascii="Aptos Mono" w:hAnsi="Aptos Mono" w:eastAsia="Aptos Mono"/>
-          <w:b w:val="0"/>
-          <w:i w:val="0"/>
-          <w:color w:val="1F252B"/>
-          <w:sz w:val="19"/>
-          <w:shd w:fill="F1F3F5"/>
-        </w:rPr>
-        <w:t>ALLOW -&gt; REQUIRE -&gt; GATE -&gt; ELECTROMAGNETISM -&gt; RECORD</w:t>
-      </w:r>
-      <w:r>
-        <w:rPr>
-          <w:rFonts w:ascii="Aptos" w:hAnsi="Aptos" w:eastAsia="Aptos"/>
-          <w:b w:val="0"/>
-          <w:i w:val="0"/>
-          <w:color w:val="1F252B"/>
-          <w:sz w:val="21"/>
-        </w:rPr>
-        <w:t>.</w:t>
+          <w:b w:val="0"/>
+          <w:i w:val="0"/>
+          <w:color w:val="1F252B"/>
+          <w:sz w:val="21"/>
+        </w:rPr>
+        <w:t>Universal Network Theory (UNT) fundamentally redefines the structure of physical reality, resolving the historic incompatibility between quantum mechanics and general relativity by eliminating the spacetime continuum entirely. Space and time are no longer treated as a smooth, pre-existing background, nor is quantum measurement treated as a probabilistic wave collapse triggered by an observer. Instead, UNT establishes that the universe is a discrete, computable topological framework. Physical reality is built entirely from immutable structural records, and gravity emerges not as a fundamental force across a void, but as the exact macroscopic thermodynamic response of the network processing those transactions.</w:t>
       </w:r>
     </w:p>
     <w:p>
@@ -145,22 +145,12 @@
       <w:r>
         <w:rPr>
           <w:rFonts w:ascii="Aptos" w:hAnsi="Aptos" w:eastAsia="Aptos"/>
-          <w:b/>
-          <w:i w:val="0"/>
-          <w:color w:val="1F252B"/>
-          <w:sz w:val="21"/>
-        </w:rPr>
-        <w:t>The Alpha Requirement:</w:t>
-      </w:r>
-      <w:r>
-        <w:rPr>
-          <w:rFonts w:ascii="Aptos" w:hAnsi="Aptos" w:eastAsia="Aptos"/>
-          <w:b w:val="0"/>
-          <w:i w:val="0"/>
-          <w:color w:val="1F252B"/>
-          <w:sz w:val="21"/>
-        </w:rPr>
-        <w:t xml:space="preserve"> The sequence strictly enforces the measured fine-structure constant (α) and its scaling trajectory for every record.</w:t>
+          <w:b w:val="0"/>
+          <w:i w:val="0"/>
+          <w:color w:val="1F252B"/>
+          <w:sz w:val="21"/>
+        </w:rPr>
+        <w:t>By structurally unifying quantum-scale record formation and macroscopic gravity, the declared working theory establishes four definitive physical conclusions:</w:t>
       </w:r>
     </w:p>
     <w:p>
@@ -175,17 +165,38 @@
           <w:color w:val="1F252B"/>
           <w:sz w:val="21"/>
         </w:rPr>
-        <w:t>The Structural Foundation of Gravity:</w:t>
-      </w:r>
-      <w:r>
-        <w:rPr>
-          <w:rFonts w:ascii="Aptos" w:hAnsi="Aptos" w:eastAsia="Aptos"/>
-          <w:b w:val="0"/>
-          <w:i w:val="0"/>
-          <w:color w:val="1F252B"/>
-          <w:sz w:val="21"/>
-        </w:rPr>
-        <w:t xml:space="preserve"> By evaluating this finite microscopic domain and establishing its dynamical exponent, Gravity Formation Theory proves this discrete network supplies the exact microscopic foundation required for gravity.</w:t>
+        <w:t>The Microscopic Mechanism:</w:t>
+      </w:r>
+      <w:r>
+        <w:rPr>
+          <w:rFonts w:ascii="Aptos" w:hAnsi="Aptos" w:eastAsia="Aptos"/>
+          <w:b w:val="0"/>
+          <w:i w:val="0"/>
+          <w:color w:val="1F252B"/>
+          <w:sz w:val="21"/>
+        </w:rPr>
+        <w:t xml:space="preserve"> Discrete causal records are constructed through the ordered sequence </w:t>
+      </w:r>
+      <w:r>
+        <w:rPr>
+          <w:rFonts w:ascii="Aptos Mono" w:hAnsi="Aptos Mono" w:eastAsia="Aptos Mono"/>
+          <w:b w:val="0"/>
+          <w:i w:val="0"/>
+          <w:color w:val="1F252B"/>
+          <w:sz w:val="19"/>
+          <w:shd w:fill="F1F3F5"/>
+        </w:rPr>
+        <w:t>ALLOW -&gt; REQUIRE -&gt; GATE -&gt; ELECTROMAGNETISM -&gt; RECORD</w:t>
+      </w:r>
+      <w:r>
+        <w:rPr>
+          <w:rFonts w:ascii="Aptos" w:hAnsi="Aptos" w:eastAsia="Aptos"/>
+          <w:b w:val="0"/>
+          <w:i w:val="0"/>
+          <w:color w:val="1F252B"/>
+          <w:sz w:val="21"/>
+        </w:rPr>
+        <w:t>.</w:t>
       </w:r>
     </w:p>
     <w:p>
@@ -200,17 +211,17 @@
           <w:color w:val="1F252B"/>
           <w:sz w:val="21"/>
         </w:rPr>
-        <w:t>The Macroscopic Derivation:</w:t>
-      </w:r>
-      <w:r>
-        <w:rPr>
-          <w:rFonts w:ascii="Aptos" w:hAnsi="Aptos" w:eastAsia="Aptos"/>
-          <w:b w:val="0"/>
-          <w:i w:val="0"/>
-          <w:color w:val="1F252B"/>
-          <w:sz w:val="21"/>
-        </w:rPr>
-        <w:t xml:space="preserve"> From this discrete foundation, and under stated continuum premises, the exact conditional macroscopic gravitational response is mathematically derived.</w:t>
+        <w:t>The Alpha Requirement:</w:t>
+      </w:r>
+      <w:r>
+        <w:rPr>
+          <w:rFonts w:ascii="Aptos" w:hAnsi="Aptos" w:eastAsia="Aptos"/>
+          <w:b w:val="0"/>
+          <w:i w:val="0"/>
+          <w:color w:val="1F252B"/>
+          <w:sz w:val="21"/>
+        </w:rPr>
+        <w:t xml:space="preserve"> The sequence strictly enforces the measured fine-structure constant (α) and its scaling trajectory for every record.</w:t>
       </w:r>
     </w:p>
     <w:p>
@@ -220,12 +231,22 @@
       <w:r>
         <w:rPr>
           <w:rFonts w:ascii="Aptos" w:hAnsi="Aptos" w:eastAsia="Aptos"/>
-          <w:b w:val="0"/>
-          <w:i w:val="0"/>
-          <w:color w:val="1F252B"/>
-          <w:sz w:val="21"/>
-        </w:rPr>
-        <w:t>Thus, gravity is proved to be the self-consistent macroscopic response of record-conditioned geometry, built entirely from auditable quantum premises.</w:t>
+          <w:b/>
+          <w:i w:val="0"/>
+          <w:color w:val="1F252B"/>
+          <w:sz w:val="21"/>
+        </w:rPr>
+        <w:t>The Structural Foundation of Gravity:</w:t>
+      </w:r>
+      <w:r>
+        <w:rPr>
+          <w:rFonts w:ascii="Aptos" w:hAnsi="Aptos" w:eastAsia="Aptos"/>
+          <w:b w:val="0"/>
+          <w:i w:val="0"/>
+          <w:color w:val="1F252B"/>
+          <w:sz w:val="21"/>
+        </w:rPr>
+        <w:t xml:space="preserve"> By evaluating this finite microscopic domain and establishing its dynamical exponent, Gravity Formation Theory proves this discrete network supplies the exact microscopic foundation required for gravity.</w:t>
       </w:r>
     </w:p>
     <w:p>
@@ -240,7 +261,17 @@
           <w:color w:val="1F252B"/>
           <w:sz w:val="21"/>
         </w:rPr>
-        <w:t>The Proof Ledger</w:t>
+        <w:t>The Macroscopic Derivation:</w:t>
+      </w:r>
+      <w:r>
+        <w:rPr>
+          <w:rFonts w:ascii="Aptos" w:hAnsi="Aptos" w:eastAsia="Aptos"/>
+          <w:b w:val="0"/>
+          <w:i w:val="0"/>
+          <w:color w:val="1F252B"/>
+          <w:sz w:val="21"/>
+        </w:rPr>
+        <w:t xml:space="preserve"> From this discrete foundation, and under stated continuum premises, the exact conditional macroscopic gravitational response is mathematically derived.</w:t>
       </w:r>
     </w:p>
     <w:p>
@@ -255,7 +286,7 @@
           <w:color w:val="1F252B"/>
           <w:sz w:val="21"/>
         </w:rPr>
-        <w:t>This index serves as the authoritative structural ledger for that unification. It exposes the exact mathematical theorems, the numerically authenticated computational evidence, and the immutable cryptographic custody required to execute a hostile independent audit of the theory.</w:t>
+        <w:t>Thus, gravity is proved to be the self-consistent macroscopic response of record-conditioned geometry, built entirely from auditable quantum premises.</w:t>
       </w:r>
     </w:p>
     <w:p>
@@ -265,222 +296,12 @@
       <w:r>
         <w:rPr>
           <w:rFonts w:ascii="Aptos" w:hAnsi="Aptos" w:eastAsia="Aptos"/>
-          <w:b w:val="0"/>
-          <w:i w:val="0"/>
-          <w:color w:val="1F252B"/>
-          <w:sz w:val="21"/>
-        </w:rPr>
-        <w:t xml:space="preserve">The principal release conclusion is finite and precise. The authenticated </w:t>
-      </w:r>
-      <w:r>
-        <w:rPr>
-          <w:rFonts w:ascii="Aptos Mono" w:hAnsi="Aptos Mono" w:eastAsia="Aptos Mono"/>
-          <w:b w:val="0"/>
-          <w:i w:val="0"/>
-          <w:color w:val="1F252B"/>
-          <w:sz w:val="19"/>
-          <w:shd w:fill="F1F3F5"/>
-        </w:rPr>
-        <w:t>A009--A016</w:t>
-      </w:r>
-      <w:r>
-        <w:rPr>
-          <w:rFonts w:ascii="Aptos" w:hAnsi="Aptos" w:eastAsia="Aptos"/>
-          <w:b w:val="0"/>
-          <w:i w:val="0"/>
-          <w:color w:val="1F252B"/>
-          <w:sz w:val="21"/>
-        </w:rPr>
-        <w:t xml:space="preserve"> domain has exact bounded record membership at </w:t>
-      </w:r>
-      <w:r>
-        <w:rPr>
-          <w:rFonts w:ascii="Aptos Mono" w:hAnsi="Aptos Mono" w:eastAsia="Aptos Mono"/>
-          <w:b w:val="0"/>
-          <w:i w:val="0"/>
-          <w:color w:val="1F252B"/>
-          <w:sz w:val="19"/>
-          <w:shd w:fill="F1F3F5"/>
-        </w:rPr>
-        <w:t>L=4</w:t>
-      </w:r>
-      <w:r>
-        <w:rPr>
-          <w:rFonts w:ascii="Aptos" w:hAnsi="Aptos" w:eastAsia="Aptos"/>
-          <w:b w:val="0"/>
-          <w:i w:val="0"/>
-          <w:color w:val="1F252B"/>
-          <w:sz w:val="21"/>
-        </w:rPr>
-        <w:t xml:space="preserve">, </w:t>
-      </w:r>
-      <w:r>
-        <w:rPr>
-          <w:rFonts w:ascii="Aptos Mono" w:hAnsi="Aptos Mono" w:eastAsia="Aptos Mono"/>
-          <w:b w:val="0"/>
-          <w:i w:val="0"/>
-          <w:color w:val="1F252B"/>
-          <w:sz w:val="19"/>
-          <w:shd w:fill="F1F3F5"/>
-        </w:rPr>
-        <w:t>L=6</w:t>
-      </w:r>
-      <w:r>
-        <w:rPr>
-          <w:rFonts w:ascii="Aptos" w:hAnsi="Aptos" w:eastAsia="Aptos"/>
-          <w:b w:val="0"/>
-          <w:i w:val="0"/>
-          <w:color w:val="1F252B"/>
-          <w:sz w:val="21"/>
-        </w:rPr>
-        <w:t xml:space="preserve">, </w:t>
-      </w:r>
-      <w:r>
-        <w:rPr>
-          <w:rFonts w:ascii="Aptos Mono" w:hAnsi="Aptos Mono" w:eastAsia="Aptos Mono"/>
-          <w:b w:val="0"/>
-          <w:i w:val="0"/>
-          <w:color w:val="1F252B"/>
-          <w:sz w:val="19"/>
-          <w:shd w:fill="F1F3F5"/>
-        </w:rPr>
-        <w:t>L=8</w:t>
-      </w:r>
-      <w:r>
-        <w:rPr>
-          <w:rFonts w:ascii="Aptos" w:hAnsi="Aptos" w:eastAsia="Aptos"/>
-          <w:b w:val="0"/>
-          <w:i w:val="0"/>
-          <w:color w:val="1F252B"/>
-          <w:sz w:val="21"/>
-        </w:rPr>
-        <w:t xml:space="preserve">, </w:t>
-      </w:r>
-      <w:r>
-        <w:rPr>
-          <w:rFonts w:ascii="Aptos Mono" w:hAnsi="Aptos Mono" w:eastAsia="Aptos Mono"/>
-          <w:b w:val="0"/>
-          <w:i w:val="0"/>
-          <w:color w:val="1F252B"/>
-          <w:sz w:val="19"/>
-          <w:shd w:fill="F1F3F5"/>
-        </w:rPr>
-        <w:t>L=10</w:t>
-      </w:r>
-      <w:r>
-        <w:rPr>
-          <w:rFonts w:ascii="Aptos" w:hAnsi="Aptos" w:eastAsia="Aptos"/>
-          <w:b w:val="0"/>
-          <w:i w:val="0"/>
-          <w:color w:val="1F252B"/>
-          <w:sz w:val="21"/>
-        </w:rPr>
-        <w:t xml:space="preserve">, and </w:t>
-      </w:r>
-      <w:r>
-        <w:rPr>
-          <w:rFonts w:ascii="Aptos Mono" w:hAnsi="Aptos Mono" w:eastAsia="Aptos Mono"/>
-          <w:b w:val="0"/>
-          <w:i w:val="0"/>
-          <w:color w:val="1F252B"/>
-          <w:sz w:val="19"/>
-          <w:shd w:fill="F1F3F5"/>
-        </w:rPr>
-        <w:t>L=12</w:t>
-      </w:r>
-      <w:r>
-        <w:rPr>
-          <w:rFonts w:ascii="Aptos" w:hAnsi="Aptos" w:eastAsia="Aptos"/>
-          <w:b w:val="0"/>
-          <w:i w:val="0"/>
-          <w:color w:val="1F252B"/>
-          <w:sz w:val="21"/>
-        </w:rPr>
-        <w:t xml:space="preserve">; its deduplicated mass exceeds </w:t>
-      </w:r>
-      <w:r>
-        <w:rPr>
-          <w:rFonts w:ascii="Aptos Mono" w:hAnsi="Aptos Mono" w:eastAsia="Aptos Mono"/>
-          <w:b w:val="0"/>
-          <w:i w:val="0"/>
-          <w:color w:val="1F252B"/>
-          <w:sz w:val="19"/>
-          <w:shd w:fill="F1F3F5"/>
-        </w:rPr>
-        <w:t>0.50</w:t>
-      </w:r>
-      <w:r>
-        <w:rPr>
-          <w:rFonts w:ascii="Aptos" w:hAnsi="Aptos" w:eastAsia="Aptos"/>
-          <w:b w:val="0"/>
-          <w:i w:val="0"/>
-          <w:color w:val="1F252B"/>
-          <w:sz w:val="21"/>
-        </w:rPr>
-        <w:t xml:space="preserve"> at every authenticated size; and all 13 unique selected </w:t>
-      </w:r>
-      <w:r>
-        <w:rPr>
-          <w:rFonts w:ascii="Aptos Mono" w:hAnsi="Aptos Mono" w:eastAsia="Aptos Mono"/>
-          <w:b w:val="0"/>
-          <w:i w:val="0"/>
-          <w:color w:val="1F252B"/>
-          <w:sz w:val="19"/>
-          <w:shd w:fill="F1F3F5"/>
-        </w:rPr>
-        <w:t>(L,q)</w:t>
-      </w:r>
-      <w:r>
-        <w:rPr>
-          <w:rFonts w:ascii="Aptos" w:hAnsi="Aptos" w:eastAsia="Aptos"/>
-          <w:b w:val="0"/>
-          <w:i w:val="0"/>
-          <w:color w:val="1F252B"/>
-          <w:sz w:val="21"/>
-        </w:rPr>
-        <w:t xml:space="preserve"> rows have strictly positive finite probe visibility. Under the adopted, project-native finite ARGER Gate, those facts establish the finite Gravity Formation Theory </w:t>
-      </w:r>
-      <w:r>
-        <w:rPr>
-          <w:rFonts w:ascii="Aptos Mono" w:hAnsi="Aptos Mono" w:eastAsia="Aptos Mono"/>
-          <w:b w:val="0"/>
-          <w:i w:val="0"/>
-          <w:color w:val="1F252B"/>
-          <w:sz w:val="19"/>
-          <w:shd w:fill="F1F3F5"/>
-        </w:rPr>
-        <w:t>z=1</w:t>
-      </w:r>
-      <w:r>
-        <w:rPr>
-          <w:rFonts w:ascii="Aptos" w:hAnsi="Aptos" w:eastAsia="Aptos"/>
-          <w:b w:val="0"/>
-          <w:i w:val="0"/>
-          <w:color w:val="1F252B"/>
-          <w:sz w:val="21"/>
-        </w:rPr>
-        <w:t xml:space="preserve"> classification. Here, finite identifies the exact authenticated theorem domain and the complete declared classification. A separate analytic theorem conditionally establishes the standard thermodynamic dynamical exponent </w:t>
-      </w:r>
-      <w:r>
-        <w:rPr>
-          <w:rFonts w:ascii="Aptos Mono" w:hAnsi="Aptos Mono" w:eastAsia="Aptos Mono"/>
-          <w:b w:val="0"/>
-          <w:i w:val="0"/>
-          <w:color w:val="1F252B"/>
-          <w:sz w:val="19"/>
-          <w:shd w:fill="F1F3F5"/>
-        </w:rPr>
-        <w:t>z=1</w:t>
-      </w:r>
-      <w:r>
-        <w:rPr>
-          <w:rFonts w:ascii="Aptos" w:hAnsi="Aptos" w:eastAsia="Aptos"/>
-          <w:b w:val="0"/>
-          <w:i w:val="0"/>
-          <w:color w:val="1F252B"/>
-          <w:sz w:val="21"/>
-        </w:rPr>
-        <w:t xml:space="preserve"> under its named same-model Luttinger-liquid premise (LL-P).</w:t>
+          <w:b/>
+          <w:i w:val="0"/>
+          <w:color w:val="1F252B"/>
+          <w:sz w:val="21"/>
+        </w:rPr>
+        <w:t>The Proof Ledger</w:t>
       </w:r>
     </w:p>
     <w:p>
@@ -490,12 +311,12 @@
       <w:r>
         <w:rPr>
           <w:rFonts w:ascii="Aptos" w:hAnsi="Aptos" w:eastAsia="Aptos"/>
-          <w:b/>
-          <w:i w:val="0"/>
-          <w:color w:val="1F252B"/>
-          <w:sz w:val="21"/>
-        </w:rPr>
-        <w:t>Execution Architecture: An Intelition Project</w:t>
+          <w:b w:val="0"/>
+          <w:i w:val="0"/>
+          <w:color w:val="1F252B"/>
+          <w:sz w:val="21"/>
+        </w:rPr>
+        <w:t>This index serves as the authoritative structural ledger for that unification. It exposes the exact mathematical theorems, the numerically authenticated computational evidence, and the immutable cryptographic custody required to execute a hostile independent audit of the theory.</w:t>
       </w:r>
     </w:p>
     <w:p>
@@ -510,7 +331,217 @@
           <w:color w:val="1F252B"/>
           <w:sz w:val="21"/>
         </w:rPr>
-        <w:t>Universal Network Theory was architected and executed by one human directing a unified ensemble of frontier artificial intelligence (AI) models. The exact mathematical theorems, simulation code, and structural prose indexed in this repository were compiled through continuous, active integration with ChatGPT 5.6 Sol Ultra, Gemini Extended, Claude Opus 5 Ultra, and Grok 4.6.</w:t>
+        <w:t xml:space="preserve">The principal release conclusion is finite and precise. The authenticated </w:t>
+      </w:r>
+      <w:r>
+        <w:rPr>
+          <w:rFonts w:ascii="Aptos Mono" w:hAnsi="Aptos Mono" w:eastAsia="Aptos Mono"/>
+          <w:b w:val="0"/>
+          <w:i w:val="0"/>
+          <w:color w:val="1F252B"/>
+          <w:sz w:val="19"/>
+          <w:shd w:fill="F1F3F5"/>
+        </w:rPr>
+        <w:t>A009--A016</w:t>
+      </w:r>
+      <w:r>
+        <w:rPr>
+          <w:rFonts w:ascii="Aptos" w:hAnsi="Aptos" w:eastAsia="Aptos"/>
+          <w:b w:val="0"/>
+          <w:i w:val="0"/>
+          <w:color w:val="1F252B"/>
+          <w:sz w:val="21"/>
+        </w:rPr>
+        <w:t xml:space="preserve"> domain has exact bounded record membership at </w:t>
+      </w:r>
+      <w:r>
+        <w:rPr>
+          <w:rFonts w:ascii="Aptos Mono" w:hAnsi="Aptos Mono" w:eastAsia="Aptos Mono"/>
+          <w:b w:val="0"/>
+          <w:i w:val="0"/>
+          <w:color w:val="1F252B"/>
+          <w:sz w:val="19"/>
+          <w:shd w:fill="F1F3F5"/>
+        </w:rPr>
+        <w:t>L=4</w:t>
+      </w:r>
+      <w:r>
+        <w:rPr>
+          <w:rFonts w:ascii="Aptos" w:hAnsi="Aptos" w:eastAsia="Aptos"/>
+          <w:b w:val="0"/>
+          <w:i w:val="0"/>
+          <w:color w:val="1F252B"/>
+          <w:sz w:val="21"/>
+        </w:rPr>
+        <w:t xml:space="preserve">, </w:t>
+      </w:r>
+      <w:r>
+        <w:rPr>
+          <w:rFonts w:ascii="Aptos Mono" w:hAnsi="Aptos Mono" w:eastAsia="Aptos Mono"/>
+          <w:b w:val="0"/>
+          <w:i w:val="0"/>
+          <w:color w:val="1F252B"/>
+          <w:sz w:val="19"/>
+          <w:shd w:fill="F1F3F5"/>
+        </w:rPr>
+        <w:t>L=6</w:t>
+      </w:r>
+      <w:r>
+        <w:rPr>
+          <w:rFonts w:ascii="Aptos" w:hAnsi="Aptos" w:eastAsia="Aptos"/>
+          <w:b w:val="0"/>
+          <w:i w:val="0"/>
+          <w:color w:val="1F252B"/>
+          <w:sz w:val="21"/>
+        </w:rPr>
+        <w:t xml:space="preserve">, </w:t>
+      </w:r>
+      <w:r>
+        <w:rPr>
+          <w:rFonts w:ascii="Aptos Mono" w:hAnsi="Aptos Mono" w:eastAsia="Aptos Mono"/>
+          <w:b w:val="0"/>
+          <w:i w:val="0"/>
+          <w:color w:val="1F252B"/>
+          <w:sz w:val="19"/>
+          <w:shd w:fill="F1F3F5"/>
+        </w:rPr>
+        <w:t>L=8</w:t>
+      </w:r>
+      <w:r>
+        <w:rPr>
+          <w:rFonts w:ascii="Aptos" w:hAnsi="Aptos" w:eastAsia="Aptos"/>
+          <w:b w:val="0"/>
+          <w:i w:val="0"/>
+          <w:color w:val="1F252B"/>
+          <w:sz w:val="21"/>
+        </w:rPr>
+        <w:t xml:space="preserve">, </w:t>
+      </w:r>
+      <w:r>
+        <w:rPr>
+          <w:rFonts w:ascii="Aptos Mono" w:hAnsi="Aptos Mono" w:eastAsia="Aptos Mono"/>
+          <w:b w:val="0"/>
+          <w:i w:val="0"/>
+          <w:color w:val="1F252B"/>
+          <w:sz w:val="19"/>
+          <w:shd w:fill="F1F3F5"/>
+        </w:rPr>
+        <w:t>L=10</w:t>
+      </w:r>
+      <w:r>
+        <w:rPr>
+          <w:rFonts w:ascii="Aptos" w:hAnsi="Aptos" w:eastAsia="Aptos"/>
+          <w:b w:val="0"/>
+          <w:i w:val="0"/>
+          <w:color w:val="1F252B"/>
+          <w:sz w:val="21"/>
+        </w:rPr>
+        <w:t xml:space="preserve">, and </w:t>
+      </w:r>
+      <w:r>
+        <w:rPr>
+          <w:rFonts w:ascii="Aptos Mono" w:hAnsi="Aptos Mono" w:eastAsia="Aptos Mono"/>
+          <w:b w:val="0"/>
+          <w:i w:val="0"/>
+          <w:color w:val="1F252B"/>
+          <w:sz w:val="19"/>
+          <w:shd w:fill="F1F3F5"/>
+        </w:rPr>
+        <w:t>L=12</w:t>
+      </w:r>
+      <w:r>
+        <w:rPr>
+          <w:rFonts w:ascii="Aptos" w:hAnsi="Aptos" w:eastAsia="Aptos"/>
+          <w:b w:val="0"/>
+          <w:i w:val="0"/>
+          <w:color w:val="1F252B"/>
+          <w:sz w:val="21"/>
+        </w:rPr>
+        <w:t xml:space="preserve">; its deduplicated mass exceeds </w:t>
+      </w:r>
+      <w:r>
+        <w:rPr>
+          <w:rFonts w:ascii="Aptos Mono" w:hAnsi="Aptos Mono" w:eastAsia="Aptos Mono"/>
+          <w:b w:val="0"/>
+          <w:i w:val="0"/>
+          <w:color w:val="1F252B"/>
+          <w:sz w:val="19"/>
+          <w:shd w:fill="F1F3F5"/>
+        </w:rPr>
+        <w:t>0.50</w:t>
+      </w:r>
+      <w:r>
+        <w:rPr>
+          <w:rFonts w:ascii="Aptos" w:hAnsi="Aptos" w:eastAsia="Aptos"/>
+          <w:b w:val="0"/>
+          <w:i w:val="0"/>
+          <w:color w:val="1F252B"/>
+          <w:sz w:val="21"/>
+        </w:rPr>
+        <w:t xml:space="preserve"> at every authenticated size; and all 13 unique selected </w:t>
+      </w:r>
+      <w:r>
+        <w:rPr>
+          <w:rFonts w:ascii="Aptos Mono" w:hAnsi="Aptos Mono" w:eastAsia="Aptos Mono"/>
+          <w:b w:val="0"/>
+          <w:i w:val="0"/>
+          <w:color w:val="1F252B"/>
+          <w:sz w:val="19"/>
+          <w:shd w:fill="F1F3F5"/>
+        </w:rPr>
+        <w:t>(L,q)</w:t>
+      </w:r>
+      <w:r>
+        <w:rPr>
+          <w:rFonts w:ascii="Aptos" w:hAnsi="Aptos" w:eastAsia="Aptos"/>
+          <w:b w:val="0"/>
+          <w:i w:val="0"/>
+          <w:color w:val="1F252B"/>
+          <w:sz w:val="21"/>
+        </w:rPr>
+        <w:t xml:space="preserve"> rows have strictly positive finite probe visibility. Under the adopted, project-native finite ARGER Gate, those facts establish the finite Gravity Formation Theory </w:t>
+      </w:r>
+      <w:r>
+        <w:rPr>
+          <w:rFonts w:ascii="Aptos Mono" w:hAnsi="Aptos Mono" w:eastAsia="Aptos Mono"/>
+          <w:b w:val="0"/>
+          <w:i w:val="0"/>
+          <w:color w:val="1F252B"/>
+          <w:sz w:val="19"/>
+          <w:shd w:fill="F1F3F5"/>
+        </w:rPr>
+        <w:t>z=1</w:t>
+      </w:r>
+      <w:r>
+        <w:rPr>
+          <w:rFonts w:ascii="Aptos" w:hAnsi="Aptos" w:eastAsia="Aptos"/>
+          <w:b w:val="0"/>
+          <w:i w:val="0"/>
+          <w:color w:val="1F252B"/>
+          <w:sz w:val="21"/>
+        </w:rPr>
+        <w:t xml:space="preserve"> classification. Here, finite identifies the exact authenticated theorem domain and the complete declared classification. A separate analytic theorem conditionally establishes the standard thermodynamic dynamical exponent </w:t>
+      </w:r>
+      <w:r>
+        <w:rPr>
+          <w:rFonts w:ascii="Aptos Mono" w:hAnsi="Aptos Mono" w:eastAsia="Aptos Mono"/>
+          <w:b w:val="0"/>
+          <w:i w:val="0"/>
+          <w:color w:val="1F252B"/>
+          <w:sz w:val="19"/>
+          <w:shd w:fill="F1F3F5"/>
+        </w:rPr>
+        <w:t>z=1</w:t>
+      </w:r>
+      <w:r>
+        <w:rPr>
+          <w:rFonts w:ascii="Aptos" w:hAnsi="Aptos" w:eastAsia="Aptos"/>
+          <w:b w:val="0"/>
+          <w:i w:val="0"/>
+          <w:color w:val="1F252B"/>
+          <w:sz w:val="21"/>
+        </w:rPr>
+        <w:t xml:space="preserve"> under its named same-model Luttinger-liquid premise (LL-P).</w:t>
       </w:r>
     </w:p>
     <w:p>
@@ -520,6 +551,36 @@
       <w:r>
         <w:rPr>
           <w:rFonts w:ascii="Aptos" w:hAnsi="Aptos" w:eastAsia="Aptos"/>
+          <w:b/>
+          <w:i w:val="0"/>
+          <w:color w:val="1F252B"/>
+          <w:sz w:val="21"/>
+        </w:rPr>
+        <w:t>Execution Architecture: An Intelition Project</w:t>
+      </w:r>
+    </w:p>
+    <w:p>
+      <w:pPr>
+        <w:spacing w:after="110" w:line="274" w:lineRule="auto"/>
+      </w:pPr>
+      <w:r>
+        <w:rPr>
+          <w:rFonts w:ascii="Aptos" w:hAnsi="Aptos" w:eastAsia="Aptos"/>
+          <w:b w:val="0"/>
+          <w:i w:val="0"/>
+          <w:color w:val="1F252B"/>
+          <w:sz w:val="21"/>
+        </w:rPr>
+        <w:t>Universal Network Theory was architected and executed by one human directing a unified ensemble of frontier artificial intelligence (AI) models. The exact mathematical theorems, simulation code, and structural prose indexed in this repository were compiled through continuous, active integration with ChatGPT 5.6 Sol Ultra, Gemini Extended, Claude Opus 5 Ultra, and Grok 4.6.</w:t>
+      </w:r>
+    </w:p>
+    <w:p>
+      <w:pPr>
+        <w:spacing w:after="110" w:line="274" w:lineRule="auto"/>
+      </w:pPr>
+      <w:r>
+        <w:rPr>
+          <w:rFonts w:ascii="Aptos" w:hAnsi="Aptos" w:eastAsia="Aptos"/>
           <w:b w:val="0"/>
           <w:i w:val="0"/>
           <w:color w:val="1F252B"/>
@@ -527,7 +588,7 @@
         </w:rPr>
         <w:t xml:space="preserve">This repository is formally governed as an </w:t>
       </w:r>
-      <w:hyperlink r:id="rId11" w:history="1">
+      <w:hyperlink r:id="rId12" w:history="1">
         <w:r>
           <w:rPr>
             <w:color w:val="1D5D88"/>
@@ -548,7 +609,7 @@
         </w:rPr>
         <w:t xml:space="preserve">—a framework where artificial intelligence operates as an integrated structural partner. The foundational premise for this execution model was introduced in </w:t>
       </w:r>
-      <w:hyperlink r:id="rId12" w:history="1">
+      <w:hyperlink r:id="rId13" w:history="1">
         <w:r>
           <w:rPr>
             <w:color w:val="1D5D88"/>
@@ -1401,7 +1462,7 @@
         </w:rPr>
         <w:t xml:space="preserve"> </w:t>
       </w:r>
-      <w:hyperlink r:id="rId13" w:history="1">
+      <w:hyperlink r:id="rId14" w:history="1">
         <w:r>
           <w:rPr>
             <w:color w:val="1D5D88"/>
@@ -1422,7 +1483,7 @@
         </w:rPr>
         <w:t xml:space="preserve">, the source ledgers, and the generated </w:t>
       </w:r>
-      <w:hyperlink r:id="rId14" w:history="1">
+      <w:hyperlink r:id="rId15" w:history="1">
         <w:r>
           <w:rPr>
             <w:color w:val="1D5D88"/>
@@ -1443,7 +1504,7 @@
         </w:rPr>
         <w:t xml:space="preserve">, </w:t>
       </w:r>
-      <w:hyperlink r:id="rId15" w:history="1">
+      <w:hyperlink r:id="rId16" w:history="1">
         <w:r>
           <w:rPr>
             <w:color w:val="1D5D88"/>
@@ -1464,7 +1525,7 @@
         </w:rPr>
         <w:t xml:space="preserve">, </w:t>
       </w:r>
-      <w:hyperlink r:id="rId16" w:history="1">
+      <w:hyperlink r:id="rId17" w:history="1">
         <w:r>
           <w:rPr>
             <w:color w:val="1D5D88"/>
@@ -1485,7 +1546,7 @@
         </w:rPr>
         <w:t xml:space="preserve">, and </w:t>
       </w:r>
-      <w:hyperlink r:id="rId17" w:history="1">
+      <w:hyperlink r:id="rId18" w:history="1">
         <w:r>
           <w:rPr>
             <w:color w:val="1D5D88"/>
@@ -2296,7 +2357,7 @@
         </w:rPr>
         <w:t xml:space="preserve"> is the runnable real-surface status defined in </w:t>
       </w:r>
-      <w:hyperlink r:id="rId17" w:history="1">
+      <w:hyperlink r:id="rId18" w:history="1">
         <w:r>
           <w:rPr>
             <w:color w:val="1D5D88"/>
@@ -2353,7 +2414,7 @@
         </w:rPr>
         <w:t xml:space="preserve">The append-only correction history is </w:t>
       </w:r>
-      <w:hyperlink r:id="rId18" w:history="1">
+      <w:hyperlink r:id="rId19" w:history="1">
         <w:r>
           <w:rPr>
             <w:color w:val="1D5D88"/>
@@ -2374,7 +2435,7 @@
         </w:rPr>
         <w:t xml:space="preserve">, and the vocabulary and ownership of terms are in </w:t>
       </w:r>
-      <w:hyperlink r:id="rId19" w:history="1">
+      <w:hyperlink r:id="rId20" w:history="1">
         <w:r>
           <w:rPr>
             <w:color w:val="1D5D88"/>
@@ -2434,7 +2495,7 @@
         </w:rPr>
         <w:t xml:space="preserve">1. </w:t>
       </w:r>
-      <w:hyperlink r:id="rId20" w:history="1">
+      <w:hyperlink r:id="rId21" w:history="1">
         <w:r>
           <w:rPr>
             <w:color w:val="1D5D88"/>
@@ -2469,7 +2530,7 @@
         </w:rPr>
         <w:t xml:space="preserve">2. </w:t>
       </w:r>
-      <w:hyperlink r:id="rId21" w:history="1">
+      <w:hyperlink r:id="rId22" w:history="1">
         <w:r>
           <w:rPr>
             <w:color w:val="1D5D88"/>
@@ -2514,7 +2575,7 @@
         </w:rPr>
         <w:t xml:space="preserve">The current FORMATION layer in </w:t>
       </w:r>
-      <w:hyperlink r:id="rId17" w:history="1">
+      <w:hyperlink r:id="rId18" w:history="1">
         <w:r>
           <w:rPr>
             <w:color w:val="1D5D88"/>
@@ -2535,7 +2596,7 @@
         </w:rPr>
         <w:t xml:space="preserve">, its canonical source </w:t>
       </w:r>
-      <w:hyperlink r:id="rId22" w:history="1">
+      <w:hyperlink r:id="rId23" w:history="1">
         <w:r>
           <w:rPr>
             <w:color w:val="1D5D88"/>
@@ -2556,7 +2617,7 @@
         </w:rPr>
         <w:t xml:space="preserve">, and the formation surfaces in </w:t>
       </w:r>
-      <w:hyperlink r:id="rId13" w:history="1">
+      <w:hyperlink r:id="rId14" w:history="1">
         <w:r>
           <w:rPr>
             <w:color w:val="1D5D88"/>
@@ -2577,7 +2638,7 @@
         </w:rPr>
         <w:t xml:space="preserve"> — the exact/finite formation results and their world-contact limits. The earlier </w:t>
       </w:r>
-      <w:hyperlink r:id="rId23" w:history="1">
+      <w:hyperlink r:id="rId24" w:history="1">
         <w:r>
           <w:rPr>
             <w:color w:val="1D5D88"/>
@@ -2685,7 +2746,7 @@
         </w:rPr>
         <w:t xml:space="preserve"> in </w:t>
       </w:r>
-      <w:hyperlink r:id="rId14" w:history="1">
+      <w:hyperlink r:id="rId15" w:history="1">
         <w:r>
           <w:rPr>
             <w:color w:val="1D5D88"/>
@@ -2720,7 +2781,7 @@
         </w:rPr>
         <w:t xml:space="preserve">5. </w:t>
       </w:r>
-      <w:hyperlink r:id="rId24" w:history="1">
+      <w:hyperlink r:id="rId25" w:history="1">
         <w:r>
           <w:rPr>
             <w:color w:val="1D5D88"/>
@@ -2741,7 +2802,7 @@
         </w:rPr>
         <w:t xml:space="preserve">, then the </w:t>
       </w:r>
-      <w:hyperlink r:id="rId25" w:history="1">
+      <w:hyperlink r:id="rId26" w:history="1">
         <w:r>
           <w:rPr>
             <w:color w:val="1D5D88"/>
@@ -2762,7 +2823,7 @@
         </w:rPr>
         <w:t xml:space="preserve"> and its </w:t>
       </w:r>
-      <w:hyperlink r:id="rId26" w:history="1">
+      <w:hyperlink r:id="rId27" w:history="1">
         <w:r>
           <w:rPr>
             <w:color w:val="1D5D88"/>
@@ -2797,7 +2858,7 @@
         </w:rPr>
         <w:t xml:space="preserve">6. </w:t>
       </w:r>
-      <w:hyperlink r:id="rId27" w:history="1">
+      <w:hyperlink r:id="rId28" w:history="1">
         <w:r>
           <w:rPr>
             <w:color w:val="1D5D88"/>
@@ -2818,7 +2879,7 @@
         </w:rPr>
         <w:t xml:space="preserve"> and </w:t>
       </w:r>
-      <w:hyperlink r:id="rId28" w:history="1">
+      <w:hyperlink r:id="rId29" w:history="1">
         <w:r>
           <w:rPr>
             <w:color w:val="1D5D88"/>
@@ -2853,7 +2914,7 @@
         </w:rPr>
         <w:t xml:space="preserve">7. </w:t>
       </w:r>
-      <w:hyperlink r:id="rId29" w:history="1">
+      <w:hyperlink r:id="rId30" w:history="1">
         <w:r>
           <w:rPr>
             <w:color w:val="1D5D88"/>
@@ -2874,7 +2935,7 @@
         </w:rPr>
         <w:t xml:space="preserve"> and its </w:t>
       </w:r>
-      <w:hyperlink r:id="rId30" w:history="1">
+      <w:hyperlink r:id="rId31" w:history="1">
         <w:r>
           <w:rPr>
             <w:color w:val="1D5D88"/>
@@ -2909,7 +2970,7 @@
         </w:rPr>
         <w:t xml:space="preserve">8. </w:t>
       </w:r>
-      <w:hyperlink r:id="rId31" w:history="1">
+      <w:hyperlink r:id="rId32" w:history="1">
         <w:r>
           <w:rPr>
             <w:color w:val="1D5D88"/>
@@ -2965,7 +3026,7 @@
         </w:rPr>
         <w:t xml:space="preserve">9. </w:t>
       </w:r>
-      <w:hyperlink r:id="rId13" w:history="1">
+      <w:hyperlink r:id="rId14" w:history="1">
         <w:r>
           <w:rPr>
             <w:color w:val="1D5D88"/>
@@ -3000,7 +3061,7 @@
         </w:rPr>
         <w:t xml:space="preserve">10. </w:t>
       </w:r>
-      <w:hyperlink r:id="rId32" w:history="1">
+      <w:hyperlink r:id="rId33" w:history="1">
         <w:r>
           <w:rPr>
             <w:color w:val="1D5D88"/>
@@ -3021,7 +3082,7 @@
         </w:rPr>
         <w:t xml:space="preserve"> and its </w:t>
       </w:r>
-      <w:hyperlink r:id="rId33" w:history="1">
+      <w:hyperlink r:id="rId34" w:history="1">
         <w:r>
           <w:rPr>
             <w:color w:val="1D5D88"/>
@@ -3056,7 +3117,7 @@
         </w:rPr>
         <w:t xml:space="preserve">11. </w:t>
       </w:r>
-      <w:hyperlink r:id="rId34" w:history="1">
+      <w:hyperlink r:id="rId35" w:history="1">
         <w:r>
           <w:rPr>
             <w:color w:val="1D5D88"/>
@@ -3077,7 +3138,7 @@
         </w:rPr>
         <w:t xml:space="preserve"> and its </w:t>
       </w:r>
-      <w:hyperlink r:id="rId35" w:history="1">
+      <w:hyperlink r:id="rId36" w:history="1">
         <w:r>
           <w:rPr>
             <w:color w:val="1D5D88"/>
@@ -3185,7 +3246,7 @@
         </w:rPr>
         <w:t xml:space="preserve"> in </w:t>
       </w:r>
-      <w:hyperlink r:id="rId14" w:history="1">
+      <w:hyperlink r:id="rId15" w:history="1">
         <w:r>
           <w:rPr>
             <w:color w:val="1D5D88"/>
@@ -3206,7 +3267,7 @@
         </w:rPr>
         <w:t xml:space="preserve">, plus </w:t>
       </w:r>
-      <w:hyperlink r:id="rId36" w:history="1">
+      <w:hyperlink r:id="rId37" w:history="1">
         <w:r>
           <w:rPr>
             <w:color w:val="1D5D88"/>
@@ -3262,7 +3323,7 @@
         </w:rPr>
         <w:t xml:space="preserve">13. </w:t>
       </w:r>
-      <w:hyperlink r:id="rId37" w:history="1">
+      <w:hyperlink r:id="rId38" w:history="1">
         <w:r>
           <w:rPr>
             <w:color w:val="1D5D88"/>
@@ -3312,7 +3373,7 @@
       <w:pPr>
         <w:spacing w:after="110" w:line="274" w:lineRule="auto"/>
       </w:pPr>
-      <w:hyperlink r:id="rId17" w:history="1">
+      <w:hyperlink r:id="rId18" w:history="1">
         <w:r>
           <w:rPr>
             <w:color w:val="1D5D88"/>
@@ -4923,7 +4984,7 @@
         </w:rPr>
         <w:t xml:space="preserve">The wider canonical program map remains in </w:t>
       </w:r>
-      <w:hyperlink r:id="rId40" w:history="1">
+      <w:hyperlink r:id="rId41" w:history="1">
         <w:r>
           <w:rPr>
             <w:color w:val="1D5D88"/>
@@ -5177,7 +5238,7 @@
               <w:spacing w:before="0" w:after="0" w:line="252" w:lineRule="auto"/>
               <w:jc w:val="left"/>
             </w:pPr>
-            <w:hyperlink r:id="rId20" w:history="1">
+            <w:hyperlink r:id="rId21" w:history="1">
               <w:r>
                 <w:rPr>
                   <w:color w:val="1D5D88"/>
@@ -5394,7 +5455,7 @@
               <w:spacing w:before="0" w:after="0" w:line="252" w:lineRule="auto"/>
               <w:jc w:val="left"/>
             </w:pPr>
-            <w:hyperlink r:id="rId41" w:history="1">
+            <w:hyperlink r:id="rId42" w:history="1">
               <w:r>
                 <w:rPr>
                   <w:color w:val="1D5D88"/>
@@ -5424,7 +5485,7 @@
               <w:spacing w:before="0" w:after="0" w:line="252" w:lineRule="auto"/>
               <w:jc w:val="left"/>
             </w:pPr>
-            <w:hyperlink r:id="rId42" w:history="1">
+            <w:hyperlink r:id="rId43" w:history="1">
               <w:r>
                 <w:rPr>
                   <w:color w:val="1D5D88"/>
@@ -5684,7 +5745,7 @@
               </w:rPr>
               <w:t xml:space="preserve"> in </w:t>
             </w:r>
-            <w:hyperlink r:id="rId14" w:history="1">
+            <w:hyperlink r:id="rId15" w:history="1">
               <w:r>
                 <w:rPr>
                   <w:color w:val="1D5D88"/>
@@ -5848,7 +5909,7 @@
               <w:spacing w:before="0" w:after="0" w:line="252" w:lineRule="auto"/>
               <w:jc w:val="left"/>
             </w:pPr>
-            <w:hyperlink r:id="rId24" w:history="1">
+            <w:hyperlink r:id="rId25" w:history="1">
               <w:r>
                 <w:rPr>
                   <w:color w:val="1D5D88"/>
@@ -5869,7 +5930,7 @@
               </w:rPr>
               <w:t xml:space="preserve">, </w:t>
             </w:r>
-            <w:hyperlink r:id="rId25" w:history="1">
+            <w:hyperlink r:id="rId26" w:history="1">
               <w:r>
                 <w:rPr>
                   <w:color w:val="1D5D88"/>
@@ -5899,7 +5960,7 @@
               <w:spacing w:before="0" w:after="0" w:line="252" w:lineRule="auto"/>
               <w:jc w:val="left"/>
             </w:pPr>
-            <w:hyperlink r:id="rId26" w:history="1">
+            <w:hyperlink r:id="rId27" w:history="1">
               <w:r>
                 <w:rPr>
                   <w:color w:val="1D5D88"/>
@@ -6118,7 +6179,7 @@
               <w:spacing w:before="0" w:after="0" w:line="252" w:lineRule="auto"/>
               <w:jc w:val="left"/>
             </w:pPr>
-            <w:hyperlink r:id="rId43" w:history="1">
+            <w:hyperlink r:id="rId44" w:history="1">
               <w:r>
                 <w:rPr>
                   <w:color w:val="1D5D88"/>
@@ -6139,7 +6200,7 @@
               </w:rPr>
               <w:t xml:space="preserve">, </w:t>
             </w:r>
-            <w:hyperlink r:id="rId44" w:history="1">
+            <w:hyperlink r:id="rId45" w:history="1">
               <w:r>
                 <w:rPr>
                   <w:color w:val="1D5D88"/>
@@ -6160,7 +6221,7 @@
               </w:rPr>
               <w:t xml:space="preserve">, </w:t>
             </w:r>
-            <w:hyperlink r:id="rId45" w:history="1">
+            <w:hyperlink r:id="rId46" w:history="1">
               <w:r>
                 <w:rPr>
                   <w:color w:val="1D5D88"/>
@@ -6200,7 +6261,7 @@
               </w:rPr>
               <w:t xml:space="preserve">The lane-specific </w:t>
             </w:r>
-            <w:hyperlink r:id="rId46" w:history="1">
+            <w:hyperlink r:id="rId47" w:history="1">
               <w:r>
                 <w:rPr>
                   <w:color w:val="1D5D88"/>
@@ -6221,7 +6282,7 @@
               </w:rPr>
               <w:t xml:space="preserve"> and </w:t>
             </w:r>
-            <w:hyperlink r:id="rId47" w:history="1">
+            <w:hyperlink r:id="rId48" w:history="1">
               <w:r>
                 <w:rPr>
                   <w:color w:val="1D5D88"/>
@@ -6324,7 +6385,7 @@
               <w:spacing w:before="0" w:after="0" w:line="252" w:lineRule="auto"/>
               <w:jc w:val="left"/>
             </w:pPr>
-            <w:hyperlink r:id="rId32" w:history="1">
+            <w:hyperlink r:id="rId33" w:history="1">
               <w:r>
                 <w:rPr>
                   <w:color w:val="1D5D88"/>
@@ -6364,7 +6425,7 @@
               </w:rPr>
               <w:t xml:space="preserve">Its </w:t>
             </w:r>
-            <w:hyperlink r:id="rId33" w:history="1">
+            <w:hyperlink r:id="rId34" w:history="1">
               <w:r>
                 <w:rPr>
                   <w:color w:val="1D5D88"/>
@@ -6530,7 +6591,7 @@
               <w:spacing w:before="0" w:after="0" w:line="252" w:lineRule="auto"/>
               <w:jc w:val="left"/>
             </w:pPr>
-            <w:hyperlink r:id="rId41" w:history="1">
+            <w:hyperlink r:id="rId42" w:history="1">
               <w:r>
                 <w:rPr>
                   <w:color w:val="1D5D88"/>
@@ -6551,7 +6612,7 @@
               </w:rPr>
               <w:t xml:space="preserve">, </w:t>
             </w:r>
-            <w:hyperlink r:id="rId48" w:history="1">
+            <w:hyperlink r:id="rId49" w:history="1">
               <w:r>
                 <w:rPr>
                   <w:color w:val="1D5D88"/>
@@ -6581,7 +6642,7 @@
               <w:spacing w:before="0" w:after="0" w:line="252" w:lineRule="auto"/>
               <w:jc w:val="left"/>
             </w:pPr>
-            <w:hyperlink r:id="rId42" w:history="1">
+            <w:hyperlink r:id="rId43" w:history="1">
               <w:r>
                 <w:rPr>
                   <w:color w:val="1D5D88"/>
@@ -6602,7 +6663,7 @@
               </w:rPr>
               <w:t xml:space="preserve">, </w:t>
             </w:r>
-            <w:hyperlink r:id="rId49" w:history="1">
+            <w:hyperlink r:id="rId50" w:history="1">
               <w:r>
                 <w:rPr>
                   <w:color w:val="1D5D88"/>
@@ -6716,7 +6777,7 @@
               <w:spacing w:before="0" w:after="0" w:line="252" w:lineRule="auto"/>
               <w:jc w:val="left"/>
             </w:pPr>
-            <w:hyperlink r:id="rId50" w:history="1">
+            <w:hyperlink r:id="rId51" w:history="1">
               <w:r>
                 <w:rPr>
                   <w:color w:val="1D5D88"/>
@@ -6737,7 +6798,7 @@
               </w:rPr>
               <w:t xml:space="preserve">, </w:t>
             </w:r>
-            <w:hyperlink r:id="rId51" w:history="1">
+            <w:hyperlink r:id="rId52" w:history="1">
               <w:r>
                 <w:rPr>
                   <w:color w:val="1D5D88"/>
@@ -7006,7 +7067,7 @@
               <w:spacing w:before="0" w:after="0" w:line="252" w:lineRule="auto"/>
               <w:jc w:val="left"/>
             </w:pPr>
-            <w:hyperlink r:id="rId29" w:history="1">
+            <w:hyperlink r:id="rId30" w:history="1">
               <w:r>
                 <w:rPr>
                   <w:color w:val="1D5D88"/>
@@ -7036,7 +7097,7 @@
               <w:spacing w:before="0" w:after="0" w:line="252" w:lineRule="auto"/>
               <w:jc w:val="left"/>
             </w:pPr>
-            <w:hyperlink r:id="rId30" w:history="1">
+            <w:hyperlink r:id="rId31" w:history="1">
               <w:r>
                 <w:rPr>
                   <w:color w:val="1D5D88"/>
@@ -7213,7 +7274,7 @@
               <w:spacing w:before="0" w:after="0" w:line="252" w:lineRule="auto"/>
               <w:jc w:val="left"/>
             </w:pPr>
-            <w:hyperlink r:id="rId31" w:history="1">
+            <w:hyperlink r:id="rId32" w:history="1">
               <w:r>
                 <w:rPr>
                   <w:color w:val="1D5D88"/>
@@ -7356,7 +7417,7 @@
               <w:spacing w:before="0" w:after="0" w:line="252" w:lineRule="auto"/>
               <w:jc w:val="left"/>
             </w:pPr>
-            <w:hyperlink r:id="rId28" w:history="1">
+            <w:hyperlink r:id="rId29" w:history="1">
               <w:r>
                 <w:rPr>
                   <w:color w:val="1D5D88"/>
@@ -7499,7 +7560,7 @@
               <w:spacing w:before="0" w:after="0" w:line="252" w:lineRule="auto"/>
               <w:jc w:val="left"/>
             </w:pPr>
-            <w:hyperlink r:id="rId52" w:history="1">
+            <w:hyperlink r:id="rId53" w:history="1">
               <w:r>
                 <w:rPr>
                   <w:color w:val="1D5D88"/>
@@ -7551,8 +7612,8 @@
     <w:p>
       <w:pPr>
         <w:sectPr>
-          <w:headerReference w:type="default" r:id="rId38"/>
-          <w:footerReference w:type="default" r:id="rId39"/>
+          <w:headerReference w:type="default" r:id="rId39"/>
+          <w:footerReference w:type="default" r:id="rId40"/>
           <w:pgSz w:w="15840" w:h="12240" w:orient="landscape"/>
           <w:pgMar w:top="835" w:right="806" w:bottom="893" w:left="806" w:header="432" w:footer="432" w:gutter="0"/>
           <w:cols w:space="720"/>
@@ -7584,7 +7645,7 @@
         </w:rPr>
         <w:t xml:space="preserve">The controlling UNT composition is </w:t>
       </w:r>
-      <w:hyperlink r:id="rId20" w:history="1">
+      <w:hyperlink r:id="rId21" w:history="1">
         <w:r>
           <w:rPr>
             <w:color w:val="1D5D88"/>
@@ -7825,7 +7886,7 @@
         </w:rPr>
         <w:t xml:space="preserve">The authoritative infrared-response theorem is </w:t>
       </w:r>
-      <w:hyperlink r:id="rId32" w:history="1">
+      <w:hyperlink r:id="rId33" w:history="1">
         <w:r>
           <w:rPr>
             <w:color w:val="1D5D88"/>
@@ -7867,7 +7928,7 @@
         </w:rPr>
         <w:t xml:space="preserve"> in its internal </w:t>
       </w:r>
-      <w:hyperlink r:id="rId33" w:history="1">
+      <w:hyperlink r:id="rId34" w:history="1">
         <w:r>
           <w:rPr>
             <w:color w:val="1D5D88"/>
@@ -7888,7 +7949,7 @@
         </w:rPr>
         <w:t xml:space="preserve">. </w:t>
       </w:r>
-      <w:hyperlink r:id="rId34" w:history="1">
+      <w:hyperlink r:id="rId35" w:history="1">
         <w:r>
           <w:rPr>
             <w:color w:val="1D5D88"/>
@@ -7909,7 +7970,7 @@
         </w:rPr>
         <w:t xml:space="preserve"> and its </w:t>
       </w:r>
-      <w:hyperlink r:id="rId35" w:history="1">
+      <w:hyperlink r:id="rId36" w:history="1">
         <w:r>
           <w:rPr>
             <w:color w:val="1D5D88"/>
@@ -8266,7 +8327,7 @@
         </w:rPr>
         <w:t xml:space="preserve">The URM is the project's executable integration surface. The controlling physical authority resides in the theorem, evidence, and audit artifacts indexed below. </w:t>
       </w:r>
-      <w:hyperlink r:id="rId13" w:history="1">
+      <w:hyperlink r:id="rId14" w:history="1">
         <w:r>
           <w:rPr>
             <w:color w:val="1D5D88"/>
@@ -8287,7 +8348,7 @@
         </w:rPr>
         <w:t xml:space="preserve"> defines the model, and </w:t>
       </w:r>
-      <w:hyperlink r:id="rId55" w:history="1">
+      <w:hyperlink r:id="rId56" w:history="1">
         <w:r>
           <w:rPr>
             <w:color w:val="1D5D88"/>
@@ -9787,7 +9848,7 @@
         </w:rPr>
         <w:t xml:space="preserve">The historical and Git provenance is catalogued in </w:t>
       </w:r>
-      <w:hyperlink r:id="rId37" w:history="1">
+      <w:hyperlink r:id="rId38" w:history="1">
         <w:r>
           <w:rPr>
             <w:color w:val="1D5D88"/>
@@ -10053,7 +10114,7 @@
         </w:rPr>
         <w:t xml:space="preserve">. The exact paths, hashes, commits, and canonical selection record are recorded in </w:t>
       </w:r>
-      <w:hyperlink r:id="rId56" w:history="1">
+      <w:hyperlink r:id="rId57" w:history="1">
         <w:r>
           <w:rPr>
             <w:color w:val="1D5D88"/>
@@ -10635,7 +10696,7 @@
         </w:rPr>
         <w:t xml:space="preserve">The targeted extractor </w:t>
       </w:r>
-      <w:hyperlink r:id="rId57" w:history="1">
+      <w:hyperlink r:id="rId58" w:history="1">
         <w:r>
           <w:rPr>
             <w:color w:val="1D5D88"/>
@@ -11897,7 +11958,7 @@
         </w:rPr>
         <w:t xml:space="preserve">The capsule's compact, path-neutral authentication record is </w:t>
       </w:r>
-      <w:hyperlink r:id="rId58" w:history="1">
+      <w:hyperlink r:id="rId59" w:history="1">
         <w:r>
           <w:rPr>
             <w:color w:val="1D5D88"/>
@@ -13658,7 +13719,7 @@
         </w:rPr>
         <w:t xml:space="preserve">Git contains the complete chronological research record: source code, theorem development, authenticated evidence, audits, corrections, superseded routes, and release history. The public repository is </w:t>
       </w:r>
-      <w:hyperlink r:id="rId59" w:history="1">
+      <w:hyperlink r:id="rId60" w:history="1">
         <w:r>
           <w:rPr>
             <w:color w:val="1D5D88"/>
@@ -13896,7 +13957,7 @@
         </w:rPr>
         <w:t xml:space="preserve">The current run is recorded in </w:t>
       </w:r>
-      <w:hyperlink r:id="rId60" w:history="1">
+      <w:hyperlink r:id="rId61" w:history="1">
         <w:r>
           <w:rPr>
             <w:color w:val="1D5D88"/>
@@ -15624,7 +15685,7 @@
         </w:rPr>
         <w:t xml:space="preserve">, 166--176 (2023), </w:t>
       </w:r>
-      <w:hyperlink r:id="rId61" w:history="1">
+      <w:hyperlink r:id="rId62" w:history="1">
         <w:r>
           <w:rPr>
             <w:color w:val="1D5D88"/>
@@ -15709,7 +15770,7 @@
         </w:rPr>
         <w:t xml:space="preserve">, 4423--4439 (1999), </w:t>
       </w:r>
-      <w:hyperlink r:id="rId62" w:history="1">
+      <w:hyperlink r:id="rId63" w:history="1">
         <w:r>
           <w:rPr>
             <w:color w:val="1D5D88"/>
@@ -15858,7 +15919,7 @@
         </w:rPr>
         <w:t xml:space="preserve">, 562--572 (1949), </w:t>
       </w:r>
-      <w:hyperlink r:id="rId63" w:history="1">
+      <w:hyperlink r:id="rId64" w:history="1">
         <w:r>
           <w:rPr>
             <w:color w:val="1D5D88"/>
@@ -15943,7 +16004,7 @@
         </w:rPr>
         <w:t xml:space="preserve">, 6413--6418 (1994), </w:t>
       </w:r>
-      <w:hyperlink r:id="rId64" w:history="1">
+      <w:hyperlink r:id="rId65" w:history="1">
         <w:r>
           <w:rPr>
             <w:color w:val="1D5D88"/>
@@ -16028,7 +16089,7 @@
         </w:rPr>
         <w:t xml:space="preserve">, 978--983 (1997), </w:t>
       </w:r>
-      <w:hyperlink r:id="rId65" w:history="1">
+      <w:hyperlink r:id="rId66" w:history="1">
         <w:r>
           <w:rPr>
             <w:color w:val="1D5D88"/>
@@ -16113,7 +16174,7 @@
         </w:rPr>
         <w:t xml:space="preserve">, 5478--5480 (1994), </w:t>
       </w:r>
-      <w:hyperlink r:id="rId66" w:history="1">
+      <w:hyperlink r:id="rId67" w:history="1">
         <w:r>
           <w:rPr>
             <w:color w:val="1D5D88"/>
@@ -16198,7 +16259,7 @@
         </w:rPr>
         <w:t xml:space="preserve">, 065303 (2009), </w:t>
       </w:r>
-      <w:hyperlink r:id="rId67" w:history="1">
+      <w:hyperlink r:id="rId68" w:history="1">
         <w:r>
           <w:rPr>
             <w:color w:val="1D5D88"/>
@@ -16219,7 +16280,7 @@
         </w:rPr>
         <w:t xml:space="preserve">, </w:t>
       </w:r>
-      <w:hyperlink r:id="rId68" w:history="1">
+      <w:hyperlink r:id="rId69" w:history="1">
         <w:r>
           <w:rPr>
             <w:color w:val="1D5D88"/>
@@ -16304,7 +16365,7 @@
         </w:rPr>
         <w:t xml:space="preserve">, 91--110 (1974), </w:t>
       </w:r>
-      <w:hyperlink r:id="rId69" w:history="1">
+      <w:hyperlink r:id="rId70" w:history="1">
         <w:r>
           <w:rPr>
             <w:color w:val="1D5D88"/>
@@ -16389,7 +16450,7 @@
         </w:rPr>
         <w:t xml:space="preserve">, 177--183 (1973), </w:t>
       </w:r>
-      <w:hyperlink r:id="rId70" w:history="1">
+      <w:hyperlink r:id="rId71" w:history="1">
         <w:r>
           <w:rPr>
             <w:color w:val="1D5D88"/>
@@ -16474,7 +16535,7 @@
         </w:rPr>
         <w:t xml:space="preserve">, 401--419 (1952), </w:t>
       </w:r>
-      <w:hyperlink r:id="rId71" w:history="1">
+      <w:hyperlink r:id="rId72" w:history="1">
         <w:r>
           <w:rPr>
             <w:color w:val="1D5D88"/>
@@ -16559,7 +16620,7 @@
         </w:rPr>
         <w:t xml:space="preserve">, 248--263 (1907), </w:t>
       </w:r>
-      <w:hyperlink r:id="rId72" w:history="1">
+      <w:hyperlink r:id="rId73" w:history="1">
         <w:r>
           <w:rPr>
             <w:color w:val="1D5D88"/>
@@ -16644,7 +16705,7 @@
         </w:rPr>
         <w:t xml:space="preserve">, 456--477 (1912), </w:t>
       </w:r>
-      <w:hyperlink r:id="rId73" w:history="1">
+      <w:hyperlink r:id="rId74" w:history="1">
         <w:r>
           <w:rPr>
             <w:color w:val="1D5D88"/>
@@ -16729,7 +16790,7 @@
         </w:rPr>
         <w:t xml:space="preserve">, 749--754 (1931), </w:t>
       </w:r>
-      <w:hyperlink r:id="rId74" w:history="1">
+      <w:hyperlink r:id="rId75" w:history="1">
         <w:r>
           <w:rPr>
             <w:color w:val="1D5D88"/>
@@ -16814,7 +16875,7 @@
         </w:rPr>
         <w:t xml:space="preserve">, 211--216 (1955), </w:t>
       </w:r>
-      <w:hyperlink r:id="rId75" w:history="1">
+      <w:hyperlink r:id="rId76" w:history="1">
         <w:r>
           <w:rPr>
             <w:color w:val="1D5D88"/>
@@ -16899,7 +16960,7 @@
         </w:rPr>
         <w:t xml:space="preserve">, 96--115 (1927), </w:t>
       </w:r>
-      <w:hyperlink r:id="rId76" w:history="1">
+      <w:hyperlink r:id="rId77" w:history="1">
         <w:r>
           <w:rPr>
             <w:color w:val="1D5D88"/>
@@ -16984,7 +17045,7 @@
         </w:rPr>
         <w:t xml:space="preserve">, 524--530 (2023), </w:t>
       </w:r>
-      <w:hyperlink r:id="rId77" w:history="1">
+      <w:hyperlink r:id="rId78" w:history="1">
         <w:r>
           <w:rPr>
             <w:color w:val="1D5D88"/>
@@ -17069,7 +17130,7 @@
         </w:rPr>
         <w:t xml:space="preserve">, 1099--1107 (2013), </w:t>
       </w:r>
-      <w:hyperlink r:id="rId78" w:history="1">
+      <w:hyperlink r:id="rId79" w:history="1">
         <w:r>
           <w:rPr>
             <w:color w:val="1D5D88"/>
@@ -17134,7 +17195,7 @@
         </w:rPr>
         <w:t xml:space="preserve">, JESD218B.01 (2016), </w:t>
       </w:r>
-      <w:hyperlink r:id="rId79" w:history="1">
+      <w:hyperlink r:id="rId80" w:history="1">
         <w:r>
           <w:rPr>
             <w:color w:val="1D5D88"/>
@@ -17219,7 +17280,7 @@
         </w:rPr>
         <w:t xml:space="preserve">, 181--188 (2009), </w:t>
       </w:r>
-      <w:hyperlink r:id="rId80" w:history="1">
+      <w:hyperlink r:id="rId81" w:history="1">
         <w:r>
           <w:rPr>
             <w:color w:val="1D5D88"/>
@@ -17304,7 +17365,7 @@
         </w:rPr>
         <w:t xml:space="preserve">, 3345--3382 (1993), </w:t>
       </w:r>
-      <w:hyperlink r:id="rId81" w:history="1">
+      <w:hyperlink r:id="rId82" w:history="1">
         <w:r>
           <w:rPr>
             <w:color w:val="1D5D88"/>
@@ -17389,7 +17450,7 @@
         </w:rPr>
         <w:t xml:space="preserve">, 715--775 (2003), </w:t>
       </w:r>
-      <w:hyperlink r:id="rId82" w:history="1">
+      <w:hyperlink r:id="rId83" w:history="1">
         <w:r>
           <w:rPr>
             <w:color w:val="1D5D88"/>
@@ -17474,7 +17535,7 @@
         </w:rPr>
         <w:t xml:space="preserve">, 043029 (2009), </w:t>
       </w:r>
-      <w:hyperlink r:id="rId83" w:history="1">
+      <w:hyperlink r:id="rId84" w:history="1">
         <w:r>
           <w:rPr>
             <w:color w:val="1D5D88"/>
@@ -17559,7 +17620,7 @@
         </w:rPr>
         <w:t xml:space="preserve">, 900--911 (1997), </w:t>
       </w:r>
-      <w:hyperlink r:id="rId84" w:history="1">
+      <w:hyperlink r:id="rId85" w:history="1">
         <w:r>
           <w:rPr>
             <w:color w:val="1D5D88"/>
@@ -17644,7 +17705,7 @@
         </w:rPr>
         <w:t xml:space="preserve">, 2--30 (2003), </w:t>
       </w:r>
-      <w:hyperlink r:id="rId85" w:history="1">
+      <w:hyperlink r:id="rId86" w:history="1">
         <w:r>
           <w:rPr>
             <w:color w:val="1D5D88"/>
@@ -17665,7 +17726,7 @@
         </w:rPr>
         <w:t xml:space="preserve">, </w:t>
       </w:r>
-      <w:hyperlink r:id="rId86" w:history="1">
+      <w:hyperlink r:id="rId87" w:history="1">
         <w:r>
           <w:rPr>
             <w:color w:val="1D5D88"/>
@@ -17750,7 +17811,7 @@
         </w:rPr>
         <w:t xml:space="preserve">, 266--271 (1999), </w:t>
       </w:r>
-      <w:hyperlink r:id="rId87" w:history="1">
+      <w:hyperlink r:id="rId88" w:history="1">
         <w:r>
           <w:rPr>
             <w:color w:val="1D5D88"/>
@@ -17771,7 +17832,7 @@
         </w:rPr>
         <w:t xml:space="preserve">, </w:t>
       </w:r>
-      <w:hyperlink r:id="rId88" w:history="1">
+      <w:hyperlink r:id="rId89" w:history="1">
         <w:r>
           <w:rPr>
             <w:color w:val="1D5D88"/>
@@ -17816,7 +17877,7 @@
         </w:rPr>
         <w:t xml:space="preserve">D. Fattal, T. S. Cubitt, Y. Yamamoto, S. Bravyi, and I. L. Chuang, “Entanglement in the Stabilizer Formalism,” </w:t>
       </w:r>
-      <w:hyperlink r:id="rId89" w:history="1">
+      <w:hyperlink r:id="rId90" w:history="1">
         <w:r>
           <w:rPr>
             <w:color w:val="1D5D88"/>
@@ -17901,7 +17962,7 @@
         </w:rPr>
         <w:t xml:space="preserve">, 110404 (2006), </w:t>
       </w:r>
-      <w:hyperlink r:id="rId90" w:history="1">
+      <w:hyperlink r:id="rId91" w:history="1">
         <w:r>
           <w:rPr>
             <w:color w:val="1D5D88"/>
@@ -17986,7 +18047,7 @@
         </w:rPr>
         <w:t xml:space="preserve">, 110405 (2006), </w:t>
       </w:r>
-      <w:hyperlink r:id="rId91" w:history="1">
+      <w:hyperlink r:id="rId92" w:history="1">
         <w:r>
           <w:rPr>
             <w:color w:val="1D5D88"/>
@@ -18031,7 +18092,7 @@
         </w:rPr>
         <w:t xml:space="preserve">S. B. Bravyi and A. Yu. Kitaev, “Quantum Codes on a Lattice with Boundary,” </w:t>
       </w:r>
-      <w:hyperlink r:id="rId92" w:history="1">
+      <w:hyperlink r:id="rId93" w:history="1">
         <w:r>
           <w:rPr>
             <w:color w:val="1D5D88"/>
@@ -18116,7 +18177,7 @@
         </w:rPr>
         <w:t xml:space="preserve">, 2259--2272 (1971), </w:t>
       </w:r>
-      <w:hyperlink r:id="rId93" w:history="1">
+      <w:hyperlink r:id="rId94" w:history="1">
         <w:r>
           <w:rPr>
             <w:color w:val="1D5D88"/>
@@ -18201,7 +18262,7 @@
         </w:rPr>
         <w:t xml:space="preserve">, 2445--2459 (1974), </w:t>
       </w:r>
-      <w:hyperlink r:id="rId94" w:history="1">
+      <w:hyperlink r:id="rId95" w:history="1">
         <w:r>
           <w:rPr>
             <w:color w:val="1D5D88"/>
@@ -18286,7 +18347,7 @@
         </w:rPr>
         <w:t xml:space="preserve">, 174--181 (1976), </w:t>
       </w:r>
-      <w:hyperlink r:id="rId95" w:history="1">
+      <w:hyperlink r:id="rId96" w:history="1">
         <w:r>
           <w:rPr>
             <w:color w:val="1D5D88"/>
@@ -18371,7 +18432,7 @@
         </w:rPr>
         <w:t xml:space="preserve">, 1399--1404 (1977), </w:t>
       </w:r>
-      <w:hyperlink r:id="rId96" w:history="1">
+      <w:hyperlink r:id="rId97" w:history="1">
         <w:r>
           <w:rPr>
             <w:color w:val="1D5D88"/>
@@ -18456,7 +18517,7 @@
         </w:rPr>
         <w:t xml:space="preserve">, 498--501 (1971), </w:t>
       </w:r>
-      <w:hyperlink r:id="rId97" w:history="1">
+      <w:hyperlink r:id="rId98" w:history="1">
         <w:r>
           <w:rPr>
             <w:color w:val="1D5D88"/>
@@ -18541,7 +18602,7 @@
         </w:rPr>
         <w:t xml:space="preserve">, 054517 (2011), </w:t>
       </w:r>
-      <w:hyperlink r:id="rId98" w:history="1">
+      <w:hyperlink r:id="rId99" w:history="1">
         <w:r>
           <w:rPr>
             <w:color w:val="1D5D88"/>
@@ -18562,7 +18623,7 @@
         </w:rPr>
         <w:t xml:space="preserve">, </w:t>
       </w:r>
-      <w:hyperlink r:id="rId99" w:history="1">
+      <w:hyperlink r:id="rId100" w:history="1">
         <w:r>
           <w:rPr>
             <w:color w:val="1D5D88"/>
@@ -18647,7 +18708,7 @@
         </w:rPr>
         <w:t xml:space="preserve">, 245101 (2011), </w:t>
       </w:r>
-      <w:hyperlink r:id="rId100" w:history="1">
+      <w:hyperlink r:id="rId101" w:history="1">
         <w:r>
           <w:rPr>
             <w:color w:val="1D5D88"/>
@@ -18668,7 +18729,7 @@
         </w:rPr>
         <w:t xml:space="preserve">, </w:t>
       </w:r>
-      <w:hyperlink r:id="rId101" w:history="1">
+      <w:hyperlink r:id="rId102" w:history="1">
         <w:r>
           <w:rPr>
             <w:color w:val="1D5D88"/>
@@ -18753,7 +18814,7 @@
         </w:rPr>
         <w:t xml:space="preserve">, 033105 (2025), </w:t>
       </w:r>
-      <w:hyperlink r:id="rId102" w:history="1">
+      <w:hyperlink r:id="rId103" w:history="1">
         <w:r>
           <w:rPr>
             <w:color w:val="1D5D88"/>
@@ -20144,8 +20205,8 @@
       <w:bookmarkEnd w:id="3"/>
     </w:p>
     <w:sectPr>
-      <w:headerReference w:type="default" r:id="rId53"/>
-      <w:footerReference w:type="default" r:id="rId54"/>
+      <w:headerReference w:type="default" r:id="rId54"/>
+      <w:footerReference w:type="default" r:id="rId55"/>
       <w:pgSz w:w="12240" w:h="15840"/>
       <w:pgMar w:top="979" w:right="1094" w:bottom="1008" w:left="1094" w:header="432" w:footer="432" w:gutter="0"/>
       <w:cols w:space="720"/>

--- a/publication/zenodo_reproduction_v001/UNIVERSAL_NETWORK_THEORY_MAJOR_PROOF_INDEX.docx
+++ b/publication/zenodo_reproduction_v001/UNIVERSAL_NETWORK_THEORY_MAJOR_PROOF_INDEX.docx
@@ -571,7 +571,7 @@
           <w:color w:val="1F252B"/>
           <w:sz w:val="21"/>
         </w:rPr>
-        <w:t>Universal Network Theory was architected and executed by one human directing a unified ensemble of frontier artificial intelligence (AI) models. The exact mathematical theorems, simulation code, and structural prose indexed in this repository were compiled through continuous, active integration with ChatGPT 5.6 Sol Ultra, Gemini Extended, Claude Opus 5 Ultra, and Grok 4.6.</w:t>
+        <w:t>Universal Network Theory was architected and executed by one human directing a unified ensemble of frontier artificial intelligence (AI) models. The exact mathematical theorems, simulation code, and structural prose indexed in this deposited release were compiled through continuous, active integration with ChatGPT 5.6 Sol Ultra, Gemini Extended, Claude Opus 5 Ultra, and Grok 4.6.</w:t>
       </w:r>
     </w:p>
     <w:p>
@@ -586,7 +586,7 @@
           <w:color w:val="1F252B"/>
           <w:sz w:val="21"/>
         </w:rPr>
-        <w:t xml:space="preserve">This repository is formally governed as an </w:t>
+        <w:t xml:space="preserve">This project is formally governed as an </w:t>
       </w:r>
       <w:hyperlink r:id="rId12" w:history="1">
         <w:r>
@@ -1414,7 +1414,7 @@
           <w:color w:val="1F252B"/>
           <w:sz w:val="21"/>
         </w:rPr>
-        <w:t xml:space="preserve">Clickable local links use their paths inside the extracted Zenodo capsule. Git-only paths are printed explicitly and marked </w:t>
+        <w:t xml:space="preserve">Clickable local links use their paths inside the extracted Zenodo capsule. Paths marked </w:t>
       </w:r>
       <w:r>
         <w:rPr>
@@ -1435,7 +1435,7 @@
           <w:color w:val="1F252B"/>
           <w:sz w:val="21"/>
         </w:rPr>
-        <w:t>; resolve those against the immutable release commit. The archive manifest, not this prose, controls which commands are archive-local.</w:t>
+        <w:t xml:space="preserve"> are historical development or provenance references, not sources for the released code. The archive manifest, not this prose, controls which commands are archive-local.</w:t>
       </w:r>
     </w:p>
     <w:p>
@@ -3307,7 +3307,7 @@
           <w:color w:val="1F252B"/>
           <w:sz w:val="21"/>
         </w:rPr>
-        <w:t xml:space="preserve"> output, and critique lane reside in Git at the pinned release commit.</w:t>
+        <w:t xml:space="preserve"> output, and critique lane remain in the historical Git record at the originating commit; they are not part of the canonical capsule-executable surface.</w:t>
       </w:r>
     </w:p>
     <w:p>
@@ -3431,7 +3431,7 @@
           <w:color w:val="1F252B"/>
           <w:sz w:val="18"/>
         </w:rPr>
-        <w:t xml:space="preserve">      -&gt; executable validator -&gt; status/claim ceiling -&gt; immutable Git identity</w:t>
+        <w:t xml:space="preserve">      -&gt; executable validator -&gt; status/claim ceiling -&gt; capsule integrity record</w:t>
       </w:r>
     </w:p>
     <w:p>
@@ -5287,7 +5287,7 @@
                 <w:color w:val="1F252B"/>
                 <w:sz w:val="16"/>
               </w:rPr>
-              <w:t xml:space="preserve"> (Git-only) and </w:t>
+              <w:t xml:space="preserve"> (historical Git reference) and </w:t>
             </w:r>
             <w:r>
               <w:rPr>
@@ -5764,7 +5764,7 @@
                 <w:color w:val="1F252B"/>
                 <w:sz w:val="16"/>
               </w:rPr>
-              <w:t xml:space="preserve">, </w:t>
+              <w:t xml:space="preserve">, historical </w:t>
             </w:r>
             <w:r>
               <w:rPr>
@@ -5785,7 +5785,7 @@
                 <w:color w:val="1F252B"/>
                 <w:sz w:val="16"/>
               </w:rPr>
-              <w:t xml:space="preserve"> (Git-only), and the T-47 width/staircase packets</w:t>
+              <w:t>, and the T-47 width/staircase packets</w:t>
             </w:r>
           </w:p>
         </w:tc>
@@ -5808,6 +5808,16 @@
             </w:pPr>
             <w:r>
               <w:rPr>
+                <w:rFonts w:ascii="Aptos" w:hAnsi="Aptos" w:eastAsia="Aptos"/>
+                <w:b w:val="0"/>
+                <w:i w:val="0"/>
+                <w:color w:val="1F252B"/>
+                <w:sz w:val="16"/>
+              </w:rPr>
+              <w:t xml:space="preserve">Historical </w:t>
+            </w:r>
+            <w:r>
+              <w:rPr>
                 <w:rFonts w:ascii="Aptos Mono" w:hAnsi="Aptos Mono" w:eastAsia="Aptos Mono"/>
                 <w:b w:val="0"/>
                 <w:i w:val="0"/>
@@ -5825,7 +5835,7 @@
                 <w:color w:val="1F252B"/>
                 <w:sz w:val="16"/>
               </w:rPr>
-              <w:t xml:space="preserve"> (Git-only), T-47 independent verifiers, and direct time-evolution/eigendecomposition checks</w:t>
+              <w:t>, T-47 independent verifiers, and direct time-evolution/eigendecomposition checks</w:t>
             </w:r>
           </w:p>
         </w:tc>
@@ -6444,7 +6454,7 @@
                 <w:color w:val="1F252B"/>
                 <w:sz w:val="16"/>
               </w:rPr>
-              <w:t xml:space="preserve"> and the current </w:t>
+              <w:t xml:space="preserve"> and the historical </w:t>
             </w:r>
             <w:r>
               <w:rPr>
@@ -6465,7 +6475,7 @@
                 <w:color w:val="1F252B"/>
                 <w:sz w:val="16"/>
               </w:rPr>
-              <w:t xml:space="preserve"> check (Git-only)</w:t>
+              <w:t xml:space="preserve"> check</w:t>
             </w:r>
           </w:p>
         </w:tc>
@@ -8024,7 +8034,7 @@
           <w:color w:val="1F252B"/>
           <w:sz w:val="21"/>
         </w:rPr>
-        <w:t xml:space="preserve"> adopted RGRL and WTC-H1 through WTC-H5. AURFT/U-DCL supplies upstream program context. The internal hostile/self-consistency review accepted the composition's dependency, normalization, type, and scope. The executable URM surface is </w:t>
+        <w:t xml:space="preserve"> adopted RGRL and WTC-H1 through WTC-H5. AURFT/U-DCL supplies upstream program context. The internal hostile/self-consistency review accepted the composition's dependency, normalization, type, and scope. The historical URM surface is </w:t>
       </w:r>
       <w:r>
         <w:rPr>
@@ -8045,7 +8055,7 @@
           <w:color w:val="1F252B"/>
           <w:sz w:val="21"/>
         </w:rPr>
-        <w:t xml:space="preserve"> (Git-only), checked by </w:t>
+        <w:t xml:space="preserve">, checked by </w:t>
       </w:r>
       <w:r>
         <w:rPr>
@@ -8066,7 +8076,7 @@
           <w:color w:val="1F252B"/>
           <w:sz w:val="21"/>
         </w:rPr>
-        <w:t xml:space="preserve"> (Git-only).</w:t>
+        <w:t>; these paths are not part of the canonical capsule-executable surface.</w:t>
       </w:r>
     </w:p>
     <w:p>
@@ -9356,7 +9366,7 @@
           <w:color w:val="1F252B"/>
           <w:sz w:val="21"/>
         </w:rPr>
-        <w:t xml:space="preserve">The repository-exact relational dependency closure contains 68 files and </w:t>
+        <w:t xml:space="preserve">The authenticated relational dependency closure contains 68 files and </w:t>
       </w:r>
       <w:r>
         <w:rPr>
@@ -9419,7 +9429,7 @@
           <w:color w:val="1F252B"/>
           <w:sz w:val="21"/>
         </w:rPr>
-        <w:t xml:space="preserve">. The Alpha URM integration validator passes </w:t>
+        <w:t xml:space="preserve">. The historical Alpha URM integration run passed </w:t>
       </w:r>
       <w:r>
         <w:rPr>
@@ -9440,7 +9450,7 @@
           <w:color w:val="1F252B"/>
           <w:sz w:val="21"/>
         </w:rPr>
-        <w:t xml:space="preserve"> in Git. Its complete aggregate-runner dependency resides in Git. The archive runs the portable alpha scope gate and self-contained algebraic witness. The release authenticates the specific finite evidence required by the ARGER Gate.</w:t>
+        <w:t>. Its complete aggregate-runner dependency is retained only in the development history and is not part of the canonical released executable surface. The archive runs the portable alpha scope gate and self-contained algebraic witness. The release authenticates the specific finite evidence required by the ARGER Gate.</w:t>
       </w:r>
     </w:p>
     <w:p>
@@ -9867,7 +9877,7 @@
           <w:color w:val="1F252B"/>
           <w:sz w:val="21"/>
         </w:rPr>
-        <w:t xml:space="preserve">. The canonical theorem and later scope repair are linked in the catalogue above. The zero-input URM surface </w:t>
+        <w:t xml:space="preserve">. The canonical theorem and later scope repair are linked in the catalogue above. The historical zero-input URM surface </w:t>
       </w:r>
       <w:r>
         <w:rPr>
@@ -9888,7 +9898,7 @@
           <w:color w:val="1F252B"/>
           <w:sz w:val="21"/>
         </w:rPr>
-        <w:t xml:space="preserve"> (Git-only) authenticates seven governing theorem, audit, and witness artifacts and exposes the fixed interval and quantifiers. Its strict validator </w:t>
+        <w:t xml:space="preserve"> authenticates seven governing theorem, audit, and witness artifacts and exposes the fixed interval and quantifiers. Its strict validator </w:t>
       </w:r>
       <w:r>
         <w:rPr>
@@ -9909,7 +9919,7 @@
           <w:color w:val="1F252B"/>
           <w:sz w:val="21"/>
         </w:rPr>
-        <w:t xml:space="preserve"> (Git-only) passes </w:t>
+        <w:t xml:space="preserve"> passes </w:t>
       </w:r>
       <w:r>
         <w:rPr>
@@ -11881,42 +11891,6 @@
           <w:color w:val="1F252B"/>
           <w:sz w:val="21"/>
         </w:rPr>
-        <w:t xml:space="preserve">From the source repository root, run the same script at </w:t>
-      </w:r>
-      <w:r>
-        <w:rPr>
-          <w:rFonts w:ascii="Aptos Mono" w:hAnsi="Aptos Mono" w:eastAsia="Aptos Mono"/>
-          <w:b w:val="0"/>
-          <w:i w:val="0"/>
-          <w:color w:val="1F252B"/>
-          <w:sz w:val="19"/>
-          <w:shd w:fill="F1F3F5"/>
-        </w:rPr>
-        <w:t>DEVELOPMENT_R_L12_LINEAGE_RESOLVED_SUPPORT_V001/extract_lower_bound_progression.py</w:t>
-      </w:r>
-      <w:r>
-        <w:rPr>
-          <w:rFonts w:ascii="Aptos" w:hAnsi="Aptos" w:eastAsia="Aptos"/>
-          <w:b w:val="0"/>
-          <w:i w:val="0"/>
-          <w:color w:val="1F252B"/>
-          <w:sz w:val="21"/>
-        </w:rPr>
-        <w:t>.</w:t>
-      </w:r>
-    </w:p>
-    <w:p>
-      <w:pPr>
-        <w:spacing w:after="110" w:line="274" w:lineRule="auto"/>
-      </w:pPr>
-      <w:r>
-        <w:rPr>
-          <w:rFonts w:ascii="Aptos" w:hAnsi="Aptos" w:eastAsia="Aptos"/>
-          <w:b w:val="0"/>
-          <w:i w:val="0"/>
-          <w:color w:val="1F252B"/>
-          <w:sz w:val="21"/>
-        </w:rPr>
         <w:t>Expected output:</w:t>
       </w:r>
     </w:p>
@@ -12082,7 +12056,7 @@
           <w:color w:val="1F252B"/>
           <w:sz w:val="21"/>
         </w:rPr>
-        <w:t xml:space="preserve"> reconstruction set contains 86 files and 13,485,786,130 bytes (12.559617 GiB). The compact packet preserves the method, result, and cryptographic custody. The full reconstruction executes from the audited repository workspace.</w:t>
+        <w:t xml:space="preserve"> reconstruction set contains 86 files and 13,485,786,130 bytes (12.559617 GiB). The compact packet preserves the method, result, and cryptographic custody. A full reconstruction requires the separately rebuilt audited workspace described by the deposited method; it is outside the compact capsule-executable surface.</w:t>
       </w:r>
     </w:p>
     <w:p>
@@ -13717,7 +13691,7 @@
           <w:color w:val="1F252B"/>
           <w:sz w:val="21"/>
         </w:rPr>
-        <w:t xml:space="preserve">Git contains the complete chronological research record: source code, theorem development, authenticated evidence, audits, corrections, superseded routes, and release history. The public repository is </w:t>
+        <w:t xml:space="preserve">Git contains the complete chronological development history: historical code, theorem development, authenticated evidence, audits, corrections, superseded routes, and release history. It is a provenance reference, not the authoritative source for the released version. The public historical repository is </w:t>
       </w:r>
       <w:hyperlink r:id="rId60" w:history="1">
         <w:r>
@@ -13753,7 +13727,7 @@
           <w:color w:val="1F252B"/>
           <w:sz w:val="21"/>
         </w:rPr>
-        <w:t>Zenodo contains the deterministic proof and reproduction packet for the released claims: controlling theorem and audit documents, bounded evidence, executable validators, manifests, checksums, metadata, and the immutable Git identity that anchors full custody.</w:t>
+        <w:t>Zenodo contains the authoritative, deterministic source for the released code and proof-reproduction packet: controlling theorem and audit documents, bounded evidence, executable validators, manifests, checksums, and metadata. The originating Git identity is recorded only to identify the historical provenance of the curated release.</w:t>
       </w:r>
     </w:p>
     <w:p>
@@ -19032,7 +19006,7 @@
           <w:color w:val="1F252B"/>
           <w:sz w:val="21"/>
         </w:rPr>
-        <w:t>exact release commit and immutable tag;</w:t>
+        <w:t>originating Git commit and tag recorded as historical provenance;</w:t>
       </w:r>
     </w:p>
     <w:p>
@@ -19155,7 +19129,7 @@
           <w:color w:val="1F252B"/>
           <w:sz w:val="21"/>
         </w:rPr>
-        <w:t xml:space="preserve"> means execution is bound to the immutable repository release.</w:t>
+        <w:t xml:space="preserve"> means a historical development or provenance reference outside the canonical released executable surface.</w:t>
       </w:r>
     </w:p>
     <w:tbl>
@@ -19329,7 +19303,7 @@
                 <w:color w:val="1F252B"/>
                 <w:sz w:val="17"/>
               </w:rPr>
-              <w:t>Capsule documentary / Git-only validation</w:t>
+              <w:t>Capsule documentary / historical validation reference</w:t>
             </w:r>
           </w:p>
         </w:tc>
@@ -19358,7 +19332,7 @@
                 <w:color w:val="1F252B"/>
                 <w:sz w:val="17"/>
               </w:rPr>
-              <w:t>The archive carries the master theorem in Markdown and Word plus its typed component map. The focused certificate validator is bound to the immutable repository release; component execution follows each row below.</w:t>
+              <w:t>The archive carries the master theorem in Markdown and Word plus its typed component map. The historical aggregate certificate validator is not part of the released executable surface; component execution follows each row below.</w:t>
             </w:r>
           </w:p>
         </w:tc>
@@ -19513,7 +19487,7 @@
                 <w:color w:val="1F252B"/>
                 <w:sz w:val="17"/>
               </w:rPr>
-              <w:t>Capsule documentary / Git-only execution</w:t>
+              <w:t>Capsule documentary / historical execution record</w:t>
             </w:r>
           </w:p>
         </w:tc>
@@ -19542,7 +19516,7 @@
                 <w:color w:val="1F252B"/>
                 <w:sz w:val="17"/>
               </w:rPr>
-              <w:t>The proof statements and status are included; the full count-law dependency stack remains Git-bound.</w:t>
+              <w:t>The proof statements and status are included; the omitted count-law dependency stack is retained only in the development history.</w:t>
             </w:r>
           </w:p>
         </w:tc>
@@ -19676,7 +19650,7 @@
                 <w:color w:val="1F252B"/>
                 <w:sz w:val="17"/>
               </w:rPr>
-              <w:t>Scope-repair and algebraic witnesses are capsule executable; the wider theorem family is documentary or Git-only.</w:t>
+              <w:t>Scope-repair and algebraic witnesses are capsule executable; the wider theorem family is documentary or retained only in the development history.</w:t>
             </w:r>
           </w:p>
         </w:tc>
@@ -19852,7 +19826,7 @@
                 <w:color w:val="1F252B"/>
                 <w:sz w:val="17"/>
               </w:rPr>
-              <w:t>Capsule documentary / Git-only execution</w:t>
+              <w:t>Capsule documentary / historical execution record</w:t>
             </w:r>
           </w:p>
         </w:tc>
@@ -19881,7 +19855,7 @@
                 <w:color w:val="1F252B"/>
                 <w:sz w:val="17"/>
               </w:rPr>
-              <w:t>Governing theorem and its internal hostile/self-consistency review are included; the broader validator stack remains repository-bound.</w:t>
+              <w:t>Governing theorem and its internal hostile/self-consistency review are included; the broader validator stack is outside the canonical released executable surface.</w:t>
             </w:r>
           </w:p>
         </w:tc>
@@ -20162,7 +20136,7 @@
                 <w:color w:val="1F252B"/>
                 <w:sz w:val="17"/>
               </w:rPr>
-              <w:t>Capsule documentary / Git-only execution</w:t>
+              <w:t>Capsule documentary / historical execution record</w:t>
             </w:r>
           </w:p>
         </w:tc>
@@ -20191,7 +20165,7 @@
                 <w:color w:val="1F252B"/>
                 <w:sz w:val="17"/>
               </w:rPr>
-              <w:t>U-DCL adoption and the conditional AURFT theorem/audit are included. The aggregate verifier remains Git-bound.</w:t>
+              <w:t>U-DCL adoption and the conditional AURFT theorem/audit are included. The omitted aggregate verifier is retained only in the development history.</w:t>
             </w:r>
           </w:p>
         </w:tc>

--- a/publication/zenodo_reproduction_v001/UNIVERSAL_NETWORK_THEORY_MAJOR_PROOF_INDEX.docx
+++ b/publication/zenodo_reproduction_v001/UNIVERSAL_NETWORK_THEORY_MAJOR_PROOF_INDEX.docx
@@ -34,7 +34,7 @@
           <w:color w:val="1F252B"/>
           <w:sz w:val="21"/>
         </w:rPr>
-        <w:t xml:space="preserve"> V001 release</w:t>
+        <w:t xml:space="preserve"> V002 release</w:t>
       </w:r>
     </w:p>
     <w:p>
@@ -59,7 +59,7 @@
           <w:color w:val="1F252B"/>
           <w:sz w:val="21"/>
         </w:rPr>
-        <w:t xml:space="preserve"> v1.0.0</w:t>
+        <w:t xml:space="preserve"> v1.0.2</w:t>
       </w:r>
     </w:p>
     <w:p>
@@ -74,7 +74,7 @@
           <w:color w:val="1F252B"/>
           <w:sz w:val="21"/>
         </w:rPr>
-        <w:t>DOI:</w:t>
+        <w:t>Concept DOI:</w:t>
       </w:r>
       <w:r>
         <w:rPr>
@@ -94,7 +94,7 @@
             <w:rFonts w:ascii="Aptos" w:hAnsi="Aptos" w:eastAsia="Aptos"/>
             <w:sz w:val="21"/>
           </w:rPr>
-          <w:t>10.5281/zenodo.22859377</w:t>
+          <w:t>10.5281/zenodo.22859376</w:t>
         </w:r>
       </w:hyperlink>
     </w:p>
@@ -120,7 +120,7 @@
           <w:color w:val="1F252B"/>
           <w:sz w:val="21"/>
         </w:rPr>
-        <w:t xml:space="preserve"> 2026-09-19</w:t>
+        <w:t xml:space="preserve"> 2026-09-22</w:t>
       </w:r>
     </w:p>
     <w:p>
@@ -135,7 +135,238 @@
           <w:color w:val="1F252B"/>
           <w:sz w:val="21"/>
         </w:rPr>
-        <w:t>Universal Network Theory (UNT) fundamentally redefines the structure of physical reality, resolving the historic incompatibility between quantum mechanics and general relativity by eliminating the spacetime continuum entirely. Space and time are no longer treated as a smooth, pre-existing background, nor is quantum measurement treated as a probabilistic wave collapse triggered by an observer. Instead, UNT establishes that the universe is a discrete, computable topological framework. Physical reality is built entirely from immutable structural records, and gravity emerges not as a fundamental force across a void, but as the exact macroscopic thermodynamic response of the network processing those transactions.</w:t>
+        <w:t xml:space="preserve">Universal Network Theory (UNT) investigates whether discrete causal records can provide the microscopic structure from which gravity arises. Its main finite result concerns five independently constructed domains at </w:t>
+      </w:r>
+      <w:r>
+        <w:rPr>
+          <w:rFonts w:ascii="Aptos Mono" w:hAnsi="Aptos Mono" w:eastAsia="Aptos Mono"/>
+          <w:b w:val="0"/>
+          <w:i w:val="0"/>
+          <w:color w:val="1F252B"/>
+          <w:sz w:val="19"/>
+          <w:shd w:fill="F1F3F5"/>
+        </w:rPr>
+        <w:t>L = 4</w:t>
+      </w:r>
+      <w:r>
+        <w:rPr>
+          <w:rFonts w:ascii="Aptos" w:hAnsi="Aptos" w:eastAsia="Aptos"/>
+          <w:b w:val="0"/>
+          <w:i w:val="0"/>
+          <w:color w:val="1F252B"/>
+          <w:sz w:val="21"/>
+        </w:rPr>
+        <w:t xml:space="preserve">, </w:t>
+      </w:r>
+      <w:r>
+        <w:rPr>
+          <w:rFonts w:ascii="Aptos Mono" w:hAnsi="Aptos Mono" w:eastAsia="Aptos Mono"/>
+          <w:b w:val="0"/>
+          <w:i w:val="0"/>
+          <w:color w:val="1F252B"/>
+          <w:sz w:val="19"/>
+          <w:shd w:fill="F1F3F5"/>
+        </w:rPr>
+        <w:t>6</w:t>
+      </w:r>
+      <w:r>
+        <w:rPr>
+          <w:rFonts w:ascii="Aptos" w:hAnsi="Aptos" w:eastAsia="Aptos"/>
+          <w:b w:val="0"/>
+          <w:i w:val="0"/>
+          <w:color w:val="1F252B"/>
+          <w:sz w:val="21"/>
+        </w:rPr>
+        <w:t xml:space="preserve">, </w:t>
+      </w:r>
+      <w:r>
+        <w:rPr>
+          <w:rFonts w:ascii="Aptos Mono" w:hAnsi="Aptos Mono" w:eastAsia="Aptos Mono"/>
+          <w:b w:val="0"/>
+          <w:i w:val="0"/>
+          <w:color w:val="1F252B"/>
+          <w:sz w:val="19"/>
+          <w:shd w:fill="F1F3F5"/>
+        </w:rPr>
+        <w:t>8</w:t>
+      </w:r>
+      <w:r>
+        <w:rPr>
+          <w:rFonts w:ascii="Aptos" w:hAnsi="Aptos" w:eastAsia="Aptos"/>
+          <w:b w:val="0"/>
+          <w:i w:val="0"/>
+          <w:color w:val="1F252B"/>
+          <w:sz w:val="21"/>
+        </w:rPr>
+        <w:t xml:space="preserve">, </w:t>
+      </w:r>
+      <w:r>
+        <w:rPr>
+          <w:rFonts w:ascii="Aptos Mono" w:hAnsi="Aptos Mono" w:eastAsia="Aptos Mono"/>
+          <w:b w:val="0"/>
+          <w:i w:val="0"/>
+          <w:color w:val="1F252B"/>
+          <w:sz w:val="19"/>
+          <w:shd w:fill="F1F3F5"/>
+        </w:rPr>
+        <w:t>10</w:t>
+      </w:r>
+      <w:r>
+        <w:rPr>
+          <w:rFonts w:ascii="Aptos" w:hAnsi="Aptos" w:eastAsia="Aptos"/>
+          <w:b w:val="0"/>
+          <w:i w:val="0"/>
+          <w:color w:val="1F252B"/>
+          <w:sz w:val="21"/>
+        </w:rPr>
+        <w:t xml:space="preserve">, and </w:t>
+      </w:r>
+      <w:r>
+        <w:rPr>
+          <w:rFonts w:ascii="Aptos Mono" w:hAnsi="Aptos Mono" w:eastAsia="Aptos Mono"/>
+          <w:b w:val="0"/>
+          <w:i w:val="0"/>
+          <w:color w:val="1F252B"/>
+          <w:sz w:val="19"/>
+          <w:shd w:fill="F1F3F5"/>
+        </w:rPr>
+        <w:t>12</w:t>
+      </w:r>
+      <w:r>
+        <w:rPr>
+          <w:rFonts w:ascii="Aptos" w:hAnsi="Aptos" w:eastAsia="Aptos"/>
+          <w:b w:val="0"/>
+          <w:i w:val="0"/>
+          <w:color w:val="1F252B"/>
+          <w:sz w:val="21"/>
+        </w:rPr>
+        <w:t xml:space="preserve">. In each domain, the </w:t>
+      </w:r>
+      <w:r>
+        <w:rPr>
+          <w:rFonts w:ascii="Aptos Mono" w:hAnsi="Aptos Mono" w:eastAsia="Aptos Mono"/>
+          <w:b w:val="0"/>
+          <w:i w:val="0"/>
+          <w:color w:val="1F252B"/>
+          <w:sz w:val="19"/>
+          <w:shd w:fill="F1F3F5"/>
+        </w:rPr>
+        <w:t>A009--A016</w:t>
+      </w:r>
+      <w:r>
+        <w:rPr>
+          <w:rFonts w:ascii="Aptos" w:hAnsi="Aptos" w:eastAsia="Aptos"/>
+          <w:b w:val="0"/>
+          <w:i w:val="0"/>
+          <w:color w:val="1F252B"/>
+          <w:sz w:val="21"/>
+        </w:rPr>
+        <w:t xml:space="preserve"> record envelope has exact bounded membership, deduplicated probability mass greater than </w:t>
+      </w:r>
+      <w:r>
+        <w:rPr>
+          <w:rFonts w:ascii="Aptos Mono" w:hAnsi="Aptos Mono" w:eastAsia="Aptos Mono"/>
+          <w:b w:val="0"/>
+          <w:i w:val="0"/>
+          <w:color w:val="1F252B"/>
+          <w:sz w:val="19"/>
+          <w:shd w:fill="F1F3F5"/>
+        </w:rPr>
+        <w:t>0.50</w:t>
+      </w:r>
+      <w:r>
+        <w:rPr>
+          <w:rFonts w:ascii="Aptos" w:hAnsi="Aptos" w:eastAsia="Aptos"/>
+          <w:b w:val="0"/>
+          <w:i w:val="0"/>
+          <w:color w:val="1F252B"/>
+          <w:sz w:val="21"/>
+        </w:rPr>
+        <w:t xml:space="preserve">, and positive probe visibility in every selected </w:t>
+      </w:r>
+      <w:r>
+        <w:rPr>
+          <w:rFonts w:ascii="Aptos Mono" w:hAnsi="Aptos Mono" w:eastAsia="Aptos Mono"/>
+          <w:b w:val="0"/>
+          <w:i w:val="0"/>
+          <w:color w:val="1F252B"/>
+          <w:sz w:val="19"/>
+          <w:shd w:fill="F1F3F5"/>
+        </w:rPr>
+        <w:t>(L, q)</w:t>
+      </w:r>
+      <w:r>
+        <w:rPr>
+          <w:rFonts w:ascii="Aptos" w:hAnsi="Aptos" w:eastAsia="Aptos"/>
+          <w:b w:val="0"/>
+          <w:i w:val="0"/>
+          <w:color w:val="1F252B"/>
+          <w:sz w:val="21"/>
+        </w:rPr>
+        <w:t xml:space="preserve"> sector. At </w:t>
+      </w:r>
+      <w:r>
+        <w:rPr>
+          <w:rFonts w:ascii="Aptos Mono" w:hAnsi="Aptos Mono" w:eastAsia="Aptos Mono"/>
+          <w:b w:val="0"/>
+          <w:i w:val="0"/>
+          <w:color w:val="1F252B"/>
+          <w:sz w:val="19"/>
+          <w:shd w:fill="F1F3F5"/>
+        </w:rPr>
+        <w:t>L = 12</w:t>
+      </w:r>
+      <w:r>
+        <w:rPr>
+          <w:rFonts w:ascii="Aptos" w:hAnsi="Aptos" w:eastAsia="Aptos"/>
+          <w:b w:val="0"/>
+          <w:i w:val="0"/>
+          <w:color w:val="1F252B"/>
+          <w:sz w:val="21"/>
+        </w:rPr>
+        <w:t xml:space="preserve">, the authenticated mass is </w:t>
+      </w:r>
+      <w:r>
+        <w:rPr>
+          <w:rFonts w:ascii="Aptos Mono" w:hAnsi="Aptos Mono" w:eastAsia="Aptos Mono"/>
+          <w:b w:val="0"/>
+          <w:i w:val="0"/>
+          <w:color w:val="1F252B"/>
+          <w:sz w:val="19"/>
+          <w:shd w:fill="F1F3F5"/>
+        </w:rPr>
+        <w:t>0.56956498393327842</w:t>
+      </w:r>
+      <w:r>
+        <w:rPr>
+          <w:rFonts w:ascii="Aptos" w:hAnsi="Aptos" w:eastAsia="Aptos"/>
+          <w:b w:val="0"/>
+          <w:i w:val="0"/>
+          <w:color w:val="1F252B"/>
+          <w:sz w:val="21"/>
+        </w:rPr>
+        <w:t xml:space="preserve">. Across all 13 sectors, the minimum measured visibility is </w:t>
+      </w:r>
+      <w:r>
+        <w:rPr>
+          <w:rFonts w:ascii="Aptos Mono" w:hAnsi="Aptos Mono" w:eastAsia="Aptos Mono"/>
+          <w:b w:val="0"/>
+          <w:i w:val="0"/>
+          <w:color w:val="1F252B"/>
+          <w:sz w:val="19"/>
+          <w:shd w:fill="F1F3F5"/>
+        </w:rPr>
+        <w:t>R_low = 0.4280947078156539</w:t>
+      </w:r>
+      <w:r>
+        <w:rPr>
+          <w:rFonts w:ascii="Aptos" w:hAnsi="Aptos" w:eastAsia="Aptos"/>
+          <w:b w:val="0"/>
+          <w:i w:val="0"/>
+          <w:color w:val="1F252B"/>
+          <w:sz w:val="21"/>
+        </w:rPr>
+        <w:t>.</w:t>
       </w:r>
     </w:p>
     <w:p>
@@ -150,7 +381,49 @@
           <w:color w:val="1F252B"/>
           <w:sz w:val="21"/>
         </w:rPr>
-        <w:t>By structurally unifying quantum-scale record formation and macroscopic gravity, the declared working theory establishes four definitive physical conclusions:</w:t>
+        <w:t xml:space="preserve">Record Formation Theory (RFT) characterizes discrete causal record structures and, inside the adopted Universal Directed-Composition Law (U-DCL), proves Coverage-U for whichever admissible actual record is supplied by the parent physical dynamics. UNT orders the relevant record-formation dependencies as ALLOW, REQUIRE, GATE, ELECTROMAGNETISM, and RECORD. Under the adopted project-native finite ARGER Gate, a finite domain passes when its membership is exact, its deduplicated mass exceeds </w:t>
+      </w:r>
+      <w:r>
+        <w:rPr>
+          <w:rFonts w:ascii="Aptos Mono" w:hAnsi="Aptos Mono" w:eastAsia="Aptos Mono"/>
+          <w:b w:val="0"/>
+          <w:i w:val="0"/>
+          <w:color w:val="1F252B"/>
+          <w:sz w:val="19"/>
+          <w:shd w:fill="F1F3F5"/>
+        </w:rPr>
+        <w:t>0.50</w:t>
+      </w:r>
+      <w:r>
+        <w:rPr>
+          <w:rFonts w:ascii="Aptos" w:hAnsi="Aptos" w:eastAsia="Aptos"/>
+          <w:b w:val="0"/>
+          <w:i w:val="0"/>
+          <w:color w:val="1F252B"/>
+          <w:sz w:val="21"/>
+        </w:rPr>
+        <w:t xml:space="preserve">, and every selected sector has positive visibility. The computed domains satisfy all three conditions at every evaluated size and therefore receive the finite Gravity Formation Theory </w:t>
+      </w:r>
+      <w:r>
+        <w:rPr>
+          <w:rFonts w:ascii="Aptos Mono" w:hAnsi="Aptos Mono" w:eastAsia="Aptos Mono"/>
+          <w:b w:val="0"/>
+          <w:i w:val="0"/>
+          <w:color w:val="1F252B"/>
+          <w:sz w:val="19"/>
+          <w:shd w:fill="F1F3F5"/>
+        </w:rPr>
+        <w:t>z = 1</w:t>
+      </w:r>
+      <w:r>
+        <w:rPr>
+          <w:rFonts w:ascii="Aptos" w:hAnsi="Aptos" w:eastAsia="Aptos"/>
+          <w:b w:val="0"/>
+          <w:i w:val="0"/>
+          <w:color w:val="1F252B"/>
+          <w:sz w:val="21"/>
+        </w:rPr>
+        <w:t xml:space="preserve"> classification.</w:t>
       </w:r>
     </w:p>
     <w:p>
@@ -160,22 +433,12 @@
       <w:r>
         <w:rPr>
           <w:rFonts w:ascii="Aptos" w:hAnsi="Aptos" w:eastAsia="Aptos"/>
-          <w:b/>
-          <w:i w:val="0"/>
-          <w:color w:val="1F252B"/>
-          <w:sz w:val="21"/>
-        </w:rPr>
-        <w:t>The Microscopic Mechanism:</w:t>
-      </w:r>
-      <w:r>
-        <w:rPr>
-          <w:rFonts w:ascii="Aptos" w:hAnsi="Aptos" w:eastAsia="Aptos"/>
-          <w:b w:val="0"/>
-          <w:i w:val="0"/>
-          <w:color w:val="1F252B"/>
-          <w:sz w:val="21"/>
-        </w:rPr>
-        <w:t xml:space="preserve"> Discrete causal records are constructed through the ordered sequence </w:t>
+          <w:b w:val="0"/>
+          <w:i w:val="0"/>
+          <w:color w:val="1F252B"/>
+          <w:sz w:val="21"/>
+        </w:rPr>
+        <w:t xml:space="preserve">This finite classification is distinct from the conventional dynamical exponent. In a separate analytic result, the same Hamiltonian has the dynamical exponent </w:t>
       </w:r>
       <w:r>
         <w:rPr>
@@ -186,17 +449,17 @@
           <w:sz w:val="19"/>
           <w:shd w:fill="F1F3F5"/>
         </w:rPr>
-        <w:t>ALLOW -&gt; REQUIRE -&gt; GATE -&gt; ELECTROMAGNETISM -&gt; RECORD</w:t>
-      </w:r>
-      <w:r>
-        <w:rPr>
-          <w:rFonts w:ascii="Aptos" w:hAnsi="Aptos" w:eastAsia="Aptos"/>
-          <w:b w:val="0"/>
-          <w:i w:val="0"/>
-          <w:color w:val="1F252B"/>
-          <w:sz w:val="21"/>
-        </w:rPr>
-        <w:t>.</w:t>
+        <w:t>z_dyn = 1</w:t>
+      </w:r>
+      <w:r>
+        <w:rPr>
+          <w:rFonts w:ascii="Aptos" w:hAnsi="Aptos" w:eastAsia="Aptos"/>
+          <w:b w:val="0"/>
+          <w:i w:val="0"/>
+          <w:color w:val="1F252B"/>
+          <w:sz w:val="21"/>
+        </w:rPr>
+        <w:t xml:space="preserve"> across the stated density interval under the named Luttinger-liquid premise.</w:t>
       </w:r>
     </w:p>
     <w:p>
@@ -206,22 +469,96 @@
       <w:r>
         <w:rPr>
           <w:rFonts w:ascii="Aptos" w:hAnsi="Aptos" w:eastAsia="Aptos"/>
-          <w:b/>
-          <w:i w:val="0"/>
-          <w:color w:val="1F252B"/>
-          <w:sz w:val="21"/>
-        </w:rPr>
-        <w:t>The Alpha Requirement:</w:t>
-      </w:r>
-      <w:r>
-        <w:rPr>
-          <w:rFonts w:ascii="Aptos" w:hAnsi="Aptos" w:eastAsia="Aptos"/>
-          <w:b w:val="0"/>
-          <w:i w:val="0"/>
-          <w:color w:val="1F252B"/>
-          <w:sz w:val="21"/>
-        </w:rPr>
-        <w:t xml:space="preserve"> The sequence strictly enforces the measured fine-structure constant (α) and its scaling trajectory for every record.</w:t>
+          <w:b w:val="0"/>
+          <w:i w:val="0"/>
+          <w:color w:val="1F252B"/>
+          <w:sz w:val="21"/>
+        </w:rPr>
+        <w:t xml:space="preserve">The alpha results establish an exact ALLOW interval and a conditional inheritance theorem. When a record's ancestry to the governing compact </w:t>
+      </w:r>
+      <w:r>
+        <w:rPr>
+          <w:rFonts w:ascii="Aptos Mono" w:hAnsi="Aptos Mono" w:eastAsia="Aptos Mono"/>
+          <w:b w:val="0"/>
+          <w:i w:val="0"/>
+          <w:color w:val="1F252B"/>
+          <w:sz w:val="19"/>
+          <w:shd w:fill="F1F3F5"/>
+        </w:rPr>
+        <w:t>U(1)</w:t>
+      </w:r>
+      <w:r>
+        <w:rPr>
+          <w:rFonts w:ascii="Aptos" w:hAnsi="Aptos" w:eastAsia="Aptos"/>
+          <w:b w:val="0"/>
+          <w:i w:val="0"/>
+          <w:color w:val="1F252B"/>
+          <w:sz w:val="21"/>
+        </w:rPr>
+        <w:t xml:space="preserve"> domain has been independently established and </w:t>
+      </w:r>
+      <w:r>
+        <w:rPr>
+          <w:rFonts w:ascii="Aptos Mono" w:hAnsi="Aptos Mono" w:eastAsia="Aptos Mono"/>
+          <w:b w:val="0"/>
+          <w:i w:val="0"/>
+          <w:color w:val="1F252B"/>
+          <w:sz w:val="19"/>
+          <w:shd w:fill="F1F3F5"/>
+        </w:rPr>
+        <w:t>SAI1</w:t>
+      </w:r>
+      <w:r>
+        <w:rPr>
+          <w:rFonts w:ascii="Aptos" w:hAnsi="Aptos" w:eastAsia="Aptos"/>
+          <w:b w:val="0"/>
+          <w:i w:val="0"/>
+          <w:color w:val="1F252B"/>
+          <w:sz w:val="21"/>
+        </w:rPr>
+        <w:t xml:space="preserve"> through </w:t>
+      </w:r>
+      <w:r>
+        <w:rPr>
+          <w:rFonts w:ascii="Aptos Mono" w:hAnsi="Aptos Mono" w:eastAsia="Aptos Mono"/>
+          <w:b w:val="0"/>
+          <w:i w:val="0"/>
+          <w:color w:val="1F252B"/>
+          <w:sz w:val="19"/>
+          <w:shd w:fill="F1F3F5"/>
+        </w:rPr>
+        <w:t>SAI8</w:t>
+      </w:r>
+      <w:r>
+        <w:rPr>
+          <w:rFonts w:ascii="Aptos" w:hAnsi="Aptos" w:eastAsia="Aptos"/>
+          <w:b w:val="0"/>
+          <w:i w:val="0"/>
+          <w:color w:val="1F252B"/>
+          <w:sz w:val="21"/>
+        </w:rPr>
+        <w:t xml:space="preserve"> hold, the record inherits that domain's measured fine-structure constant, alpha, and its renormalization-group trajectory. Alpha therefore functions as a constitutive property of the </w:t>
+      </w:r>
+      <w:r>
+        <w:rPr>
+          <w:rFonts w:ascii="Aptos Mono" w:hAnsi="Aptos Mono" w:eastAsia="Aptos Mono"/>
+          <w:b w:val="0"/>
+          <w:i w:val="0"/>
+          <w:color w:val="1F252B"/>
+          <w:sz w:val="19"/>
+          <w:shd w:fill="F1F3F5"/>
+        </w:rPr>
+        <w:t>ACTVIS</w:t>
+      </w:r>
+      <w:r>
+        <w:rPr>
+          <w:rFonts w:ascii="Aptos" w:hAnsi="Aptos" w:eastAsia="Aptos"/>
+          <w:b w:val="0"/>
+          <w:i w:val="0"/>
+          <w:color w:val="1F252B"/>
+          <w:sz w:val="21"/>
+        </w:rPr>
+        <w:t xml:space="preserve"> records belonging to that domain. The theorem does not calculate the numerical value of alpha from generic recordhood.</w:t>
       </w:r>
     </w:p>
     <w:p>
@@ -231,22 +568,264 @@
       <w:r>
         <w:rPr>
           <w:rFonts w:ascii="Aptos" w:hAnsi="Aptos" w:eastAsia="Aptos"/>
-          <w:b/>
-          <w:i w:val="0"/>
-          <w:color w:val="1F252B"/>
-          <w:sz w:val="21"/>
-        </w:rPr>
-        <w:t>The Structural Foundation of Gravity:</w:t>
-      </w:r>
-      <w:r>
-        <w:rPr>
-          <w:rFonts w:ascii="Aptos" w:hAnsi="Aptos" w:eastAsia="Aptos"/>
-          <w:b w:val="0"/>
-          <w:i w:val="0"/>
-          <w:color w:val="1F252B"/>
-          <w:sz w:val="21"/>
-        </w:rPr>
-        <w:t xml:space="preserve"> By evaluating this finite microscopic domain and establishing its dynamical exponent, Gravity Formation Theory proves this discrete network supplies the exact microscopic foundation required for gravity.</w:t>
+          <w:b w:val="0"/>
+          <w:i w:val="0"/>
+          <w:color w:val="1F252B"/>
+          <w:sz w:val="21"/>
+        </w:rPr>
+        <w:t xml:space="preserve">A separate owner-once calculation tests whether the finite terminal state contains joint lineage--carrier information beyond the unconditional carrier marginal. Independently implemented exact finite Target and Hostile branches agree at </w:t>
+      </w:r>
+      <w:r>
+        <w:rPr>
+          <w:rFonts w:ascii="Aptos Mono" w:hAnsi="Aptos Mono" w:eastAsia="Aptos Mono"/>
+          <w:b w:val="0"/>
+          <w:i w:val="0"/>
+          <w:color w:val="1F252B"/>
+          <w:sz w:val="19"/>
+          <w:shd w:fill="F1F3F5"/>
+        </w:rPr>
+        <w:t>L = 10</w:t>
+      </w:r>
+      <w:r>
+        <w:rPr>
+          <w:rFonts w:ascii="Aptos" w:hAnsi="Aptos" w:eastAsia="Aptos"/>
+          <w:b w:val="0"/>
+          <w:i w:val="0"/>
+          <w:color w:val="1F252B"/>
+          <w:sz w:val="21"/>
+        </w:rPr>
+        <w:t xml:space="preserve"> and </w:t>
+      </w:r>
+      <w:r>
+        <w:rPr>
+          <w:rFonts w:ascii="Aptos Mono" w:hAnsi="Aptos Mono" w:eastAsia="Aptos Mono"/>
+          <w:b w:val="0"/>
+          <w:i w:val="0"/>
+          <w:color w:val="1F252B"/>
+          <w:sz w:val="19"/>
+          <w:shd w:fill="F1F3F5"/>
+        </w:rPr>
+        <w:t>L = 12</w:t>
+      </w:r>
+      <w:r>
+        <w:rPr>
+          <w:rFonts w:ascii="Aptos" w:hAnsi="Aptos" w:eastAsia="Aptos"/>
+          <w:b w:val="0"/>
+          <w:i w:val="0"/>
+          <w:color w:val="1F252B"/>
+          <w:sz w:val="21"/>
+        </w:rPr>
+        <w:t xml:space="preserve">: respectively, </w:t>
+      </w:r>
+      <w:r>
+        <w:rPr>
+          <w:rFonts w:ascii="Aptos Mono" w:hAnsi="Aptos Mono" w:eastAsia="Aptos Mono"/>
+          <w:b w:val="0"/>
+          <w:i w:val="0"/>
+          <w:color w:val="1F252B"/>
+          <w:sz w:val="19"/>
+          <w:shd w:fill="F1F3F5"/>
+        </w:rPr>
+        <w:t>D_10 = -0.0003118488593728413</w:t>
+      </w:r>
+      <w:r>
+        <w:rPr>
+          <w:rFonts w:ascii="Aptos" w:hAnsi="Aptos" w:eastAsia="Aptos"/>
+          <w:b w:val="0"/>
+          <w:i w:val="0"/>
+          <w:color w:val="1F252B"/>
+          <w:sz w:val="21"/>
+        </w:rPr>
+        <w:t xml:space="preserve"> and </w:t>
+      </w:r>
+      <w:r>
+        <w:rPr>
+          <w:rFonts w:ascii="Aptos Mono" w:hAnsi="Aptos Mono" w:eastAsia="Aptos Mono"/>
+          <w:b w:val="0"/>
+          <w:i w:val="0"/>
+          <w:color w:val="1F252B"/>
+          <w:sz w:val="19"/>
+          <w:shd w:fill="F1F3F5"/>
+        </w:rPr>
+        <w:t>D_12 = -0.00003236588485223031</w:t>
+      </w:r>
+      <w:r>
+        <w:rPr>
+          <w:rFonts w:ascii="Aptos" w:hAnsi="Aptos" w:eastAsia="Aptos"/>
+          <w:b w:val="0"/>
+          <w:i w:val="0"/>
+          <w:color w:val="1F252B"/>
+          <w:sz w:val="21"/>
+        </w:rPr>
+        <w:t xml:space="preserve"> on the Target route, with branch differences below </w:t>
+      </w:r>
+      <w:r>
+        <w:rPr>
+          <w:rFonts w:ascii="Aptos Mono" w:hAnsi="Aptos Mono" w:eastAsia="Aptos Mono"/>
+          <w:b w:val="0"/>
+          <w:i w:val="0"/>
+          <w:color w:val="1F252B"/>
+          <w:sz w:val="19"/>
+          <w:shd w:fill="F1F3F5"/>
+        </w:rPr>
+        <w:t>2e-17</w:t>
+      </w:r>
+      <w:r>
+        <w:rPr>
+          <w:rFonts w:ascii="Aptos" w:hAnsi="Aptos" w:eastAsia="Aptos"/>
+          <w:b w:val="0"/>
+          <w:i w:val="0"/>
+          <w:color w:val="1F252B"/>
+          <w:sz w:val="21"/>
+        </w:rPr>
+        <w:t xml:space="preserve">. The raw two-sided diagnostic is </w:t>
+      </w:r>
+      <w:r>
+        <w:rPr>
+          <w:rFonts w:ascii="Aptos Mono" w:hAnsi="Aptos Mono" w:eastAsia="Aptos Mono"/>
+          <w:b w:val="0"/>
+          <w:i w:val="0"/>
+          <w:color w:val="1F252B"/>
+          <w:sz w:val="19"/>
+          <w:shd w:fill="F1F3F5"/>
+        </w:rPr>
+        <w:t>T_10:12 = 32365.88485223031</w:t>
+      </w:r>
+      <w:r>
+        <w:rPr>
+          <w:rFonts w:ascii="Aptos" w:hAnsi="Aptos" w:eastAsia="Aptos"/>
+          <w:b w:val="0"/>
+          <w:i w:val="0"/>
+          <w:color w:val="1F252B"/>
+          <w:sz w:val="21"/>
+        </w:rPr>
+        <w:t xml:space="preserve">, establishing a numerically resolved nonzero finite association through </w:t>
+      </w:r>
+      <w:r>
+        <w:rPr>
+          <w:rFonts w:ascii="Aptos Mono" w:hAnsi="Aptos Mono" w:eastAsia="Aptos Mono"/>
+          <w:b w:val="0"/>
+          <w:i w:val="0"/>
+          <w:color w:val="1F252B"/>
+          <w:sz w:val="19"/>
+          <w:shd w:fill="F1F3F5"/>
+        </w:rPr>
+        <w:t>L = 12</w:t>
+      </w:r>
+      <w:r>
+        <w:rPr>
+          <w:rFonts w:ascii="Aptos" w:hAnsi="Aptos" w:eastAsia="Aptos"/>
+          <w:b w:val="0"/>
+          <w:i w:val="0"/>
+          <w:color w:val="1F252B"/>
+          <w:sz w:val="21"/>
+        </w:rPr>
+        <w:t xml:space="preserve">. The frozen sector-capacity normalization gives witness magnitudes of about </w:t>
+      </w:r>
+      <w:r>
+        <w:rPr>
+          <w:rFonts w:ascii="Aptos Mono" w:hAnsi="Aptos Mono" w:eastAsia="Aptos Mono"/>
+          <w:b w:val="0"/>
+          <w:i w:val="0"/>
+          <w:color w:val="1F252B"/>
+          <w:sz w:val="19"/>
+          <w:shd w:fill="F1F3F5"/>
+        </w:rPr>
+        <w:t>0.137%</w:t>
+      </w:r>
+      <w:r>
+        <w:rPr>
+          <w:rFonts w:ascii="Aptos" w:hAnsi="Aptos" w:eastAsia="Aptos"/>
+          <w:b w:val="0"/>
+          <w:i w:val="0"/>
+          <w:color w:val="1F252B"/>
+          <w:sz w:val="21"/>
+        </w:rPr>
+        <w:t xml:space="preserve"> of capacity at </w:t>
+      </w:r>
+      <w:r>
+        <w:rPr>
+          <w:rFonts w:ascii="Aptos Mono" w:hAnsi="Aptos Mono" w:eastAsia="Aptos Mono"/>
+          <w:b w:val="0"/>
+          <w:i w:val="0"/>
+          <w:color w:val="1F252B"/>
+          <w:sz w:val="19"/>
+          <w:shd w:fill="F1F3F5"/>
+        </w:rPr>
+        <w:t>L = 10</w:t>
+      </w:r>
+      <w:r>
+        <w:rPr>
+          <w:rFonts w:ascii="Aptos" w:hAnsi="Aptos" w:eastAsia="Aptos"/>
+          <w:b w:val="0"/>
+          <w:i w:val="0"/>
+          <w:color w:val="1F252B"/>
+          <w:sz w:val="21"/>
+        </w:rPr>
+        <w:t xml:space="preserve"> and </w:t>
+      </w:r>
+      <w:r>
+        <w:rPr>
+          <w:rFonts w:ascii="Aptos Mono" w:hAnsi="Aptos Mono" w:eastAsia="Aptos Mono"/>
+          <w:b w:val="0"/>
+          <w:i w:val="0"/>
+          <w:color w:val="1F252B"/>
+          <w:sz w:val="19"/>
+          <w:shd w:fill="F1F3F5"/>
+        </w:rPr>
+        <w:t>0.0140%</w:t>
+      </w:r>
+      <w:r>
+        <w:rPr>
+          <w:rFonts w:ascii="Aptos" w:hAnsi="Aptos" w:eastAsia="Aptos"/>
+          <w:b w:val="0"/>
+          <w:i w:val="0"/>
+          <w:color w:val="1F252B"/>
+          <w:sz w:val="21"/>
+        </w:rPr>
+        <w:t xml:space="preserve"> at </w:t>
+      </w:r>
+      <w:r>
+        <w:rPr>
+          <w:rFonts w:ascii="Aptos Mono" w:hAnsi="Aptos Mono" w:eastAsia="Aptos Mono"/>
+          <w:b w:val="0"/>
+          <w:i w:val="0"/>
+          <w:color w:val="1F252B"/>
+          <w:sz w:val="19"/>
+          <w:shd w:fill="F1F3F5"/>
+        </w:rPr>
+        <w:t>L = 12</w:t>
+      </w:r>
+      <w:r>
+        <w:rPr>
+          <w:rFonts w:ascii="Aptos" w:hAnsi="Aptos" w:eastAsia="Aptos"/>
+          <w:b w:val="0"/>
+          <w:i w:val="0"/>
+          <w:color w:val="1F252B"/>
+          <w:sz w:val="21"/>
+        </w:rPr>
+        <w:t xml:space="preserve">; this is an effect-scale report, not another pass/fail condition. A frozen concurrent-release scheduling condition required no more than 60 seconds of skew, while the observed launch skew was 10,748 seconds, so this release discloses the procedural deviation and does not call the result a pristine strict-protocol held-out pass. The separately frozen signed no-decline criterion fails because the witness reverses sign after </w:t>
+      </w:r>
+      <w:r>
+        <w:rPr>
+          <w:rFonts w:ascii="Aptos Mono" w:hAnsi="Aptos Mono" w:eastAsia="Aptos Mono"/>
+          <w:b w:val="0"/>
+          <w:i w:val="0"/>
+          <w:color w:val="1F252B"/>
+          <w:sz w:val="19"/>
+          <w:shd w:fill="F1F3F5"/>
+        </w:rPr>
+        <w:t>L = 8</w:t>
+      </w:r>
+      <w:r>
+        <w:rPr>
+          <w:rFonts w:ascii="Aptos" w:hAnsi="Aptos" w:eastAsia="Aptos"/>
+          <w:b w:val="0"/>
+          <w:i w:val="0"/>
+          <w:color w:val="1F252B"/>
+          <w:sz w:val="21"/>
+        </w:rPr>
+        <w:t xml:space="preserve"> and its magnitude declines sharply. This finite result does not establish persistence at all sizes or promote any Gate, alpha, geometry, or gravity claim.</w:t>
       </w:r>
     </w:p>
     <w:p>
@@ -256,22 +835,117 @@
       <w:r>
         <w:rPr>
           <w:rFonts w:ascii="Aptos" w:hAnsi="Aptos" w:eastAsia="Aptos"/>
-          <w:b/>
-          <w:i w:val="0"/>
-          <w:color w:val="1F252B"/>
-          <w:sz w:val="21"/>
-        </w:rPr>
-        <w:t>The Macroscopic Derivation:</w:t>
-      </w:r>
-      <w:r>
-        <w:rPr>
-          <w:rFonts w:ascii="Aptos" w:hAnsi="Aptos" w:eastAsia="Aptos"/>
-          <w:b w:val="0"/>
-          <w:i w:val="0"/>
-          <w:color w:val="1F252B"/>
-          <w:sz w:val="21"/>
-        </w:rPr>
-        <w:t xml:space="preserve"> From this discrete foundation, and under stated continuum premises, the exact conditional macroscopic gravitational response is mathematically derived.</w:t>
+          <w:b w:val="0"/>
+          <w:i w:val="0"/>
+          <w:color w:val="1F252B"/>
+          <w:sz w:val="21"/>
+        </w:rPr>
+        <w:t xml:space="preserve">Two further bounded diagnostics sharpen what the record data do and do not show. On the frozen </w:t>
+      </w:r>
+      <w:r>
+        <w:rPr>
+          <w:rFonts w:ascii="Aptos Mono" w:hAnsi="Aptos Mono" w:eastAsia="Aptos Mono"/>
+          <w:b w:val="0"/>
+          <w:i w:val="0"/>
+          <w:color w:val="1F252B"/>
+          <w:sz w:val="19"/>
+          <w:shd w:fill="F1F3F5"/>
+        </w:rPr>
+        <w:t>L = 8</w:t>
+      </w:r>
+      <w:r>
+        <w:rPr>
+          <w:rFonts w:ascii="Aptos" w:hAnsi="Aptos" w:eastAsia="Aptos"/>
+          <w:b w:val="0"/>
+          <w:i w:val="0"/>
+          <w:color w:val="1F252B"/>
+          <w:sz w:val="21"/>
+        </w:rPr>
+        <w:t xml:space="preserve"> lineage formation-order path, the Ollivier--Ricci statistic is </w:t>
+      </w:r>
+      <w:r>
+        <w:rPr>
+          <w:rFonts w:ascii="Aptos Mono" w:hAnsi="Aptos Mono" w:eastAsia="Aptos Mono"/>
+          <w:b w:val="0"/>
+          <w:i w:val="0"/>
+          <w:color w:val="1F252B"/>
+          <w:sz w:val="19"/>
+          <w:shd w:fill="F1F3F5"/>
+        </w:rPr>
+        <w:t>rho = 0.1543033499620919</w:t>
+      </w:r>
+      <w:r>
+        <w:rPr>
+          <w:rFonts w:ascii="Aptos" w:hAnsi="Aptos" w:eastAsia="Aptos"/>
+          <w:b w:val="0"/>
+          <w:i w:val="0"/>
+          <w:color w:val="1F252B"/>
+          <w:sz w:val="21"/>
+        </w:rPr>
+        <w:t xml:space="preserve"> with exact one-sided </w:t>
+      </w:r>
+      <w:r>
+        <w:rPr>
+          <w:rFonts w:ascii="Aptos Mono" w:hAnsi="Aptos Mono" w:eastAsia="Aptos Mono"/>
+          <w:b w:val="0"/>
+          <w:i w:val="0"/>
+          <w:color w:val="1F252B"/>
+          <w:sz w:val="19"/>
+          <w:shd w:fill="F1F3F5"/>
+        </w:rPr>
+        <w:t>p_plus = 0.3619047619047619</w:t>
+      </w:r>
+      <w:r>
+        <w:rPr>
+          <w:rFonts w:ascii="Aptos" w:hAnsi="Aptos" w:eastAsia="Aptos"/>
+          <w:b w:val="0"/>
+          <w:i w:val="0"/>
+          <w:color w:val="1F252B"/>
+          <w:sz w:val="21"/>
+        </w:rPr>
+        <w:t xml:space="preserve"> over all </w:t>
+      </w:r>
+      <w:r>
+        <w:rPr>
+          <w:rFonts w:ascii="Aptos Mono" w:hAnsi="Aptos Mono" w:eastAsia="Aptos Mono"/>
+          <w:b w:val="0"/>
+          <w:i w:val="0"/>
+          <w:color w:val="1F252B"/>
+          <w:sz w:val="19"/>
+          <w:shd w:fill="F1F3F5"/>
+        </w:rPr>
+        <w:t>40320</w:t>
+      </w:r>
+      <w:r>
+        <w:rPr>
+          <w:rFonts w:ascii="Aptos" w:hAnsi="Aptos" w:eastAsia="Aptos"/>
+          <w:b w:val="0"/>
+          <w:i w:val="0"/>
+          <w:color w:val="1F252B"/>
+          <w:sz w:val="21"/>
+        </w:rPr>
+        <w:t xml:space="preserve"> permutations. The recognized classification is </w:t>
+      </w:r>
+      <w:r>
+        <w:rPr>
+          <w:rFonts w:ascii="Aptos Mono" w:hAnsi="Aptos Mono" w:eastAsia="Aptos Mono"/>
+          <w:b w:val="0"/>
+          <w:i w:val="0"/>
+          <w:color w:val="1F252B"/>
+          <w:sz w:val="19"/>
+          <w:shd w:fill="F1F3F5"/>
+        </w:rPr>
+        <w:t>NO_RESOLVED_LINEAGE_ORDER_CURVATURE_RECORD_ASSOCIATION_L8</w:t>
+      </w:r>
+      <w:r>
+        <w:rPr>
+          <w:rFonts w:ascii="Aptos" w:hAnsi="Aptos" w:eastAsia="Aptos"/>
+          <w:b w:val="0"/>
+          <w:i w:val="0"/>
+          <w:color w:val="1F252B"/>
+          <w:sz w:val="21"/>
+        </w:rPr>
+        <w:t>: a controlled null for one schedule-derived path, not spacetime curvature and not a geometry or gravity result.</w:t>
       </w:r>
     </w:p>
     <w:p>
@@ -286,7 +960,91 @@
           <w:color w:val="1F252B"/>
           <w:sz w:val="21"/>
         </w:rPr>
-        <w:t>Thus, gravity is proved to be the self-consistent macroscopic response of record-conditioned geometry, built entirely from auditable quantum premises.</w:t>
+        <w:t xml:space="preserve">At one fixed </w:t>
+      </w:r>
+      <w:r>
+        <w:rPr>
+          <w:rFonts w:ascii="Aptos Mono" w:hAnsi="Aptos Mono" w:eastAsia="Aptos Mono"/>
+          <w:b w:val="0"/>
+          <w:i w:val="0"/>
+          <w:color w:val="1F252B"/>
+          <w:sz w:val="19"/>
+          <w:shd w:fill="F1F3F5"/>
+        </w:rPr>
+        <w:t>L = 4</w:t>
+      </w:r>
+      <w:r>
+        <w:rPr>
+          <w:rFonts w:ascii="Aptos" w:hAnsi="Aptos" w:eastAsia="Aptos"/>
+          <w:b w:val="0"/>
+          <w:i w:val="0"/>
+          <w:color w:val="1F252B"/>
+          <w:sz w:val="21"/>
+        </w:rPr>
+        <w:t xml:space="preserve"> checkpoint, the autonomous lineage-sensitive continuation does produce a resolved carrier response. The independent audit obtains </w:t>
+      </w:r>
+      <w:r>
+        <w:rPr>
+          <w:rFonts w:ascii="Aptos Mono" w:hAnsi="Aptos Mono" w:eastAsia="Aptos Mono"/>
+          <w:b w:val="0"/>
+          <w:i w:val="0"/>
+          <w:color w:val="1F252B"/>
+          <w:sz w:val="19"/>
+          <w:shd w:fill="F1F3F5"/>
+        </w:rPr>
+        <w:t>Delta_C = 0.14761185701903007</w:t>
+      </w:r>
+      <w:r>
+        <w:rPr>
+          <w:rFonts w:ascii="Aptos" w:hAnsi="Aptos" w:eastAsia="Aptos"/>
+          <w:b w:val="0"/>
+          <w:i w:val="0"/>
+          <w:color w:val="1F252B"/>
+          <w:sz w:val="21"/>
+        </w:rPr>
+        <w:t xml:space="preserve"> and occupation-profile </w:t>
+      </w:r>
+      <w:r>
+        <w:rPr>
+          <w:rFonts w:ascii="Aptos Mono" w:hAnsi="Aptos Mono" w:eastAsia="Aptos Mono"/>
+          <w:b w:val="0"/>
+          <w:i w:val="0"/>
+          <w:color w:val="1F252B"/>
+          <w:sz w:val="19"/>
+          <w:shd w:fill="F1F3F5"/>
+        </w:rPr>
+        <w:t>RMS = 0.006009875541368592</w:t>
+      </w:r>
+      <w:r>
+        <w:rPr>
+          <w:rFonts w:ascii="Aptos" w:hAnsi="Aptos" w:eastAsia="Aptos"/>
+          <w:b w:val="0"/>
+          <w:i w:val="0"/>
+          <w:color w:val="1F252B"/>
+          <w:sz w:val="21"/>
+        </w:rPr>
+        <w:t xml:space="preserve">, with no captured warnings and maximum Target/audit difference </w:t>
+      </w:r>
+      <w:r>
+        <w:rPr>
+          <w:rFonts w:ascii="Aptos Mono" w:hAnsi="Aptos Mono" w:eastAsia="Aptos Mono"/>
+          <w:b w:val="0"/>
+          <w:i w:val="0"/>
+          <w:color w:val="1F252B"/>
+          <w:sz w:val="19"/>
+          <w:shd w:fill="F1F3F5"/>
+        </w:rPr>
+        <w:t>1.1102230246251565e-16</w:t>
+      </w:r>
+      <w:r>
+        <w:rPr>
+          <w:rFonts w:ascii="Aptos" w:hAnsi="Aptos" w:eastAsia="Aptos"/>
+          <w:b w:val="0"/>
+          <w:i w:val="0"/>
+          <w:color w:val="1F252B"/>
+          <w:sz w:val="21"/>
+        </w:rPr>
+        <w:t>. This establishes the lineage-sensitive continuation mechanism for that one finite checkpoint and frozen revisit rule. It does not by itself establish scaling, curvature, geometry, RGRL/WTC, alpha, or gravity.</w:t>
       </w:r>
     </w:p>
     <w:p>
@@ -296,12 +1054,12 @@
       <w:r>
         <w:rPr>
           <w:rFonts w:ascii="Aptos" w:hAnsi="Aptos" w:eastAsia="Aptos"/>
-          <w:b/>
-          <w:i w:val="0"/>
-          <w:color w:val="1F252B"/>
-          <w:sz w:val="21"/>
-        </w:rPr>
-        <w:t>The Proof Ledger</w:t>
+          <w:b w:val="0"/>
+          <w:i w:val="0"/>
+          <w:color w:val="1F252B"/>
+          <w:sz w:val="21"/>
+        </w:rPr>
+        <w:t>The macroscopic gravity result is also conditional. Under the adopted Record-Geometry Realization Law and the five stated response hypotheses, qualified retained record lineage realizes a four-dimensional record-conditioned geometry. The leading infrared response of that geometry is the Einstein-Hilbert response, with its coefficient calibrated to the observed Newton constant.</w:t>
       </w:r>
     </w:p>
     <w:p>
@@ -316,7 +1074,28 @@
           <w:color w:val="1F252B"/>
           <w:sz w:val="21"/>
         </w:rPr>
-        <w:t>This index serves as the authoritative structural ledger for that unification. It exposes the exact mathematical theorems, the numerically authenticated computational evidence, and the immutable cryptographic custody required to execute a hostile independent audit of the theory.</w:t>
+        <w:t xml:space="preserve">The finite classification, the Luttinger-liquid result, and the macroscopic gravity theorem are distinct results with different premises. The macroscopic theorem is inferred neither from extrapolating the finite calculations through </w:t>
+      </w:r>
+      <w:r>
+        <w:rPr>
+          <w:rFonts w:ascii="Aptos Mono" w:hAnsi="Aptos Mono" w:eastAsia="Aptos Mono"/>
+          <w:b w:val="0"/>
+          <w:i w:val="0"/>
+          <w:color w:val="1F252B"/>
+          <w:sz w:val="19"/>
+          <w:shd w:fill="F1F3F5"/>
+        </w:rPr>
+        <w:t>L = 12</w:t>
+      </w:r>
+      <w:r>
+        <w:rPr>
+          <w:rFonts w:ascii="Aptos" w:hAnsi="Aptos" w:eastAsia="Aptos"/>
+          <w:b w:val="0"/>
+          <w:i w:val="0"/>
+          <w:color w:val="1F252B"/>
+          <w:sz w:val="21"/>
+        </w:rPr>
+        <w:t xml:space="preserve"> to an infinite system nor from the finite ARGER Gate classification. It follows conditionally from the adopted Record-Geometry Realization Law and the five working-theory-closure hypotheses.</w:t>
       </w:r>
     </w:p>
     <w:p>
@@ -331,217 +1110,7 @@
           <w:color w:val="1F252B"/>
           <w:sz w:val="21"/>
         </w:rPr>
-        <w:t xml:space="preserve">The principal release conclusion is finite and precise. The authenticated </w:t>
-      </w:r>
-      <w:r>
-        <w:rPr>
-          <w:rFonts w:ascii="Aptos Mono" w:hAnsi="Aptos Mono" w:eastAsia="Aptos Mono"/>
-          <w:b w:val="0"/>
-          <w:i w:val="0"/>
-          <w:color w:val="1F252B"/>
-          <w:sz w:val="19"/>
-          <w:shd w:fill="F1F3F5"/>
-        </w:rPr>
-        <w:t>A009--A016</w:t>
-      </w:r>
-      <w:r>
-        <w:rPr>
-          <w:rFonts w:ascii="Aptos" w:hAnsi="Aptos" w:eastAsia="Aptos"/>
-          <w:b w:val="0"/>
-          <w:i w:val="0"/>
-          <w:color w:val="1F252B"/>
-          <w:sz w:val="21"/>
-        </w:rPr>
-        <w:t xml:space="preserve"> domain has exact bounded record membership at </w:t>
-      </w:r>
-      <w:r>
-        <w:rPr>
-          <w:rFonts w:ascii="Aptos Mono" w:hAnsi="Aptos Mono" w:eastAsia="Aptos Mono"/>
-          <w:b w:val="0"/>
-          <w:i w:val="0"/>
-          <w:color w:val="1F252B"/>
-          <w:sz w:val="19"/>
-          <w:shd w:fill="F1F3F5"/>
-        </w:rPr>
-        <w:t>L=4</w:t>
-      </w:r>
-      <w:r>
-        <w:rPr>
-          <w:rFonts w:ascii="Aptos" w:hAnsi="Aptos" w:eastAsia="Aptos"/>
-          <w:b w:val="0"/>
-          <w:i w:val="0"/>
-          <w:color w:val="1F252B"/>
-          <w:sz w:val="21"/>
-        </w:rPr>
-        <w:t xml:space="preserve">, </w:t>
-      </w:r>
-      <w:r>
-        <w:rPr>
-          <w:rFonts w:ascii="Aptos Mono" w:hAnsi="Aptos Mono" w:eastAsia="Aptos Mono"/>
-          <w:b w:val="0"/>
-          <w:i w:val="0"/>
-          <w:color w:val="1F252B"/>
-          <w:sz w:val="19"/>
-          <w:shd w:fill="F1F3F5"/>
-        </w:rPr>
-        <w:t>L=6</w:t>
-      </w:r>
-      <w:r>
-        <w:rPr>
-          <w:rFonts w:ascii="Aptos" w:hAnsi="Aptos" w:eastAsia="Aptos"/>
-          <w:b w:val="0"/>
-          <w:i w:val="0"/>
-          <w:color w:val="1F252B"/>
-          <w:sz w:val="21"/>
-        </w:rPr>
-        <w:t xml:space="preserve">, </w:t>
-      </w:r>
-      <w:r>
-        <w:rPr>
-          <w:rFonts w:ascii="Aptos Mono" w:hAnsi="Aptos Mono" w:eastAsia="Aptos Mono"/>
-          <w:b w:val="0"/>
-          <w:i w:val="0"/>
-          <w:color w:val="1F252B"/>
-          <w:sz w:val="19"/>
-          <w:shd w:fill="F1F3F5"/>
-        </w:rPr>
-        <w:t>L=8</w:t>
-      </w:r>
-      <w:r>
-        <w:rPr>
-          <w:rFonts w:ascii="Aptos" w:hAnsi="Aptos" w:eastAsia="Aptos"/>
-          <w:b w:val="0"/>
-          <w:i w:val="0"/>
-          <w:color w:val="1F252B"/>
-          <w:sz w:val="21"/>
-        </w:rPr>
-        <w:t xml:space="preserve">, </w:t>
-      </w:r>
-      <w:r>
-        <w:rPr>
-          <w:rFonts w:ascii="Aptos Mono" w:hAnsi="Aptos Mono" w:eastAsia="Aptos Mono"/>
-          <w:b w:val="0"/>
-          <w:i w:val="0"/>
-          <w:color w:val="1F252B"/>
-          <w:sz w:val="19"/>
-          <w:shd w:fill="F1F3F5"/>
-        </w:rPr>
-        <w:t>L=10</w:t>
-      </w:r>
-      <w:r>
-        <w:rPr>
-          <w:rFonts w:ascii="Aptos" w:hAnsi="Aptos" w:eastAsia="Aptos"/>
-          <w:b w:val="0"/>
-          <w:i w:val="0"/>
-          <w:color w:val="1F252B"/>
-          <w:sz w:val="21"/>
-        </w:rPr>
-        <w:t xml:space="preserve">, and </w:t>
-      </w:r>
-      <w:r>
-        <w:rPr>
-          <w:rFonts w:ascii="Aptos Mono" w:hAnsi="Aptos Mono" w:eastAsia="Aptos Mono"/>
-          <w:b w:val="0"/>
-          <w:i w:val="0"/>
-          <w:color w:val="1F252B"/>
-          <w:sz w:val="19"/>
-          <w:shd w:fill="F1F3F5"/>
-        </w:rPr>
-        <w:t>L=12</w:t>
-      </w:r>
-      <w:r>
-        <w:rPr>
-          <w:rFonts w:ascii="Aptos" w:hAnsi="Aptos" w:eastAsia="Aptos"/>
-          <w:b w:val="0"/>
-          <w:i w:val="0"/>
-          <w:color w:val="1F252B"/>
-          <w:sz w:val="21"/>
-        </w:rPr>
-        <w:t xml:space="preserve">; its deduplicated mass exceeds </w:t>
-      </w:r>
-      <w:r>
-        <w:rPr>
-          <w:rFonts w:ascii="Aptos Mono" w:hAnsi="Aptos Mono" w:eastAsia="Aptos Mono"/>
-          <w:b w:val="0"/>
-          <w:i w:val="0"/>
-          <w:color w:val="1F252B"/>
-          <w:sz w:val="19"/>
-          <w:shd w:fill="F1F3F5"/>
-        </w:rPr>
-        <w:t>0.50</w:t>
-      </w:r>
-      <w:r>
-        <w:rPr>
-          <w:rFonts w:ascii="Aptos" w:hAnsi="Aptos" w:eastAsia="Aptos"/>
-          <w:b w:val="0"/>
-          <w:i w:val="0"/>
-          <w:color w:val="1F252B"/>
-          <w:sz w:val="21"/>
-        </w:rPr>
-        <w:t xml:space="preserve"> at every authenticated size; and all 13 unique selected </w:t>
-      </w:r>
-      <w:r>
-        <w:rPr>
-          <w:rFonts w:ascii="Aptos Mono" w:hAnsi="Aptos Mono" w:eastAsia="Aptos Mono"/>
-          <w:b w:val="0"/>
-          <w:i w:val="0"/>
-          <w:color w:val="1F252B"/>
-          <w:sz w:val="19"/>
-          <w:shd w:fill="F1F3F5"/>
-        </w:rPr>
-        <w:t>(L,q)</w:t>
-      </w:r>
-      <w:r>
-        <w:rPr>
-          <w:rFonts w:ascii="Aptos" w:hAnsi="Aptos" w:eastAsia="Aptos"/>
-          <w:b w:val="0"/>
-          <w:i w:val="0"/>
-          <w:color w:val="1F252B"/>
-          <w:sz w:val="21"/>
-        </w:rPr>
-        <w:t xml:space="preserve"> rows have strictly positive finite probe visibility. Under the adopted, project-native finite ARGER Gate, those facts establish the finite Gravity Formation Theory </w:t>
-      </w:r>
-      <w:r>
-        <w:rPr>
-          <w:rFonts w:ascii="Aptos Mono" w:hAnsi="Aptos Mono" w:eastAsia="Aptos Mono"/>
-          <w:b w:val="0"/>
-          <w:i w:val="0"/>
-          <w:color w:val="1F252B"/>
-          <w:sz w:val="19"/>
-          <w:shd w:fill="F1F3F5"/>
-        </w:rPr>
-        <w:t>z=1</w:t>
-      </w:r>
-      <w:r>
-        <w:rPr>
-          <w:rFonts w:ascii="Aptos" w:hAnsi="Aptos" w:eastAsia="Aptos"/>
-          <w:b w:val="0"/>
-          <w:i w:val="0"/>
-          <w:color w:val="1F252B"/>
-          <w:sz w:val="21"/>
-        </w:rPr>
-        <w:t xml:space="preserve"> classification. Here, finite identifies the exact authenticated theorem domain and the complete declared classification. A separate analytic theorem conditionally establishes the standard thermodynamic dynamical exponent </w:t>
-      </w:r>
-      <w:r>
-        <w:rPr>
-          <w:rFonts w:ascii="Aptos Mono" w:hAnsi="Aptos Mono" w:eastAsia="Aptos Mono"/>
-          <w:b w:val="0"/>
-          <w:i w:val="0"/>
-          <w:color w:val="1F252B"/>
-          <w:sz w:val="19"/>
-          <w:shd w:fill="F1F3F5"/>
-        </w:rPr>
-        <w:t>z=1</w:t>
-      </w:r>
-      <w:r>
-        <w:rPr>
-          <w:rFonts w:ascii="Aptos" w:hAnsi="Aptos" w:eastAsia="Aptos"/>
-          <w:b w:val="0"/>
-          <w:i w:val="0"/>
-          <w:color w:val="1F252B"/>
-          <w:sz w:val="21"/>
-        </w:rPr>
-        <w:t xml:space="preserve"> under its named same-model Luttinger-liquid premise (LL-P).</w:t>
+        <w:t>The deposited release includes the governing theorems, authenticated numerical evidence, executable validators, premise and scope ledgers, and cryptographic manifests. These materials allow independent examination of the finite results, their supporting calculations, and the assumptions used in the conditional gravity theorem.</w:t>
       </w:r>
     </w:p>
     <w:p>
@@ -571,7 +1140,7 @@
           <w:color w:val="1F252B"/>
           <w:sz w:val="21"/>
         </w:rPr>
-        <w:t>Universal Network Theory was architected and executed by one human directing a unified ensemble of frontier artificial intelligence (AI) models. The exact mathematical theorems, simulation code, and structural prose indexed in this deposited release were compiled through continuous, active integration with ChatGPT 5.6 Sol Ultra, Gemini Extended, Claude Opus 5 Ultra, and Grok 4.6.</w:t>
+        <w:t>Universal Network Theory was architected and executed by one human directing a unified ensemble of frontier artificial intelligence (AI) models. The exact mathematical theorems, simulation code, and structural prose indexed in this deposited release were compiled through continuous, active integration with ChatGPT 5.6 Sol, Gemini Extended, Claude Opus 5, and Grok 4.6.</w:t>
       </w:r>
     </w:p>
     <w:p>
@@ -653,7 +1222,7 @@
           <w:color w:val="1F252B"/>
           <w:sz w:val="21"/>
         </w:rPr>
-        <w:t xml:space="preserve"> Record Formation Theory (RFT) is the theory of how records form. </w:t>
+        <w:t xml:space="preserve"> Record Formation Theory (RFT) characterizes discrete causal record structures and proves their declared coverage properties inside its adopted axiom system. </w:t>
       </w:r>
       <w:r>
         <w:rPr>
@@ -673,7 +1242,7 @@
           <w:color w:val="1F252B"/>
           <w:sz w:val="21"/>
         </w:rPr>
-        <w:t xml:space="preserve"> is its ordered record-formation process: </w:t>
+        <w:t xml:space="preserve"> is UNT's ordered record-formation dependency sequence: </w:t>
       </w:r>
       <w:r>
         <w:rPr>
@@ -714,7 +1283,7 @@
           <w:color w:val="1F252B"/>
           <w:sz w:val="21"/>
         </w:rPr>
-        <w:t xml:space="preserve"> is the single Gate stage inside that process. Gravity Formation Theory (GFT) states what follows when an eligible record structure satisfies the Gate.</w:t>
+        <w:t xml:space="preserve"> is the single Gate stage inside that sequence. Gravity Formation Theory (GFT) contains the adopted finite Gate classification and the separately premised conditional macroscopic-response theorem.</w:t>
       </w:r>
     </w:p>
     <w:p>
@@ -750,7 +1319,7 @@
           <w:color w:val="1F252B"/>
           <w:sz w:val="21"/>
         </w:rPr>
-        <w:t xml:space="preserve"> defines the even size and structural topological limit of a local network volume: </w:t>
+        <w:t xml:space="preserve"> is the even finite parent size and one-pass horizon: </w:t>
       </w:r>
       <w:r>
         <w:rPr>
@@ -1823,7 +2392,52 @@
             <w:rFonts w:ascii="Aptos" w:hAnsi="Aptos" w:eastAsia="Aptos"/>
             <w:sz w:val="19"/>
           </w:rPr>
-          <w:t>7.3 The governing finite ARGER Gate</w:t>
+          <w:t>7.3 Owner-once joint lineage--carrier witness</w:t>
+        </w:r>
+      </w:hyperlink>
+    </w:p>
+    <w:p>
+      <w:pPr>
+        <w:pStyle w:val="UNTTOC2"/>
+      </w:pPr>
+      <w:hyperlink w:anchor="UNT_Heading_012" w:history="1">
+        <w:r>
+          <w:rPr>
+            <w:color w:val="1D5D88"/>
+            <w:rFonts w:ascii="Aptos" w:hAnsi="Aptos" w:eastAsia="Aptos"/>
+            <w:sz w:val="19"/>
+          </w:rPr>
+          <w:t>7.4 L8 formation-order Ollivier--Ricci controlled null</w:t>
+        </w:r>
+      </w:hyperlink>
+    </w:p>
+    <w:p>
+      <w:pPr>
+        <w:pStyle w:val="UNTTOC2"/>
+      </w:pPr>
+      <w:hyperlink w:anchor="UNT_Heading_013" w:history="1">
+        <w:r>
+          <w:rPr>
+            <w:color w:val="1D5D88"/>
+            <w:rFonts w:ascii="Aptos" w:hAnsi="Aptos" w:eastAsia="Aptos"/>
+            <w:sz w:val="19"/>
+          </w:rPr>
+          <w:t>7.5 L4 autonomous lineage-sensitive continuation</w:t>
+        </w:r>
+      </w:hyperlink>
+    </w:p>
+    <w:p>
+      <w:pPr>
+        <w:pStyle w:val="UNTTOC2"/>
+      </w:pPr>
+      <w:hyperlink w:anchor="UNT_Heading_014" w:history="1">
+        <w:r>
+          <w:rPr>
+            <w:color w:val="1D5D88"/>
+            <w:rFonts w:ascii="Aptos" w:hAnsi="Aptos" w:eastAsia="Aptos"/>
+            <w:sz w:val="19"/>
+          </w:rPr>
+          <w:t>7.6 The governing finite ARGER Gate</w:t>
         </w:r>
       </w:hyperlink>
     </w:p>
@@ -1831,7 +2445,7 @@
       <w:pPr>
         <w:pStyle w:val="UNTTOC1"/>
       </w:pPr>
-      <w:hyperlink w:anchor="UNT_Heading_012" w:history="1">
+      <w:hyperlink w:anchor="UNT_Heading_015" w:history="1">
         <w:r>
           <w:rPr>
             <w:color w:val="1D5D88"/>
@@ -1847,7 +2461,7 @@
       <w:pPr>
         <w:pStyle w:val="UNTTOC1"/>
       </w:pPr>
-      <w:hyperlink w:anchor="UNT_Heading_013" w:history="1">
+      <w:hyperlink w:anchor="UNT_Heading_016" w:history="1">
         <w:r>
           <w:rPr>
             <w:color w:val="1D5D88"/>
@@ -1863,7 +2477,7 @@
       <w:pPr>
         <w:pStyle w:val="UNTTOC1"/>
       </w:pPr>
-      <w:hyperlink w:anchor="UNT_Heading_014" w:history="1">
+      <w:hyperlink w:anchor="UNT_Heading_017" w:history="1">
         <w:r>
           <w:rPr>
             <w:color w:val="1D5D88"/>
@@ -1879,7 +2493,7 @@
       <w:pPr>
         <w:pStyle w:val="UNTTOC2"/>
       </w:pPr>
-      <w:hyperlink w:anchor="UNT_Heading_015" w:history="1">
+      <w:hyperlink w:anchor="UNT_Heading_018" w:history="1">
         <w:r>
           <w:rPr>
             <w:color w:val="1D5D88"/>
@@ -1894,7 +2508,7 @@
       <w:pPr>
         <w:pStyle w:val="UNTTOC2"/>
       </w:pPr>
-      <w:hyperlink w:anchor="UNT_Heading_016" w:history="1">
+      <w:hyperlink w:anchor="UNT_Heading_019" w:history="1">
         <w:r>
           <w:rPr>
             <w:color w:val="1D5D88"/>
@@ -1909,7 +2523,7 @@
       <w:pPr>
         <w:pStyle w:val="UNTTOC2"/>
       </w:pPr>
-      <w:hyperlink w:anchor="UNT_Heading_017" w:history="1">
+      <w:hyperlink w:anchor="UNT_Heading_020" w:history="1">
         <w:r>
           <w:rPr>
             <w:color w:val="1D5D88"/>
@@ -1924,7 +2538,7 @@
       <w:pPr>
         <w:pStyle w:val="UNTTOC1"/>
       </w:pPr>
-      <w:hyperlink w:anchor="UNT_Heading_018" w:history="1">
+      <w:hyperlink w:anchor="UNT_Heading_021" w:history="1">
         <w:r>
           <w:rPr>
             <w:color w:val="1D5D88"/>
@@ -3367,6 +3981,183 @@
           <w:sz w:val="21"/>
         </w:rPr>
         <w:t>The finite relational-accumulation chain in section 7 below.</w:t>
+      </w:r>
+    </w:p>
+    <w:p>
+      <w:pPr>
+        <w:pStyle w:val="ListParagraph"/>
+        <w:spacing w:after="64" w:line="264" w:lineRule="auto"/>
+        <w:ind w:left="389" w:hanging="259"/>
+      </w:pPr>
+      <w:r>
+        <w:rPr>
+          <w:rFonts w:ascii="Aptos" w:hAnsi="Aptos" w:eastAsia="Aptos"/>
+          <w:sz w:val="21"/>
+        </w:rPr>
+        <w:t xml:space="preserve">15. </w:t>
+      </w:r>
+      <w:r>
+        <w:rPr>
+          <w:rFonts w:ascii="Aptos" w:hAnsi="Aptos" w:eastAsia="Aptos"/>
+          <w:b w:val="0"/>
+          <w:i w:val="0"/>
+          <w:color w:val="1F252B"/>
+          <w:sz w:val="21"/>
+        </w:rPr>
+        <w:t xml:space="preserve">The owner-once joint lineage--carrier result in section 7.3 and its </w:t>
+      </w:r>
+      <w:hyperlink r:id="rId39" w:history="1">
+        <w:r>
+          <w:rPr>
+            <w:color w:val="1D5D88"/>
+            <w:u w:val="single"/>
+            <w:rFonts w:ascii="Aptos" w:hAnsi="Aptos" w:eastAsia="Aptos"/>
+            <w:sz w:val="21"/>
+          </w:rPr>
+          <w:t>compact recognition record</w:t>
+        </w:r>
+      </w:hyperlink>
+      <w:r>
+        <w:rPr>
+          <w:rFonts w:ascii="Aptos" w:hAnsi="Aptos" w:eastAsia="Aptos"/>
+          <w:b w:val="0"/>
+          <w:i w:val="0"/>
+          <w:color w:val="1F252B"/>
+          <w:sz w:val="21"/>
+        </w:rPr>
+        <w:t xml:space="preserve"> — the finite nonzero association, disclosed release-skew deviation, and failed signed no-decline criterion.</w:t>
+      </w:r>
+    </w:p>
+    <w:p>
+      <w:pPr>
+        <w:pStyle w:val="ListParagraph"/>
+        <w:spacing w:after="64" w:line="264" w:lineRule="auto"/>
+        <w:ind w:left="389" w:hanging="259"/>
+      </w:pPr>
+      <w:r>
+        <w:rPr>
+          <w:rFonts w:ascii="Aptos" w:hAnsi="Aptos" w:eastAsia="Aptos"/>
+          <w:sz w:val="21"/>
+        </w:rPr>
+        <w:t xml:space="preserve">16. </w:t>
+      </w:r>
+      <w:r>
+        <w:rPr>
+          <w:rFonts w:ascii="Aptos" w:hAnsi="Aptos" w:eastAsia="Aptos"/>
+          <w:b w:val="0"/>
+          <w:i w:val="0"/>
+          <w:color w:val="1F252B"/>
+          <w:sz w:val="21"/>
+        </w:rPr>
+        <w:t xml:space="preserve">The </w:t>
+      </w:r>
+      <w:r>
+        <w:rPr>
+          <w:rFonts w:ascii="Aptos Mono" w:hAnsi="Aptos Mono" w:eastAsia="Aptos Mono"/>
+          <w:b w:val="0"/>
+          <w:i w:val="0"/>
+          <w:color w:val="1F252B"/>
+          <w:sz w:val="19"/>
+          <w:shd w:fill="F1F3F5"/>
+        </w:rPr>
+        <w:t>L = 8</w:t>
+      </w:r>
+      <w:r>
+        <w:rPr>
+          <w:rFonts w:ascii="Aptos" w:hAnsi="Aptos" w:eastAsia="Aptos"/>
+          <w:b w:val="0"/>
+          <w:i w:val="0"/>
+          <w:color w:val="1F252B"/>
+          <w:sz w:val="21"/>
+        </w:rPr>
+        <w:t xml:space="preserve"> formation-order Ollivier--Ricci controlled null in section 7.4 and its </w:t>
+      </w:r>
+      <w:hyperlink r:id="rId40" w:history="1">
+        <w:r>
+          <w:rPr>
+            <w:color w:val="1D5D88"/>
+            <w:u w:val="single"/>
+            <w:rFonts w:ascii="Aptos" w:hAnsi="Aptos" w:eastAsia="Aptos"/>
+            <w:sz w:val="21"/>
+          </w:rPr>
+          <w:t>compact recognition record</w:t>
+        </w:r>
+      </w:hyperlink>
+      <w:r>
+        <w:rPr>
+          <w:rFonts w:ascii="Aptos" w:hAnsi="Aptos" w:eastAsia="Aptos"/>
+          <w:b w:val="0"/>
+          <w:i w:val="0"/>
+          <w:color w:val="1F252B"/>
+          <w:sz w:val="21"/>
+        </w:rPr>
+        <w:t xml:space="preserve"> — the exact permutation result and its path-only curvature ceiling.</w:t>
+      </w:r>
+    </w:p>
+    <w:p>
+      <w:pPr>
+        <w:pStyle w:val="ListParagraph"/>
+        <w:spacing w:after="64" w:line="264" w:lineRule="auto"/>
+        <w:ind w:left="389" w:hanging="259"/>
+      </w:pPr>
+      <w:r>
+        <w:rPr>
+          <w:rFonts w:ascii="Aptos" w:hAnsi="Aptos" w:eastAsia="Aptos"/>
+          <w:sz w:val="21"/>
+        </w:rPr>
+        <w:t xml:space="preserve">17. </w:t>
+      </w:r>
+      <w:r>
+        <w:rPr>
+          <w:rFonts w:ascii="Aptos" w:hAnsi="Aptos" w:eastAsia="Aptos"/>
+          <w:b w:val="0"/>
+          <w:i w:val="0"/>
+          <w:color w:val="1F252B"/>
+          <w:sz w:val="21"/>
+        </w:rPr>
+        <w:t xml:space="preserve">The </w:t>
+      </w:r>
+      <w:r>
+        <w:rPr>
+          <w:rFonts w:ascii="Aptos Mono" w:hAnsi="Aptos Mono" w:eastAsia="Aptos Mono"/>
+          <w:b w:val="0"/>
+          <w:i w:val="0"/>
+          <w:color w:val="1F252B"/>
+          <w:sz w:val="19"/>
+          <w:shd w:fill="F1F3F5"/>
+        </w:rPr>
+        <w:t>L = 4</w:t>
+      </w:r>
+      <w:r>
+        <w:rPr>
+          <w:rFonts w:ascii="Aptos" w:hAnsi="Aptos" w:eastAsia="Aptos"/>
+          <w:b w:val="0"/>
+          <w:i w:val="0"/>
+          <w:color w:val="1F252B"/>
+          <w:sz w:val="21"/>
+        </w:rPr>
+        <w:t xml:space="preserve"> autonomous lineage-sensitive continuation in section 7.5 and its </w:t>
+      </w:r>
+      <w:hyperlink r:id="rId41" w:history="1">
+        <w:r>
+          <w:rPr>
+            <w:color w:val="1D5D88"/>
+            <w:u w:val="single"/>
+            <w:rFonts w:ascii="Aptos" w:hAnsi="Aptos" w:eastAsia="Aptos"/>
+            <w:sz w:val="21"/>
+          </w:rPr>
+          <w:t>compact recognition record</w:t>
+        </w:r>
+      </w:hyperlink>
+      <w:r>
+        <w:rPr>
+          <w:rFonts w:ascii="Aptos" w:hAnsi="Aptos" w:eastAsia="Aptos"/>
+          <w:b w:val="0"/>
+          <w:i w:val="0"/>
+          <w:color w:val="1F252B"/>
+          <w:sz w:val="21"/>
+        </w:rPr>
+        <w:t xml:space="preserve"> — the Target result, independent reconstruction, and single-checkpoint mechanism ceiling.</w:t>
       </w:r>
     </w:p>
     <w:p>
@@ -4184,7 +4975,91 @@
                 <w:color w:val="1F252B"/>
                 <w:sz w:val="16"/>
               </w:rPr>
-              <w:t xml:space="preserve"> interval, and the established domain imposes its alpha and renormalization-group (RG) trajectory as same-sector </w:t>
+              <w:t xml:space="preserve"> interval. For an </w:t>
+            </w:r>
+            <w:r>
+              <w:rPr>
+                <w:rFonts w:ascii="Aptos Mono" w:hAnsi="Aptos Mono" w:eastAsia="Aptos Mono"/>
+                <w:b w:val="0"/>
+                <w:i w:val="0"/>
+                <w:color w:val="1F252B"/>
+                <w:sz w:val="16"/>
+                <w:shd w:fill="F1F3F5"/>
+              </w:rPr>
+              <w:t>ACTVIS</w:t>
+            </w:r>
+            <w:r>
+              <w:rPr>
+                <w:rFonts w:ascii="Aptos" w:hAnsi="Aptos" w:eastAsia="Aptos"/>
+                <w:b w:val="0"/>
+                <w:i w:val="0"/>
+                <w:color w:val="1F252B"/>
+                <w:sz w:val="16"/>
+              </w:rPr>
+              <w:t xml:space="preserve"> record with independently established governing compact-</w:t>
+            </w:r>
+            <w:r>
+              <w:rPr>
+                <w:rFonts w:ascii="Aptos Mono" w:hAnsi="Aptos Mono" w:eastAsia="Aptos Mono"/>
+                <w:b w:val="0"/>
+                <w:i w:val="0"/>
+                <w:color w:val="1F252B"/>
+                <w:sz w:val="16"/>
+                <w:shd w:fill="F1F3F5"/>
+              </w:rPr>
+              <w:t>U(1)</w:t>
+            </w:r>
+            <w:r>
+              <w:rPr>
+                <w:rFonts w:ascii="Aptos" w:hAnsi="Aptos" w:eastAsia="Aptos"/>
+                <w:b w:val="0"/>
+                <w:i w:val="0"/>
+                <w:color w:val="1F252B"/>
+                <w:sz w:val="16"/>
+              </w:rPr>
+              <w:t xml:space="preserve"> ancestry satisfying </w:t>
+            </w:r>
+            <w:r>
+              <w:rPr>
+                <w:rFonts w:ascii="Aptos Mono" w:hAnsi="Aptos Mono" w:eastAsia="Aptos Mono"/>
+                <w:b w:val="0"/>
+                <w:i w:val="0"/>
+                <w:color w:val="1F252B"/>
+                <w:sz w:val="16"/>
+                <w:shd w:fill="F1F3F5"/>
+              </w:rPr>
+              <w:t>SAI1</w:t>
+            </w:r>
+            <w:r>
+              <w:rPr>
+                <w:rFonts w:ascii="Aptos" w:hAnsi="Aptos" w:eastAsia="Aptos"/>
+                <w:b w:val="0"/>
+                <w:i w:val="0"/>
+                <w:color w:val="1F252B"/>
+                <w:sz w:val="16"/>
+              </w:rPr>
+              <w:t>--</w:t>
+            </w:r>
+            <w:r>
+              <w:rPr>
+                <w:rFonts w:ascii="Aptos Mono" w:hAnsi="Aptos Mono" w:eastAsia="Aptos Mono"/>
+                <w:b w:val="0"/>
+                <w:i w:val="0"/>
+                <w:color w:val="1F252B"/>
+                <w:sz w:val="16"/>
+                <w:shd w:fill="F1F3F5"/>
+              </w:rPr>
+              <w:t>SAI8</w:t>
+            </w:r>
+            <w:r>
+              <w:rPr>
+                <w:rFonts w:ascii="Aptos" w:hAnsi="Aptos" w:eastAsia="Aptos"/>
+                <w:b w:val="0"/>
+                <w:i w:val="0"/>
+                <w:color w:val="1F252B"/>
+                <w:sz w:val="16"/>
+              </w:rPr>
+              <w:t xml:space="preserve">, the domain imposes its alpha and renormalization-group (RG) trajectory as same-sector </w:t>
             </w:r>
             <w:r>
               <w:rPr>
@@ -4521,7 +5396,7 @@
                 <w:color w:val="1F252B"/>
                 <w:sz w:val="16"/>
               </w:rPr>
-              <w:t>Qualified record formation implies the declared leading Einstein response under the adopted Record--Geometry Realization Law (RGRL) and the five working-theory-closure hypotheses (</w:t>
+              <w:t>Under the adopted Record--Geometry Realization Law (RGRL) and the five working-theory-closure hypotheses (</w:t>
             </w:r>
             <w:r>
               <w:rPr>
@@ -4563,7 +5438,7 @@
                 <w:color w:val="1F252B"/>
                 <w:sz w:val="16"/>
               </w:rPr>
-              <w:t>).</w:t>
+              <w:t>), qualified retained record lineage has the declared leading Einstein response.</w:t>
             </w:r>
           </w:p>
         </w:tc>
@@ -4861,7 +5736,7 @@
                 <w:color w:val="1F252B"/>
                 <w:sz w:val="16"/>
               </w:rPr>
-              <w:t>Foundational record closure</w:t>
+              <w:t>Finite joint lineage--carrier association</w:t>
             </w:r>
           </w:p>
         </w:tc>
@@ -4890,7 +5765,70 @@
                 <w:color w:val="1F252B"/>
                 <w:sz w:val="16"/>
               </w:rPr>
-              <w:t>Universal Coverage-U follows inside the adopted U-DCL physical axiom system.</w:t>
+              <w:t xml:space="preserve">Independently implemented Target and Hostile branches agree on a nonzero centered conditional-covariance witness at </w:t>
+            </w:r>
+            <w:r>
+              <w:rPr>
+                <w:rFonts w:ascii="Aptos Mono" w:hAnsi="Aptos Mono" w:eastAsia="Aptos Mono"/>
+                <w:b w:val="0"/>
+                <w:i w:val="0"/>
+                <w:color w:val="1F252B"/>
+                <w:sz w:val="16"/>
+                <w:shd w:fill="F1F3F5"/>
+              </w:rPr>
+              <w:t>L = 10</w:t>
+            </w:r>
+            <w:r>
+              <w:rPr>
+                <w:rFonts w:ascii="Aptos" w:hAnsi="Aptos" w:eastAsia="Aptos"/>
+                <w:b w:val="0"/>
+                <w:i w:val="0"/>
+                <w:color w:val="1F252B"/>
+                <w:sz w:val="16"/>
+              </w:rPr>
+              <w:t xml:space="preserve"> and </w:t>
+            </w:r>
+            <w:r>
+              <w:rPr>
+                <w:rFonts w:ascii="Aptos Mono" w:hAnsi="Aptos Mono" w:eastAsia="Aptos Mono"/>
+                <w:b w:val="0"/>
+                <w:i w:val="0"/>
+                <w:color w:val="1F252B"/>
+                <w:sz w:val="16"/>
+                <w:shd w:fill="F1F3F5"/>
+              </w:rPr>
+              <w:t>L = 12</w:t>
+            </w:r>
+            <w:r>
+              <w:rPr>
+                <w:rFonts w:ascii="Aptos" w:hAnsi="Aptos" w:eastAsia="Aptos"/>
+                <w:b w:val="0"/>
+                <w:i w:val="0"/>
+                <w:color w:val="1F252B"/>
+                <w:sz w:val="16"/>
+              </w:rPr>
+              <w:t xml:space="preserve">; the raw two-sided diagnostic is </w:t>
+            </w:r>
+            <w:r>
+              <w:rPr>
+                <w:rFonts w:ascii="Aptos Mono" w:hAnsi="Aptos Mono" w:eastAsia="Aptos Mono"/>
+                <w:b w:val="0"/>
+                <w:i w:val="0"/>
+                <w:color w:val="1F252B"/>
+                <w:sz w:val="16"/>
+                <w:shd w:fill="F1F3F5"/>
+              </w:rPr>
+              <w:t>T_10:12 = 32365.88485223031</w:t>
+            </w:r>
+            <w:r>
+              <w:rPr>
+                <w:rFonts w:ascii="Aptos" w:hAnsi="Aptos" w:eastAsia="Aptos"/>
+                <w:b w:val="0"/>
+                <w:i w:val="0"/>
+                <w:color w:val="1F252B"/>
+                <w:sz w:val="16"/>
+              </w:rPr>
+              <w:t>.</w:t>
             </w:r>
           </w:p>
         </w:tc>
@@ -4919,7 +5857,7 @@
                 <w:color w:val="1F252B"/>
                 <w:sz w:val="16"/>
               </w:rPr>
-              <w:t>Exact conditional theorem</w:t>
+              <w:t>Authenticated finite numerical association with a disclosed release-timing deviation; the signed no-decline criterion fails</w:t>
             </w:r>
           </w:p>
         </w:tc>
@@ -4942,6 +5880,516 @@
             </w:pPr>
             <w:r>
               <w:rPr>
+                <w:rFonts w:ascii="Aptos" w:hAnsi="Aptos" w:eastAsia="Aptos"/>
+                <w:b w:val="0"/>
+                <w:i w:val="0"/>
+                <w:color w:val="1F252B"/>
+                <w:sz w:val="16"/>
+              </w:rPr>
+              <w:t>Owner-once joint-witness raw outputs and compact recognition record</w:t>
+            </w:r>
+          </w:p>
+        </w:tc>
+      </w:tr>
+      <w:tr>
+        <w:trPr>
+          <w:cantSplit/>
+        </w:trPr>
+        <w:tc>
+          <w:tcPr>
+            <w:tcW w:type="dxa" w:w="1508"/>
+            <w:tcMar>
+              <w:top w:w="85" w:type="dxa"/>
+              <w:start w:w="105" w:type="dxa"/>
+              <w:bottom w:w="85" w:type="dxa"/>
+              <w:end w:w="105" w:type="dxa"/>
+            </w:tcMar>
+            <w:vAlign w:val="center"/>
+            <w:shd w:fill="FFFFFF"/>
+          </w:tcPr>
+          <w:p>
+            <w:pPr>
+              <w:spacing w:before="0" w:after="0" w:line="252" w:lineRule="auto"/>
+              <w:jc w:val="left"/>
+            </w:pPr>
+            <w:r>
+              <w:rPr>
+                <w:rFonts w:ascii="Aptos" w:hAnsi="Aptos" w:eastAsia="Aptos"/>
+                <w:b w:val="0"/>
+                <w:i w:val="0"/>
+                <w:color w:val="1F252B"/>
+                <w:sz w:val="16"/>
+              </w:rPr>
+              <w:t>L8 formation-order Ollivier--Ricci controlled null</w:t>
+            </w:r>
+          </w:p>
+        </w:tc>
+        <w:tc>
+          <w:tcPr>
+            <w:tcW w:type="dxa" w:w="4177"/>
+            <w:tcMar>
+              <w:top w:w="85" w:type="dxa"/>
+              <w:start w:w="105" w:type="dxa"/>
+              <w:bottom w:w="85" w:type="dxa"/>
+              <w:end w:w="105" w:type="dxa"/>
+            </w:tcMar>
+            <w:vAlign w:val="center"/>
+            <w:shd w:fill="FFFFFF"/>
+          </w:tcPr>
+          <w:p>
+            <w:pPr>
+              <w:spacing w:before="0" w:after="0" w:line="252" w:lineRule="auto"/>
+              <w:jc w:val="left"/>
+            </w:pPr>
+            <w:r>
+              <w:rPr>
+                <w:rFonts w:ascii="Aptos" w:hAnsi="Aptos" w:eastAsia="Aptos"/>
+                <w:b w:val="0"/>
+                <w:i w:val="0"/>
+                <w:color w:val="1F252B"/>
+                <w:sz w:val="16"/>
+              </w:rPr>
+              <w:t xml:space="preserve">On the frozen </w:t>
+            </w:r>
+            <w:r>
+              <w:rPr>
+                <w:rFonts w:ascii="Aptos Mono" w:hAnsi="Aptos Mono" w:eastAsia="Aptos Mono"/>
+                <w:b w:val="0"/>
+                <w:i w:val="0"/>
+                <w:color w:val="1F252B"/>
+                <w:sz w:val="16"/>
+                <w:shd w:fill="F1F3F5"/>
+              </w:rPr>
+              <w:t>L = 8</w:t>
+            </w:r>
+            <w:r>
+              <w:rPr>
+                <w:rFonts w:ascii="Aptos" w:hAnsi="Aptos" w:eastAsia="Aptos"/>
+                <w:b w:val="0"/>
+                <w:i w:val="0"/>
+                <w:color w:val="1F252B"/>
+                <w:sz w:val="16"/>
+              </w:rPr>
+              <w:t xml:space="preserve"> formation-order path, </w:t>
+            </w:r>
+            <w:r>
+              <w:rPr>
+                <w:rFonts w:ascii="Aptos Mono" w:hAnsi="Aptos Mono" w:eastAsia="Aptos Mono"/>
+                <w:b w:val="0"/>
+                <w:i w:val="0"/>
+                <w:color w:val="1F252B"/>
+                <w:sz w:val="16"/>
+                <w:shd w:fill="F1F3F5"/>
+              </w:rPr>
+              <w:t>rho = 0.1543033499620919</w:t>
+            </w:r>
+            <w:r>
+              <w:rPr>
+                <w:rFonts w:ascii="Aptos" w:hAnsi="Aptos" w:eastAsia="Aptos"/>
+                <w:b w:val="0"/>
+                <w:i w:val="0"/>
+                <w:color w:val="1F252B"/>
+                <w:sz w:val="16"/>
+              </w:rPr>
+              <w:t xml:space="preserve"> and exact one-sided </w:t>
+            </w:r>
+            <w:r>
+              <w:rPr>
+                <w:rFonts w:ascii="Aptos Mono" w:hAnsi="Aptos Mono" w:eastAsia="Aptos Mono"/>
+                <w:b w:val="0"/>
+                <w:i w:val="0"/>
+                <w:color w:val="1F252B"/>
+                <w:sz w:val="16"/>
+                <w:shd w:fill="F1F3F5"/>
+              </w:rPr>
+              <w:t>p_plus = 0.3619047619047619</w:t>
+            </w:r>
+            <w:r>
+              <w:rPr>
+                <w:rFonts w:ascii="Aptos" w:hAnsi="Aptos" w:eastAsia="Aptos"/>
+                <w:b w:val="0"/>
+                <w:i w:val="0"/>
+                <w:color w:val="1F252B"/>
+                <w:sz w:val="16"/>
+              </w:rPr>
+              <w:t xml:space="preserve"> over </w:t>
+            </w:r>
+            <w:r>
+              <w:rPr>
+                <w:rFonts w:ascii="Aptos Mono" w:hAnsi="Aptos Mono" w:eastAsia="Aptos Mono"/>
+                <w:b w:val="0"/>
+                <w:i w:val="0"/>
+                <w:color w:val="1F252B"/>
+                <w:sz w:val="16"/>
+                <w:shd w:fill="F1F3F5"/>
+              </w:rPr>
+              <w:t>40320</w:t>
+            </w:r>
+            <w:r>
+              <w:rPr>
+                <w:rFonts w:ascii="Aptos" w:hAnsi="Aptos" w:eastAsia="Aptos"/>
+                <w:b w:val="0"/>
+                <w:i w:val="0"/>
+                <w:color w:val="1F252B"/>
+                <w:sz w:val="16"/>
+              </w:rPr>
+              <w:t xml:space="preserve"> permutations give no resolved positive curvature--record association.</w:t>
+            </w:r>
+          </w:p>
+        </w:tc>
+        <w:tc>
+          <w:tcPr>
+            <w:tcW w:type="dxa" w:w="4177"/>
+            <w:tcMar>
+              <w:top w:w="85" w:type="dxa"/>
+              <w:start w:w="105" w:type="dxa"/>
+              <w:bottom w:w="85" w:type="dxa"/>
+              <w:end w:w="105" w:type="dxa"/>
+            </w:tcMar>
+            <w:vAlign w:val="center"/>
+            <w:shd w:fill="FFFFFF"/>
+          </w:tcPr>
+          <w:p>
+            <w:pPr>
+              <w:spacing w:before="0" w:after="0" w:line="252" w:lineRule="auto"/>
+              <w:jc w:val="left"/>
+            </w:pPr>
+            <w:r>
+              <w:rPr>
+                <w:rFonts w:ascii="Aptos" w:hAnsi="Aptos" w:eastAsia="Aptos"/>
+                <w:b w:val="0"/>
+                <w:i w:val="0"/>
+                <w:color w:val="1F252B"/>
+                <w:sz w:val="16"/>
+              </w:rPr>
+              <w:t>Authenticated controlled-null finite diagnostic on one schedule-derived path</w:t>
+            </w:r>
+          </w:p>
+        </w:tc>
+        <w:tc>
+          <w:tcPr>
+            <w:tcW w:type="dxa" w:w="4177"/>
+            <w:tcMar>
+              <w:top w:w="85" w:type="dxa"/>
+              <w:start w:w="105" w:type="dxa"/>
+              <w:bottom w:w="85" w:type="dxa"/>
+              <w:end w:w="105" w:type="dxa"/>
+            </w:tcMar>
+            <w:vAlign w:val="center"/>
+            <w:shd w:fill="FFFFFF"/>
+          </w:tcPr>
+          <w:p>
+            <w:pPr>
+              <w:spacing w:before="0" w:after="0" w:line="252" w:lineRule="auto"/>
+              <w:jc w:val="left"/>
+            </w:pPr>
+            <w:r>
+              <w:rPr>
+                <w:rFonts w:ascii="Aptos" w:hAnsi="Aptos" w:eastAsia="Aptos"/>
+                <w:b w:val="0"/>
+                <w:i w:val="0"/>
+                <w:color w:val="1F252B"/>
+                <w:sz w:val="16"/>
+              </w:rPr>
+              <w:t>Sealed L8 result, freeze, protocol, and compact recognition record; bulk replay arrays excluded</w:t>
+            </w:r>
+          </w:p>
+        </w:tc>
+      </w:tr>
+      <w:tr>
+        <w:trPr>
+          <w:cantSplit/>
+        </w:trPr>
+        <w:tc>
+          <w:tcPr>
+            <w:tcW w:type="dxa" w:w="1508"/>
+            <w:tcMar>
+              <w:top w:w="85" w:type="dxa"/>
+              <w:start w:w="105" w:type="dxa"/>
+              <w:bottom w:w="85" w:type="dxa"/>
+              <w:end w:w="105" w:type="dxa"/>
+            </w:tcMar>
+            <w:vAlign w:val="center"/>
+            <w:shd w:fill="EEF4F8"/>
+          </w:tcPr>
+          <w:p>
+            <w:pPr>
+              <w:spacing w:before="0" w:after="0" w:line="252" w:lineRule="auto"/>
+              <w:jc w:val="left"/>
+            </w:pPr>
+            <w:r>
+              <w:rPr>
+                <w:rFonts w:ascii="Aptos" w:hAnsi="Aptos" w:eastAsia="Aptos"/>
+                <w:b w:val="0"/>
+                <w:i w:val="0"/>
+                <w:color w:val="1F252B"/>
+                <w:sz w:val="16"/>
+              </w:rPr>
+              <w:t>L4 autonomous lineage-sensitive continuation</w:t>
+            </w:r>
+          </w:p>
+        </w:tc>
+        <w:tc>
+          <w:tcPr>
+            <w:tcW w:type="dxa" w:w="4177"/>
+            <w:tcMar>
+              <w:top w:w="85" w:type="dxa"/>
+              <w:start w:w="105" w:type="dxa"/>
+              <w:bottom w:w="85" w:type="dxa"/>
+              <w:end w:w="105" w:type="dxa"/>
+            </w:tcMar>
+            <w:vAlign w:val="center"/>
+            <w:shd w:fill="EEF4F8"/>
+          </w:tcPr>
+          <w:p>
+            <w:pPr>
+              <w:spacing w:before="0" w:after="0" w:line="252" w:lineRule="auto"/>
+              <w:jc w:val="left"/>
+            </w:pPr>
+            <w:r>
+              <w:rPr>
+                <w:rFonts w:ascii="Aptos" w:hAnsi="Aptos" w:eastAsia="Aptos"/>
+                <w:b w:val="0"/>
+                <w:i w:val="0"/>
+                <w:color w:val="1F252B"/>
+                <w:sz w:val="16"/>
+              </w:rPr>
+              <w:t xml:space="preserve">At one fixed </w:t>
+            </w:r>
+            <w:r>
+              <w:rPr>
+                <w:rFonts w:ascii="Aptos Mono" w:hAnsi="Aptos Mono" w:eastAsia="Aptos Mono"/>
+                <w:b w:val="0"/>
+                <w:i w:val="0"/>
+                <w:color w:val="1F252B"/>
+                <w:sz w:val="16"/>
+                <w:shd w:fill="F1F3F5"/>
+              </w:rPr>
+              <w:t>L = 4</w:t>
+            </w:r>
+            <w:r>
+              <w:rPr>
+                <w:rFonts w:ascii="Aptos" w:hAnsi="Aptos" w:eastAsia="Aptos"/>
+                <w:b w:val="0"/>
+                <w:i w:val="0"/>
+                <w:color w:val="1F252B"/>
+                <w:sz w:val="16"/>
+              </w:rPr>
+              <w:t xml:space="preserve"> checkpoint, removing the joint lineage--carrier association while preserving sector marginals changes the subsequent carrier continuation: independent </w:t>
+            </w:r>
+            <w:r>
+              <w:rPr>
+                <w:rFonts w:ascii="Aptos Mono" w:hAnsi="Aptos Mono" w:eastAsia="Aptos Mono"/>
+                <w:b w:val="0"/>
+                <w:i w:val="0"/>
+                <w:color w:val="1F252B"/>
+                <w:sz w:val="16"/>
+                <w:shd w:fill="F1F3F5"/>
+              </w:rPr>
+              <w:t>Delta_C = 0.14761185701903007</w:t>
+            </w:r>
+            <w:r>
+              <w:rPr>
+                <w:rFonts w:ascii="Aptos" w:hAnsi="Aptos" w:eastAsia="Aptos"/>
+                <w:b w:val="0"/>
+                <w:i w:val="0"/>
+                <w:color w:val="1F252B"/>
+                <w:sz w:val="16"/>
+              </w:rPr>
+              <w:t xml:space="preserve"> and occupation RMS </w:t>
+            </w:r>
+            <w:r>
+              <w:rPr>
+                <w:rFonts w:ascii="Aptos Mono" w:hAnsi="Aptos Mono" w:eastAsia="Aptos Mono"/>
+                <w:b w:val="0"/>
+                <w:i w:val="0"/>
+                <w:color w:val="1F252B"/>
+                <w:sz w:val="16"/>
+                <w:shd w:fill="F1F3F5"/>
+              </w:rPr>
+              <w:t>0.006009875541368592</w:t>
+            </w:r>
+            <w:r>
+              <w:rPr>
+                <w:rFonts w:ascii="Aptos" w:hAnsi="Aptos" w:eastAsia="Aptos"/>
+                <w:b w:val="0"/>
+                <w:i w:val="0"/>
+                <w:color w:val="1F252B"/>
+                <w:sz w:val="16"/>
+              </w:rPr>
+              <w:t>.</w:t>
+            </w:r>
+          </w:p>
+        </w:tc>
+        <w:tc>
+          <w:tcPr>
+            <w:tcW w:type="dxa" w:w="4177"/>
+            <w:tcMar>
+              <w:top w:w="85" w:type="dxa"/>
+              <w:start w:w="105" w:type="dxa"/>
+              <w:bottom w:w="85" w:type="dxa"/>
+              <w:end w:w="105" w:type="dxa"/>
+            </w:tcMar>
+            <w:vAlign w:val="center"/>
+            <w:shd w:fill="EEF4F8"/>
+          </w:tcPr>
+          <w:p>
+            <w:pPr>
+              <w:spacing w:before="0" w:after="0" w:line="252" w:lineRule="auto"/>
+              <w:jc w:val="left"/>
+            </w:pPr>
+            <w:r>
+              <w:rPr>
+                <w:rFonts w:ascii="Aptos" w:hAnsi="Aptos" w:eastAsia="Aptos"/>
+                <w:b w:val="0"/>
+                <w:i w:val="0"/>
+                <w:color w:val="1F252B"/>
+                <w:sz w:val="16"/>
+              </w:rPr>
+              <w:t>Authenticated finite mechanism result with independent warning-audited reconstruction</w:t>
+            </w:r>
+          </w:p>
+        </w:tc>
+        <w:tc>
+          <w:tcPr>
+            <w:tcW w:type="dxa" w:w="4177"/>
+            <w:tcMar>
+              <w:top w:w="85" w:type="dxa"/>
+              <w:start w:w="105" w:type="dxa"/>
+              <w:bottom w:w="85" w:type="dxa"/>
+              <w:end w:w="105" w:type="dxa"/>
+            </w:tcMar>
+            <w:vAlign w:val="center"/>
+            <w:shd w:fill="EEF4F8"/>
+          </w:tcPr>
+          <w:p>
+            <w:pPr>
+              <w:spacing w:before="0" w:after="0" w:line="252" w:lineRule="auto"/>
+              <w:jc w:val="left"/>
+            </w:pPr>
+            <w:r>
+              <w:rPr>
+                <w:rFonts w:ascii="Aptos" w:hAnsi="Aptos" w:eastAsia="Aptos"/>
+                <w:b w:val="0"/>
+                <w:i w:val="0"/>
+                <w:color w:val="1F252B"/>
+                <w:sz w:val="16"/>
+              </w:rPr>
+              <w:t>Target result, independent audit result, and compact recognition record</w:t>
+            </w:r>
+          </w:p>
+        </w:tc>
+      </w:tr>
+      <w:tr>
+        <w:trPr>
+          <w:cantSplit/>
+        </w:trPr>
+        <w:tc>
+          <w:tcPr>
+            <w:tcW w:type="dxa" w:w="1508"/>
+            <w:tcMar>
+              <w:top w:w="85" w:type="dxa"/>
+              <w:start w:w="105" w:type="dxa"/>
+              <w:bottom w:w="85" w:type="dxa"/>
+              <w:end w:w="105" w:type="dxa"/>
+            </w:tcMar>
+            <w:vAlign w:val="center"/>
+            <w:shd w:fill="FFFFFF"/>
+          </w:tcPr>
+          <w:p>
+            <w:pPr>
+              <w:spacing w:before="0" w:after="0" w:line="252" w:lineRule="auto"/>
+              <w:jc w:val="left"/>
+            </w:pPr>
+            <w:r>
+              <w:rPr>
+                <w:rFonts w:ascii="Aptos" w:hAnsi="Aptos" w:eastAsia="Aptos"/>
+                <w:b w:val="0"/>
+                <w:i w:val="0"/>
+                <w:color w:val="1F252B"/>
+                <w:sz w:val="16"/>
+              </w:rPr>
+              <w:t>Foundational record closure</w:t>
+            </w:r>
+          </w:p>
+        </w:tc>
+        <w:tc>
+          <w:tcPr>
+            <w:tcW w:type="dxa" w:w="4177"/>
+            <w:tcMar>
+              <w:top w:w="85" w:type="dxa"/>
+              <w:start w:w="105" w:type="dxa"/>
+              <w:bottom w:w="85" w:type="dxa"/>
+              <w:end w:w="105" w:type="dxa"/>
+            </w:tcMar>
+            <w:vAlign w:val="center"/>
+            <w:shd w:fill="FFFFFF"/>
+          </w:tcPr>
+          <w:p>
+            <w:pPr>
+              <w:spacing w:before="0" w:after="0" w:line="252" w:lineRule="auto"/>
+              <w:jc w:val="left"/>
+            </w:pPr>
+            <w:r>
+              <w:rPr>
+                <w:rFonts w:ascii="Aptos" w:hAnsi="Aptos" w:eastAsia="Aptos"/>
+                <w:b w:val="0"/>
+                <w:i w:val="0"/>
+                <w:color w:val="1F252B"/>
+                <w:sz w:val="16"/>
+              </w:rPr>
+              <w:t>Universal Coverage-U follows inside the adopted U-DCL physical axiom system.</w:t>
+            </w:r>
+          </w:p>
+        </w:tc>
+        <w:tc>
+          <w:tcPr>
+            <w:tcW w:type="dxa" w:w="4177"/>
+            <w:tcMar>
+              <w:top w:w="85" w:type="dxa"/>
+              <w:start w:w="105" w:type="dxa"/>
+              <w:bottom w:w="85" w:type="dxa"/>
+              <w:end w:w="105" w:type="dxa"/>
+            </w:tcMar>
+            <w:vAlign w:val="center"/>
+            <w:shd w:fill="FFFFFF"/>
+          </w:tcPr>
+          <w:p>
+            <w:pPr>
+              <w:spacing w:before="0" w:after="0" w:line="252" w:lineRule="auto"/>
+              <w:jc w:val="left"/>
+            </w:pPr>
+            <w:r>
+              <w:rPr>
+                <w:rFonts w:ascii="Aptos" w:hAnsi="Aptos" w:eastAsia="Aptos"/>
+                <w:b w:val="0"/>
+                <w:i w:val="0"/>
+                <w:color w:val="1F252B"/>
+                <w:sz w:val="16"/>
+              </w:rPr>
+              <w:t>Exact conditional theorem</w:t>
+            </w:r>
+          </w:p>
+        </w:tc>
+        <w:tc>
+          <w:tcPr>
+            <w:tcW w:type="dxa" w:w="4177"/>
+            <w:tcMar>
+              <w:top w:w="85" w:type="dxa"/>
+              <w:start w:w="105" w:type="dxa"/>
+              <w:bottom w:w="85" w:type="dxa"/>
+              <w:end w:w="105" w:type="dxa"/>
+            </w:tcMar>
+            <w:vAlign w:val="center"/>
+            <w:shd w:fill="FFFFFF"/>
+          </w:tcPr>
+          <w:p>
+            <w:pPr>
+              <w:spacing w:before="0" w:after="0" w:line="252" w:lineRule="auto"/>
+              <w:jc w:val="left"/>
+            </w:pPr>
+            <w:r>
+              <w:rPr>
                 <w:rFonts w:ascii="Aptos Mono" w:hAnsi="Aptos Mono" w:eastAsia="Aptos Mono"/>
                 <w:b w:val="0"/>
                 <w:i w:val="0"/>
@@ -4984,7 +6432,7 @@
         </w:rPr>
         <w:t xml:space="preserve">The wider canonical program map remains in </w:t>
       </w:r>
-      <w:hyperlink r:id="rId41" w:history="1">
+      <w:hyperlink r:id="rId44" w:history="1">
         <w:r>
           <w:rPr>
             <w:color w:val="1D5D88"/>
@@ -5455,7 +6903,7 @@
               <w:spacing w:before="0" w:after="0" w:line="252" w:lineRule="auto"/>
               <w:jc w:val="left"/>
             </w:pPr>
-            <w:hyperlink r:id="rId42" w:history="1">
+            <w:hyperlink r:id="rId45" w:history="1">
               <w:r>
                 <w:rPr>
                   <w:color w:val="1D5D88"/>
@@ -5485,7 +6933,7 @@
               <w:spacing w:before="0" w:after="0" w:line="252" w:lineRule="auto"/>
               <w:jc w:val="left"/>
             </w:pPr>
-            <w:hyperlink r:id="rId43" w:history="1">
+            <w:hyperlink r:id="rId46" w:history="1">
               <w:r>
                 <w:rPr>
                   <w:color w:val="1D5D88"/>
@@ -6189,7 +7637,7 @@
               <w:spacing w:before="0" w:after="0" w:line="252" w:lineRule="auto"/>
               <w:jc w:val="left"/>
             </w:pPr>
-            <w:hyperlink r:id="rId44" w:history="1">
+            <w:hyperlink r:id="rId47" w:history="1">
               <w:r>
                 <w:rPr>
                   <w:color w:val="1D5D88"/>
@@ -6210,7 +7658,7 @@
               </w:rPr>
               <w:t xml:space="preserve">, </w:t>
             </w:r>
-            <w:hyperlink r:id="rId45" w:history="1">
+            <w:hyperlink r:id="rId48" w:history="1">
               <w:r>
                 <w:rPr>
                   <w:color w:val="1D5D88"/>
@@ -6231,7 +7679,7 @@
               </w:rPr>
               <w:t xml:space="preserve">, </w:t>
             </w:r>
-            <w:hyperlink r:id="rId46" w:history="1">
+            <w:hyperlink r:id="rId49" w:history="1">
               <w:r>
                 <w:rPr>
                   <w:color w:val="1D5D88"/>
@@ -6271,7 +7719,7 @@
               </w:rPr>
               <w:t xml:space="preserve">The lane-specific </w:t>
             </w:r>
-            <w:hyperlink r:id="rId47" w:history="1">
+            <w:hyperlink r:id="rId50" w:history="1">
               <w:r>
                 <w:rPr>
                   <w:color w:val="1D5D88"/>
@@ -6292,7 +7740,7 @@
               </w:rPr>
               <w:t xml:space="preserve"> and </w:t>
             </w:r>
-            <w:hyperlink r:id="rId48" w:history="1">
+            <w:hyperlink r:id="rId51" w:history="1">
               <w:r>
                 <w:rPr>
                   <w:color w:val="1D5D88"/>
@@ -6601,7 +8049,7 @@
               <w:spacing w:before="0" w:after="0" w:line="252" w:lineRule="auto"/>
               <w:jc w:val="left"/>
             </w:pPr>
-            <w:hyperlink r:id="rId42" w:history="1">
+            <w:hyperlink r:id="rId45" w:history="1">
               <w:r>
                 <w:rPr>
                   <w:color w:val="1D5D88"/>
@@ -6622,7 +8070,7 @@
               </w:rPr>
               <w:t xml:space="preserve">, </w:t>
             </w:r>
-            <w:hyperlink r:id="rId49" w:history="1">
+            <w:hyperlink r:id="rId52" w:history="1">
               <w:r>
                 <w:rPr>
                   <w:color w:val="1D5D88"/>
@@ -6652,7 +8100,7 @@
               <w:spacing w:before="0" w:after="0" w:line="252" w:lineRule="auto"/>
               <w:jc w:val="left"/>
             </w:pPr>
-            <w:hyperlink r:id="rId43" w:history="1">
+            <w:hyperlink r:id="rId46" w:history="1">
               <w:r>
                 <w:rPr>
                   <w:color w:val="1D5D88"/>
@@ -6673,7 +8121,7 @@
               </w:rPr>
               <w:t xml:space="preserve">, </w:t>
             </w:r>
-            <w:hyperlink r:id="rId50" w:history="1">
+            <w:hyperlink r:id="rId53" w:history="1">
               <w:r>
                 <w:rPr>
                   <w:color w:val="1D5D88"/>
@@ -6787,7 +8235,7 @@
               <w:spacing w:before="0" w:after="0" w:line="252" w:lineRule="auto"/>
               <w:jc w:val="left"/>
             </w:pPr>
-            <w:hyperlink r:id="rId51" w:history="1">
+            <w:hyperlink r:id="rId54" w:history="1">
               <w:r>
                 <w:rPr>
                   <w:color w:val="1D5D88"/>
@@ -6808,7 +8256,7 @@
               </w:rPr>
               <w:t xml:space="preserve">, </w:t>
             </w:r>
-            <w:hyperlink r:id="rId52" w:history="1">
+            <w:hyperlink r:id="rId55" w:history="1">
               <w:r>
                 <w:rPr>
                   <w:color w:val="1D5D88"/>
@@ -7570,7 +9018,7 @@
               <w:spacing w:before="0" w:after="0" w:line="252" w:lineRule="auto"/>
               <w:jc w:val="left"/>
             </w:pPr>
-            <w:hyperlink r:id="rId53" w:history="1">
+            <w:hyperlink r:id="rId56" w:history="1">
               <w:r>
                 <w:rPr>
                   <w:color w:val="1D5D88"/>
@@ -7613,6 +9061,552 @@
           </w:p>
         </w:tc>
       </w:tr>
+      <w:tr>
+        <w:trPr>
+          <w:cantSplit/>
+        </w:trPr>
+        <w:tc>
+          <w:tcPr>
+            <w:tcW w:type="dxa" w:w="1508"/>
+            <w:tcMar>
+              <w:top w:w="85" w:type="dxa"/>
+              <w:start w:w="105" w:type="dxa"/>
+              <w:bottom w:w="85" w:type="dxa"/>
+              <w:end w:w="105" w:type="dxa"/>
+            </w:tcMar>
+            <w:vAlign w:val="center"/>
+            <w:shd w:fill="FFFFFF"/>
+          </w:tcPr>
+          <w:p>
+            <w:pPr>
+              <w:spacing w:before="0" w:after="0" w:line="252" w:lineRule="auto"/>
+              <w:jc w:val="left"/>
+            </w:pPr>
+            <w:r>
+              <w:rPr>
+                <w:rFonts w:ascii="Aptos" w:hAnsi="Aptos" w:eastAsia="Aptos"/>
+                <w:b w:val="0"/>
+                <w:i w:val="0"/>
+                <w:color w:val="1F252B"/>
+                <w:sz w:val="16"/>
+              </w:rPr>
+              <w:t xml:space="preserve">The owner-once terminal state has a nonzero centered joint lineage--carrier conditional-covariance witness at exact finite sizes </w:t>
+            </w:r>
+            <w:r>
+              <w:rPr>
+                <w:rFonts w:ascii="Aptos Mono" w:hAnsi="Aptos Mono" w:eastAsia="Aptos Mono"/>
+                <w:b w:val="0"/>
+                <w:i w:val="0"/>
+                <w:color w:val="1F252B"/>
+                <w:sz w:val="16"/>
+                <w:shd w:fill="F1F3F5"/>
+              </w:rPr>
+              <w:t>L = 10</w:t>
+            </w:r>
+            <w:r>
+              <w:rPr>
+                <w:rFonts w:ascii="Aptos" w:hAnsi="Aptos" w:eastAsia="Aptos"/>
+                <w:b w:val="0"/>
+                <w:i w:val="0"/>
+                <w:color w:val="1F252B"/>
+                <w:sz w:val="16"/>
+              </w:rPr>
+              <w:t xml:space="preserve"> and </w:t>
+            </w:r>
+            <w:r>
+              <w:rPr>
+                <w:rFonts w:ascii="Aptos Mono" w:hAnsi="Aptos Mono" w:eastAsia="Aptos Mono"/>
+                <w:b w:val="0"/>
+                <w:i w:val="0"/>
+                <w:color w:val="1F252B"/>
+                <w:sz w:val="16"/>
+                <w:shd w:fill="F1F3F5"/>
+              </w:rPr>
+              <w:t>L = 12</w:t>
+            </w:r>
+            <w:r>
+              <w:rPr>
+                <w:rFonts w:ascii="Aptos" w:hAnsi="Aptos" w:eastAsia="Aptos"/>
+                <w:b w:val="0"/>
+                <w:i w:val="0"/>
+                <w:color w:val="1F252B"/>
+                <w:sz w:val="16"/>
+              </w:rPr>
+              <w:t xml:space="preserve">; Target and Hostile values agree within </w:t>
+            </w:r>
+            <w:r>
+              <w:rPr>
+                <w:rFonts w:ascii="Aptos Mono" w:hAnsi="Aptos Mono" w:eastAsia="Aptos Mono"/>
+                <w:b w:val="0"/>
+                <w:i w:val="0"/>
+                <w:color w:val="1F252B"/>
+                <w:sz w:val="16"/>
+                <w:shd w:fill="F1F3F5"/>
+              </w:rPr>
+              <w:t>2e-17</w:t>
+            </w:r>
+            <w:r>
+              <w:rPr>
+                <w:rFonts w:ascii="Aptos" w:hAnsi="Aptos" w:eastAsia="Aptos"/>
+                <w:b w:val="0"/>
+                <w:i w:val="0"/>
+                <w:color w:val="1F252B"/>
+                <w:sz w:val="16"/>
+              </w:rPr>
+              <w:t>.</w:t>
+            </w:r>
+          </w:p>
+        </w:tc>
+        <w:tc>
+          <w:tcPr>
+            <w:tcW w:type="dxa" w:w="4177"/>
+            <w:tcMar>
+              <w:top w:w="85" w:type="dxa"/>
+              <w:start w:w="105" w:type="dxa"/>
+              <w:bottom w:w="85" w:type="dxa"/>
+              <w:end w:w="105" w:type="dxa"/>
+            </w:tcMar>
+            <w:vAlign w:val="center"/>
+            <w:shd w:fill="FFFFFF"/>
+          </w:tcPr>
+          <w:p>
+            <w:pPr>
+              <w:spacing w:before="0" w:after="0" w:line="252" w:lineRule="auto"/>
+              <w:jc w:val="left"/>
+            </w:pPr>
+            <w:r>
+              <w:rPr>
+                <w:rFonts w:ascii="Aptos" w:hAnsi="Aptos" w:eastAsia="Aptos"/>
+                <w:b w:val="0"/>
+                <w:i w:val="0"/>
+                <w:color w:val="1F252B"/>
+                <w:sz w:val="16"/>
+              </w:rPr>
+              <w:t>Authenticated finite numerical result with disclosed procedural timing deviation</w:t>
+            </w:r>
+          </w:p>
+        </w:tc>
+        <w:tc>
+          <w:tcPr>
+            <w:tcW w:type="dxa" w:w="4177"/>
+            <w:tcMar>
+              <w:top w:w="85" w:type="dxa"/>
+              <w:start w:w="105" w:type="dxa"/>
+              <w:bottom w:w="85" w:type="dxa"/>
+              <w:end w:w="105" w:type="dxa"/>
+            </w:tcMar>
+            <w:vAlign w:val="center"/>
+            <w:shd w:fill="FFFFFF"/>
+          </w:tcPr>
+          <w:p>
+            <w:pPr>
+              <w:spacing w:before="0" w:after="0" w:line="252" w:lineRule="auto"/>
+              <w:jc w:val="left"/>
+            </w:pPr>
+            <w:hyperlink r:id="rId39" w:history="1">
+              <w:r>
+                <w:rPr>
+                  <w:color w:val="1D5D88"/>
+                  <w:u w:val="single"/>
+                  <w:rFonts w:ascii="Aptos" w:hAnsi="Aptos" w:eastAsia="Aptos"/>
+                  <w:sz w:val="16"/>
+                </w:rPr>
+                <w:t>Compact recognition record</w:t>
+              </w:r>
+            </w:hyperlink>
+          </w:p>
+        </w:tc>
+        <w:tc>
+          <w:tcPr>
+            <w:tcW w:type="dxa" w:w="4177"/>
+            <w:tcMar>
+              <w:top w:w="85" w:type="dxa"/>
+              <w:start w:w="105" w:type="dxa"/>
+              <w:bottom w:w="85" w:type="dxa"/>
+              <w:end w:w="105" w:type="dxa"/>
+            </w:tcMar>
+            <w:vAlign w:val="center"/>
+            <w:shd w:fill="FFFFFF"/>
+          </w:tcPr>
+          <w:p>
+            <w:pPr>
+              <w:spacing w:before="0" w:after="0" w:line="252" w:lineRule="auto"/>
+              <w:jc w:val="left"/>
+            </w:pPr>
+            <w:hyperlink r:id="rId57" w:history="1">
+              <w:r>
+                <w:rPr>
+                  <w:color w:val="1D5D88"/>
+                  <w:u w:val="single"/>
+                  <w:rFonts w:ascii="Aptos" w:hAnsi="Aptos" w:eastAsia="Aptos"/>
+                  <w:sz w:val="16"/>
+                </w:rPr>
+                <w:t>Target raw result</w:t>
+              </w:r>
+            </w:hyperlink>
+            <w:r>
+              <w:rPr>
+                <w:rFonts w:ascii="Aptos" w:hAnsi="Aptos" w:eastAsia="Aptos"/>
+                <w:b w:val="0"/>
+                <w:i w:val="0"/>
+                <w:color w:val="1F252B"/>
+                <w:sz w:val="16"/>
+              </w:rPr>
+              <w:t xml:space="preserve">, </w:t>
+            </w:r>
+            <w:hyperlink r:id="rId58" w:history="1">
+              <w:r>
+                <w:rPr>
+                  <w:color w:val="1D5D88"/>
+                  <w:u w:val="single"/>
+                  <w:rFonts w:ascii="Aptos" w:hAnsi="Aptos" w:eastAsia="Aptos"/>
+                  <w:sz w:val="16"/>
+                </w:rPr>
+                <w:t>Hostile raw result</w:t>
+              </w:r>
+            </w:hyperlink>
+            <w:r>
+              <w:rPr>
+                <w:rFonts w:ascii="Aptos" w:hAnsi="Aptos" w:eastAsia="Aptos"/>
+                <w:b w:val="0"/>
+                <w:i w:val="0"/>
+                <w:color w:val="1F252B"/>
+                <w:sz w:val="16"/>
+              </w:rPr>
+              <w:t>, and extracted-capsule authentication; signed persistence fails and no strict-protocol label is claimed</w:t>
+            </w:r>
+          </w:p>
+        </w:tc>
+      </w:tr>
+      <w:tr>
+        <w:trPr>
+          <w:cantSplit/>
+        </w:trPr>
+        <w:tc>
+          <w:tcPr>
+            <w:tcW w:type="dxa" w:w="1508"/>
+            <w:tcMar>
+              <w:top w:w="85" w:type="dxa"/>
+              <w:start w:w="105" w:type="dxa"/>
+              <w:bottom w:w="85" w:type="dxa"/>
+              <w:end w:w="105" w:type="dxa"/>
+            </w:tcMar>
+            <w:vAlign w:val="center"/>
+            <w:shd w:fill="EEF4F8"/>
+          </w:tcPr>
+          <w:p>
+            <w:pPr>
+              <w:spacing w:before="0" w:after="0" w:line="252" w:lineRule="auto"/>
+              <w:jc w:val="left"/>
+            </w:pPr>
+            <w:r>
+              <w:rPr>
+                <w:rFonts w:ascii="Aptos" w:hAnsi="Aptos" w:eastAsia="Aptos"/>
+                <w:b w:val="0"/>
+                <w:i w:val="0"/>
+                <w:color w:val="1F252B"/>
+                <w:sz w:val="16"/>
+              </w:rPr>
+              <w:t xml:space="preserve">On the frozen </w:t>
+            </w:r>
+            <w:r>
+              <w:rPr>
+                <w:rFonts w:ascii="Aptos Mono" w:hAnsi="Aptos Mono" w:eastAsia="Aptos Mono"/>
+                <w:b w:val="0"/>
+                <w:i w:val="0"/>
+                <w:color w:val="1F252B"/>
+                <w:sz w:val="16"/>
+                <w:shd w:fill="F1F3F5"/>
+              </w:rPr>
+              <w:t>L = 8</w:t>
+            </w:r>
+            <w:r>
+              <w:rPr>
+                <w:rFonts w:ascii="Aptos" w:hAnsi="Aptos" w:eastAsia="Aptos"/>
+                <w:b w:val="0"/>
+                <w:i w:val="0"/>
+                <w:color w:val="1F252B"/>
+                <w:sz w:val="16"/>
+              </w:rPr>
+              <w:t xml:space="preserve"> lineage formation-order path, Ollivier--Ricci curvature has no resolved positive association with record concentration.</w:t>
+            </w:r>
+          </w:p>
+        </w:tc>
+        <w:tc>
+          <w:tcPr>
+            <w:tcW w:type="dxa" w:w="4177"/>
+            <w:tcMar>
+              <w:top w:w="85" w:type="dxa"/>
+              <w:start w:w="105" w:type="dxa"/>
+              <w:bottom w:w="85" w:type="dxa"/>
+              <w:end w:w="105" w:type="dxa"/>
+            </w:tcMar>
+            <w:vAlign w:val="center"/>
+            <w:shd w:fill="EEF4F8"/>
+          </w:tcPr>
+          <w:p>
+            <w:pPr>
+              <w:spacing w:before="0" w:after="0" w:line="252" w:lineRule="auto"/>
+              <w:jc w:val="left"/>
+            </w:pPr>
+            <w:r>
+              <w:rPr>
+                <w:rFonts w:ascii="Aptos" w:hAnsi="Aptos" w:eastAsia="Aptos"/>
+                <w:b w:val="0"/>
+                <w:i w:val="0"/>
+                <w:color w:val="1F252B"/>
+                <w:sz w:val="16"/>
+              </w:rPr>
+              <w:t>Authenticated controlled-null finite diagnostic on one schedule-derived path</w:t>
+            </w:r>
+          </w:p>
+        </w:tc>
+        <w:tc>
+          <w:tcPr>
+            <w:tcW w:type="dxa" w:w="4177"/>
+            <w:tcMar>
+              <w:top w:w="85" w:type="dxa"/>
+              <w:start w:w="105" w:type="dxa"/>
+              <w:bottom w:w="85" w:type="dxa"/>
+              <w:end w:w="105" w:type="dxa"/>
+            </w:tcMar>
+            <w:vAlign w:val="center"/>
+            <w:shd w:fill="EEF4F8"/>
+          </w:tcPr>
+          <w:p>
+            <w:pPr>
+              <w:spacing w:before="0" w:after="0" w:line="252" w:lineRule="auto"/>
+              <w:jc w:val="left"/>
+            </w:pPr>
+            <w:hyperlink r:id="rId40" w:history="1">
+              <w:r>
+                <w:rPr>
+                  <w:color w:val="1D5D88"/>
+                  <w:u w:val="single"/>
+                  <w:rFonts w:ascii="Aptos" w:hAnsi="Aptos" w:eastAsia="Aptos"/>
+                  <w:sz w:val="16"/>
+                </w:rPr>
+                <w:t>Compact recognition record</w:t>
+              </w:r>
+            </w:hyperlink>
+          </w:p>
+        </w:tc>
+        <w:tc>
+          <w:tcPr>
+            <w:tcW w:type="dxa" w:w="4177"/>
+            <w:tcMar>
+              <w:top w:w="85" w:type="dxa"/>
+              <w:start w:w="105" w:type="dxa"/>
+              <w:bottom w:w="85" w:type="dxa"/>
+              <w:end w:w="105" w:type="dxa"/>
+            </w:tcMar>
+            <w:vAlign w:val="center"/>
+            <w:shd w:fill="EEF4F8"/>
+          </w:tcPr>
+          <w:p>
+            <w:pPr>
+              <w:spacing w:before="0" w:after="0" w:line="252" w:lineRule="auto"/>
+              <w:jc w:val="left"/>
+            </w:pPr>
+            <w:hyperlink r:id="rId59" w:history="1">
+              <w:r>
+                <w:rPr>
+                  <w:color w:val="1D5D88"/>
+                  <w:u w:val="single"/>
+                  <w:rFonts w:ascii="Aptos" w:hAnsi="Aptos" w:eastAsia="Aptos"/>
+                  <w:sz w:val="16"/>
+                </w:rPr>
+                <w:t>Sealed result</w:t>
+              </w:r>
+            </w:hyperlink>
+            <w:r>
+              <w:rPr>
+                <w:rFonts w:ascii="Aptos" w:hAnsi="Aptos" w:eastAsia="Aptos"/>
+                <w:b w:val="0"/>
+                <w:i w:val="0"/>
+                <w:color w:val="1F252B"/>
+                <w:sz w:val="16"/>
+              </w:rPr>
+              <w:t>, freeze, protocol, and extracted-capsule authentication; this is not spacetime curvature or a geometry/gravity result</w:t>
+            </w:r>
+          </w:p>
+        </w:tc>
+      </w:tr>
+      <w:tr>
+        <w:trPr>
+          <w:cantSplit/>
+        </w:trPr>
+        <w:tc>
+          <w:tcPr>
+            <w:tcW w:type="dxa" w:w="1508"/>
+            <w:tcMar>
+              <w:top w:w="85" w:type="dxa"/>
+              <w:start w:w="105" w:type="dxa"/>
+              <w:bottom w:w="85" w:type="dxa"/>
+              <w:end w:w="105" w:type="dxa"/>
+            </w:tcMar>
+            <w:vAlign w:val="center"/>
+            <w:shd w:fill="FFFFFF"/>
+          </w:tcPr>
+          <w:p>
+            <w:pPr>
+              <w:spacing w:before="0" w:after="0" w:line="252" w:lineRule="auto"/>
+              <w:jc w:val="left"/>
+            </w:pPr>
+            <w:r>
+              <w:rPr>
+                <w:rFonts w:ascii="Aptos" w:hAnsi="Aptos" w:eastAsia="Aptos"/>
+                <w:b w:val="0"/>
+                <w:i w:val="0"/>
+                <w:color w:val="1F252B"/>
+                <w:sz w:val="16"/>
+              </w:rPr>
+              <w:t xml:space="preserve">At one fixed </w:t>
+            </w:r>
+            <w:r>
+              <w:rPr>
+                <w:rFonts w:ascii="Aptos Mono" w:hAnsi="Aptos Mono" w:eastAsia="Aptos Mono"/>
+                <w:b w:val="0"/>
+                <w:i w:val="0"/>
+                <w:color w:val="1F252B"/>
+                <w:sz w:val="16"/>
+                <w:shd w:fill="F1F3F5"/>
+              </w:rPr>
+              <w:t>L = 4</w:t>
+            </w:r>
+            <w:r>
+              <w:rPr>
+                <w:rFonts w:ascii="Aptos" w:hAnsi="Aptos" w:eastAsia="Aptos"/>
+                <w:b w:val="0"/>
+                <w:i w:val="0"/>
+                <w:color w:val="1F252B"/>
+                <w:sz w:val="16"/>
+              </w:rPr>
+              <w:t xml:space="preserve"> checkpoint, the frozen autonomous revisit rule converts a lineage intervention into a resolved subsequent carrier difference.</w:t>
+            </w:r>
+          </w:p>
+        </w:tc>
+        <w:tc>
+          <w:tcPr>
+            <w:tcW w:type="dxa" w:w="4177"/>
+            <w:tcMar>
+              <w:top w:w="85" w:type="dxa"/>
+              <w:start w:w="105" w:type="dxa"/>
+              <w:bottom w:w="85" w:type="dxa"/>
+              <w:end w:w="105" w:type="dxa"/>
+            </w:tcMar>
+            <w:vAlign w:val="center"/>
+            <w:shd w:fill="FFFFFF"/>
+          </w:tcPr>
+          <w:p>
+            <w:pPr>
+              <w:spacing w:before="0" w:after="0" w:line="252" w:lineRule="auto"/>
+              <w:jc w:val="left"/>
+            </w:pPr>
+            <w:r>
+              <w:rPr>
+                <w:rFonts w:ascii="Aptos" w:hAnsi="Aptos" w:eastAsia="Aptos"/>
+                <w:b w:val="0"/>
+                <w:i w:val="0"/>
+                <w:color w:val="1F252B"/>
+                <w:sz w:val="16"/>
+              </w:rPr>
+              <w:t>Authenticated finite mechanism result at one fixed checkpoint</w:t>
+            </w:r>
+          </w:p>
+        </w:tc>
+        <w:tc>
+          <w:tcPr>
+            <w:tcW w:type="dxa" w:w="4177"/>
+            <w:tcMar>
+              <w:top w:w="85" w:type="dxa"/>
+              <w:start w:w="105" w:type="dxa"/>
+              <w:bottom w:w="85" w:type="dxa"/>
+              <w:end w:w="105" w:type="dxa"/>
+            </w:tcMar>
+            <w:vAlign w:val="center"/>
+            <w:shd w:fill="FFFFFF"/>
+          </w:tcPr>
+          <w:p>
+            <w:pPr>
+              <w:spacing w:before="0" w:after="0" w:line="252" w:lineRule="auto"/>
+              <w:jc w:val="left"/>
+            </w:pPr>
+            <w:hyperlink r:id="rId41" w:history="1">
+              <w:r>
+                <w:rPr>
+                  <w:color w:val="1D5D88"/>
+                  <w:u w:val="single"/>
+                  <w:rFonts w:ascii="Aptos" w:hAnsi="Aptos" w:eastAsia="Aptos"/>
+                  <w:sz w:val="16"/>
+                </w:rPr>
+                <w:t>Compact recognition record</w:t>
+              </w:r>
+            </w:hyperlink>
+          </w:p>
+        </w:tc>
+        <w:tc>
+          <w:tcPr>
+            <w:tcW w:type="dxa" w:w="4177"/>
+            <w:tcMar>
+              <w:top w:w="85" w:type="dxa"/>
+              <w:start w:w="105" w:type="dxa"/>
+              <w:bottom w:w="85" w:type="dxa"/>
+              <w:end w:w="105" w:type="dxa"/>
+            </w:tcMar>
+            <w:vAlign w:val="center"/>
+            <w:shd w:fill="FFFFFF"/>
+          </w:tcPr>
+          <w:p>
+            <w:pPr>
+              <w:spacing w:before="0" w:after="0" w:line="252" w:lineRule="auto"/>
+              <w:jc w:val="left"/>
+            </w:pPr>
+            <w:hyperlink r:id="rId60" w:history="1">
+              <w:r>
+                <w:rPr>
+                  <w:color w:val="1D5D88"/>
+                  <w:u w:val="single"/>
+                  <w:rFonts w:ascii="Aptos" w:hAnsi="Aptos" w:eastAsia="Aptos"/>
+                  <w:sz w:val="16"/>
+                </w:rPr>
+                <w:t>Target result</w:t>
+              </w:r>
+            </w:hyperlink>
+            <w:r>
+              <w:rPr>
+                <w:rFonts w:ascii="Aptos" w:hAnsi="Aptos" w:eastAsia="Aptos"/>
+                <w:b w:val="0"/>
+                <w:i w:val="0"/>
+                <w:color w:val="1F252B"/>
+                <w:sz w:val="16"/>
+              </w:rPr>
+              <w:t xml:space="preserve">, </w:t>
+            </w:r>
+            <w:hyperlink r:id="rId61" w:history="1">
+              <w:r>
+                <w:rPr>
+                  <w:color w:val="1D5D88"/>
+                  <w:u w:val="single"/>
+                  <w:rFonts w:ascii="Aptos" w:hAnsi="Aptos" w:eastAsia="Aptos"/>
+                  <w:sz w:val="16"/>
+                </w:rPr>
+                <w:t>independent audit result</w:t>
+              </w:r>
+            </w:hyperlink>
+            <w:r>
+              <w:rPr>
+                <w:rFonts w:ascii="Aptos" w:hAnsi="Aptos" w:eastAsia="Aptos"/>
+                <w:b w:val="0"/>
+                <w:i w:val="0"/>
+                <w:color w:val="1F252B"/>
+                <w:sz w:val="16"/>
+              </w:rPr>
+              <w:t>, and extracted-capsule authentication; no scaling or gravity claim follows</w:t>
+            </w:r>
+          </w:p>
+        </w:tc>
+      </w:tr>
     </w:tbl>
     <w:p>
       <w:pPr>
@@ -7622,8 +9616,8 @@
     <w:p>
       <w:pPr>
         <w:sectPr>
-          <w:headerReference w:type="default" r:id="rId39"/>
-          <w:footerReference w:type="default" r:id="rId40"/>
+          <w:headerReference w:type="default" r:id="rId42"/>
+          <w:footerReference w:type="default" r:id="rId43"/>
           <w:pgSz w:w="15840" w:h="12240" w:orient="landscape"/>
           <w:pgMar w:top="835" w:right="806" w:bottom="893" w:left="806" w:header="432" w:footer="432" w:gutter="0"/>
           <w:cols w:space="720"/>
@@ -7689,7 +9683,49 @@
           <w:color w:val="1F252B"/>
           <w:sz w:val="21"/>
         </w:rPr>
-        <w:t>The controlled working-theory sequence is:</w:t>
+        <w:t xml:space="preserve">The separately premised infrared-response theorem has the following conditional sequence under RGRL and </w:t>
+      </w:r>
+      <w:r>
+        <w:rPr>
+          <w:rFonts w:ascii="Aptos Mono" w:hAnsi="Aptos Mono" w:eastAsia="Aptos Mono"/>
+          <w:b w:val="0"/>
+          <w:i w:val="0"/>
+          <w:color w:val="1F252B"/>
+          <w:sz w:val="19"/>
+          <w:shd w:fill="F1F3F5"/>
+        </w:rPr>
+        <w:t>WTC-H1</w:t>
+      </w:r>
+      <w:r>
+        <w:rPr>
+          <w:rFonts w:ascii="Aptos" w:hAnsi="Aptos" w:eastAsia="Aptos"/>
+          <w:b w:val="0"/>
+          <w:i w:val="0"/>
+          <w:color w:val="1F252B"/>
+          <w:sz w:val="21"/>
+        </w:rPr>
+        <w:t xml:space="preserve"> through </w:t>
+      </w:r>
+      <w:r>
+        <w:rPr>
+          <w:rFonts w:ascii="Aptos Mono" w:hAnsi="Aptos Mono" w:eastAsia="Aptos Mono"/>
+          <w:b w:val="0"/>
+          <w:i w:val="0"/>
+          <w:color w:val="1F252B"/>
+          <w:sz w:val="19"/>
+          <w:shd w:fill="F1F3F5"/>
+        </w:rPr>
+        <w:t>WTC-H5</w:t>
+      </w:r>
+      <w:r>
+        <w:rPr>
+          <w:rFonts w:ascii="Aptos" w:hAnsi="Aptos" w:eastAsia="Aptos"/>
+          <w:b w:val="0"/>
+          <w:i w:val="0"/>
+          <w:color w:val="1F252B"/>
+          <w:sz w:val="21"/>
+        </w:rPr>
+        <w:t>:</w:t>
       </w:r>
     </w:p>
     <w:p>
@@ -7859,7 +9895,7 @@
           <w:color w:val="1F252B"/>
           <w:sz w:val="21"/>
         </w:rPr>
-        <w:t xml:space="preserve"> classification. The L4--L12 proof is a strictly microscopic finite-record calculation that establishes the foundation for macroscopic implications. The </w:t>
+        <w:t xml:space="preserve"> classification. The L4--L12 proof is a strictly microscopic finite-record calculation. The </w:t>
       </w:r>
       <w:r>
         <w:rPr>
@@ -7879,7 +9915,7 @@
           <w:color w:val="1F252B"/>
           <w:sz w:val="21"/>
         </w:rPr>
-        <w:t xml:space="preserve"> derives the declared continuum metric response under its additional named physical premises.</w:t>
+        <w:t xml:space="preserve"> derives the declared continuum metric response under its own additional named physical premises; the finite classification does not establish those premises.</w:t>
       </w:r>
     </w:p>
     <w:p>
@@ -8358,7 +10394,7 @@
         </w:rPr>
         <w:t xml:space="preserve"> defines the model, and </w:t>
       </w:r>
-      <w:hyperlink r:id="rId56" w:history="1">
+      <w:hyperlink r:id="rId64" w:history="1">
         <w:r>
           <w:rPr>
             <w:color w:val="1D5D88"/>
@@ -9351,7 +11387,112 @@
           <w:color w:val="1F252B"/>
           <w:sz w:val="21"/>
         </w:rPr>
-        <w:t>The URM also carries definitions, descriptive role metadata, historical custody, and active research interfaces. The table above identifies its proof-bearing surfaces. For every record, the exact alpha value is strictly REQUIRED.</w:t>
+        <w:t xml:space="preserve">The URM also carries definitions, descriptive role metadata, historical custody, and active research interfaces. The table above identifies its proof-bearing surfaces. For every </w:t>
+      </w:r>
+      <w:r>
+        <w:rPr>
+          <w:rFonts w:ascii="Aptos Mono" w:hAnsi="Aptos Mono" w:eastAsia="Aptos Mono"/>
+          <w:b w:val="0"/>
+          <w:i w:val="0"/>
+          <w:color w:val="1F252B"/>
+          <w:sz w:val="19"/>
+          <w:shd w:fill="F1F3F5"/>
+        </w:rPr>
+        <w:t>ACTVIS</w:t>
+      </w:r>
+      <w:r>
+        <w:rPr>
+          <w:rFonts w:ascii="Aptos" w:hAnsi="Aptos" w:eastAsia="Aptos"/>
+          <w:b w:val="0"/>
+          <w:i w:val="0"/>
+          <w:color w:val="1F252B"/>
+          <w:sz w:val="21"/>
+        </w:rPr>
+        <w:t xml:space="preserve"> record with independently established ancestry to the governing compact-</w:t>
+      </w:r>
+      <w:r>
+        <w:rPr>
+          <w:rFonts w:ascii="Aptos Mono" w:hAnsi="Aptos Mono" w:eastAsia="Aptos Mono"/>
+          <w:b w:val="0"/>
+          <w:i w:val="0"/>
+          <w:color w:val="1F252B"/>
+          <w:sz w:val="19"/>
+          <w:shd w:fill="F1F3F5"/>
+        </w:rPr>
+        <w:t>U(1)</w:t>
+      </w:r>
+      <w:r>
+        <w:rPr>
+          <w:rFonts w:ascii="Aptos" w:hAnsi="Aptos" w:eastAsia="Aptos"/>
+          <w:b w:val="0"/>
+          <w:i w:val="0"/>
+          <w:color w:val="1F252B"/>
+          <w:sz w:val="21"/>
+        </w:rPr>
+        <w:t xml:space="preserve"> domain and satisfying </w:t>
+      </w:r>
+      <w:r>
+        <w:rPr>
+          <w:rFonts w:ascii="Aptos Mono" w:hAnsi="Aptos Mono" w:eastAsia="Aptos Mono"/>
+          <w:b w:val="0"/>
+          <w:i w:val="0"/>
+          <w:color w:val="1F252B"/>
+          <w:sz w:val="19"/>
+          <w:shd w:fill="F1F3F5"/>
+        </w:rPr>
+        <w:t>SAI1</w:t>
+      </w:r>
+      <w:r>
+        <w:rPr>
+          <w:rFonts w:ascii="Aptos" w:hAnsi="Aptos" w:eastAsia="Aptos"/>
+          <w:b w:val="0"/>
+          <w:i w:val="0"/>
+          <w:color w:val="1F252B"/>
+          <w:sz w:val="21"/>
+        </w:rPr>
+        <w:t>--</w:t>
+      </w:r>
+      <w:r>
+        <w:rPr>
+          <w:rFonts w:ascii="Aptos Mono" w:hAnsi="Aptos Mono" w:eastAsia="Aptos Mono"/>
+          <w:b w:val="0"/>
+          <w:i w:val="0"/>
+          <w:color w:val="1F252B"/>
+          <w:sz w:val="19"/>
+          <w:shd w:fill="F1F3F5"/>
+        </w:rPr>
+        <w:t>SAI8</w:t>
+      </w:r>
+      <w:r>
+        <w:rPr>
+          <w:rFonts w:ascii="Aptos" w:hAnsi="Aptos" w:eastAsia="Aptos"/>
+          <w:b w:val="0"/>
+          <w:i w:val="0"/>
+          <w:color w:val="1F252B"/>
+          <w:sz w:val="21"/>
+        </w:rPr>
+        <w:t xml:space="preserve">, that domain's aligned alpha and RG trajectory are strictly </w:t>
+      </w:r>
+      <w:r>
+        <w:rPr>
+          <w:rFonts w:ascii="Aptos Mono" w:hAnsi="Aptos Mono" w:eastAsia="Aptos Mono"/>
+          <w:b w:val="0"/>
+          <w:i w:val="0"/>
+          <w:color w:val="1F252B"/>
+          <w:sz w:val="19"/>
+          <w:shd w:fill="F1F3F5"/>
+        </w:rPr>
+        <w:t>REQUIRE</w:t>
+      </w:r>
+      <w:r>
+        <w:rPr>
+          <w:rFonts w:ascii="Aptos" w:hAnsi="Aptos" w:eastAsia="Aptos"/>
+          <w:b w:val="0"/>
+          <w:i w:val="0"/>
+          <w:color w:val="1F252B"/>
+          <w:sz w:val="21"/>
+        </w:rPr>
+        <w:t xml:space="preserve"> data.</w:t>
       </w:r>
     </w:p>
     <w:p>
@@ -9377,7 +11518,7 @@
           <w:sz w:val="19"/>
           <w:shd w:fill="F1F3F5"/>
         </w:rPr>
-        <w:t>164000842</w:t>
+        <w:t>164003971</w:t>
       </w:r>
       <w:r>
         <w:rPr>
@@ -9398,7 +11539,7 @@
           <w:sz w:val="19"/>
           <w:shd w:fill="F1F3F5"/>
         </w:rPr>
-        <w:t>163810488</w:t>
+        <w:t>163813617</w:t>
       </w:r>
       <w:r>
         <w:rPr>
@@ -9670,7 +11811,7 @@
           <w:color w:val="1F252B"/>
           <w:sz w:val="21"/>
         </w:rPr>
-        <w:t xml:space="preserve"> conditional on independently established ancestry to a governing domain satisfying SAI1--SAI8, every coefficient-preserving same-sector record inherits that domain's aligned base coupling and RG trajectory. This measured value acts as the governing structural metric: a different alpha defines a different domain structure. Separately, the nominated active-EM cavity write loses its photon-record contrast at </w:t>
+        <w:t xml:space="preserve"> conditional on independently established ancestry to a governing domain satisfying SAI1--SAI8, every coefficient-preserving same-sector record inherits that domain's aligned base coupling and RG trajectory. The measured value is the governing base coupling for that domain; an inequivalent aligned alpha cannot be assigned independently to an SAI-scoped same-domain record. Separately, the nominated active-EM cavity write loses its photon-record contrast at </w:t>
       </w:r>
       <w:r>
         <w:rPr>
@@ -9757,7 +11898,7 @@
           <w:color w:val="1F252B"/>
           <w:sz w:val="21"/>
         </w:rPr>
-        <w:t xml:space="preserve">For the domain, </w:t>
+        <w:t xml:space="preserve">For the empirically anchored actual visible domain at </w:t>
       </w:r>
       <w:r>
         <w:rPr>
@@ -9768,7 +11909,28 @@
           <w:sz w:val="19"/>
           <w:shd w:fill="F1F3F5"/>
         </w:rPr>
-        <w:t>alpha_W = alpha_obs</w:t>
+        <w:t>chi0</w:t>
+      </w:r>
+      <w:r>
+        <w:rPr>
+          <w:rFonts w:ascii="Aptos" w:hAnsi="Aptos" w:eastAsia="Aptos"/>
+          <w:b w:val="0"/>
+          <w:i w:val="0"/>
+          <w:color w:val="1F252B"/>
+          <w:sz w:val="21"/>
+        </w:rPr>
+        <w:t xml:space="preserve">, </w:t>
+      </w:r>
+      <w:r>
+        <w:rPr>
+          <w:rFonts w:ascii="Aptos Mono" w:hAnsi="Aptos Mono" w:eastAsia="Aptos Mono"/>
+          <w:b w:val="0"/>
+          <w:i w:val="0"/>
+          <w:color w:val="1F252B"/>
+          <w:sz w:val="19"/>
+          <w:shd w:fill="F1F3F5"/>
+        </w:rPr>
+        <w:t>alpha_W(chi0) = alpha_obs(chi0)</w:t>
       </w:r>
       <w:r>
         <w:rPr>
@@ -10124,7 +12286,7 @@
         </w:rPr>
         <w:t xml:space="preserve">. The exact paths, hashes, commits, and canonical selection record are recorded in </w:t>
       </w:r>
-      <w:hyperlink r:id="rId57" w:history="1">
+      <w:hyperlink r:id="rId65" w:history="1">
         <w:r>
           <w:rPr>
             <w:color w:val="1D5D88"/>
@@ -10706,7 +12868,7 @@
         </w:rPr>
         <w:t xml:space="preserve">The targeted extractor </w:t>
       </w:r>
-      <w:hyperlink r:id="rId58" w:history="1">
+      <w:hyperlink r:id="rId66" w:history="1">
         <w:r>
           <w:rPr>
             <w:color w:val="1D5D88"/>
@@ -11932,7 +14094,7 @@
         </w:rPr>
         <w:t xml:space="preserve">The capsule's compact, path-neutral authentication record is </w:t>
       </w:r>
-      <w:hyperlink r:id="rId59" w:history="1">
+      <w:hyperlink r:id="rId67" w:history="1">
         <w:r>
           <w:rPr>
             <w:color w:val="1D5D88"/>
@@ -12065,7 +14227,7 @@
         <w:pStyle w:val="Heading2"/>
       </w:pPr>
       <w:r>
-        <w:t>7.3 The governing finite ARGER Gate</w:t>
+        <w:t>7.3 Owner-once joint lineage--carrier witness</w:t>
       </w:r>
       <w:bookmarkEnd w:id="21"/>
     </w:p>
@@ -12081,7 +14243,7 @@
           <w:color w:val="1F252B"/>
           <w:sz w:val="21"/>
         </w:rPr>
-        <w:t>The governing Gate evaluates the declared record block as one indivisible typed classification object while retaining every constituent sector in the calculation.</w:t>
+        <w:t>The owner-once joint witness asks a different question from the strict common-lineage support and complete block mass. At the terminal checkpoint after the final first-pass transport and before revisit, it measures the site-averaged, charge-sector-centered conditional covariance between the lineage register and carrier occupation. Its sector-matched sham preserves the separate within-sector lineage and carrier marginals while removing their joint association.</w:t>
       </w:r>
     </w:p>
     <w:p>
@@ -12096,171 +14258,7 @@
           <w:color w:val="1F252B"/>
           <w:sz w:val="21"/>
         </w:rPr>
-        <w:t>The dated adoption record retains its numbered historical implementation identifier. Current UNT terminology recognizes one ARGER Gate.</w:t>
-      </w:r>
-    </w:p>
-    <w:p>
-      <w:pPr>
-        <w:spacing w:after="110" w:line="274" w:lineRule="auto"/>
-      </w:pPr>
-      <w:r>
-        <w:rPr>
-          <w:rFonts w:ascii="Aptos" w:hAnsi="Aptos" w:eastAsia="Aptos"/>
-          <w:b w:val="0"/>
-          <w:i w:val="0"/>
-          <w:color w:val="1F252B"/>
-          <w:sz w:val="21"/>
-        </w:rPr>
-        <w:t>The declared record block passes the adopted finite ARGER Gate when all three conditions hold:</w:t>
-      </w:r>
-    </w:p>
-    <w:p>
-      <w:pPr>
-        <w:pStyle w:val="ListParagraph"/>
-        <w:spacing w:after="64" w:line="264" w:lineRule="auto"/>
-        <w:ind w:left="389" w:hanging="259"/>
-      </w:pPr>
-      <w:r>
-        <w:rPr>
-          <w:rFonts w:ascii="Aptos" w:hAnsi="Aptos" w:eastAsia="Aptos"/>
-          <w:sz w:val="21"/>
-        </w:rPr>
-        <w:t xml:space="preserve">1. </w:t>
-      </w:r>
-      <w:r>
-        <w:rPr>
-          <w:rFonts w:ascii="Aptos" w:hAnsi="Aptos" w:eastAsia="Aptos"/>
-          <w:b/>
-          <w:i w:val="0"/>
-          <w:color w:val="1F252B"/>
-          <w:sz w:val="21"/>
-        </w:rPr>
-        <w:t>Record membership:</w:t>
-      </w:r>
-      <w:r>
-        <w:rPr>
-          <w:rFonts w:ascii="Aptos" w:hAnsi="Aptos" w:eastAsia="Aptos"/>
-          <w:b w:val="0"/>
-          <w:i w:val="0"/>
-          <w:color w:val="1F252B"/>
-          <w:sz w:val="21"/>
-        </w:rPr>
-        <w:t xml:space="preserve"> one fixed block has exact, audited bounded record membership at every sampled size;</w:t>
-      </w:r>
-    </w:p>
-    <w:p>
-      <w:pPr>
-        <w:pStyle w:val="ListParagraph"/>
-        <w:spacing w:after="64" w:line="264" w:lineRule="auto"/>
-        <w:ind w:left="389" w:hanging="259"/>
-      </w:pPr>
-      <w:r>
-        <w:rPr>
-          <w:rFonts w:ascii="Aptos" w:hAnsi="Aptos" w:eastAsia="Aptos"/>
-          <w:sz w:val="21"/>
-        </w:rPr>
-        <w:t xml:space="preserve">2. </w:t>
-      </w:r>
-      <w:r>
-        <w:rPr>
-          <w:rFonts w:ascii="Aptos" w:hAnsi="Aptos" w:eastAsia="Aptos"/>
-          <w:b/>
-          <w:i w:val="0"/>
-          <w:color w:val="1F252B"/>
-          <w:sz w:val="21"/>
-        </w:rPr>
-        <w:t>Majority:</w:t>
-      </w:r>
-      <w:r>
-        <w:rPr>
-          <w:rFonts w:ascii="Aptos" w:hAnsi="Aptos" w:eastAsia="Aptos"/>
-          <w:b w:val="0"/>
-          <w:i w:val="0"/>
-          <w:color w:val="1F252B"/>
-          <w:sz w:val="21"/>
-        </w:rPr>
-        <w:t xml:space="preserve"> its deduplicated probability mass exceeds </w:t>
-      </w:r>
-      <w:r>
-        <w:rPr>
-          <w:rFonts w:ascii="Aptos Mono" w:hAnsi="Aptos Mono" w:eastAsia="Aptos Mono"/>
-          <w:b w:val="0"/>
-          <w:i w:val="0"/>
-          <w:color w:val="1F252B"/>
-          <w:sz w:val="19"/>
-          <w:shd w:fill="F1F3F5"/>
-        </w:rPr>
-        <w:t>0.50</w:t>
-      </w:r>
-      <w:r>
-        <w:rPr>
-          <w:rFonts w:ascii="Aptos" w:hAnsi="Aptos" w:eastAsia="Aptos"/>
-          <w:b w:val="0"/>
-          <w:i w:val="0"/>
-          <w:color w:val="1F252B"/>
-          <w:sz w:val="21"/>
-        </w:rPr>
-        <w:t xml:space="preserve"> at every sampled size; and</w:t>
-      </w:r>
-    </w:p>
-    <w:p>
-      <w:pPr>
-        <w:pStyle w:val="ListParagraph"/>
-        <w:spacing w:after="64" w:line="264" w:lineRule="auto"/>
-        <w:ind w:left="389" w:hanging="259"/>
-      </w:pPr>
-      <w:r>
-        <w:rPr>
-          <w:rFonts w:ascii="Aptos" w:hAnsi="Aptos" w:eastAsia="Aptos"/>
-          <w:sz w:val="21"/>
-        </w:rPr>
-        <w:t xml:space="preserve">3. </w:t>
-      </w:r>
-      <w:r>
-        <w:rPr>
-          <w:rFonts w:ascii="Aptos" w:hAnsi="Aptos" w:eastAsia="Aptos"/>
-          <w:b/>
-          <w:i w:val="0"/>
-          <w:color w:val="1F252B"/>
-          <w:sz w:val="21"/>
-        </w:rPr>
-        <w:t>Visibility:</w:t>
-      </w:r>
-      <w:r>
-        <w:rPr>
-          <w:rFonts w:ascii="Aptos" w:hAnsi="Aptos" w:eastAsia="Aptos"/>
-          <w:b w:val="0"/>
-          <w:i w:val="0"/>
-          <w:color w:val="1F252B"/>
-          <w:sz w:val="21"/>
-        </w:rPr>
-        <w:t xml:space="preserve"> the declared probe has strictly positive certified finite visibility in every unique sector of the block.</w:t>
-      </w:r>
-    </w:p>
-    <w:p>
-      <w:pPr>
-        <w:spacing w:after="110" w:line="274" w:lineRule="auto"/>
-      </w:pPr>
-      <w:r>
-        <w:rPr>
-          <w:rFonts w:ascii="Aptos Mono" w:hAnsi="Aptos Mono" w:eastAsia="Aptos Mono"/>
-          <w:b w:val="0"/>
-          <w:i w:val="0"/>
-          <w:color w:val="1F252B"/>
-          <w:sz w:val="19"/>
-          <w:shd w:fill="F1F3F5"/>
-        </w:rPr>
-        <w:t>A009--A016</w:t>
-      </w:r>
-      <w:r>
-        <w:rPr>
-          <w:rFonts w:ascii="Aptos" w:hAnsi="Aptos" w:eastAsia="Aptos"/>
-          <w:b w:val="0"/>
-          <w:i w:val="0"/>
-          <w:color w:val="1F252B"/>
-          <w:sz w:val="21"/>
-        </w:rPr>
-        <w:t xml:space="preserve"> passes all three conditions. Its masses are:</w:t>
+        <w:t>The exact finite Target and independently implemented Hostile branches report:</w:t>
       </w:r>
     </w:p>
     <w:tbl>
@@ -12279,9 +14277,11 @@
         </w:tblBorders>
       </w:tblPr>
       <w:tblGrid>
-        <w:gridCol w:w="3351"/>
-        <w:gridCol w:w="3351"/>
-        <w:gridCol w:w="3351"/>
+        <w:gridCol w:w="2010"/>
+        <w:gridCol w:w="2010"/>
+        <w:gridCol w:w="2010"/>
+        <w:gridCol w:w="2010"/>
+        <w:gridCol w:w="2010"/>
       </w:tblGrid>
       <w:tr>
         <w:trPr>
@@ -12290,7 +14290,7 @@
         </w:trPr>
         <w:tc>
           <w:tcPr>
-            <w:tcW w:type="dxa" w:w="1633"/>
+            <w:tcW w:type="dxa" w:w="717"/>
             <w:tcMar>
               <w:top w:w="85" w:type="dxa"/>
               <w:start w:w="105" w:type="dxa"/>
@@ -12311,7 +14311,7 @@
                 <w:b/>
                 <w:i w:val="0"/>
                 <w:color w:val="FFFFFF"/>
-                <w:sz w:val="17"/>
+                <w:sz w:val="16"/>
               </w:rPr>
               <w:t>L</w:t>
             </w:r>
@@ -12319,36 +14319,7 @@
         </w:tc>
         <w:tc>
           <w:tcPr>
-            <w:tcW w:type="dxa" w:w="2889"/>
-            <w:tcMar>
-              <w:top w:w="85" w:type="dxa"/>
-              <w:start w:w="105" w:type="dxa"/>
-              <w:bottom w:w="85" w:type="dxa"/>
-              <w:end w:w="105" w:type="dxa"/>
-            </w:tcMar>
-            <w:vAlign w:val="center"/>
-            <w:shd w:fill="20364A"/>
-          </w:tcPr>
-          <w:p>
-            <w:pPr>
-              <w:spacing w:before="0" w:after="0" w:line="252" w:lineRule="auto"/>
-              <w:jc w:val="left"/>
-            </w:pPr>
-            <w:r>
-              <w:rPr>
-                <w:rFonts w:ascii="Aptos" w:hAnsi="Aptos" w:eastAsia="Aptos"/>
-                <w:b/>
-                <w:i w:val="0"/>
-                <w:color w:val="FFFFFF"/>
-                <w:sz w:val="17"/>
-              </w:rPr>
-              <w:t>sectors</w:t>
-            </w:r>
-          </w:p>
-        </w:tc>
-        <w:tc>
-          <w:tcPr>
-            <w:tcW w:type="dxa" w:w="5528"/>
+            <w:tcW w:type="dxa" w:w="1491"/>
             <w:tcMar>
               <w:top w:w="85" w:type="dxa"/>
               <w:start w:w="105" w:type="dxa"/>
@@ -12369,9 +14340,126 @@
                 <w:b/>
                 <w:i w:val="0"/>
                 <w:color w:val="FFFFFF"/>
-                <w:sz w:val="17"/>
-              </w:rPr>
-              <w:t>deduplicated block mass</w:t>
+                <w:sz w:val="16"/>
+              </w:rPr>
+              <w:t xml:space="preserve">Target </w:t>
+            </w:r>
+            <w:r>
+              <w:rPr>
+                <w:rFonts w:ascii="Aptos Mono" w:hAnsi="Aptos Mono" w:eastAsia="Aptos Mono"/>
+                <w:b/>
+                <w:i w:val="0"/>
+                <w:color w:val="FFFFFF"/>
+                <w:sz w:val="16"/>
+              </w:rPr>
+              <w:t>D_L</w:t>
+            </w:r>
+          </w:p>
+        </w:tc>
+        <w:tc>
+          <w:tcPr>
+            <w:tcW w:type="dxa" w:w="1491"/>
+            <w:tcMar>
+              <w:top w:w="85" w:type="dxa"/>
+              <w:start w:w="105" w:type="dxa"/>
+              <w:bottom w:w="85" w:type="dxa"/>
+              <w:end w:w="105" w:type="dxa"/>
+            </w:tcMar>
+            <w:vAlign w:val="center"/>
+            <w:shd w:fill="20364A"/>
+          </w:tcPr>
+          <w:p>
+            <w:pPr>
+              <w:spacing w:before="0" w:after="0" w:line="252" w:lineRule="auto"/>
+              <w:jc w:val="right"/>
+            </w:pPr>
+            <w:r>
+              <w:rPr>
+                <w:rFonts w:ascii="Aptos" w:hAnsi="Aptos" w:eastAsia="Aptos"/>
+                <w:b/>
+                <w:i w:val="0"/>
+                <w:color w:val="FFFFFF"/>
+                <w:sz w:val="16"/>
+              </w:rPr>
+              <w:t xml:space="preserve">Hostile </w:t>
+            </w:r>
+            <w:r>
+              <w:rPr>
+                <w:rFonts w:ascii="Aptos Mono" w:hAnsi="Aptos Mono" w:eastAsia="Aptos Mono"/>
+                <w:b/>
+                <w:i w:val="0"/>
+                <w:color w:val="FFFFFF"/>
+                <w:sz w:val="16"/>
+              </w:rPr>
+              <w:t>D_L</w:t>
+            </w:r>
+          </w:p>
+        </w:tc>
+        <w:tc>
+          <w:tcPr>
+            <w:tcW w:type="dxa" w:w="1712"/>
+            <w:tcMar>
+              <w:top w:w="85" w:type="dxa"/>
+              <w:start w:w="105" w:type="dxa"/>
+              <w:bottom w:w="85" w:type="dxa"/>
+              <w:end w:w="105" w:type="dxa"/>
+            </w:tcMar>
+            <w:vAlign w:val="center"/>
+            <w:shd w:fill="20364A"/>
+          </w:tcPr>
+          <w:p>
+            <w:pPr>
+              <w:spacing w:before="0" w:after="0" w:line="252" w:lineRule="auto"/>
+              <w:jc w:val="right"/>
+            </w:pPr>
+            <w:r>
+              <w:rPr>
+                <w:rFonts w:ascii="Aptos" w:hAnsi="Aptos" w:eastAsia="Aptos"/>
+                <w:b/>
+                <w:i w:val="0"/>
+                <w:color w:val="FFFFFF"/>
+                <w:sz w:val="16"/>
+              </w:rPr>
+              <w:t>absolute difference</w:t>
+            </w:r>
+          </w:p>
+        </w:tc>
+        <w:tc>
+          <w:tcPr>
+            <w:tcW w:type="dxa" w:w="4639"/>
+            <w:tcMar>
+              <w:top w:w="85" w:type="dxa"/>
+              <w:start w:w="105" w:type="dxa"/>
+              <w:bottom w:w="85" w:type="dxa"/>
+              <w:end w:w="105" w:type="dxa"/>
+            </w:tcMar>
+            <w:vAlign w:val="center"/>
+            <w:shd w:fill="20364A"/>
+          </w:tcPr>
+          <w:p>
+            <w:pPr>
+              <w:spacing w:before="0" w:after="0" w:line="252" w:lineRule="auto"/>
+              <w:jc w:val="right"/>
+            </w:pPr>
+            <w:r>
+              <w:rPr>
+                <w:rFonts w:ascii="Aptos" w:hAnsi="Aptos" w:eastAsia="Aptos"/>
+                <w:b/>
+                <w:i w:val="0"/>
+                <w:color w:val="FFFFFF"/>
+                <w:sz w:val="16"/>
+              </w:rPr>
+              <w:t xml:space="preserve">Target ratio </w:t>
+            </w:r>
+            <w:r>
+              <w:rPr>
+                <w:rFonts w:ascii="Aptos Mono" w:hAnsi="Aptos Mono" w:eastAsia="Aptos Mono"/>
+                <w:b/>
+                <w:i w:val="0"/>
+                <w:color w:val="FFFFFF"/>
+                <w:sz w:val="16"/>
+              </w:rPr>
+              <w:t>abs(D_L)/tau_L</w:t>
             </w:r>
           </w:p>
         </w:tc>
@@ -12382,7 +14470,7 @@
         </w:trPr>
         <w:tc>
           <w:tcPr>
-            <w:tcW w:type="dxa" w:w="1633"/>
+            <w:tcW w:type="dxa" w:w="717"/>
             <w:tcMar>
               <w:top w:w="85" w:type="dxa"/>
               <w:start w:w="105" w:type="dxa"/>
@@ -12403,44 +14491,15 @@
                 <w:b w:val="0"/>
                 <w:i w:val="0"/>
                 <w:color w:val="1F252B"/>
-                <w:sz w:val="17"/>
-              </w:rPr>
-              <w:t>4</w:t>
+                <w:sz w:val="16"/>
+              </w:rPr>
+              <w:t>10</w:t>
             </w:r>
           </w:p>
         </w:tc>
         <w:tc>
           <w:tcPr>
-            <w:tcW w:type="dxa" w:w="2889"/>
-            <w:tcMar>
-              <w:top w:w="85" w:type="dxa"/>
-              <w:start w:w="105" w:type="dxa"/>
-              <w:bottom w:w="85" w:type="dxa"/>
-              <w:end w:w="105" w:type="dxa"/>
-            </w:tcMar>
-            <w:vAlign w:val="center"/>
-            <w:shd w:fill="FFFFFF"/>
-          </w:tcPr>
-          <w:p>
-            <w:pPr>
-              <w:spacing w:before="0" w:after="0" w:line="252" w:lineRule="auto"/>
-              <w:jc w:val="left"/>
-            </w:pPr>
-            <w:r>
-              <w:rPr>
-                <w:rFonts w:ascii="Aptos" w:hAnsi="Aptos" w:eastAsia="Aptos"/>
-                <w:b w:val="0"/>
-                <w:i w:val="0"/>
-                <w:color w:val="1F252B"/>
-                <w:sz w:val="17"/>
-              </w:rPr>
-              <w:t>q1--q2</w:t>
-            </w:r>
-          </w:p>
-        </w:tc>
-        <w:tc>
-          <w:tcPr>
-            <w:tcW w:type="dxa" w:w="5528"/>
+            <w:tcW w:type="dxa" w:w="1491"/>
             <w:tcMar>
               <w:top w:w="85" w:type="dxa"/>
               <w:start w:w="105" w:type="dxa"/>
@@ -12461,10 +14520,100 @@
                 <w:b w:val="0"/>
                 <w:i w:val="0"/>
                 <w:color w:val="1F252B"/>
-                <w:sz w:val="17"/>
+                <w:sz w:val="16"/>
                 <w:shd w:fill="F1F3F5"/>
               </w:rPr>
-              <w:t>0.7260206189754993</w:t>
+              <w:t>-0.0003118488593728413</w:t>
+            </w:r>
+          </w:p>
+        </w:tc>
+        <w:tc>
+          <w:tcPr>
+            <w:tcW w:type="dxa" w:w="1491"/>
+            <w:tcMar>
+              <w:top w:w="85" w:type="dxa"/>
+              <w:start w:w="105" w:type="dxa"/>
+              <w:bottom w:w="85" w:type="dxa"/>
+              <w:end w:w="105" w:type="dxa"/>
+            </w:tcMar>
+            <w:vAlign w:val="center"/>
+            <w:shd w:fill="FFFFFF"/>
+          </w:tcPr>
+          <w:p>
+            <w:pPr>
+              <w:spacing w:before="0" w:after="0" w:line="252" w:lineRule="auto"/>
+              <w:jc w:val="right"/>
+            </w:pPr>
+            <w:r>
+              <w:rPr>
+                <w:rFonts w:ascii="Aptos Mono" w:hAnsi="Aptos Mono" w:eastAsia="Aptos Mono"/>
+                <w:b w:val="0"/>
+                <w:i w:val="0"/>
+                <w:color w:val="1F252B"/>
+                <w:sz w:val="16"/>
+                <w:shd w:fill="F1F3F5"/>
+              </w:rPr>
+              <w:t>-0.00031184885937283205</w:t>
+            </w:r>
+          </w:p>
+        </w:tc>
+        <w:tc>
+          <w:tcPr>
+            <w:tcW w:type="dxa" w:w="1712"/>
+            <w:tcMar>
+              <w:top w:w="85" w:type="dxa"/>
+              <w:start w:w="105" w:type="dxa"/>
+              <w:bottom w:w="85" w:type="dxa"/>
+              <w:end w:w="105" w:type="dxa"/>
+            </w:tcMar>
+            <w:vAlign w:val="center"/>
+            <w:shd w:fill="FFFFFF"/>
+          </w:tcPr>
+          <w:p>
+            <w:pPr>
+              <w:spacing w:before="0" w:after="0" w:line="252" w:lineRule="auto"/>
+              <w:jc w:val="right"/>
+            </w:pPr>
+            <w:r>
+              <w:rPr>
+                <w:rFonts w:ascii="Aptos Mono" w:hAnsi="Aptos Mono" w:eastAsia="Aptos Mono"/>
+                <w:b w:val="0"/>
+                <w:i w:val="0"/>
+                <w:color w:val="1F252B"/>
+                <w:sz w:val="16"/>
+                <w:shd w:fill="F1F3F5"/>
+              </w:rPr>
+              <w:t>9.269928574751063e-18</w:t>
+            </w:r>
+          </w:p>
+        </w:tc>
+        <w:tc>
+          <w:tcPr>
+            <w:tcW w:type="dxa" w:w="4639"/>
+            <w:tcMar>
+              <w:top w:w="85" w:type="dxa"/>
+              <w:start w:w="105" w:type="dxa"/>
+              <w:bottom w:w="85" w:type="dxa"/>
+              <w:end w:w="105" w:type="dxa"/>
+            </w:tcMar>
+            <w:vAlign w:val="center"/>
+            <w:shd w:fill="FFFFFF"/>
+          </w:tcPr>
+          <w:p>
+            <w:pPr>
+              <w:spacing w:before="0" w:after="0" w:line="252" w:lineRule="auto"/>
+              <w:jc w:val="right"/>
+            </w:pPr>
+            <w:r>
+              <w:rPr>
+                <w:rFonts w:ascii="Aptos Mono" w:hAnsi="Aptos Mono" w:eastAsia="Aptos Mono"/>
+                <w:b w:val="0"/>
+                <w:i w:val="0"/>
+                <w:color w:val="1F252B"/>
+                <w:sz w:val="16"/>
+                <w:shd w:fill="F1F3F5"/>
+              </w:rPr>
+              <w:t>311848.8593728413</w:t>
             </w:r>
           </w:p>
         </w:tc>
@@ -12475,7 +14624,7 @@
         </w:trPr>
         <w:tc>
           <w:tcPr>
-            <w:tcW w:type="dxa" w:w="1633"/>
+            <w:tcW w:type="dxa" w:w="717"/>
             <w:tcMar>
               <w:top w:w="85" w:type="dxa"/>
               <w:start w:w="105" w:type="dxa"/>
@@ -12496,44 +14645,15 @@
                 <w:b w:val="0"/>
                 <w:i w:val="0"/>
                 <w:color w:val="1F252B"/>
-                <w:sz w:val="17"/>
-              </w:rPr>
-              <w:t>6</w:t>
+                <w:sz w:val="16"/>
+              </w:rPr>
+              <w:t>12</w:t>
             </w:r>
           </w:p>
         </w:tc>
         <w:tc>
           <w:tcPr>
-            <w:tcW w:type="dxa" w:w="2889"/>
-            <w:tcMar>
-              <w:top w:w="85" w:type="dxa"/>
-              <w:start w:w="105" w:type="dxa"/>
-              <w:bottom w:w="85" w:type="dxa"/>
-              <w:end w:w="105" w:type="dxa"/>
-            </w:tcMar>
-            <w:vAlign w:val="center"/>
-            <w:shd w:fill="EEF4F8"/>
-          </w:tcPr>
-          <w:p>
-            <w:pPr>
-              <w:spacing w:before="0" w:after="0" w:line="252" w:lineRule="auto"/>
-              <w:jc w:val="left"/>
-            </w:pPr>
-            <w:r>
-              <w:rPr>
-                <w:rFonts w:ascii="Aptos" w:hAnsi="Aptos" w:eastAsia="Aptos"/>
-                <w:b w:val="0"/>
-                <w:i w:val="0"/>
-                <w:color w:val="1F252B"/>
-                <w:sz w:val="17"/>
-              </w:rPr>
-              <w:t>q2--q3</w:t>
-            </w:r>
-          </w:p>
-        </w:tc>
-        <w:tc>
-          <w:tcPr>
-            <w:tcW w:type="dxa" w:w="5528"/>
+            <w:tcW w:type="dxa" w:w="1491"/>
             <w:tcMar>
               <w:top w:w="85" w:type="dxa"/>
               <w:start w:w="105" w:type="dxa"/>
@@ -12554,114 +14674,16 @@
                 <w:b w:val="0"/>
                 <w:i w:val="0"/>
                 <w:color w:val="1F252B"/>
-                <w:sz w:val="17"/>
+                <w:sz w:val="16"/>
                 <w:shd w:fill="F1F3F5"/>
               </w:rPr>
-              <w:t>0.5846615608350367</w:t>
-            </w:r>
-          </w:p>
-        </w:tc>
-      </w:tr>
-      <w:tr>
-        <w:trPr>
-          <w:cantSplit/>
-        </w:trPr>
-        <w:tc>
-          <w:tcPr>
-            <w:tcW w:type="dxa" w:w="1633"/>
-            <w:tcMar>
-              <w:top w:w="85" w:type="dxa"/>
-              <w:start w:w="105" w:type="dxa"/>
-              <w:bottom w:w="85" w:type="dxa"/>
-              <w:end w:w="105" w:type="dxa"/>
-            </w:tcMar>
-            <w:vAlign w:val="center"/>
-            <w:shd w:fill="FFFFFF"/>
-          </w:tcPr>
-          <w:p>
-            <w:pPr>
-              <w:spacing w:before="0" w:after="0" w:line="252" w:lineRule="auto"/>
-              <w:jc w:val="right"/>
-            </w:pPr>
-            <w:r>
-              <w:rPr>
-                <w:rFonts w:ascii="Aptos" w:hAnsi="Aptos" w:eastAsia="Aptos"/>
-                <w:b w:val="0"/>
-                <w:i w:val="0"/>
-                <w:color w:val="1F252B"/>
-                <w:sz w:val="17"/>
-              </w:rPr>
-              <w:t>8</w:t>
+              <w:t>-0.00003236588485223031</w:t>
             </w:r>
           </w:p>
         </w:tc>
         <w:tc>
           <w:tcPr>
-            <w:tcW w:type="dxa" w:w="2889"/>
-            <w:tcMar>
-              <w:top w:w="85" w:type="dxa"/>
-              <w:start w:w="105" w:type="dxa"/>
-              <w:bottom w:w="85" w:type="dxa"/>
-              <w:end w:w="105" w:type="dxa"/>
-            </w:tcMar>
-            <w:vAlign w:val="center"/>
-            <w:shd w:fill="FFFFFF"/>
-          </w:tcPr>
-          <w:p>
-            <w:pPr>
-              <w:spacing w:before="0" w:after="0" w:line="252" w:lineRule="auto"/>
-              <w:jc w:val="left"/>
-            </w:pPr>
-            <w:r>
-              <w:rPr>
-                <w:rFonts w:ascii="Aptos" w:hAnsi="Aptos" w:eastAsia="Aptos"/>
-                <w:b w:val="0"/>
-                <w:i w:val="0"/>
-                <w:color w:val="1F252B"/>
-                <w:sz w:val="17"/>
-              </w:rPr>
-              <w:t>q2--q4</w:t>
-            </w:r>
-          </w:p>
-        </w:tc>
-        <w:tc>
-          <w:tcPr>
-            <w:tcW w:type="dxa" w:w="5528"/>
-            <w:tcMar>
-              <w:top w:w="85" w:type="dxa"/>
-              <w:start w:w="105" w:type="dxa"/>
-              <w:bottom w:w="85" w:type="dxa"/>
-              <w:end w:w="105" w:type="dxa"/>
-            </w:tcMar>
-            <w:vAlign w:val="center"/>
-            <w:shd w:fill="FFFFFF"/>
-          </w:tcPr>
-          <w:p>
-            <w:pPr>
-              <w:spacing w:before="0" w:after="0" w:line="252" w:lineRule="auto"/>
-              <w:jc w:val="right"/>
-            </w:pPr>
-            <w:r>
-              <w:rPr>
-                <w:rFonts w:ascii="Aptos Mono" w:hAnsi="Aptos Mono" w:eastAsia="Aptos Mono"/>
-                <w:b w:val="0"/>
-                <w:i w:val="0"/>
-                <w:color w:val="1F252B"/>
-                <w:sz w:val="17"/>
-                <w:shd w:fill="F1F3F5"/>
-              </w:rPr>
-              <w:t>0.7373965730354166</w:t>
-            </w:r>
-          </w:p>
-        </w:tc>
-      </w:tr>
-      <w:tr>
-        <w:trPr>
-          <w:cantSplit/>
-        </w:trPr>
-        <w:tc>
-          <w:tcPr>
-            <w:tcW w:type="dxa" w:w="1633"/>
+            <w:tcW w:type="dxa" w:w="1491"/>
             <w:tcMar>
               <w:top w:w="85" w:type="dxa"/>
               <w:start w:w="105" w:type="dxa"/>
@@ -12678,48 +14700,20 @@
             </w:pPr>
             <w:r>
               <w:rPr>
-                <w:rFonts w:ascii="Aptos" w:hAnsi="Aptos" w:eastAsia="Aptos"/>
+                <w:rFonts w:ascii="Aptos Mono" w:hAnsi="Aptos Mono" w:eastAsia="Aptos Mono"/>
                 <w:b w:val="0"/>
                 <w:i w:val="0"/>
                 <w:color w:val="1F252B"/>
-                <w:sz w:val="17"/>
-              </w:rPr>
-              <w:t>10</w:t>
+                <w:sz w:val="16"/>
+                <w:shd w:fill="F1F3F5"/>
+              </w:rPr>
+              <w:t>-0.000032365884852249583</w:t>
             </w:r>
           </w:p>
         </w:tc>
         <w:tc>
           <w:tcPr>
-            <w:tcW w:type="dxa" w:w="2889"/>
-            <w:tcMar>
-              <w:top w:w="85" w:type="dxa"/>
-              <w:start w:w="105" w:type="dxa"/>
-              <w:bottom w:w="85" w:type="dxa"/>
-              <w:end w:w="105" w:type="dxa"/>
-            </w:tcMar>
-            <w:vAlign w:val="center"/>
-            <w:shd w:fill="EEF4F8"/>
-          </w:tcPr>
-          <w:p>
-            <w:pPr>
-              <w:spacing w:before="0" w:after="0" w:line="252" w:lineRule="auto"/>
-              <w:jc w:val="left"/>
-            </w:pPr>
-            <w:r>
-              <w:rPr>
-                <w:rFonts w:ascii="Aptos" w:hAnsi="Aptos" w:eastAsia="Aptos"/>
-                <w:b w:val="0"/>
-                <w:i w:val="0"/>
-                <w:color w:val="1F252B"/>
-                <w:sz w:val="17"/>
-              </w:rPr>
-              <w:t>q3--q5</w:t>
-            </w:r>
-          </w:p>
-        </w:tc>
-        <w:tc>
-          <w:tcPr>
-            <w:tcW w:type="dxa" w:w="5528"/>
+            <w:tcW w:type="dxa" w:w="1712"/>
             <w:tcMar>
               <w:top w:w="85" w:type="dxa"/>
               <w:start w:w="105" w:type="dxa"/>
@@ -12740,21 +14734,16 @@
                 <w:b w:val="0"/>
                 <w:i w:val="0"/>
                 <w:color w:val="1F252B"/>
-                <w:sz w:val="17"/>
+                <w:sz w:val="16"/>
                 <w:shd w:fill="F1F3F5"/>
               </w:rPr>
-              <w:t>0.6500987927669427</w:t>
+              <w:t>1.927169361592984e-17</w:t>
             </w:r>
           </w:p>
         </w:tc>
-      </w:tr>
-      <w:tr>
-        <w:trPr>
-          <w:cantSplit/>
-        </w:trPr>
         <w:tc>
           <w:tcPr>
-            <w:tcW w:type="dxa" w:w="1633"/>
+            <w:tcW w:type="dxa" w:w="4639"/>
             <w:tcMar>
               <w:top w:w="85" w:type="dxa"/>
               <w:start w:w="105" w:type="dxa"/>
@@ -12762,7 +14751,7 @@
               <w:end w:w="105" w:type="dxa"/>
             </w:tcMar>
             <w:vAlign w:val="center"/>
-            <w:shd w:fill="FFFFFF"/>
+            <w:shd w:fill="EEF4F8"/>
           </w:tcPr>
           <w:p>
             <w:pPr>
@@ -12771,72 +14760,14 @@
             </w:pPr>
             <w:r>
               <w:rPr>
-                <w:rFonts w:ascii="Aptos" w:hAnsi="Aptos" w:eastAsia="Aptos"/>
-                <w:b w:val="0"/>
-                <w:i w:val="0"/>
-                <w:color w:val="1F252B"/>
-                <w:sz w:val="17"/>
-              </w:rPr>
-              <w:t>12</w:t>
-            </w:r>
-          </w:p>
-        </w:tc>
-        <w:tc>
-          <w:tcPr>
-            <w:tcW w:type="dxa" w:w="2889"/>
-            <w:tcMar>
-              <w:top w:w="85" w:type="dxa"/>
-              <w:start w:w="105" w:type="dxa"/>
-              <w:bottom w:w="85" w:type="dxa"/>
-              <w:end w:w="105" w:type="dxa"/>
-            </w:tcMar>
-            <w:vAlign w:val="center"/>
-            <w:shd w:fill="FFFFFF"/>
-          </w:tcPr>
-          <w:p>
-            <w:pPr>
-              <w:spacing w:before="0" w:after="0" w:line="252" w:lineRule="auto"/>
-              <w:jc w:val="left"/>
-            </w:pPr>
-            <w:r>
-              <w:rPr>
-                <w:rFonts w:ascii="Aptos" w:hAnsi="Aptos" w:eastAsia="Aptos"/>
-                <w:b w:val="0"/>
-                <w:i w:val="0"/>
-                <w:color w:val="1F252B"/>
-                <w:sz w:val="17"/>
-              </w:rPr>
-              <w:t>q4--q6</w:t>
-            </w:r>
-          </w:p>
-        </w:tc>
-        <w:tc>
-          <w:tcPr>
-            <w:tcW w:type="dxa" w:w="5528"/>
-            <w:tcMar>
-              <w:top w:w="85" w:type="dxa"/>
-              <w:start w:w="105" w:type="dxa"/>
-              <w:bottom w:w="85" w:type="dxa"/>
-              <w:end w:w="105" w:type="dxa"/>
-            </w:tcMar>
-            <w:vAlign w:val="center"/>
-            <w:shd w:fill="FFFFFF"/>
-          </w:tcPr>
-          <w:p>
-            <w:pPr>
-              <w:spacing w:before="0" w:after="0" w:line="252" w:lineRule="auto"/>
-              <w:jc w:val="right"/>
-            </w:pPr>
-            <w:r>
-              <w:rPr>
                 <w:rFonts w:ascii="Aptos Mono" w:hAnsi="Aptos Mono" w:eastAsia="Aptos Mono"/>
                 <w:b w:val="0"/>
                 <w:i w:val="0"/>
                 <w:color w:val="1F252B"/>
-                <w:sz w:val="17"/>
+                <w:sz w:val="16"/>
                 <w:shd w:fill="F1F3F5"/>
               </w:rPr>
-              <w:t>0.56956498393327842</w:t>
+              <w:t>32365.88485223031</w:t>
             </w:r>
           </w:p>
         </w:tc>
@@ -12859,85 +14790,7 @@
           <w:color w:val="1F252B"/>
           <w:sz w:val="21"/>
         </w:rPr>
-        <w:t xml:space="preserve">The sealed root theorem prints the </w:t>
-      </w:r>
-      <w:r>
-        <w:rPr>
-          <w:rFonts w:ascii="Aptos Mono" w:hAnsi="Aptos Mono" w:eastAsia="Aptos Mono"/>
-          <w:b w:val="0"/>
-          <w:i w:val="0"/>
-          <w:color w:val="1F252B"/>
-          <w:sz w:val="19"/>
-          <w:shd w:fill="F1F3F5"/>
-        </w:rPr>
-        <w:t>L = 12</w:t>
-      </w:r>
-      <w:r>
-        <w:rPr>
-          <w:rFonts w:ascii="Aptos" w:hAnsi="Aptos" w:eastAsia="Aptos"/>
-          <w:b w:val="0"/>
-          <w:i w:val="0"/>
-          <w:color w:val="1F252B"/>
-          <w:sz w:val="21"/>
-        </w:rPr>
-        <w:t xml:space="preserve"> value as </w:t>
-      </w:r>
-      <w:r>
-        <w:rPr>
-          <w:rFonts w:ascii="Aptos Mono" w:hAnsi="Aptos Mono" w:eastAsia="Aptos Mono"/>
-          <w:b w:val="0"/>
-          <w:i w:val="0"/>
-          <w:color w:val="1F252B"/>
-          <w:sz w:val="19"/>
-          <w:shd w:fill="F1F3F5"/>
-        </w:rPr>
-        <w:t>0.5695649839332784</w:t>
-      </w:r>
-      <w:r>
-        <w:rPr>
-          <w:rFonts w:ascii="Aptos" w:hAnsi="Aptos" w:eastAsia="Aptos"/>
-          <w:b w:val="0"/>
-          <w:i w:val="0"/>
-          <w:color w:val="1F252B"/>
-          <w:sz w:val="21"/>
-        </w:rPr>
-        <w:t xml:space="preserve">; the current arithmetic sidecar and Gate ledger retain the longer decimal presentation </w:t>
-      </w:r>
-      <w:r>
-        <w:rPr>
-          <w:rFonts w:ascii="Aptos Mono" w:hAnsi="Aptos Mono" w:eastAsia="Aptos Mono"/>
-          <w:b w:val="0"/>
-          <w:i w:val="0"/>
-          <w:color w:val="1F252B"/>
-          <w:sz w:val="19"/>
-          <w:shd w:fill="F1F3F5"/>
-        </w:rPr>
-        <w:t>0.56956498393327842</w:t>
-      </w:r>
-      <w:r>
-        <w:rPr>
-          <w:rFonts w:ascii="Aptos" w:hAnsi="Aptos" w:eastAsia="Aptos"/>
-          <w:b w:val="0"/>
-          <w:i w:val="0"/>
-          <w:color w:val="1F252B"/>
-          <w:sz w:val="21"/>
-        </w:rPr>
-        <w:t>. Both decimal strings encode one binary64 value and one authenticated result.</w:t>
-      </w:r>
-    </w:p>
-    <w:p>
-      <w:pPr>
-        <w:spacing w:after="110" w:line="274" w:lineRule="auto"/>
-      </w:pPr>
-      <w:r>
-        <w:rPr>
-          <w:rFonts w:ascii="Aptos" w:hAnsi="Aptos" w:eastAsia="Aptos"/>
-          <w:b w:val="0"/>
-          <w:i w:val="0"/>
-          <w:color w:val="1F252B"/>
-          <w:sz w:val="21"/>
-        </w:rPr>
-        <w:t>At the three sizes shared with the strict common-lineage diagnostic, the two finite series are therefore:</w:t>
+        <w:t>The frozen scale rule gives:</w:t>
       </w:r>
     </w:p>
     <w:tbl>
@@ -13020,7 +14873,17 @@
                 <w:color w:val="FFFFFF"/>
                 <w:sz w:val="16"/>
               </w:rPr>
-              <w:t>strict common-lineage diagnostic</w:t>
+              <w:t xml:space="preserve">sector-capacity bound </w:t>
+            </w:r>
+            <w:r>
+              <w:rPr>
+                <w:rFonts w:ascii="Aptos Mono" w:hAnsi="Aptos Mono" w:eastAsia="Aptos Mono"/>
+                <w:b/>
+                <w:i w:val="0"/>
+                <w:color w:val="FFFFFF"/>
+                <w:sz w:val="16"/>
+              </w:rPr>
+              <w:t>B_L</w:t>
             </w:r>
           </w:p>
         </w:tc>
@@ -13049,7 +14912,17 @@
                 <w:color w:val="FFFFFF"/>
                 <w:sz w:val="16"/>
               </w:rPr>
-              <w:t>complete block mass</w:t>
+              <w:t xml:space="preserve">Target </w:t>
+            </w:r>
+            <w:r>
+              <w:rPr>
+                <w:rFonts w:ascii="Aptos Mono" w:hAnsi="Aptos Mono" w:eastAsia="Aptos Mono"/>
+                <w:b/>
+                <w:i w:val="0"/>
+                <w:color w:val="FFFFFF"/>
+                <w:sz w:val="16"/>
+              </w:rPr>
+              <w:t>eta_L = D_L/B_L</w:t>
             </w:r>
           </w:p>
         </w:tc>
@@ -13078,17 +14951,7 @@
                 <w:color w:val="FFFFFF"/>
                 <w:sz w:val="16"/>
               </w:rPr>
-              <w:t xml:space="preserve">block margin over </w:t>
-            </w:r>
-            <w:r>
-              <w:rPr>
-                <w:rFonts w:ascii="Aptos Mono" w:hAnsi="Aptos Mono" w:eastAsia="Aptos Mono"/>
-                <w:b/>
-                <w:i w:val="0"/>
-                <w:color w:val="FFFFFF"/>
-                <w:sz w:val="16"/>
-              </w:rPr>
-              <w:t>0.50</w:t>
+              <w:t>absolute capacity percentage</w:t>
             </w:r>
           </w:p>
         </w:tc>
@@ -13122,7 +14985,7 @@
                 <w:color w:val="1F252B"/>
                 <w:sz w:val="16"/>
               </w:rPr>
-              <w:t>8</w:t>
+              <w:t>10</w:t>
             </w:r>
           </w:p>
         </w:tc>
@@ -13152,7 +15015,7 @@
                 <w:sz w:val="16"/>
                 <w:shd w:fill="F1F3F5"/>
               </w:rPr>
-              <w:t>0.0244800482</w:t>
+              <w:t>0.22714282661304128</w:t>
             </w:r>
           </w:p>
         </w:tc>
@@ -13182,7 +15045,7 @@
                 <w:sz w:val="16"/>
                 <w:shd w:fill="F1F3F5"/>
               </w:rPr>
-              <w:t>0.7373965730354166</w:t>
+              <w:t>-0.0013729196912042685</w:t>
             </w:r>
           </w:p>
         </w:tc>
@@ -13205,6 +15068,16 @@
             </w:pPr>
             <w:r>
               <w:rPr>
+                <w:rFonts w:ascii="Aptos" w:hAnsi="Aptos" w:eastAsia="Aptos"/>
+                <w:b w:val="0"/>
+                <w:i w:val="0"/>
+                <w:color w:val="1F252B"/>
+                <w:sz w:val="16"/>
+              </w:rPr>
+              <w:t xml:space="preserve">about </w:t>
+            </w:r>
+            <w:r>
+              <w:rPr>
                 <w:rFonts w:ascii="Aptos Mono" w:hAnsi="Aptos Mono" w:eastAsia="Aptos Mono"/>
                 <w:b w:val="0"/>
                 <w:i w:val="0"/>
@@ -13212,7 +15085,7 @@
                 <w:sz w:val="16"/>
                 <w:shd w:fill="F1F3F5"/>
               </w:rPr>
-              <w:t>0.2373965730354166</w:t>
+              <w:t>0.137%</w:t>
             </w:r>
           </w:p>
         </w:tc>
@@ -13246,7 +15119,7 @@
                 <w:color w:val="1F252B"/>
                 <w:sz w:val="16"/>
               </w:rPr>
-              <w:t>10</w:t>
+              <w:t>12</w:t>
             </w:r>
           </w:p>
         </w:tc>
@@ -13276,7 +15149,7 @@
                 <w:sz w:val="16"/>
                 <w:shd w:fill="F1F3F5"/>
               </w:rPr>
-              <w:t>0.0687369678</w:t>
+              <w:t>0.23119534505251413</w:t>
             </w:r>
           </w:p>
         </w:tc>
@@ -13306,7 +15179,7 @@
                 <w:sz w:val="16"/>
                 <w:shd w:fill="F1F3F5"/>
               </w:rPr>
-              <w:t>0.6500987927669427</w:t>
+              <w:t>-0.0001399936700493631</w:t>
             </w:r>
           </w:p>
         </w:tc>
@@ -13329,6 +15202,16 @@
             </w:pPr>
             <w:r>
               <w:rPr>
+                <w:rFonts w:ascii="Aptos" w:hAnsi="Aptos" w:eastAsia="Aptos"/>
+                <w:b w:val="0"/>
+                <w:i w:val="0"/>
+                <w:color w:val="1F252B"/>
+                <w:sz w:val="16"/>
+              </w:rPr>
+              <w:t xml:space="preserve">about </w:t>
+            </w:r>
+            <w:r>
+              <w:rPr>
                 <w:rFonts w:ascii="Aptos Mono" w:hAnsi="Aptos Mono" w:eastAsia="Aptos Mono"/>
                 <w:b w:val="0"/>
                 <w:i w:val="0"/>
@@ -13336,7 +15219,2558 @@
                 <w:sz w:val="16"/>
                 <w:shd w:fill="F1F3F5"/>
               </w:rPr>
-              <w:t>0.1500987927669427</w:t>
+              <w:t>0.0140%</w:t>
+            </w:r>
+          </w:p>
+        </w:tc>
+      </w:tr>
+    </w:tbl>
+    <w:p>
+      <w:pPr>
+        <w:spacing w:after="40"/>
+      </w:pPr>
+    </w:p>
+    <w:p>
+      <w:pPr>
+        <w:spacing w:after="110" w:line="274" w:lineRule="auto"/>
+      </w:pPr>
+      <w:r>
+        <w:rPr>
+          <w:rFonts w:ascii="Aptos" w:hAnsi="Aptos" w:eastAsia="Aptos"/>
+          <w:b w:val="0"/>
+          <w:i w:val="0"/>
+          <w:color w:val="1F252B"/>
+          <w:sz w:val="21"/>
+        </w:rPr>
+        <w:t>This normalization distinguishes numerical resolution from effect size; it is not an additional pass/fail condition.</w:t>
+      </w:r>
+    </w:p>
+    <w:p>
+      <w:pPr>
+        <w:spacing w:after="110" w:line="274" w:lineRule="auto"/>
+      </w:pPr>
+      <w:r>
+        <w:rPr>
+          <w:rFonts w:ascii="Aptos" w:hAnsi="Aptos" w:eastAsia="Aptos"/>
+          <w:b w:val="0"/>
+          <w:i w:val="0"/>
+          <w:color w:val="1F252B"/>
+          <w:sz w:val="21"/>
+        </w:rPr>
+        <w:t xml:space="preserve">All branch-internal numerical and control conditions pass. The frozen tolerance is </w:t>
+      </w:r>
+      <w:r>
+        <w:rPr>
+          <w:rFonts w:ascii="Aptos Mono" w:hAnsi="Aptos Mono" w:eastAsia="Aptos Mono"/>
+          <w:b w:val="0"/>
+          <w:i w:val="0"/>
+          <w:color w:val="1F252B"/>
+          <w:sz w:val="19"/>
+          <w:shd w:fill="F1F3F5"/>
+        </w:rPr>
+        <w:t>tau_L = 1e-9</w:t>
+      </w:r>
+      <w:r>
+        <w:rPr>
+          <w:rFonts w:ascii="Aptos" w:hAnsi="Aptos" w:eastAsia="Aptos"/>
+          <w:b w:val="0"/>
+          <w:i w:val="0"/>
+          <w:color w:val="1F252B"/>
+          <w:sz w:val="21"/>
+        </w:rPr>
+        <w:t xml:space="preserve"> at both sizes, so the raw two-sided diagnostic is </w:t>
+      </w:r>
+      <w:r>
+        <w:rPr>
+          <w:rFonts w:ascii="Aptos Mono" w:hAnsi="Aptos Mono" w:eastAsia="Aptos Mono"/>
+          <w:b w:val="0"/>
+          <w:i w:val="0"/>
+          <w:color w:val="1F252B"/>
+          <w:sz w:val="19"/>
+          <w:shd w:fill="F1F3F5"/>
+        </w:rPr>
+        <w:t>T_10:12 = 32365.88485223031 &gt; 1</w:t>
+      </w:r>
+      <w:r>
+        <w:rPr>
+          <w:rFonts w:ascii="Aptos" w:hAnsi="Aptos" w:eastAsia="Aptos"/>
+          <w:b w:val="0"/>
+          <w:i w:val="0"/>
+          <w:color w:val="1F252B"/>
+          <w:sz w:val="21"/>
+        </w:rPr>
+        <w:t xml:space="preserve">. The numerical evidence therefore supports a nonzero finite lineage--carrier association through </w:t>
+      </w:r>
+      <w:r>
+        <w:rPr>
+          <w:rFonts w:ascii="Aptos Mono" w:hAnsi="Aptos Mono" w:eastAsia="Aptos Mono"/>
+          <w:b w:val="0"/>
+          <w:i w:val="0"/>
+          <w:color w:val="1F252B"/>
+          <w:sz w:val="19"/>
+          <w:shd w:fill="F1F3F5"/>
+        </w:rPr>
+        <w:t>L = 12</w:t>
+      </w:r>
+      <w:r>
+        <w:rPr>
+          <w:rFonts w:ascii="Aptos" w:hAnsi="Aptos" w:eastAsia="Aptos"/>
+          <w:b w:val="0"/>
+          <w:i w:val="0"/>
+          <w:color w:val="1F252B"/>
+          <w:sz w:val="21"/>
+        </w:rPr>
+        <w:t xml:space="preserve"> under this observable.</w:t>
+      </w:r>
+    </w:p>
+    <w:p>
+      <w:pPr>
+        <w:spacing w:after="110" w:line="274" w:lineRule="auto"/>
+      </w:pPr>
+      <w:r>
+        <w:rPr>
+          <w:rFonts w:ascii="Aptos" w:hAnsi="Aptos" w:eastAsia="Aptos"/>
+          <w:b w:val="0"/>
+          <w:i w:val="0"/>
+          <w:color w:val="1F252B"/>
+          <w:sz w:val="21"/>
+        </w:rPr>
+        <w:t xml:space="preserve">The execution also has a disclosed procedural deviation. The selected concurrent schedule required a maximum 60-second branch-release skew. The Target branch launched at </w:t>
+      </w:r>
+      <w:r>
+        <w:rPr>
+          <w:rFonts w:ascii="Aptos Mono" w:hAnsi="Aptos Mono" w:eastAsia="Aptos Mono"/>
+          <w:b w:val="0"/>
+          <w:i w:val="0"/>
+          <w:color w:val="1F252B"/>
+          <w:sz w:val="19"/>
+          <w:shd w:fill="F1F3F5"/>
+        </w:rPr>
+        <w:t>2026-09-23T14:45:33Z</w:t>
+      </w:r>
+      <w:r>
+        <w:rPr>
+          <w:rFonts w:ascii="Aptos" w:hAnsi="Aptos" w:eastAsia="Aptos"/>
+          <w:b w:val="0"/>
+          <w:i w:val="0"/>
+          <w:color w:val="1F252B"/>
+          <w:sz w:val="21"/>
+        </w:rPr>
+        <w:t xml:space="preserve"> and the Hostile branch at </w:t>
+      </w:r>
+      <w:r>
+        <w:rPr>
+          <w:rFonts w:ascii="Aptos Mono" w:hAnsi="Aptos Mono" w:eastAsia="Aptos Mono"/>
+          <w:b w:val="0"/>
+          <w:i w:val="0"/>
+          <w:color w:val="1F252B"/>
+          <w:sz w:val="19"/>
+          <w:shd w:fill="F1F3F5"/>
+        </w:rPr>
+        <w:t>2026-09-23T17:44:41Z</w:t>
+      </w:r>
+      <w:r>
+        <w:rPr>
+          <w:rFonts w:ascii="Aptos" w:hAnsi="Aptos" w:eastAsia="Aptos"/>
+          <w:b w:val="0"/>
+          <w:i w:val="0"/>
+          <w:color w:val="1F252B"/>
+          <w:sz w:val="21"/>
+        </w:rPr>
+        <w:t xml:space="preserve">, a 10,748-second skew. The Hostile atomic output appeared at </w:t>
+      </w:r>
+      <w:r>
+        <w:rPr>
+          <w:rFonts w:ascii="Aptos Mono" w:hAnsi="Aptos Mono" w:eastAsia="Aptos Mono"/>
+          <w:b w:val="0"/>
+          <w:i w:val="0"/>
+          <w:color w:val="1F252B"/>
+          <w:sz w:val="19"/>
+          <w:shd w:fill="F1F3F5"/>
+        </w:rPr>
+        <w:t>2026-09-25T04:36:49Z</w:t>
+      </w:r>
+      <w:r>
+        <w:rPr>
+          <w:rFonts w:ascii="Aptos" w:hAnsi="Aptos" w:eastAsia="Aptos"/>
+          <w:b w:val="0"/>
+          <w:i w:val="0"/>
+          <w:color w:val="1F252B"/>
+          <w:sz w:val="21"/>
+        </w:rPr>
+        <w:t xml:space="preserve">; the Target atomic output appeared at </w:t>
+      </w:r>
+      <w:r>
+        <w:rPr>
+          <w:rFonts w:ascii="Aptos Mono" w:hAnsi="Aptos Mono" w:eastAsia="Aptos Mono"/>
+          <w:b w:val="0"/>
+          <w:i w:val="0"/>
+          <w:color w:val="1F252B"/>
+          <w:sz w:val="19"/>
+          <w:shd w:fill="F1F3F5"/>
+        </w:rPr>
+        <w:t>2026-09-25T16:13:29Z</w:t>
+      </w:r>
+      <w:r>
+        <w:rPr>
+          <w:rFonts w:ascii="Aptos" w:hAnsi="Aptos" w:eastAsia="Aptos"/>
+          <w:b w:val="0"/>
+          <w:i w:val="0"/>
+          <w:color w:val="1F252B"/>
+          <w:sz w:val="21"/>
+        </w:rPr>
+        <w:t>. Neither final value existed at either branch launch, Target was already executing before Hostile launched, and the Hostile output was not opened before Target completed. The release therefore recognizes the deterministic numerical agreement while declining the pristine strict-preregistered-protocol label.</w:t>
+      </w:r>
+    </w:p>
+    <w:p>
+      <w:pPr>
+        <w:spacing w:after="110" w:line="274" w:lineRule="auto"/>
+      </w:pPr>
+      <w:r>
+        <w:rPr>
+          <w:rFonts w:ascii="Aptos" w:hAnsi="Aptos" w:eastAsia="Aptos"/>
+          <w:b w:val="0"/>
+          <w:i w:val="0"/>
+          <w:color w:val="1F252B"/>
+          <w:sz w:val="21"/>
+        </w:rPr>
+        <w:t xml:space="preserve">The separately frozen signed no-decline prediction does not pass. It required both conservative held-out values to remain at or above </w:t>
+      </w:r>
+      <w:r>
+        <w:rPr>
+          <w:rFonts w:ascii="Aptos Mono" w:hAnsi="Aptos Mono" w:eastAsia="Aptos Mono"/>
+          <w:b w:val="0"/>
+          <w:i w:val="0"/>
+          <w:color w:val="1F252B"/>
+          <w:sz w:val="19"/>
+          <w:shd w:fill="F1F3F5"/>
+        </w:rPr>
+        <w:t>f = D_8 = 0.001963064475535806</w:t>
+      </w:r>
+      <w:r>
+        <w:rPr>
+          <w:rFonts w:ascii="Aptos" w:hAnsi="Aptos" w:eastAsia="Aptos"/>
+          <w:b w:val="0"/>
+          <w:i w:val="0"/>
+          <w:color w:val="1F252B"/>
+          <w:sz w:val="21"/>
+        </w:rPr>
+        <w:t xml:space="preserve">. Instead, the held-out witness changes sign, and its magnitude falls from about </w:t>
+      </w:r>
+      <w:r>
+        <w:rPr>
+          <w:rFonts w:ascii="Aptos Mono" w:hAnsi="Aptos Mono" w:eastAsia="Aptos Mono"/>
+          <w:b w:val="0"/>
+          <w:i w:val="0"/>
+          <w:color w:val="1F252B"/>
+          <w:sz w:val="19"/>
+          <w:shd w:fill="F1F3F5"/>
+        </w:rPr>
+        <w:t>3.12e-4</w:t>
+      </w:r>
+      <w:r>
+        <w:rPr>
+          <w:rFonts w:ascii="Aptos" w:hAnsi="Aptos" w:eastAsia="Aptos"/>
+          <w:b w:val="0"/>
+          <w:i w:val="0"/>
+          <w:color w:val="1F252B"/>
+          <w:sz w:val="21"/>
+        </w:rPr>
+        <w:t xml:space="preserve"> at </w:t>
+      </w:r>
+      <w:r>
+        <w:rPr>
+          <w:rFonts w:ascii="Aptos Mono" w:hAnsi="Aptos Mono" w:eastAsia="Aptos Mono"/>
+          <w:b w:val="0"/>
+          <w:i w:val="0"/>
+          <w:color w:val="1F252B"/>
+          <w:sz w:val="19"/>
+          <w:shd w:fill="F1F3F5"/>
+        </w:rPr>
+        <w:t>L = 10</w:t>
+      </w:r>
+      <w:r>
+        <w:rPr>
+          <w:rFonts w:ascii="Aptos" w:hAnsi="Aptos" w:eastAsia="Aptos"/>
+          <w:b w:val="0"/>
+          <w:i w:val="0"/>
+          <w:color w:val="1F252B"/>
+          <w:sz w:val="21"/>
+        </w:rPr>
+        <w:t xml:space="preserve"> to about </w:t>
+      </w:r>
+      <w:r>
+        <w:rPr>
+          <w:rFonts w:ascii="Aptos Mono" w:hAnsi="Aptos Mono" w:eastAsia="Aptos Mono"/>
+          <w:b w:val="0"/>
+          <w:i w:val="0"/>
+          <w:color w:val="1F252B"/>
+          <w:sz w:val="19"/>
+          <w:shd w:fill="F1F3F5"/>
+        </w:rPr>
+        <w:t>3.24e-5</w:t>
+      </w:r>
+      <w:r>
+        <w:rPr>
+          <w:rFonts w:ascii="Aptos" w:hAnsi="Aptos" w:eastAsia="Aptos"/>
+          <w:b w:val="0"/>
+          <w:i w:val="0"/>
+          <w:color w:val="1F252B"/>
+          <w:sz w:val="21"/>
+        </w:rPr>
+        <w:t xml:space="preserve"> at </w:t>
+      </w:r>
+      <w:r>
+        <w:rPr>
+          <w:rFonts w:ascii="Aptos Mono" w:hAnsi="Aptos Mono" w:eastAsia="Aptos Mono"/>
+          <w:b w:val="0"/>
+          <w:i w:val="0"/>
+          <w:color w:val="1F252B"/>
+          <w:sz w:val="19"/>
+          <w:shd w:fill="F1F3F5"/>
+        </w:rPr>
+        <w:t>L = 12</w:t>
+      </w:r>
+      <w:r>
+        <w:rPr>
+          <w:rFonts w:ascii="Aptos" w:hAnsi="Aptos" w:eastAsia="Aptos"/>
+          <w:b w:val="0"/>
+          <w:i w:val="0"/>
+          <w:color w:val="1F252B"/>
+          <w:sz w:val="21"/>
+        </w:rPr>
+        <w:t>. Thus the result establishes neither a positive persistent witness nor an all-</w:t>
+      </w:r>
+      <w:r>
+        <w:rPr>
+          <w:rFonts w:ascii="Aptos Mono" w:hAnsi="Aptos Mono" w:eastAsia="Aptos Mono"/>
+          <w:b w:val="0"/>
+          <w:i w:val="0"/>
+          <w:color w:val="1F252B"/>
+          <w:sz w:val="19"/>
+          <w:shd w:fill="F1F3F5"/>
+        </w:rPr>
+        <w:t>L</w:t>
+      </w:r>
+      <w:r>
+        <w:rPr>
+          <w:rFonts w:ascii="Aptos" w:hAnsi="Aptos" w:eastAsia="Aptos"/>
+          <w:b w:val="0"/>
+          <w:i w:val="0"/>
+          <w:color w:val="1F252B"/>
+          <w:sz w:val="21"/>
+        </w:rPr>
+        <w:t xml:space="preserve"> limit. It does not promote the ARGER Gate, the separately conditional </w:t>
+      </w:r>
+      <w:r>
+        <w:rPr>
+          <w:rFonts w:ascii="Aptos Mono" w:hAnsi="Aptos Mono" w:eastAsia="Aptos Mono"/>
+          <w:b w:val="0"/>
+          <w:i w:val="0"/>
+          <w:color w:val="1F252B"/>
+          <w:sz w:val="19"/>
+          <w:shd w:fill="F1F3F5"/>
+        </w:rPr>
+        <w:t>z_dyn = 1</w:t>
+      </w:r>
+      <w:r>
+        <w:rPr>
+          <w:rFonts w:ascii="Aptos" w:hAnsi="Aptos" w:eastAsia="Aptos"/>
+          <w:b w:val="0"/>
+          <w:i w:val="0"/>
+          <w:color w:val="1F252B"/>
+          <w:sz w:val="21"/>
+        </w:rPr>
+        <w:t xml:space="preserve"> theorem, RGRL/WTC response, alpha, geometry, or gravity.</w:t>
+      </w:r>
+    </w:p>
+    <w:p>
+      <w:pPr>
+        <w:spacing w:after="110" w:line="274" w:lineRule="auto"/>
+      </w:pPr>
+      <w:r>
+        <w:rPr>
+          <w:rFonts w:ascii="Aptos" w:hAnsi="Aptos" w:eastAsia="Aptos"/>
+          <w:b w:val="0"/>
+          <w:i w:val="0"/>
+          <w:color w:val="1F252B"/>
+          <w:sz w:val="21"/>
+        </w:rPr>
+        <w:t xml:space="preserve">The capsule carries the </w:t>
+      </w:r>
+      <w:hyperlink r:id="rId39" w:history="1">
+        <w:r>
+          <w:rPr>
+            <w:color w:val="1D5D88"/>
+            <w:u w:val="single"/>
+            <w:rFonts w:ascii="Aptos" w:hAnsi="Aptos" w:eastAsia="Aptos"/>
+            <w:sz w:val="21"/>
+          </w:rPr>
+          <w:t>compact recognition record</w:t>
+        </w:r>
+      </w:hyperlink>
+      <w:r>
+        <w:rPr>
+          <w:rFonts w:ascii="Aptos" w:hAnsi="Aptos" w:eastAsia="Aptos"/>
+          <w:b w:val="0"/>
+          <w:i w:val="0"/>
+          <w:color w:val="1F252B"/>
+          <w:sz w:val="21"/>
+        </w:rPr>
+        <w:t xml:space="preserve">, the </w:t>
+      </w:r>
+      <w:hyperlink r:id="rId57" w:history="1">
+        <w:r>
+          <w:rPr>
+            <w:color w:val="1D5D88"/>
+            <w:u w:val="single"/>
+            <w:rFonts w:ascii="Aptos" w:hAnsi="Aptos" w:eastAsia="Aptos"/>
+            <w:sz w:val="21"/>
+          </w:rPr>
+          <w:t>Target raw result</w:t>
+        </w:r>
+      </w:hyperlink>
+      <w:r>
+        <w:rPr>
+          <w:rFonts w:ascii="Aptos" w:hAnsi="Aptos" w:eastAsia="Aptos"/>
+          <w:b w:val="0"/>
+          <w:i w:val="0"/>
+          <w:color w:val="1F252B"/>
+          <w:sz w:val="21"/>
+        </w:rPr>
+        <w:t xml:space="preserve">, the </w:t>
+      </w:r>
+      <w:hyperlink r:id="rId58" w:history="1">
+        <w:r>
+          <w:rPr>
+            <w:color w:val="1D5D88"/>
+            <w:u w:val="single"/>
+            <w:rFonts w:ascii="Aptos" w:hAnsi="Aptos" w:eastAsia="Aptos"/>
+            <w:sz w:val="21"/>
+          </w:rPr>
+          <w:t>Hostile raw result</w:t>
+        </w:r>
+      </w:hyperlink>
+      <w:r>
+        <w:rPr>
+          <w:rFonts w:ascii="Aptos" w:hAnsi="Aptos" w:eastAsia="Aptos"/>
+          <w:b w:val="0"/>
+          <w:i w:val="0"/>
+          <w:color w:val="1F252B"/>
+          <w:sz w:val="21"/>
+        </w:rPr>
+        <w:t>, the frozen execution protocol, and the pre-unblinding signed-persistence records. The extracted-capsule verifier authenticates their exact hashes and values. Recomputing the multi-hour branches from bulk arrays is outside the compact capsule-executable surface.</w:t>
+      </w:r>
+    </w:p>
+    <w:p>
+      <w:bookmarkStart w:id="22" w:name="UNT_Heading_012"/>
+      <w:pPr>
+        <w:pStyle w:val="Heading2"/>
+      </w:pPr>
+      <w:r>
+        <w:t>7.4 L8 formation-order Ollivier--Ricci controlled null</w:t>
+      </w:r>
+      <w:bookmarkEnd w:id="22"/>
+    </w:p>
+    <w:p>
+      <w:pPr>
+        <w:spacing w:after="110" w:line="274" w:lineRule="auto"/>
+      </w:pPr>
+      <w:r>
+        <w:rPr>
+          <w:rFonts w:ascii="Aptos" w:hAnsi="Aptos" w:eastAsia="Aptos"/>
+          <w:b w:val="0"/>
+          <w:i w:val="0"/>
+          <w:color w:val="1F252B"/>
+          <w:sz w:val="21"/>
+        </w:rPr>
+        <w:t xml:space="preserve">The frozen </w:t>
+      </w:r>
+      <w:r>
+        <w:rPr>
+          <w:rFonts w:ascii="Aptos Mono" w:hAnsi="Aptos Mono" w:eastAsia="Aptos Mono"/>
+          <w:b w:val="0"/>
+          <w:i w:val="0"/>
+          <w:color w:val="1F252B"/>
+          <w:sz w:val="19"/>
+          <w:shd w:fill="F1F3F5"/>
+        </w:rPr>
+        <w:t>L = 8</w:t>
+      </w:r>
+      <w:r>
+        <w:rPr>
+          <w:rFonts w:ascii="Aptos" w:hAnsi="Aptos" w:eastAsia="Aptos"/>
+          <w:b w:val="0"/>
+          <w:i w:val="0"/>
+          <w:color w:val="1F252B"/>
+          <w:sz w:val="21"/>
+        </w:rPr>
+        <w:t xml:space="preserve"> diagnostic constructs one weighted lineage graph from the formation order in the stored schedule and evaluates Ollivier--Ricci curvature on its path edges. Its preregistered positive prediction asks whether edge curvature is positively associated with record concentration on that one schedule-derived path. The exact result is:</w:t>
+      </w:r>
+    </w:p>
+    <w:tbl>
+      <w:tblPr>
+        <w:tblW w:type="auto" w:w="0"/>
+        <w:jc w:val="center"/>
+        <w:tblLayout w:type="fixed"/>
+        <w:tblLook w:firstColumn="1" w:firstRow="1" w:lastColumn="0" w:lastRow="0" w:noHBand="0" w:noVBand="1" w:val="04A0"/>
+        <w:tblBorders>
+          <w:top w:val="single" w:sz="4" w:space="0" w:color="D9D9D9"/>
+          <w:left w:val="single" w:sz="4" w:space="0" w:color="D9D9D9"/>
+          <w:bottom w:val="single" w:sz="4" w:space="0" w:color="D9D9D9"/>
+          <w:right w:val="single" w:sz="4" w:space="0" w:color="D9D9D9"/>
+          <w:insideH w:val="single" w:sz="4" w:space="0" w:color="D9D9D9"/>
+          <w:insideV w:val="single" w:sz="4" w:space="0" w:color="D9D9D9"/>
+        </w:tblBorders>
+      </w:tblPr>
+      <w:tblGrid>
+        <w:gridCol w:w="5026"/>
+        <w:gridCol w:w="5026"/>
+      </w:tblGrid>
+      <w:tr>
+        <w:trPr>
+          <w:cantSplit/>
+          <w:tblHeader w:val="true"/>
+        </w:trPr>
+        <w:tc>
+          <w:tcPr>
+            <w:tcW w:type="dxa" w:w="2713"/>
+            <w:tcMar>
+              <w:top w:w="85" w:type="dxa"/>
+              <w:start w:w="105" w:type="dxa"/>
+              <w:bottom w:w="85" w:type="dxa"/>
+              <w:end w:w="105" w:type="dxa"/>
+            </w:tcMar>
+            <w:vAlign w:val="center"/>
+            <w:shd w:fill="20364A"/>
+          </w:tcPr>
+          <w:p>
+            <w:pPr>
+              <w:spacing w:before="0" w:after="0" w:line="252" w:lineRule="auto"/>
+              <w:jc w:val="left"/>
+            </w:pPr>
+            <w:r>
+              <w:rPr>
+                <w:rFonts w:ascii="Aptos" w:hAnsi="Aptos" w:eastAsia="Aptos"/>
+                <w:b/>
+                <w:i w:val="0"/>
+                <w:color w:val="FFFFFF"/>
+                <w:sz w:val="17"/>
+              </w:rPr>
+              <w:t>quantity</w:t>
+            </w:r>
+          </w:p>
+        </w:tc>
+        <w:tc>
+          <w:tcPr>
+            <w:tcW w:type="dxa" w:w="7337"/>
+            <w:tcMar>
+              <w:top w:w="85" w:type="dxa"/>
+              <w:start w:w="105" w:type="dxa"/>
+              <w:bottom w:w="85" w:type="dxa"/>
+              <w:end w:w="105" w:type="dxa"/>
+            </w:tcMar>
+            <w:vAlign w:val="center"/>
+            <w:shd w:fill="20364A"/>
+          </w:tcPr>
+          <w:p>
+            <w:pPr>
+              <w:spacing w:before="0" w:after="0" w:line="252" w:lineRule="auto"/>
+              <w:jc w:val="right"/>
+            </w:pPr>
+            <w:r>
+              <w:rPr>
+                <w:rFonts w:ascii="Aptos" w:hAnsi="Aptos" w:eastAsia="Aptos"/>
+                <w:b/>
+                <w:i w:val="0"/>
+                <w:color w:val="FFFFFF"/>
+                <w:sz w:val="17"/>
+              </w:rPr>
+              <w:t>value</w:t>
+            </w:r>
+          </w:p>
+        </w:tc>
+      </w:tr>
+      <w:tr>
+        <w:trPr>
+          <w:cantSplit/>
+        </w:trPr>
+        <w:tc>
+          <w:tcPr>
+            <w:tcW w:type="dxa" w:w="2713"/>
+            <w:tcMar>
+              <w:top w:w="85" w:type="dxa"/>
+              <w:start w:w="105" w:type="dxa"/>
+              <w:bottom w:w="85" w:type="dxa"/>
+              <w:end w:w="105" w:type="dxa"/>
+            </w:tcMar>
+            <w:vAlign w:val="center"/>
+            <w:shd w:fill="FFFFFF"/>
+          </w:tcPr>
+          <w:p>
+            <w:pPr>
+              <w:spacing w:before="0" w:after="0" w:line="252" w:lineRule="auto"/>
+              <w:jc w:val="left"/>
+            </w:pPr>
+            <w:r>
+              <w:rPr>
+                <w:rFonts w:ascii="Aptos" w:hAnsi="Aptos" w:eastAsia="Aptos"/>
+                <w:b w:val="0"/>
+                <w:i w:val="0"/>
+                <w:color w:val="1F252B"/>
+                <w:sz w:val="17"/>
+              </w:rPr>
+              <w:t xml:space="preserve">observed Spearman statistic </w:t>
+            </w:r>
+            <w:r>
+              <w:rPr>
+                <w:rFonts w:ascii="Aptos Mono" w:hAnsi="Aptos Mono" w:eastAsia="Aptos Mono"/>
+                <w:b w:val="0"/>
+                <w:i w:val="0"/>
+                <w:color w:val="1F252B"/>
+                <w:sz w:val="17"/>
+                <w:shd w:fill="F1F3F5"/>
+              </w:rPr>
+              <w:t>rho</w:t>
+            </w:r>
+          </w:p>
+        </w:tc>
+        <w:tc>
+          <w:tcPr>
+            <w:tcW w:type="dxa" w:w="7337"/>
+            <w:tcMar>
+              <w:top w:w="85" w:type="dxa"/>
+              <w:start w:w="105" w:type="dxa"/>
+              <w:bottom w:w="85" w:type="dxa"/>
+              <w:end w:w="105" w:type="dxa"/>
+            </w:tcMar>
+            <w:vAlign w:val="center"/>
+            <w:shd w:fill="FFFFFF"/>
+          </w:tcPr>
+          <w:p>
+            <w:pPr>
+              <w:spacing w:before="0" w:after="0" w:line="252" w:lineRule="auto"/>
+              <w:jc w:val="right"/>
+            </w:pPr>
+            <w:r>
+              <w:rPr>
+                <w:rFonts w:ascii="Aptos Mono" w:hAnsi="Aptos Mono" w:eastAsia="Aptos Mono"/>
+                <w:b w:val="0"/>
+                <w:i w:val="0"/>
+                <w:color w:val="1F252B"/>
+                <w:sz w:val="17"/>
+                <w:shd w:fill="F1F3F5"/>
+              </w:rPr>
+              <w:t>0.1543033499620919</w:t>
+            </w:r>
+          </w:p>
+        </w:tc>
+      </w:tr>
+      <w:tr>
+        <w:trPr>
+          <w:cantSplit/>
+        </w:trPr>
+        <w:tc>
+          <w:tcPr>
+            <w:tcW w:type="dxa" w:w="2713"/>
+            <w:tcMar>
+              <w:top w:w="85" w:type="dxa"/>
+              <w:start w:w="105" w:type="dxa"/>
+              <w:bottom w:w="85" w:type="dxa"/>
+              <w:end w:w="105" w:type="dxa"/>
+            </w:tcMar>
+            <w:vAlign w:val="center"/>
+            <w:shd w:fill="EEF4F8"/>
+          </w:tcPr>
+          <w:p>
+            <w:pPr>
+              <w:spacing w:before="0" w:after="0" w:line="252" w:lineRule="auto"/>
+              <w:jc w:val="left"/>
+            </w:pPr>
+            <w:r>
+              <w:rPr>
+                <w:rFonts w:ascii="Aptos" w:hAnsi="Aptos" w:eastAsia="Aptos"/>
+                <w:b w:val="0"/>
+                <w:i w:val="0"/>
+                <w:color w:val="1F252B"/>
+                <w:sz w:val="17"/>
+              </w:rPr>
+              <w:t xml:space="preserve">exact one-sided </w:t>
+            </w:r>
+            <w:r>
+              <w:rPr>
+                <w:rFonts w:ascii="Aptos Mono" w:hAnsi="Aptos Mono" w:eastAsia="Aptos Mono"/>
+                <w:b w:val="0"/>
+                <w:i w:val="0"/>
+                <w:color w:val="1F252B"/>
+                <w:sz w:val="17"/>
+                <w:shd w:fill="F1F3F5"/>
+              </w:rPr>
+              <w:t>p_plus</w:t>
+            </w:r>
+          </w:p>
+        </w:tc>
+        <w:tc>
+          <w:tcPr>
+            <w:tcW w:type="dxa" w:w="7337"/>
+            <w:tcMar>
+              <w:top w:w="85" w:type="dxa"/>
+              <w:start w:w="105" w:type="dxa"/>
+              <w:bottom w:w="85" w:type="dxa"/>
+              <w:end w:w="105" w:type="dxa"/>
+            </w:tcMar>
+            <w:vAlign w:val="center"/>
+            <w:shd w:fill="EEF4F8"/>
+          </w:tcPr>
+          <w:p>
+            <w:pPr>
+              <w:spacing w:before="0" w:after="0" w:line="252" w:lineRule="auto"/>
+              <w:jc w:val="right"/>
+            </w:pPr>
+            <w:r>
+              <w:rPr>
+                <w:rFonts w:ascii="Aptos Mono" w:hAnsi="Aptos Mono" w:eastAsia="Aptos Mono"/>
+                <w:b w:val="0"/>
+                <w:i w:val="0"/>
+                <w:color w:val="1F252B"/>
+                <w:sz w:val="17"/>
+                <w:shd w:fill="F1F3F5"/>
+              </w:rPr>
+              <w:t>0.3619047619047619</w:t>
+            </w:r>
+          </w:p>
+        </w:tc>
+      </w:tr>
+      <w:tr>
+        <w:trPr>
+          <w:cantSplit/>
+        </w:trPr>
+        <w:tc>
+          <w:tcPr>
+            <w:tcW w:type="dxa" w:w="2713"/>
+            <w:tcMar>
+              <w:top w:w="85" w:type="dxa"/>
+              <w:start w:w="105" w:type="dxa"/>
+              <w:bottom w:w="85" w:type="dxa"/>
+              <w:end w:w="105" w:type="dxa"/>
+            </w:tcMar>
+            <w:vAlign w:val="center"/>
+            <w:shd w:fill="FFFFFF"/>
+          </w:tcPr>
+          <w:p>
+            <w:pPr>
+              <w:spacing w:before="0" w:after="0" w:line="252" w:lineRule="auto"/>
+              <w:jc w:val="left"/>
+            </w:pPr>
+            <w:r>
+              <w:rPr>
+                <w:rFonts w:ascii="Aptos" w:hAnsi="Aptos" w:eastAsia="Aptos"/>
+                <w:b w:val="0"/>
+                <w:i w:val="0"/>
+                <w:color w:val="1F252B"/>
+                <w:sz w:val="17"/>
+              </w:rPr>
+              <w:t>exact permutations</w:t>
+            </w:r>
+          </w:p>
+        </w:tc>
+        <w:tc>
+          <w:tcPr>
+            <w:tcW w:type="dxa" w:w="7337"/>
+            <w:tcMar>
+              <w:top w:w="85" w:type="dxa"/>
+              <w:start w:w="105" w:type="dxa"/>
+              <w:bottom w:w="85" w:type="dxa"/>
+              <w:end w:w="105" w:type="dxa"/>
+            </w:tcMar>
+            <w:vAlign w:val="center"/>
+            <w:shd w:fill="FFFFFF"/>
+          </w:tcPr>
+          <w:p>
+            <w:pPr>
+              <w:spacing w:before="0" w:after="0" w:line="252" w:lineRule="auto"/>
+              <w:jc w:val="right"/>
+            </w:pPr>
+            <w:r>
+              <w:rPr>
+                <w:rFonts w:ascii="Aptos Mono" w:hAnsi="Aptos Mono" w:eastAsia="Aptos Mono"/>
+                <w:b w:val="0"/>
+                <w:i w:val="0"/>
+                <w:color w:val="1F252B"/>
+                <w:sz w:val="17"/>
+                <w:shd w:fill="F1F3F5"/>
+              </w:rPr>
+              <w:t>40320</w:t>
+            </w:r>
+          </w:p>
+        </w:tc>
+      </w:tr>
+      <w:tr>
+        <w:trPr>
+          <w:cantSplit/>
+        </w:trPr>
+        <w:tc>
+          <w:tcPr>
+            <w:tcW w:type="dxa" w:w="2713"/>
+            <w:tcMar>
+              <w:top w:w="85" w:type="dxa"/>
+              <w:start w:w="105" w:type="dxa"/>
+              <w:bottom w:w="85" w:type="dxa"/>
+              <w:end w:w="105" w:type="dxa"/>
+            </w:tcMar>
+            <w:vAlign w:val="center"/>
+            <w:shd w:fill="EEF4F8"/>
+          </w:tcPr>
+          <w:p>
+            <w:pPr>
+              <w:spacing w:before="0" w:after="0" w:line="252" w:lineRule="auto"/>
+              <w:jc w:val="left"/>
+            </w:pPr>
+            <w:r>
+              <w:rPr>
+                <w:rFonts w:ascii="Aptos" w:hAnsi="Aptos" w:eastAsia="Aptos"/>
+                <w:b w:val="0"/>
+                <w:i w:val="0"/>
+                <w:color w:val="1F252B"/>
+                <w:sz w:val="17"/>
+              </w:rPr>
+              <w:t>positive prediction</w:t>
+            </w:r>
+          </w:p>
+        </w:tc>
+        <w:tc>
+          <w:tcPr>
+            <w:tcW w:type="dxa" w:w="7337"/>
+            <w:tcMar>
+              <w:top w:w="85" w:type="dxa"/>
+              <w:start w:w="105" w:type="dxa"/>
+              <w:bottom w:w="85" w:type="dxa"/>
+              <w:end w:w="105" w:type="dxa"/>
+            </w:tcMar>
+            <w:vAlign w:val="center"/>
+            <w:shd w:fill="EEF4F8"/>
+          </w:tcPr>
+          <w:p>
+            <w:pPr>
+              <w:spacing w:before="0" w:after="0" w:line="252" w:lineRule="auto"/>
+              <w:jc w:val="right"/>
+            </w:pPr>
+            <w:r>
+              <w:rPr>
+                <w:rFonts w:ascii="Aptos Mono" w:hAnsi="Aptos Mono" w:eastAsia="Aptos Mono"/>
+                <w:b w:val="0"/>
+                <w:i w:val="0"/>
+                <w:color w:val="1F252B"/>
+                <w:sz w:val="17"/>
+                <w:shd w:fill="F1F3F5"/>
+              </w:rPr>
+              <w:t>false</w:t>
+            </w:r>
+          </w:p>
+        </w:tc>
+      </w:tr>
+    </w:tbl>
+    <w:p>
+      <w:pPr>
+        <w:spacing w:after="40"/>
+      </w:pPr>
+    </w:p>
+    <w:p>
+      <w:pPr>
+        <w:spacing w:after="110" w:line="274" w:lineRule="auto"/>
+      </w:pPr>
+      <w:r>
+        <w:rPr>
+          <w:rFonts w:ascii="Aptos" w:hAnsi="Aptos" w:eastAsia="Aptos"/>
+          <w:b w:val="0"/>
+          <w:i w:val="0"/>
+          <w:color w:val="1F252B"/>
+          <w:sz w:val="21"/>
+        </w:rPr>
+        <w:t xml:space="preserve">The recognized classification is </w:t>
+      </w:r>
+      <w:r>
+        <w:rPr>
+          <w:rFonts w:ascii="Aptos Mono" w:hAnsi="Aptos Mono" w:eastAsia="Aptos Mono"/>
+          <w:b w:val="0"/>
+          <w:i w:val="0"/>
+          <w:color w:val="1F252B"/>
+          <w:sz w:val="19"/>
+          <w:shd w:fill="F1F3F5"/>
+        </w:rPr>
+        <w:t>NO_RESOLVED_LINEAGE_ORDER_CURVATURE_RECORD_ASSOCIATION_L8</w:t>
+      </w:r>
+      <w:r>
+        <w:rPr>
+          <w:rFonts w:ascii="Aptos" w:hAnsi="Aptos" w:eastAsia="Aptos"/>
+          <w:b w:val="0"/>
+          <w:i w:val="0"/>
+          <w:color w:val="1F252B"/>
+          <w:sz w:val="21"/>
+        </w:rPr>
+        <w:t>. This is an informative controlled null: the frozen graph observable did not resolve the predicted positive association. It does not convert a null into a positive claim and does not erase other record results. The graph is a formation-order diagnostic, not a spacetime geometry; its Ollivier--Ricci values are not spacetime curvature and supply no geometry or gravity promotion.</w:t>
+      </w:r>
+    </w:p>
+    <w:p>
+      <w:pPr>
+        <w:spacing w:after="110" w:line="274" w:lineRule="auto"/>
+      </w:pPr>
+      <w:r>
+        <w:rPr>
+          <w:rFonts w:ascii="Aptos" w:hAnsi="Aptos" w:eastAsia="Aptos"/>
+          <w:b w:val="0"/>
+          <w:i w:val="0"/>
+          <w:color w:val="1F252B"/>
+          <w:sz w:val="21"/>
+        </w:rPr>
+        <w:t xml:space="preserve">The capsule carries the </w:t>
+      </w:r>
+      <w:hyperlink r:id="rId40" w:history="1">
+        <w:r>
+          <w:rPr>
+            <w:color w:val="1D5D88"/>
+            <w:u w:val="single"/>
+            <w:rFonts w:ascii="Aptos" w:hAnsi="Aptos" w:eastAsia="Aptos"/>
+            <w:sz w:val="21"/>
+          </w:rPr>
+          <w:t>compact recognition record</w:t>
+        </w:r>
+      </w:hyperlink>
+      <w:r>
+        <w:rPr>
+          <w:rFonts w:ascii="Aptos" w:hAnsi="Aptos" w:eastAsia="Aptos"/>
+          <w:b w:val="0"/>
+          <w:i w:val="0"/>
+          <w:color w:val="1F252B"/>
+          <w:sz w:val="21"/>
+        </w:rPr>
+        <w:t xml:space="preserve">, the </w:t>
+      </w:r>
+      <w:hyperlink r:id="rId59" w:history="1">
+        <w:r>
+          <w:rPr>
+            <w:color w:val="1D5D88"/>
+            <w:u w:val="single"/>
+            <w:rFonts w:ascii="Aptos" w:hAnsi="Aptos" w:eastAsia="Aptos"/>
+            <w:sz w:val="21"/>
+          </w:rPr>
+          <w:t>sealed result</w:t>
+        </w:r>
+      </w:hyperlink>
+      <w:r>
+        <w:rPr>
+          <w:rFonts w:ascii="Aptos" w:hAnsi="Aptos" w:eastAsia="Aptos"/>
+          <w:b w:val="0"/>
+          <w:i w:val="0"/>
+          <w:color w:val="1F252B"/>
+          <w:sz w:val="21"/>
+        </w:rPr>
+        <w:t xml:space="preserve">, the freeze, protocol, and checksum manifest. The extracted-capsule verifier authenticates those exact records. The bulk raw </w:t>
+      </w:r>
+      <w:r>
+        <w:rPr>
+          <w:rFonts w:ascii="Aptos Mono" w:hAnsi="Aptos Mono" w:eastAsia="Aptos Mono"/>
+          <w:b w:val="0"/>
+          <w:i w:val="0"/>
+          <w:color w:val="1F252B"/>
+          <w:sz w:val="19"/>
+          <w:shd w:fill="F1F3F5"/>
+        </w:rPr>
+        <w:t>L = 8</w:t>
+      </w:r>
+      <w:r>
+        <w:rPr>
+          <w:rFonts w:ascii="Aptos" w:hAnsi="Aptos" w:eastAsia="Aptos"/>
+          <w:b w:val="0"/>
+          <w:i w:val="0"/>
+          <w:color w:val="1F252B"/>
+          <w:sz w:val="21"/>
+        </w:rPr>
+        <w:t xml:space="preserve"> replay arrays remain outside the compact release; the capsule therefore authenticates this completed result rather than rerunning its bulk construction.</w:t>
+      </w:r>
+    </w:p>
+    <w:p>
+      <w:bookmarkStart w:id="23" w:name="UNT_Heading_013"/>
+      <w:pPr>
+        <w:pStyle w:val="Heading2"/>
+      </w:pPr>
+      <w:r>
+        <w:t>7.5 L4 autonomous lineage-sensitive continuation</w:t>
+      </w:r>
+      <w:bookmarkEnd w:id="23"/>
+    </w:p>
+    <w:p>
+      <w:pPr>
+        <w:spacing w:after="110" w:line="274" w:lineRule="auto"/>
+      </w:pPr>
+      <w:r>
+        <w:rPr>
+          <w:rFonts w:ascii="Aptos" w:hAnsi="Aptos" w:eastAsia="Aptos"/>
+          <w:b w:val="0"/>
+          <w:i w:val="0"/>
+          <w:color w:val="1F252B"/>
+          <w:sz w:val="21"/>
+        </w:rPr>
+        <w:t xml:space="preserve">The autonomous continuation asks whether lineage affects what happens next, rather than merely remaining correlated with the carrier state at a terminal checkpoint. At one fixed </w:t>
+      </w:r>
+      <w:r>
+        <w:rPr>
+          <w:rFonts w:ascii="Aptos Mono" w:hAnsi="Aptos Mono" w:eastAsia="Aptos Mono"/>
+          <w:b w:val="0"/>
+          <w:i w:val="0"/>
+          <w:color w:val="1F252B"/>
+          <w:sz w:val="19"/>
+          <w:shd w:fill="F1F3F5"/>
+        </w:rPr>
+        <w:t>L = 4</w:t>
+      </w:r>
+      <w:r>
+        <w:rPr>
+          <w:rFonts w:ascii="Aptos" w:hAnsi="Aptos" w:eastAsia="Aptos"/>
+          <w:b w:val="0"/>
+          <w:i w:val="0"/>
+          <w:color w:val="1F252B"/>
+          <w:sz w:val="21"/>
+        </w:rPr>
+        <w:t xml:space="preserve"> checkpoint, the frozen intervention replaces each sector's joint lineage--carrier state by its sector-matched product state, preserving the sector weights and separate marginals, and then applies the same frozen lineage-sensitive revisit and transport rule to both states.</w:t>
+      </w:r>
+    </w:p>
+    <w:p>
+      <w:pPr>
+        <w:spacing w:after="110" w:line="274" w:lineRule="auto"/>
+      </w:pPr>
+      <w:r>
+        <w:rPr>
+          <w:rFonts w:ascii="Aptos" w:hAnsi="Aptos" w:eastAsia="Aptos"/>
+          <w:b w:val="0"/>
+          <w:i w:val="0"/>
+          <w:color w:val="1F252B"/>
+          <w:sz w:val="21"/>
+        </w:rPr>
+        <w:t>The independently implemented audit reports:</w:t>
+      </w:r>
+    </w:p>
+    <w:tbl>
+      <w:tblPr>
+        <w:tblW w:type="auto" w:w="0"/>
+        <w:jc w:val="center"/>
+        <w:tblLayout w:type="fixed"/>
+        <w:tblLook w:firstColumn="1" w:firstRow="1" w:lastColumn="0" w:lastRow="0" w:noHBand="0" w:noVBand="1" w:val="04A0"/>
+        <w:tblBorders>
+          <w:top w:val="single" w:sz="4" w:space="0" w:color="D9D9D9"/>
+          <w:left w:val="single" w:sz="4" w:space="0" w:color="D9D9D9"/>
+          <w:bottom w:val="single" w:sz="4" w:space="0" w:color="D9D9D9"/>
+          <w:right w:val="single" w:sz="4" w:space="0" w:color="D9D9D9"/>
+          <w:insideH w:val="single" w:sz="4" w:space="0" w:color="D9D9D9"/>
+          <w:insideV w:val="single" w:sz="4" w:space="0" w:color="D9D9D9"/>
+        </w:tblBorders>
+      </w:tblPr>
+      <w:tblGrid>
+        <w:gridCol w:w="5026"/>
+        <w:gridCol w:w="5026"/>
+      </w:tblGrid>
+      <w:tr>
+        <w:trPr>
+          <w:cantSplit/>
+          <w:tblHeader w:val="true"/>
+        </w:trPr>
+        <w:tc>
+          <w:tcPr>
+            <w:tcW w:type="dxa" w:w="2713"/>
+            <w:tcMar>
+              <w:top w:w="85" w:type="dxa"/>
+              <w:start w:w="105" w:type="dxa"/>
+              <w:bottom w:w="85" w:type="dxa"/>
+              <w:end w:w="105" w:type="dxa"/>
+            </w:tcMar>
+            <w:vAlign w:val="center"/>
+            <w:shd w:fill="20364A"/>
+          </w:tcPr>
+          <w:p>
+            <w:pPr>
+              <w:spacing w:before="0" w:after="0" w:line="252" w:lineRule="auto"/>
+              <w:jc w:val="left"/>
+            </w:pPr>
+            <w:r>
+              <w:rPr>
+                <w:rFonts w:ascii="Aptos" w:hAnsi="Aptos" w:eastAsia="Aptos"/>
+                <w:b/>
+                <w:i w:val="0"/>
+                <w:color w:val="FFFFFF"/>
+                <w:sz w:val="17"/>
+              </w:rPr>
+              <w:t>quantity</w:t>
+            </w:r>
+          </w:p>
+        </w:tc>
+        <w:tc>
+          <w:tcPr>
+            <w:tcW w:type="dxa" w:w="7337"/>
+            <w:tcMar>
+              <w:top w:w="85" w:type="dxa"/>
+              <w:start w:w="105" w:type="dxa"/>
+              <w:bottom w:w="85" w:type="dxa"/>
+              <w:end w:w="105" w:type="dxa"/>
+            </w:tcMar>
+            <w:vAlign w:val="center"/>
+            <w:shd w:fill="20364A"/>
+          </w:tcPr>
+          <w:p>
+            <w:pPr>
+              <w:spacing w:before="0" w:after="0" w:line="252" w:lineRule="auto"/>
+              <w:jc w:val="right"/>
+            </w:pPr>
+            <w:r>
+              <w:rPr>
+                <w:rFonts w:ascii="Aptos" w:hAnsi="Aptos" w:eastAsia="Aptos"/>
+                <w:b/>
+                <w:i w:val="0"/>
+                <w:color w:val="FFFFFF"/>
+                <w:sz w:val="17"/>
+              </w:rPr>
+              <w:t>independent-audit value</w:t>
+            </w:r>
+          </w:p>
+        </w:tc>
+      </w:tr>
+      <w:tr>
+        <w:trPr>
+          <w:cantSplit/>
+        </w:trPr>
+        <w:tc>
+          <w:tcPr>
+            <w:tcW w:type="dxa" w:w="2713"/>
+            <w:tcMar>
+              <w:top w:w="85" w:type="dxa"/>
+              <w:start w:w="105" w:type="dxa"/>
+              <w:bottom w:w="85" w:type="dxa"/>
+              <w:end w:w="105" w:type="dxa"/>
+            </w:tcMar>
+            <w:vAlign w:val="center"/>
+            <w:shd w:fill="FFFFFF"/>
+          </w:tcPr>
+          <w:p>
+            <w:pPr>
+              <w:spacing w:before="0" w:after="0" w:line="252" w:lineRule="auto"/>
+              <w:jc w:val="left"/>
+            </w:pPr>
+            <w:r>
+              <w:rPr>
+                <w:rFonts w:ascii="Aptos" w:hAnsi="Aptos" w:eastAsia="Aptos"/>
+                <w:b w:val="0"/>
+                <w:i w:val="0"/>
+                <w:color w:val="1F252B"/>
+                <w:sz w:val="17"/>
+              </w:rPr>
+              <w:t xml:space="preserve">carrier trace-distance response </w:t>
+            </w:r>
+            <w:r>
+              <w:rPr>
+                <w:rFonts w:ascii="Aptos Mono" w:hAnsi="Aptos Mono" w:eastAsia="Aptos Mono"/>
+                <w:b w:val="0"/>
+                <w:i w:val="0"/>
+                <w:color w:val="1F252B"/>
+                <w:sz w:val="17"/>
+                <w:shd w:fill="F1F3F5"/>
+              </w:rPr>
+              <w:t>Delta_C</w:t>
+            </w:r>
+          </w:p>
+        </w:tc>
+        <w:tc>
+          <w:tcPr>
+            <w:tcW w:type="dxa" w:w="7337"/>
+            <w:tcMar>
+              <w:top w:w="85" w:type="dxa"/>
+              <w:start w:w="105" w:type="dxa"/>
+              <w:bottom w:w="85" w:type="dxa"/>
+              <w:end w:w="105" w:type="dxa"/>
+            </w:tcMar>
+            <w:vAlign w:val="center"/>
+            <w:shd w:fill="FFFFFF"/>
+          </w:tcPr>
+          <w:p>
+            <w:pPr>
+              <w:spacing w:before="0" w:after="0" w:line="252" w:lineRule="auto"/>
+              <w:jc w:val="right"/>
+            </w:pPr>
+            <w:r>
+              <w:rPr>
+                <w:rFonts w:ascii="Aptos Mono" w:hAnsi="Aptos Mono" w:eastAsia="Aptos Mono"/>
+                <w:b w:val="0"/>
+                <w:i w:val="0"/>
+                <w:color w:val="1F252B"/>
+                <w:sz w:val="17"/>
+                <w:shd w:fill="F1F3F5"/>
+              </w:rPr>
+              <w:t>0.14761185701903007</w:t>
+            </w:r>
+          </w:p>
+        </w:tc>
+      </w:tr>
+      <w:tr>
+        <w:trPr>
+          <w:cantSplit/>
+        </w:trPr>
+        <w:tc>
+          <w:tcPr>
+            <w:tcW w:type="dxa" w:w="2713"/>
+            <w:tcMar>
+              <w:top w:w="85" w:type="dxa"/>
+              <w:start w:w="105" w:type="dxa"/>
+              <w:bottom w:w="85" w:type="dxa"/>
+              <w:end w:w="105" w:type="dxa"/>
+            </w:tcMar>
+            <w:vAlign w:val="center"/>
+            <w:shd w:fill="EEF4F8"/>
+          </w:tcPr>
+          <w:p>
+            <w:pPr>
+              <w:spacing w:before="0" w:after="0" w:line="252" w:lineRule="auto"/>
+              <w:jc w:val="left"/>
+            </w:pPr>
+            <w:r>
+              <w:rPr>
+                <w:rFonts w:ascii="Aptos" w:hAnsi="Aptos" w:eastAsia="Aptos"/>
+                <w:b w:val="0"/>
+                <w:i w:val="0"/>
+                <w:color w:val="1F252B"/>
+                <w:sz w:val="17"/>
+              </w:rPr>
+              <w:t>occupation-profile RMS difference</w:t>
+            </w:r>
+          </w:p>
+        </w:tc>
+        <w:tc>
+          <w:tcPr>
+            <w:tcW w:type="dxa" w:w="7337"/>
+            <w:tcMar>
+              <w:top w:w="85" w:type="dxa"/>
+              <w:start w:w="105" w:type="dxa"/>
+              <w:bottom w:w="85" w:type="dxa"/>
+              <w:end w:w="105" w:type="dxa"/>
+            </w:tcMar>
+            <w:vAlign w:val="center"/>
+            <w:shd w:fill="EEF4F8"/>
+          </w:tcPr>
+          <w:p>
+            <w:pPr>
+              <w:spacing w:before="0" w:after="0" w:line="252" w:lineRule="auto"/>
+              <w:jc w:val="right"/>
+            </w:pPr>
+            <w:r>
+              <w:rPr>
+                <w:rFonts w:ascii="Aptos Mono" w:hAnsi="Aptos Mono" w:eastAsia="Aptos Mono"/>
+                <w:b w:val="0"/>
+                <w:i w:val="0"/>
+                <w:color w:val="1F252B"/>
+                <w:sz w:val="17"/>
+                <w:shd w:fill="F1F3F5"/>
+              </w:rPr>
+              <w:t>0.006009875541368592</w:t>
+            </w:r>
+          </w:p>
+        </w:tc>
+      </w:tr>
+      <w:tr>
+        <w:trPr>
+          <w:cantSplit/>
+        </w:trPr>
+        <w:tc>
+          <w:tcPr>
+            <w:tcW w:type="dxa" w:w="2713"/>
+            <w:tcMar>
+              <w:top w:w="85" w:type="dxa"/>
+              <w:start w:w="105" w:type="dxa"/>
+              <w:bottom w:w="85" w:type="dxa"/>
+              <w:end w:w="105" w:type="dxa"/>
+            </w:tcMar>
+            <w:vAlign w:val="center"/>
+            <w:shd w:fill="FFFFFF"/>
+          </w:tcPr>
+          <w:p>
+            <w:pPr>
+              <w:spacing w:before="0" w:after="0" w:line="252" w:lineRule="auto"/>
+              <w:jc w:val="left"/>
+            </w:pPr>
+            <w:r>
+              <w:rPr>
+                <w:rFonts w:ascii="Aptos" w:hAnsi="Aptos" w:eastAsia="Aptos"/>
+                <w:b w:val="0"/>
+                <w:i w:val="0"/>
+                <w:color w:val="1F252B"/>
+                <w:sz w:val="17"/>
+              </w:rPr>
+              <w:t>captured warnings</w:t>
+            </w:r>
+          </w:p>
+        </w:tc>
+        <w:tc>
+          <w:tcPr>
+            <w:tcW w:type="dxa" w:w="7337"/>
+            <w:tcMar>
+              <w:top w:w="85" w:type="dxa"/>
+              <w:start w:w="105" w:type="dxa"/>
+              <w:bottom w:w="85" w:type="dxa"/>
+              <w:end w:w="105" w:type="dxa"/>
+            </w:tcMar>
+            <w:vAlign w:val="center"/>
+            <w:shd w:fill="FFFFFF"/>
+          </w:tcPr>
+          <w:p>
+            <w:pPr>
+              <w:spacing w:before="0" w:after="0" w:line="252" w:lineRule="auto"/>
+              <w:jc w:val="right"/>
+            </w:pPr>
+            <w:r>
+              <w:rPr>
+                <w:rFonts w:ascii="Aptos Mono" w:hAnsi="Aptos Mono" w:eastAsia="Aptos Mono"/>
+                <w:b w:val="0"/>
+                <w:i w:val="0"/>
+                <w:color w:val="1F252B"/>
+                <w:sz w:val="17"/>
+                <w:shd w:fill="F1F3F5"/>
+              </w:rPr>
+              <w:t>0</w:t>
+            </w:r>
+          </w:p>
+        </w:tc>
+      </w:tr>
+      <w:tr>
+        <w:trPr>
+          <w:cantSplit/>
+        </w:trPr>
+        <w:tc>
+          <w:tcPr>
+            <w:tcW w:type="dxa" w:w="2713"/>
+            <w:tcMar>
+              <w:top w:w="85" w:type="dxa"/>
+              <w:start w:w="105" w:type="dxa"/>
+              <w:bottom w:w="85" w:type="dxa"/>
+              <w:end w:w="105" w:type="dxa"/>
+            </w:tcMar>
+            <w:vAlign w:val="center"/>
+            <w:shd w:fill="EEF4F8"/>
+          </w:tcPr>
+          <w:p>
+            <w:pPr>
+              <w:spacing w:before="0" w:after="0" w:line="252" w:lineRule="auto"/>
+              <w:jc w:val="left"/>
+            </w:pPr>
+            <w:r>
+              <w:rPr>
+                <w:rFonts w:ascii="Aptos" w:hAnsi="Aptos" w:eastAsia="Aptos"/>
+                <w:b w:val="0"/>
+                <w:i w:val="0"/>
+                <w:color w:val="1F252B"/>
+                <w:sz w:val="17"/>
+              </w:rPr>
+              <w:t>maximum Target/audit observable difference</w:t>
+            </w:r>
+          </w:p>
+        </w:tc>
+        <w:tc>
+          <w:tcPr>
+            <w:tcW w:type="dxa" w:w="7337"/>
+            <w:tcMar>
+              <w:top w:w="85" w:type="dxa"/>
+              <w:start w:w="105" w:type="dxa"/>
+              <w:bottom w:w="85" w:type="dxa"/>
+              <w:end w:w="105" w:type="dxa"/>
+            </w:tcMar>
+            <w:vAlign w:val="center"/>
+            <w:shd w:fill="EEF4F8"/>
+          </w:tcPr>
+          <w:p>
+            <w:pPr>
+              <w:spacing w:before="0" w:after="0" w:line="252" w:lineRule="auto"/>
+              <w:jc w:val="right"/>
+            </w:pPr>
+            <w:r>
+              <w:rPr>
+                <w:rFonts w:ascii="Aptos Mono" w:hAnsi="Aptos Mono" w:eastAsia="Aptos Mono"/>
+                <w:b w:val="0"/>
+                <w:i w:val="0"/>
+                <w:color w:val="1F252B"/>
+                <w:sz w:val="17"/>
+                <w:shd w:fill="F1F3F5"/>
+              </w:rPr>
+              <w:t>1.1102230246251565e-16</w:t>
+            </w:r>
+          </w:p>
+        </w:tc>
+      </w:tr>
+    </w:tbl>
+    <w:p>
+      <w:pPr>
+        <w:spacing w:after="40"/>
+      </w:pPr>
+    </w:p>
+    <w:p>
+      <w:pPr>
+        <w:spacing w:after="110" w:line="274" w:lineRule="auto"/>
+      </w:pPr>
+      <w:r>
+        <w:rPr>
+          <w:rFonts w:ascii="Aptos" w:hAnsi="Aptos" w:eastAsia="Aptos"/>
+          <w:b w:val="0"/>
+          <w:i w:val="0"/>
+          <w:color w:val="1F252B"/>
+          <w:sz w:val="21"/>
+        </w:rPr>
+        <w:t xml:space="preserve">These values establish a resolved lineage-sensitive carrier continuation for this one frozen </w:t>
+      </w:r>
+      <w:r>
+        <w:rPr>
+          <w:rFonts w:ascii="Aptos Mono" w:hAnsi="Aptos Mono" w:eastAsia="Aptos Mono"/>
+          <w:b w:val="0"/>
+          <w:i w:val="0"/>
+          <w:color w:val="1F252B"/>
+          <w:sz w:val="19"/>
+          <w:shd w:fill="F1F3F5"/>
+        </w:rPr>
+        <w:t>L = 4</w:t>
+      </w:r>
+      <w:r>
+        <w:rPr>
+          <w:rFonts w:ascii="Aptos" w:hAnsi="Aptos" w:eastAsia="Aptos"/>
+          <w:b w:val="0"/>
+          <w:i w:val="0"/>
+          <w:color w:val="1F252B"/>
+          <w:sz w:val="21"/>
+        </w:rPr>
+        <w:t xml:space="preserve"> mechanism. This is the mechanism result the finite experiment directly supports: removing joint lineage information while holding the declared marginals fixed changes the subsequent carrier continuation. No additional threshold is imposed on that completed result.</w:t>
+      </w:r>
+    </w:p>
+    <w:p>
+      <w:pPr>
+        <w:spacing w:after="110" w:line="274" w:lineRule="auto"/>
+      </w:pPr>
+      <w:r>
+        <w:rPr>
+          <w:rFonts w:ascii="Aptos" w:hAnsi="Aptos" w:eastAsia="Aptos"/>
+          <w:b w:val="0"/>
+          <w:i w:val="0"/>
+          <w:color w:val="1F252B"/>
+          <w:sz w:val="21"/>
+        </w:rPr>
+        <w:t xml:space="preserve">Its ceiling is equally explicit. One </w:t>
+      </w:r>
+      <w:r>
+        <w:rPr>
+          <w:rFonts w:ascii="Aptos Mono" w:hAnsi="Aptos Mono" w:eastAsia="Aptos Mono"/>
+          <w:b w:val="0"/>
+          <w:i w:val="0"/>
+          <w:color w:val="1F252B"/>
+          <w:sz w:val="19"/>
+          <w:shd w:fill="F1F3F5"/>
+        </w:rPr>
+        <w:t>L = 4</w:t>
+      </w:r>
+      <w:r>
+        <w:rPr>
+          <w:rFonts w:ascii="Aptos" w:hAnsi="Aptos" w:eastAsia="Aptos"/>
+          <w:b w:val="0"/>
+          <w:i w:val="0"/>
+          <w:color w:val="1F252B"/>
+          <w:sz w:val="21"/>
+        </w:rPr>
+        <w:t xml:space="preserve"> continuation establishes neither size scaling nor a curvature law. It does not establish spacetime geometry, RGRL/WTC, alpha, or gravity. The capsule carries the </w:t>
+      </w:r>
+      <w:hyperlink r:id="rId41" w:history="1">
+        <w:r>
+          <w:rPr>
+            <w:color w:val="1D5D88"/>
+            <w:u w:val="single"/>
+            <w:rFonts w:ascii="Aptos" w:hAnsi="Aptos" w:eastAsia="Aptos"/>
+            <w:sz w:val="21"/>
+          </w:rPr>
+          <w:t>compact recognition record</w:t>
+        </w:r>
+      </w:hyperlink>
+      <w:r>
+        <w:rPr>
+          <w:rFonts w:ascii="Aptos" w:hAnsi="Aptos" w:eastAsia="Aptos"/>
+          <w:b w:val="0"/>
+          <w:i w:val="0"/>
+          <w:color w:val="1F252B"/>
+          <w:sz w:val="21"/>
+        </w:rPr>
+        <w:t xml:space="preserve">, </w:t>
+      </w:r>
+      <w:hyperlink r:id="rId60" w:history="1">
+        <w:r>
+          <w:rPr>
+            <w:color w:val="1D5D88"/>
+            <w:u w:val="single"/>
+            <w:rFonts w:ascii="Aptos" w:hAnsi="Aptos" w:eastAsia="Aptos"/>
+            <w:sz w:val="21"/>
+          </w:rPr>
+          <w:t>Target result</w:t>
+        </w:r>
+      </w:hyperlink>
+      <w:r>
+        <w:rPr>
+          <w:rFonts w:ascii="Aptos" w:hAnsi="Aptos" w:eastAsia="Aptos"/>
+          <w:b w:val="0"/>
+          <w:i w:val="0"/>
+          <w:color w:val="1F252B"/>
+          <w:sz w:val="21"/>
+        </w:rPr>
+        <w:t xml:space="preserve">, </w:t>
+      </w:r>
+      <w:hyperlink r:id="rId61" w:history="1">
+        <w:r>
+          <w:rPr>
+            <w:color w:val="1D5D88"/>
+            <w:u w:val="single"/>
+            <w:rFonts w:ascii="Aptos" w:hAnsi="Aptos" w:eastAsia="Aptos"/>
+            <w:sz w:val="21"/>
+          </w:rPr>
+          <w:t>independent audit result</w:t>
+        </w:r>
+      </w:hyperlink>
+      <w:r>
+        <w:rPr>
+          <w:rFonts w:ascii="Aptos" w:hAnsi="Aptos" w:eastAsia="Aptos"/>
+          <w:b w:val="0"/>
+          <w:i w:val="0"/>
+          <w:color w:val="1F252B"/>
+          <w:sz w:val="21"/>
+        </w:rPr>
+        <w:t>, freeze, protocol, and audit checksum manifest. The extracted-capsule verifier authenticates their exact hashes and values.</w:t>
+      </w:r>
+    </w:p>
+    <w:p>
+      <w:bookmarkStart w:id="24" w:name="UNT_Heading_014"/>
+      <w:pPr>
+        <w:pStyle w:val="Heading2"/>
+      </w:pPr>
+      <w:r>
+        <w:t>7.6 The governing finite ARGER Gate</w:t>
+      </w:r>
+      <w:bookmarkEnd w:id="24"/>
+    </w:p>
+    <w:p>
+      <w:pPr>
+        <w:spacing w:after="110" w:line="274" w:lineRule="auto"/>
+      </w:pPr>
+      <w:r>
+        <w:rPr>
+          <w:rFonts w:ascii="Aptos" w:hAnsi="Aptos" w:eastAsia="Aptos"/>
+          <w:b w:val="0"/>
+          <w:i w:val="0"/>
+          <w:color w:val="1F252B"/>
+          <w:sz w:val="21"/>
+        </w:rPr>
+        <w:t>The governing Gate evaluates the declared record block as one indivisible typed classification object while retaining every constituent sector in the calculation.</w:t>
+      </w:r>
+    </w:p>
+    <w:p>
+      <w:pPr>
+        <w:spacing w:after="110" w:line="274" w:lineRule="auto"/>
+      </w:pPr>
+      <w:r>
+        <w:rPr>
+          <w:rFonts w:ascii="Aptos" w:hAnsi="Aptos" w:eastAsia="Aptos"/>
+          <w:b w:val="0"/>
+          <w:i w:val="0"/>
+          <w:color w:val="1F252B"/>
+          <w:sz w:val="21"/>
+        </w:rPr>
+        <w:t>The dated adoption record retains its numbered historical implementation identifier. Current UNT terminology recognizes one ARGER Gate.</w:t>
+      </w:r>
+    </w:p>
+    <w:p>
+      <w:pPr>
+        <w:spacing w:after="110" w:line="274" w:lineRule="auto"/>
+      </w:pPr>
+      <w:r>
+        <w:rPr>
+          <w:rFonts w:ascii="Aptos" w:hAnsi="Aptos" w:eastAsia="Aptos"/>
+          <w:b w:val="0"/>
+          <w:i w:val="0"/>
+          <w:color w:val="1F252B"/>
+          <w:sz w:val="21"/>
+        </w:rPr>
+        <w:t>The declared record block passes the adopted finite ARGER Gate when all three conditions hold:</w:t>
+      </w:r>
+    </w:p>
+    <w:p>
+      <w:pPr>
+        <w:pStyle w:val="ListParagraph"/>
+        <w:spacing w:after="64" w:line="264" w:lineRule="auto"/>
+        <w:ind w:left="389" w:hanging="259"/>
+      </w:pPr>
+      <w:r>
+        <w:rPr>
+          <w:rFonts w:ascii="Aptos" w:hAnsi="Aptos" w:eastAsia="Aptos"/>
+          <w:sz w:val="21"/>
+        </w:rPr>
+        <w:t xml:space="preserve">1. </w:t>
+      </w:r>
+      <w:r>
+        <w:rPr>
+          <w:rFonts w:ascii="Aptos" w:hAnsi="Aptos" w:eastAsia="Aptos"/>
+          <w:b/>
+          <w:i w:val="0"/>
+          <w:color w:val="1F252B"/>
+          <w:sz w:val="21"/>
+        </w:rPr>
+        <w:t>Record membership:</w:t>
+      </w:r>
+      <w:r>
+        <w:rPr>
+          <w:rFonts w:ascii="Aptos" w:hAnsi="Aptos" w:eastAsia="Aptos"/>
+          <w:b w:val="0"/>
+          <w:i w:val="0"/>
+          <w:color w:val="1F252B"/>
+          <w:sz w:val="21"/>
+        </w:rPr>
+        <w:t xml:space="preserve"> one fixed block has exact, audited bounded record membership at every sampled size;</w:t>
+      </w:r>
+    </w:p>
+    <w:p>
+      <w:pPr>
+        <w:pStyle w:val="ListParagraph"/>
+        <w:spacing w:after="64" w:line="264" w:lineRule="auto"/>
+        <w:ind w:left="389" w:hanging="259"/>
+      </w:pPr>
+      <w:r>
+        <w:rPr>
+          <w:rFonts w:ascii="Aptos" w:hAnsi="Aptos" w:eastAsia="Aptos"/>
+          <w:sz w:val="21"/>
+        </w:rPr>
+        <w:t xml:space="preserve">2. </w:t>
+      </w:r>
+      <w:r>
+        <w:rPr>
+          <w:rFonts w:ascii="Aptos" w:hAnsi="Aptos" w:eastAsia="Aptos"/>
+          <w:b/>
+          <w:i w:val="0"/>
+          <w:color w:val="1F252B"/>
+          <w:sz w:val="21"/>
+        </w:rPr>
+        <w:t>Majority:</w:t>
+      </w:r>
+      <w:r>
+        <w:rPr>
+          <w:rFonts w:ascii="Aptos" w:hAnsi="Aptos" w:eastAsia="Aptos"/>
+          <w:b w:val="0"/>
+          <w:i w:val="0"/>
+          <w:color w:val="1F252B"/>
+          <w:sz w:val="21"/>
+        </w:rPr>
+        <w:t xml:space="preserve"> its deduplicated probability mass exceeds </w:t>
+      </w:r>
+      <w:r>
+        <w:rPr>
+          <w:rFonts w:ascii="Aptos Mono" w:hAnsi="Aptos Mono" w:eastAsia="Aptos Mono"/>
+          <w:b w:val="0"/>
+          <w:i w:val="0"/>
+          <w:color w:val="1F252B"/>
+          <w:sz w:val="19"/>
+          <w:shd w:fill="F1F3F5"/>
+        </w:rPr>
+        <w:t>0.50</w:t>
+      </w:r>
+      <w:r>
+        <w:rPr>
+          <w:rFonts w:ascii="Aptos" w:hAnsi="Aptos" w:eastAsia="Aptos"/>
+          <w:b w:val="0"/>
+          <w:i w:val="0"/>
+          <w:color w:val="1F252B"/>
+          <w:sz w:val="21"/>
+        </w:rPr>
+        <w:t xml:space="preserve"> at every sampled size; and</w:t>
+      </w:r>
+    </w:p>
+    <w:p>
+      <w:pPr>
+        <w:pStyle w:val="ListParagraph"/>
+        <w:spacing w:after="64" w:line="264" w:lineRule="auto"/>
+        <w:ind w:left="389" w:hanging="259"/>
+      </w:pPr>
+      <w:r>
+        <w:rPr>
+          <w:rFonts w:ascii="Aptos" w:hAnsi="Aptos" w:eastAsia="Aptos"/>
+          <w:sz w:val="21"/>
+        </w:rPr>
+        <w:t xml:space="preserve">3. </w:t>
+      </w:r>
+      <w:r>
+        <w:rPr>
+          <w:rFonts w:ascii="Aptos" w:hAnsi="Aptos" w:eastAsia="Aptos"/>
+          <w:b/>
+          <w:i w:val="0"/>
+          <w:color w:val="1F252B"/>
+          <w:sz w:val="21"/>
+        </w:rPr>
+        <w:t>Visibility:</w:t>
+      </w:r>
+      <w:r>
+        <w:rPr>
+          <w:rFonts w:ascii="Aptos" w:hAnsi="Aptos" w:eastAsia="Aptos"/>
+          <w:b w:val="0"/>
+          <w:i w:val="0"/>
+          <w:color w:val="1F252B"/>
+          <w:sz w:val="21"/>
+        </w:rPr>
+        <w:t xml:space="preserve"> the declared probe has strictly positive certified finite visibility in every unique sector of the block.</w:t>
+      </w:r>
+    </w:p>
+    <w:p>
+      <w:pPr>
+        <w:spacing w:after="110" w:line="274" w:lineRule="auto"/>
+      </w:pPr>
+      <w:r>
+        <w:rPr>
+          <w:rFonts w:ascii="Aptos Mono" w:hAnsi="Aptos Mono" w:eastAsia="Aptos Mono"/>
+          <w:b w:val="0"/>
+          <w:i w:val="0"/>
+          <w:color w:val="1F252B"/>
+          <w:sz w:val="19"/>
+          <w:shd w:fill="F1F3F5"/>
+        </w:rPr>
+        <w:t>A009--A016</w:t>
+      </w:r>
+      <w:r>
+        <w:rPr>
+          <w:rFonts w:ascii="Aptos" w:hAnsi="Aptos" w:eastAsia="Aptos"/>
+          <w:b w:val="0"/>
+          <w:i w:val="0"/>
+          <w:color w:val="1F252B"/>
+          <w:sz w:val="21"/>
+        </w:rPr>
+        <w:t xml:space="preserve"> passes all three conditions. Its masses are:</w:t>
+      </w:r>
+    </w:p>
+    <w:tbl>
+      <w:tblPr>
+        <w:tblW w:type="auto" w:w="0"/>
+        <w:jc w:val="center"/>
+        <w:tblLayout w:type="fixed"/>
+        <w:tblLook w:firstColumn="1" w:firstRow="1" w:lastColumn="0" w:lastRow="0" w:noHBand="0" w:noVBand="1" w:val="04A0"/>
+        <w:tblBorders>
+          <w:top w:val="single" w:sz="4" w:space="0" w:color="D9D9D9"/>
+          <w:left w:val="single" w:sz="4" w:space="0" w:color="D9D9D9"/>
+          <w:bottom w:val="single" w:sz="4" w:space="0" w:color="D9D9D9"/>
+          <w:right w:val="single" w:sz="4" w:space="0" w:color="D9D9D9"/>
+          <w:insideH w:val="single" w:sz="4" w:space="0" w:color="D9D9D9"/>
+          <w:insideV w:val="single" w:sz="4" w:space="0" w:color="D9D9D9"/>
+        </w:tblBorders>
+      </w:tblPr>
+      <w:tblGrid>
+        <w:gridCol w:w="3351"/>
+        <w:gridCol w:w="3351"/>
+        <w:gridCol w:w="3351"/>
+      </w:tblGrid>
+      <w:tr>
+        <w:trPr>
+          <w:cantSplit/>
+          <w:tblHeader w:val="true"/>
+        </w:trPr>
+        <w:tc>
+          <w:tcPr>
+            <w:tcW w:type="dxa" w:w="1633"/>
+            <w:tcMar>
+              <w:top w:w="85" w:type="dxa"/>
+              <w:start w:w="105" w:type="dxa"/>
+              <w:bottom w:w="85" w:type="dxa"/>
+              <w:end w:w="105" w:type="dxa"/>
+            </w:tcMar>
+            <w:vAlign w:val="center"/>
+            <w:shd w:fill="20364A"/>
+          </w:tcPr>
+          <w:p>
+            <w:pPr>
+              <w:spacing w:before="0" w:after="0" w:line="252" w:lineRule="auto"/>
+              <w:jc w:val="right"/>
+            </w:pPr>
+            <w:r>
+              <w:rPr>
+                <w:rFonts w:ascii="Aptos" w:hAnsi="Aptos" w:eastAsia="Aptos"/>
+                <w:b/>
+                <w:i w:val="0"/>
+                <w:color w:val="FFFFFF"/>
+                <w:sz w:val="17"/>
+              </w:rPr>
+              <w:t>L</w:t>
+            </w:r>
+          </w:p>
+        </w:tc>
+        <w:tc>
+          <w:tcPr>
+            <w:tcW w:type="dxa" w:w="2889"/>
+            <w:tcMar>
+              <w:top w:w="85" w:type="dxa"/>
+              <w:start w:w="105" w:type="dxa"/>
+              <w:bottom w:w="85" w:type="dxa"/>
+              <w:end w:w="105" w:type="dxa"/>
+            </w:tcMar>
+            <w:vAlign w:val="center"/>
+            <w:shd w:fill="20364A"/>
+          </w:tcPr>
+          <w:p>
+            <w:pPr>
+              <w:spacing w:before="0" w:after="0" w:line="252" w:lineRule="auto"/>
+              <w:jc w:val="left"/>
+            </w:pPr>
+            <w:r>
+              <w:rPr>
+                <w:rFonts w:ascii="Aptos" w:hAnsi="Aptos" w:eastAsia="Aptos"/>
+                <w:b/>
+                <w:i w:val="0"/>
+                <w:color w:val="FFFFFF"/>
+                <w:sz w:val="17"/>
+              </w:rPr>
+              <w:t>sectors</w:t>
+            </w:r>
+          </w:p>
+        </w:tc>
+        <w:tc>
+          <w:tcPr>
+            <w:tcW w:type="dxa" w:w="5528"/>
+            <w:tcMar>
+              <w:top w:w="85" w:type="dxa"/>
+              <w:start w:w="105" w:type="dxa"/>
+              <w:bottom w:w="85" w:type="dxa"/>
+              <w:end w:w="105" w:type="dxa"/>
+            </w:tcMar>
+            <w:vAlign w:val="center"/>
+            <w:shd w:fill="20364A"/>
+          </w:tcPr>
+          <w:p>
+            <w:pPr>
+              <w:spacing w:before="0" w:after="0" w:line="252" w:lineRule="auto"/>
+              <w:jc w:val="right"/>
+            </w:pPr>
+            <w:r>
+              <w:rPr>
+                <w:rFonts w:ascii="Aptos" w:hAnsi="Aptos" w:eastAsia="Aptos"/>
+                <w:b/>
+                <w:i w:val="0"/>
+                <w:color w:val="FFFFFF"/>
+                <w:sz w:val="17"/>
+              </w:rPr>
+              <w:t>deduplicated block mass</w:t>
+            </w:r>
+          </w:p>
+        </w:tc>
+      </w:tr>
+      <w:tr>
+        <w:trPr>
+          <w:cantSplit/>
+        </w:trPr>
+        <w:tc>
+          <w:tcPr>
+            <w:tcW w:type="dxa" w:w="1633"/>
+            <w:tcMar>
+              <w:top w:w="85" w:type="dxa"/>
+              <w:start w:w="105" w:type="dxa"/>
+              <w:bottom w:w="85" w:type="dxa"/>
+              <w:end w:w="105" w:type="dxa"/>
+            </w:tcMar>
+            <w:vAlign w:val="center"/>
+            <w:shd w:fill="FFFFFF"/>
+          </w:tcPr>
+          <w:p>
+            <w:pPr>
+              <w:spacing w:before="0" w:after="0" w:line="252" w:lineRule="auto"/>
+              <w:jc w:val="right"/>
+            </w:pPr>
+            <w:r>
+              <w:rPr>
+                <w:rFonts w:ascii="Aptos" w:hAnsi="Aptos" w:eastAsia="Aptos"/>
+                <w:b w:val="0"/>
+                <w:i w:val="0"/>
+                <w:color w:val="1F252B"/>
+                <w:sz w:val="17"/>
+              </w:rPr>
+              <w:t>4</w:t>
+            </w:r>
+          </w:p>
+        </w:tc>
+        <w:tc>
+          <w:tcPr>
+            <w:tcW w:type="dxa" w:w="2889"/>
+            <w:tcMar>
+              <w:top w:w="85" w:type="dxa"/>
+              <w:start w:w="105" w:type="dxa"/>
+              <w:bottom w:w="85" w:type="dxa"/>
+              <w:end w:w="105" w:type="dxa"/>
+            </w:tcMar>
+            <w:vAlign w:val="center"/>
+            <w:shd w:fill="FFFFFF"/>
+          </w:tcPr>
+          <w:p>
+            <w:pPr>
+              <w:spacing w:before="0" w:after="0" w:line="252" w:lineRule="auto"/>
+              <w:jc w:val="left"/>
+            </w:pPr>
+            <w:r>
+              <w:rPr>
+                <w:rFonts w:ascii="Aptos" w:hAnsi="Aptos" w:eastAsia="Aptos"/>
+                <w:b w:val="0"/>
+                <w:i w:val="0"/>
+                <w:color w:val="1F252B"/>
+                <w:sz w:val="17"/>
+              </w:rPr>
+              <w:t>q1--q2</w:t>
+            </w:r>
+          </w:p>
+        </w:tc>
+        <w:tc>
+          <w:tcPr>
+            <w:tcW w:type="dxa" w:w="5528"/>
+            <w:tcMar>
+              <w:top w:w="85" w:type="dxa"/>
+              <w:start w:w="105" w:type="dxa"/>
+              <w:bottom w:w="85" w:type="dxa"/>
+              <w:end w:w="105" w:type="dxa"/>
+            </w:tcMar>
+            <w:vAlign w:val="center"/>
+            <w:shd w:fill="FFFFFF"/>
+          </w:tcPr>
+          <w:p>
+            <w:pPr>
+              <w:spacing w:before="0" w:after="0" w:line="252" w:lineRule="auto"/>
+              <w:jc w:val="right"/>
+            </w:pPr>
+            <w:r>
+              <w:rPr>
+                <w:rFonts w:ascii="Aptos Mono" w:hAnsi="Aptos Mono" w:eastAsia="Aptos Mono"/>
+                <w:b w:val="0"/>
+                <w:i w:val="0"/>
+                <w:color w:val="1F252B"/>
+                <w:sz w:val="17"/>
+                <w:shd w:fill="F1F3F5"/>
+              </w:rPr>
+              <w:t>0.7260206189754993</w:t>
+            </w:r>
+          </w:p>
+        </w:tc>
+      </w:tr>
+      <w:tr>
+        <w:trPr>
+          <w:cantSplit/>
+        </w:trPr>
+        <w:tc>
+          <w:tcPr>
+            <w:tcW w:type="dxa" w:w="1633"/>
+            <w:tcMar>
+              <w:top w:w="85" w:type="dxa"/>
+              <w:start w:w="105" w:type="dxa"/>
+              <w:bottom w:w="85" w:type="dxa"/>
+              <w:end w:w="105" w:type="dxa"/>
+            </w:tcMar>
+            <w:vAlign w:val="center"/>
+            <w:shd w:fill="EEF4F8"/>
+          </w:tcPr>
+          <w:p>
+            <w:pPr>
+              <w:spacing w:before="0" w:after="0" w:line="252" w:lineRule="auto"/>
+              <w:jc w:val="right"/>
+            </w:pPr>
+            <w:r>
+              <w:rPr>
+                <w:rFonts w:ascii="Aptos" w:hAnsi="Aptos" w:eastAsia="Aptos"/>
+                <w:b w:val="0"/>
+                <w:i w:val="0"/>
+                <w:color w:val="1F252B"/>
+                <w:sz w:val="17"/>
+              </w:rPr>
+              <w:t>6</w:t>
+            </w:r>
+          </w:p>
+        </w:tc>
+        <w:tc>
+          <w:tcPr>
+            <w:tcW w:type="dxa" w:w="2889"/>
+            <w:tcMar>
+              <w:top w:w="85" w:type="dxa"/>
+              <w:start w:w="105" w:type="dxa"/>
+              <w:bottom w:w="85" w:type="dxa"/>
+              <w:end w:w="105" w:type="dxa"/>
+            </w:tcMar>
+            <w:vAlign w:val="center"/>
+            <w:shd w:fill="EEF4F8"/>
+          </w:tcPr>
+          <w:p>
+            <w:pPr>
+              <w:spacing w:before="0" w:after="0" w:line="252" w:lineRule="auto"/>
+              <w:jc w:val="left"/>
+            </w:pPr>
+            <w:r>
+              <w:rPr>
+                <w:rFonts w:ascii="Aptos" w:hAnsi="Aptos" w:eastAsia="Aptos"/>
+                <w:b w:val="0"/>
+                <w:i w:val="0"/>
+                <w:color w:val="1F252B"/>
+                <w:sz w:val="17"/>
+              </w:rPr>
+              <w:t>q2--q3</w:t>
+            </w:r>
+          </w:p>
+        </w:tc>
+        <w:tc>
+          <w:tcPr>
+            <w:tcW w:type="dxa" w:w="5528"/>
+            <w:tcMar>
+              <w:top w:w="85" w:type="dxa"/>
+              <w:start w:w="105" w:type="dxa"/>
+              <w:bottom w:w="85" w:type="dxa"/>
+              <w:end w:w="105" w:type="dxa"/>
+            </w:tcMar>
+            <w:vAlign w:val="center"/>
+            <w:shd w:fill="EEF4F8"/>
+          </w:tcPr>
+          <w:p>
+            <w:pPr>
+              <w:spacing w:before="0" w:after="0" w:line="252" w:lineRule="auto"/>
+              <w:jc w:val="right"/>
+            </w:pPr>
+            <w:r>
+              <w:rPr>
+                <w:rFonts w:ascii="Aptos Mono" w:hAnsi="Aptos Mono" w:eastAsia="Aptos Mono"/>
+                <w:b w:val="0"/>
+                <w:i w:val="0"/>
+                <w:color w:val="1F252B"/>
+                <w:sz w:val="17"/>
+                <w:shd w:fill="F1F3F5"/>
+              </w:rPr>
+              <w:t>0.5846615608350367</w:t>
+            </w:r>
+          </w:p>
+        </w:tc>
+      </w:tr>
+      <w:tr>
+        <w:trPr>
+          <w:cantSplit/>
+        </w:trPr>
+        <w:tc>
+          <w:tcPr>
+            <w:tcW w:type="dxa" w:w="1633"/>
+            <w:tcMar>
+              <w:top w:w="85" w:type="dxa"/>
+              <w:start w:w="105" w:type="dxa"/>
+              <w:bottom w:w="85" w:type="dxa"/>
+              <w:end w:w="105" w:type="dxa"/>
+            </w:tcMar>
+            <w:vAlign w:val="center"/>
+            <w:shd w:fill="FFFFFF"/>
+          </w:tcPr>
+          <w:p>
+            <w:pPr>
+              <w:spacing w:before="0" w:after="0" w:line="252" w:lineRule="auto"/>
+              <w:jc w:val="right"/>
+            </w:pPr>
+            <w:r>
+              <w:rPr>
+                <w:rFonts w:ascii="Aptos" w:hAnsi="Aptos" w:eastAsia="Aptos"/>
+                <w:b w:val="0"/>
+                <w:i w:val="0"/>
+                <w:color w:val="1F252B"/>
+                <w:sz w:val="17"/>
+              </w:rPr>
+              <w:t>8</w:t>
+            </w:r>
+          </w:p>
+        </w:tc>
+        <w:tc>
+          <w:tcPr>
+            <w:tcW w:type="dxa" w:w="2889"/>
+            <w:tcMar>
+              <w:top w:w="85" w:type="dxa"/>
+              <w:start w:w="105" w:type="dxa"/>
+              <w:bottom w:w="85" w:type="dxa"/>
+              <w:end w:w="105" w:type="dxa"/>
+            </w:tcMar>
+            <w:vAlign w:val="center"/>
+            <w:shd w:fill="FFFFFF"/>
+          </w:tcPr>
+          <w:p>
+            <w:pPr>
+              <w:spacing w:before="0" w:after="0" w:line="252" w:lineRule="auto"/>
+              <w:jc w:val="left"/>
+            </w:pPr>
+            <w:r>
+              <w:rPr>
+                <w:rFonts w:ascii="Aptos" w:hAnsi="Aptos" w:eastAsia="Aptos"/>
+                <w:b w:val="0"/>
+                <w:i w:val="0"/>
+                <w:color w:val="1F252B"/>
+                <w:sz w:val="17"/>
+              </w:rPr>
+              <w:t>q2--q4</w:t>
+            </w:r>
+          </w:p>
+        </w:tc>
+        <w:tc>
+          <w:tcPr>
+            <w:tcW w:type="dxa" w:w="5528"/>
+            <w:tcMar>
+              <w:top w:w="85" w:type="dxa"/>
+              <w:start w:w="105" w:type="dxa"/>
+              <w:bottom w:w="85" w:type="dxa"/>
+              <w:end w:w="105" w:type="dxa"/>
+            </w:tcMar>
+            <w:vAlign w:val="center"/>
+            <w:shd w:fill="FFFFFF"/>
+          </w:tcPr>
+          <w:p>
+            <w:pPr>
+              <w:spacing w:before="0" w:after="0" w:line="252" w:lineRule="auto"/>
+              <w:jc w:val="right"/>
+            </w:pPr>
+            <w:r>
+              <w:rPr>
+                <w:rFonts w:ascii="Aptos Mono" w:hAnsi="Aptos Mono" w:eastAsia="Aptos Mono"/>
+                <w:b w:val="0"/>
+                <w:i w:val="0"/>
+                <w:color w:val="1F252B"/>
+                <w:sz w:val="17"/>
+                <w:shd w:fill="F1F3F5"/>
+              </w:rPr>
+              <w:t>0.7373965730354166</w:t>
+            </w:r>
+          </w:p>
+        </w:tc>
+      </w:tr>
+      <w:tr>
+        <w:trPr>
+          <w:cantSplit/>
+        </w:trPr>
+        <w:tc>
+          <w:tcPr>
+            <w:tcW w:type="dxa" w:w="1633"/>
+            <w:tcMar>
+              <w:top w:w="85" w:type="dxa"/>
+              <w:start w:w="105" w:type="dxa"/>
+              <w:bottom w:w="85" w:type="dxa"/>
+              <w:end w:w="105" w:type="dxa"/>
+            </w:tcMar>
+            <w:vAlign w:val="center"/>
+            <w:shd w:fill="EEF4F8"/>
+          </w:tcPr>
+          <w:p>
+            <w:pPr>
+              <w:spacing w:before="0" w:after="0" w:line="252" w:lineRule="auto"/>
+              <w:jc w:val="right"/>
+            </w:pPr>
+            <w:r>
+              <w:rPr>
+                <w:rFonts w:ascii="Aptos" w:hAnsi="Aptos" w:eastAsia="Aptos"/>
+                <w:b w:val="0"/>
+                <w:i w:val="0"/>
+                <w:color w:val="1F252B"/>
+                <w:sz w:val="17"/>
+              </w:rPr>
+              <w:t>10</w:t>
+            </w:r>
+          </w:p>
+        </w:tc>
+        <w:tc>
+          <w:tcPr>
+            <w:tcW w:type="dxa" w:w="2889"/>
+            <w:tcMar>
+              <w:top w:w="85" w:type="dxa"/>
+              <w:start w:w="105" w:type="dxa"/>
+              <w:bottom w:w="85" w:type="dxa"/>
+              <w:end w:w="105" w:type="dxa"/>
+            </w:tcMar>
+            <w:vAlign w:val="center"/>
+            <w:shd w:fill="EEF4F8"/>
+          </w:tcPr>
+          <w:p>
+            <w:pPr>
+              <w:spacing w:before="0" w:after="0" w:line="252" w:lineRule="auto"/>
+              <w:jc w:val="left"/>
+            </w:pPr>
+            <w:r>
+              <w:rPr>
+                <w:rFonts w:ascii="Aptos" w:hAnsi="Aptos" w:eastAsia="Aptos"/>
+                <w:b w:val="0"/>
+                <w:i w:val="0"/>
+                <w:color w:val="1F252B"/>
+                <w:sz w:val="17"/>
+              </w:rPr>
+              <w:t>q3--q5</w:t>
+            </w:r>
+          </w:p>
+        </w:tc>
+        <w:tc>
+          <w:tcPr>
+            <w:tcW w:type="dxa" w:w="5528"/>
+            <w:tcMar>
+              <w:top w:w="85" w:type="dxa"/>
+              <w:start w:w="105" w:type="dxa"/>
+              <w:bottom w:w="85" w:type="dxa"/>
+              <w:end w:w="105" w:type="dxa"/>
+            </w:tcMar>
+            <w:vAlign w:val="center"/>
+            <w:shd w:fill="EEF4F8"/>
+          </w:tcPr>
+          <w:p>
+            <w:pPr>
+              <w:spacing w:before="0" w:after="0" w:line="252" w:lineRule="auto"/>
+              <w:jc w:val="right"/>
+            </w:pPr>
+            <w:r>
+              <w:rPr>
+                <w:rFonts w:ascii="Aptos Mono" w:hAnsi="Aptos Mono" w:eastAsia="Aptos Mono"/>
+                <w:b w:val="0"/>
+                <w:i w:val="0"/>
+                <w:color w:val="1F252B"/>
+                <w:sz w:val="17"/>
+                <w:shd w:fill="F1F3F5"/>
+              </w:rPr>
+              <w:t>0.6500987927669427</w:t>
+            </w:r>
+          </w:p>
+        </w:tc>
+      </w:tr>
+      <w:tr>
+        <w:trPr>
+          <w:cantSplit/>
+        </w:trPr>
+        <w:tc>
+          <w:tcPr>
+            <w:tcW w:type="dxa" w:w="1633"/>
+            <w:tcMar>
+              <w:top w:w="85" w:type="dxa"/>
+              <w:start w:w="105" w:type="dxa"/>
+              <w:bottom w:w="85" w:type="dxa"/>
+              <w:end w:w="105" w:type="dxa"/>
+            </w:tcMar>
+            <w:vAlign w:val="center"/>
+            <w:shd w:fill="FFFFFF"/>
+          </w:tcPr>
+          <w:p>
+            <w:pPr>
+              <w:spacing w:before="0" w:after="0" w:line="252" w:lineRule="auto"/>
+              <w:jc w:val="right"/>
+            </w:pPr>
+            <w:r>
+              <w:rPr>
+                <w:rFonts w:ascii="Aptos" w:hAnsi="Aptos" w:eastAsia="Aptos"/>
+                <w:b w:val="0"/>
+                <w:i w:val="0"/>
+                <w:color w:val="1F252B"/>
+                <w:sz w:val="17"/>
+              </w:rPr>
+              <w:t>12</w:t>
+            </w:r>
+          </w:p>
+        </w:tc>
+        <w:tc>
+          <w:tcPr>
+            <w:tcW w:type="dxa" w:w="2889"/>
+            <w:tcMar>
+              <w:top w:w="85" w:type="dxa"/>
+              <w:start w:w="105" w:type="dxa"/>
+              <w:bottom w:w="85" w:type="dxa"/>
+              <w:end w:w="105" w:type="dxa"/>
+            </w:tcMar>
+            <w:vAlign w:val="center"/>
+            <w:shd w:fill="FFFFFF"/>
+          </w:tcPr>
+          <w:p>
+            <w:pPr>
+              <w:spacing w:before="0" w:after="0" w:line="252" w:lineRule="auto"/>
+              <w:jc w:val="left"/>
+            </w:pPr>
+            <w:r>
+              <w:rPr>
+                <w:rFonts w:ascii="Aptos" w:hAnsi="Aptos" w:eastAsia="Aptos"/>
+                <w:b w:val="0"/>
+                <w:i w:val="0"/>
+                <w:color w:val="1F252B"/>
+                <w:sz w:val="17"/>
+              </w:rPr>
+              <w:t>q4--q6</w:t>
+            </w:r>
+          </w:p>
+        </w:tc>
+        <w:tc>
+          <w:tcPr>
+            <w:tcW w:type="dxa" w:w="5528"/>
+            <w:tcMar>
+              <w:top w:w="85" w:type="dxa"/>
+              <w:start w:w="105" w:type="dxa"/>
+              <w:bottom w:w="85" w:type="dxa"/>
+              <w:end w:w="105" w:type="dxa"/>
+            </w:tcMar>
+            <w:vAlign w:val="center"/>
+            <w:shd w:fill="FFFFFF"/>
+          </w:tcPr>
+          <w:p>
+            <w:pPr>
+              <w:spacing w:before="0" w:after="0" w:line="252" w:lineRule="auto"/>
+              <w:jc w:val="right"/>
+            </w:pPr>
+            <w:r>
+              <w:rPr>
+                <w:rFonts w:ascii="Aptos Mono" w:hAnsi="Aptos Mono" w:eastAsia="Aptos Mono"/>
+                <w:b w:val="0"/>
+                <w:i w:val="0"/>
+                <w:color w:val="1F252B"/>
+                <w:sz w:val="17"/>
+                <w:shd w:fill="F1F3F5"/>
+              </w:rPr>
+              <w:t>0.56956498393327842</w:t>
+            </w:r>
+          </w:p>
+        </w:tc>
+      </w:tr>
+    </w:tbl>
+    <w:p>
+      <w:pPr>
+        <w:spacing w:after="40"/>
+      </w:pPr>
+    </w:p>
+    <w:p>
+      <w:pPr>
+        <w:spacing w:after="110" w:line="274" w:lineRule="auto"/>
+      </w:pPr>
+      <w:r>
+        <w:rPr>
+          <w:rFonts w:ascii="Aptos" w:hAnsi="Aptos" w:eastAsia="Aptos"/>
+          <w:b w:val="0"/>
+          <w:i w:val="0"/>
+          <w:color w:val="1F252B"/>
+          <w:sz w:val="21"/>
+        </w:rPr>
+        <w:t xml:space="preserve">The sealed root theorem prints the </w:t>
+      </w:r>
+      <w:r>
+        <w:rPr>
+          <w:rFonts w:ascii="Aptos Mono" w:hAnsi="Aptos Mono" w:eastAsia="Aptos Mono"/>
+          <w:b w:val="0"/>
+          <w:i w:val="0"/>
+          <w:color w:val="1F252B"/>
+          <w:sz w:val="19"/>
+          <w:shd w:fill="F1F3F5"/>
+        </w:rPr>
+        <w:t>L = 12</w:t>
+      </w:r>
+      <w:r>
+        <w:rPr>
+          <w:rFonts w:ascii="Aptos" w:hAnsi="Aptos" w:eastAsia="Aptos"/>
+          <w:b w:val="0"/>
+          <w:i w:val="0"/>
+          <w:color w:val="1F252B"/>
+          <w:sz w:val="21"/>
+        </w:rPr>
+        <w:t xml:space="preserve"> value as </w:t>
+      </w:r>
+      <w:r>
+        <w:rPr>
+          <w:rFonts w:ascii="Aptos Mono" w:hAnsi="Aptos Mono" w:eastAsia="Aptos Mono"/>
+          <w:b w:val="0"/>
+          <w:i w:val="0"/>
+          <w:color w:val="1F252B"/>
+          <w:sz w:val="19"/>
+          <w:shd w:fill="F1F3F5"/>
+        </w:rPr>
+        <w:t>0.5695649839332784</w:t>
+      </w:r>
+      <w:r>
+        <w:rPr>
+          <w:rFonts w:ascii="Aptos" w:hAnsi="Aptos" w:eastAsia="Aptos"/>
+          <w:b w:val="0"/>
+          <w:i w:val="0"/>
+          <w:color w:val="1F252B"/>
+          <w:sz w:val="21"/>
+        </w:rPr>
+        <w:t xml:space="preserve">; the current arithmetic sidecar and Gate ledger retain the longer decimal presentation </w:t>
+      </w:r>
+      <w:r>
+        <w:rPr>
+          <w:rFonts w:ascii="Aptos Mono" w:hAnsi="Aptos Mono" w:eastAsia="Aptos Mono"/>
+          <w:b w:val="0"/>
+          <w:i w:val="0"/>
+          <w:color w:val="1F252B"/>
+          <w:sz w:val="19"/>
+          <w:shd w:fill="F1F3F5"/>
+        </w:rPr>
+        <w:t>0.56956498393327842</w:t>
+      </w:r>
+      <w:r>
+        <w:rPr>
+          <w:rFonts w:ascii="Aptos" w:hAnsi="Aptos" w:eastAsia="Aptos"/>
+          <w:b w:val="0"/>
+          <w:i w:val="0"/>
+          <w:color w:val="1F252B"/>
+          <w:sz w:val="21"/>
+        </w:rPr>
+        <w:t>. Both decimal strings encode one binary64 value and one authenticated result.</w:t>
+      </w:r>
+    </w:p>
+    <w:p>
+      <w:pPr>
+        <w:spacing w:after="110" w:line="274" w:lineRule="auto"/>
+      </w:pPr>
+      <w:r>
+        <w:rPr>
+          <w:rFonts w:ascii="Aptos" w:hAnsi="Aptos" w:eastAsia="Aptos"/>
+          <w:b w:val="0"/>
+          <w:i w:val="0"/>
+          <w:color w:val="1F252B"/>
+          <w:sz w:val="21"/>
+        </w:rPr>
+        <w:t>At the three sizes shared with the strict common-lineage diagnostic, the two finite series are therefore:</w:t>
+      </w:r>
+    </w:p>
+    <w:tbl>
+      <w:tblPr>
+        <w:tblW w:type="auto" w:w="0"/>
+        <w:jc w:val="center"/>
+        <w:tblLayout w:type="fixed"/>
+        <w:tblLook w:firstColumn="1" w:firstRow="1" w:lastColumn="0" w:lastRow="0" w:noHBand="0" w:noVBand="1" w:val="04A0"/>
+        <w:tblBorders>
+          <w:top w:val="single" w:sz="4" w:space="0" w:color="D9D9D9"/>
+          <w:left w:val="single" w:sz="4" w:space="0" w:color="D9D9D9"/>
+          <w:bottom w:val="single" w:sz="4" w:space="0" w:color="D9D9D9"/>
+          <w:right w:val="single" w:sz="4" w:space="0" w:color="D9D9D9"/>
+          <w:insideH w:val="single" w:sz="4" w:space="0" w:color="D9D9D9"/>
+          <w:insideV w:val="single" w:sz="4" w:space="0" w:color="D9D9D9"/>
+        </w:tblBorders>
+      </w:tblPr>
+      <w:tblGrid>
+        <w:gridCol w:w="2513"/>
+        <w:gridCol w:w="2513"/>
+        <w:gridCol w:w="2513"/>
+        <w:gridCol w:w="2513"/>
+      </w:tblGrid>
+      <w:tr>
+        <w:trPr>
+          <w:cantSplit/>
+          <w:tblHeader w:val="true"/>
+        </w:trPr>
+        <w:tc>
+          <w:tcPr>
+            <w:tcW w:type="dxa" w:w="1079"/>
+            <w:tcMar>
+              <w:top w:w="85" w:type="dxa"/>
+              <w:start w:w="105" w:type="dxa"/>
+              <w:bottom w:w="85" w:type="dxa"/>
+              <w:end w:w="105" w:type="dxa"/>
+            </w:tcMar>
+            <w:vAlign w:val="center"/>
+            <w:shd w:fill="20364A"/>
+          </w:tcPr>
+          <w:p>
+            <w:pPr>
+              <w:spacing w:before="0" w:after="0" w:line="252" w:lineRule="auto"/>
+              <w:jc w:val="right"/>
+            </w:pPr>
+            <w:r>
+              <w:rPr>
+                <w:rFonts w:ascii="Aptos" w:hAnsi="Aptos" w:eastAsia="Aptos"/>
+                <w:b/>
+                <w:i w:val="0"/>
+                <w:color w:val="FFFFFF"/>
+                <w:sz w:val="16"/>
+              </w:rPr>
+              <w:t>L</w:t>
+            </w:r>
+          </w:p>
+        </w:tc>
+        <w:tc>
+          <w:tcPr>
+            <w:tcW w:type="dxa" w:w="2990"/>
+            <w:tcMar>
+              <w:top w:w="85" w:type="dxa"/>
+              <w:start w:w="105" w:type="dxa"/>
+              <w:bottom w:w="85" w:type="dxa"/>
+              <w:end w:w="105" w:type="dxa"/>
+            </w:tcMar>
+            <w:vAlign w:val="center"/>
+            <w:shd w:fill="20364A"/>
+          </w:tcPr>
+          <w:p>
+            <w:pPr>
+              <w:spacing w:before="0" w:after="0" w:line="252" w:lineRule="auto"/>
+              <w:jc w:val="right"/>
+            </w:pPr>
+            <w:r>
+              <w:rPr>
+                <w:rFonts w:ascii="Aptos" w:hAnsi="Aptos" w:eastAsia="Aptos"/>
+                <w:b/>
+                <w:i w:val="0"/>
+                <w:color w:val="FFFFFF"/>
+                <w:sz w:val="16"/>
+              </w:rPr>
+              <w:t>strict common-lineage diagnostic</w:t>
+            </w:r>
+          </w:p>
+        </w:tc>
+        <w:tc>
+          <w:tcPr>
+            <w:tcW w:type="dxa" w:w="2990"/>
+            <w:tcMar>
+              <w:top w:w="85" w:type="dxa"/>
+              <w:start w:w="105" w:type="dxa"/>
+              <w:bottom w:w="85" w:type="dxa"/>
+              <w:end w:w="105" w:type="dxa"/>
+            </w:tcMar>
+            <w:vAlign w:val="center"/>
+            <w:shd w:fill="20364A"/>
+          </w:tcPr>
+          <w:p>
+            <w:pPr>
+              <w:spacing w:before="0" w:after="0" w:line="252" w:lineRule="auto"/>
+              <w:jc w:val="right"/>
+            </w:pPr>
+            <w:r>
+              <w:rPr>
+                <w:rFonts w:ascii="Aptos" w:hAnsi="Aptos" w:eastAsia="Aptos"/>
+                <w:b/>
+                <w:i w:val="0"/>
+                <w:color w:val="FFFFFF"/>
+                <w:sz w:val="16"/>
+              </w:rPr>
+              <w:t>complete block mass</w:t>
+            </w:r>
+          </w:p>
+        </w:tc>
+        <w:tc>
+          <w:tcPr>
+            <w:tcW w:type="dxa" w:w="2990"/>
+            <w:tcMar>
+              <w:top w:w="85" w:type="dxa"/>
+              <w:start w:w="105" w:type="dxa"/>
+              <w:bottom w:w="85" w:type="dxa"/>
+              <w:end w:w="105" w:type="dxa"/>
+            </w:tcMar>
+            <w:vAlign w:val="center"/>
+            <w:shd w:fill="20364A"/>
+          </w:tcPr>
+          <w:p>
+            <w:pPr>
+              <w:spacing w:before="0" w:after="0" w:line="252" w:lineRule="auto"/>
+              <w:jc w:val="right"/>
+            </w:pPr>
+            <w:r>
+              <w:rPr>
+                <w:rFonts w:ascii="Aptos" w:hAnsi="Aptos" w:eastAsia="Aptos"/>
+                <w:b/>
+                <w:i w:val="0"/>
+                <w:color w:val="FFFFFF"/>
+                <w:sz w:val="16"/>
+              </w:rPr>
+              <w:t xml:space="preserve">block margin over </w:t>
+            </w:r>
+            <w:r>
+              <w:rPr>
+                <w:rFonts w:ascii="Aptos Mono" w:hAnsi="Aptos Mono" w:eastAsia="Aptos Mono"/>
+                <w:b/>
+                <w:i w:val="0"/>
+                <w:color w:val="FFFFFF"/>
+                <w:sz w:val="16"/>
+              </w:rPr>
+              <w:t>0.50</w:t>
             </w:r>
           </w:p>
         </w:tc>
@@ -13370,7 +17804,7 @@
                 <w:color w:val="1F252B"/>
                 <w:sz w:val="16"/>
               </w:rPr>
-              <w:t>12</w:t>
+              <w:t>8</w:t>
             </w:r>
           </w:p>
         </w:tc>
@@ -13400,7 +17834,7 @@
                 <w:sz w:val="16"/>
                 <w:shd w:fill="F1F3F5"/>
               </w:rPr>
-              <w:t>0.11570852222694002</w:t>
+              <w:t>0.0244800482</w:t>
             </w:r>
           </w:p>
         </w:tc>
@@ -13430,7 +17864,7 @@
                 <w:sz w:val="16"/>
                 <w:shd w:fill="F1F3F5"/>
               </w:rPr>
-              <w:t>0.56956498393327842</w:t>
+              <w:t>0.7373965730354166</w:t>
             </w:r>
           </w:p>
         </w:tc>
@@ -13460,6 +17894,254 @@
                 <w:sz w:val="16"/>
                 <w:shd w:fill="F1F3F5"/>
               </w:rPr>
+              <w:t>0.2373965730354166</w:t>
+            </w:r>
+          </w:p>
+        </w:tc>
+      </w:tr>
+      <w:tr>
+        <w:trPr>
+          <w:cantSplit/>
+        </w:trPr>
+        <w:tc>
+          <w:tcPr>
+            <w:tcW w:type="dxa" w:w="1079"/>
+            <w:tcMar>
+              <w:top w:w="85" w:type="dxa"/>
+              <w:start w:w="105" w:type="dxa"/>
+              <w:bottom w:w="85" w:type="dxa"/>
+              <w:end w:w="105" w:type="dxa"/>
+            </w:tcMar>
+            <w:vAlign w:val="center"/>
+            <w:shd w:fill="EEF4F8"/>
+          </w:tcPr>
+          <w:p>
+            <w:pPr>
+              <w:spacing w:before="0" w:after="0" w:line="252" w:lineRule="auto"/>
+              <w:jc w:val="right"/>
+            </w:pPr>
+            <w:r>
+              <w:rPr>
+                <w:rFonts w:ascii="Aptos" w:hAnsi="Aptos" w:eastAsia="Aptos"/>
+                <w:b w:val="0"/>
+                <w:i w:val="0"/>
+                <w:color w:val="1F252B"/>
+                <w:sz w:val="16"/>
+              </w:rPr>
+              <w:t>10</w:t>
+            </w:r>
+          </w:p>
+        </w:tc>
+        <w:tc>
+          <w:tcPr>
+            <w:tcW w:type="dxa" w:w="2990"/>
+            <w:tcMar>
+              <w:top w:w="85" w:type="dxa"/>
+              <w:start w:w="105" w:type="dxa"/>
+              <w:bottom w:w="85" w:type="dxa"/>
+              <w:end w:w="105" w:type="dxa"/>
+            </w:tcMar>
+            <w:vAlign w:val="center"/>
+            <w:shd w:fill="EEF4F8"/>
+          </w:tcPr>
+          <w:p>
+            <w:pPr>
+              <w:spacing w:before="0" w:after="0" w:line="252" w:lineRule="auto"/>
+              <w:jc w:val="right"/>
+            </w:pPr>
+            <w:r>
+              <w:rPr>
+                <w:rFonts w:ascii="Aptos Mono" w:hAnsi="Aptos Mono" w:eastAsia="Aptos Mono"/>
+                <w:b w:val="0"/>
+                <w:i w:val="0"/>
+                <w:color w:val="1F252B"/>
+                <w:sz w:val="16"/>
+                <w:shd w:fill="F1F3F5"/>
+              </w:rPr>
+              <w:t>0.0687369678</w:t>
+            </w:r>
+          </w:p>
+        </w:tc>
+        <w:tc>
+          <w:tcPr>
+            <w:tcW w:type="dxa" w:w="2990"/>
+            <w:tcMar>
+              <w:top w:w="85" w:type="dxa"/>
+              <w:start w:w="105" w:type="dxa"/>
+              <w:bottom w:w="85" w:type="dxa"/>
+              <w:end w:w="105" w:type="dxa"/>
+            </w:tcMar>
+            <w:vAlign w:val="center"/>
+            <w:shd w:fill="EEF4F8"/>
+          </w:tcPr>
+          <w:p>
+            <w:pPr>
+              <w:spacing w:before="0" w:after="0" w:line="252" w:lineRule="auto"/>
+              <w:jc w:val="right"/>
+            </w:pPr>
+            <w:r>
+              <w:rPr>
+                <w:rFonts w:ascii="Aptos Mono" w:hAnsi="Aptos Mono" w:eastAsia="Aptos Mono"/>
+                <w:b w:val="0"/>
+                <w:i w:val="0"/>
+                <w:color w:val="1F252B"/>
+                <w:sz w:val="16"/>
+                <w:shd w:fill="F1F3F5"/>
+              </w:rPr>
+              <w:t>0.6500987927669427</w:t>
+            </w:r>
+          </w:p>
+        </w:tc>
+        <w:tc>
+          <w:tcPr>
+            <w:tcW w:type="dxa" w:w="2990"/>
+            <w:tcMar>
+              <w:top w:w="85" w:type="dxa"/>
+              <w:start w:w="105" w:type="dxa"/>
+              <w:bottom w:w="85" w:type="dxa"/>
+              <w:end w:w="105" w:type="dxa"/>
+            </w:tcMar>
+            <w:vAlign w:val="center"/>
+            <w:shd w:fill="EEF4F8"/>
+          </w:tcPr>
+          <w:p>
+            <w:pPr>
+              <w:spacing w:before="0" w:after="0" w:line="252" w:lineRule="auto"/>
+              <w:jc w:val="right"/>
+            </w:pPr>
+            <w:r>
+              <w:rPr>
+                <w:rFonts w:ascii="Aptos Mono" w:hAnsi="Aptos Mono" w:eastAsia="Aptos Mono"/>
+                <w:b w:val="0"/>
+                <w:i w:val="0"/>
+                <w:color w:val="1F252B"/>
+                <w:sz w:val="16"/>
+                <w:shd w:fill="F1F3F5"/>
+              </w:rPr>
+              <w:t>0.1500987927669427</w:t>
+            </w:r>
+          </w:p>
+        </w:tc>
+      </w:tr>
+      <w:tr>
+        <w:trPr>
+          <w:cantSplit/>
+        </w:trPr>
+        <w:tc>
+          <w:tcPr>
+            <w:tcW w:type="dxa" w:w="1079"/>
+            <w:tcMar>
+              <w:top w:w="85" w:type="dxa"/>
+              <w:start w:w="105" w:type="dxa"/>
+              <w:bottom w:w="85" w:type="dxa"/>
+              <w:end w:w="105" w:type="dxa"/>
+            </w:tcMar>
+            <w:vAlign w:val="center"/>
+            <w:shd w:fill="FFFFFF"/>
+          </w:tcPr>
+          <w:p>
+            <w:pPr>
+              <w:spacing w:before="0" w:after="0" w:line="252" w:lineRule="auto"/>
+              <w:jc w:val="right"/>
+            </w:pPr>
+            <w:r>
+              <w:rPr>
+                <w:rFonts w:ascii="Aptos" w:hAnsi="Aptos" w:eastAsia="Aptos"/>
+                <w:b w:val="0"/>
+                <w:i w:val="0"/>
+                <w:color w:val="1F252B"/>
+                <w:sz w:val="16"/>
+              </w:rPr>
+              <w:t>12</w:t>
+            </w:r>
+          </w:p>
+        </w:tc>
+        <w:tc>
+          <w:tcPr>
+            <w:tcW w:type="dxa" w:w="2990"/>
+            <w:tcMar>
+              <w:top w:w="85" w:type="dxa"/>
+              <w:start w:w="105" w:type="dxa"/>
+              <w:bottom w:w="85" w:type="dxa"/>
+              <w:end w:w="105" w:type="dxa"/>
+            </w:tcMar>
+            <w:vAlign w:val="center"/>
+            <w:shd w:fill="FFFFFF"/>
+          </w:tcPr>
+          <w:p>
+            <w:pPr>
+              <w:spacing w:before="0" w:after="0" w:line="252" w:lineRule="auto"/>
+              <w:jc w:val="right"/>
+            </w:pPr>
+            <w:r>
+              <w:rPr>
+                <w:rFonts w:ascii="Aptos Mono" w:hAnsi="Aptos Mono" w:eastAsia="Aptos Mono"/>
+                <w:b w:val="0"/>
+                <w:i w:val="0"/>
+                <w:color w:val="1F252B"/>
+                <w:sz w:val="16"/>
+                <w:shd w:fill="F1F3F5"/>
+              </w:rPr>
+              <w:t>0.11570852222694002</w:t>
+            </w:r>
+          </w:p>
+        </w:tc>
+        <w:tc>
+          <w:tcPr>
+            <w:tcW w:type="dxa" w:w="2990"/>
+            <w:tcMar>
+              <w:top w:w="85" w:type="dxa"/>
+              <w:start w:w="105" w:type="dxa"/>
+              <w:bottom w:w="85" w:type="dxa"/>
+              <w:end w:w="105" w:type="dxa"/>
+            </w:tcMar>
+            <w:vAlign w:val="center"/>
+            <w:shd w:fill="FFFFFF"/>
+          </w:tcPr>
+          <w:p>
+            <w:pPr>
+              <w:spacing w:before="0" w:after="0" w:line="252" w:lineRule="auto"/>
+              <w:jc w:val="right"/>
+            </w:pPr>
+            <w:r>
+              <w:rPr>
+                <w:rFonts w:ascii="Aptos Mono" w:hAnsi="Aptos Mono" w:eastAsia="Aptos Mono"/>
+                <w:b w:val="0"/>
+                <w:i w:val="0"/>
+                <w:color w:val="1F252B"/>
+                <w:sz w:val="16"/>
+                <w:shd w:fill="F1F3F5"/>
+              </w:rPr>
+              <w:t>0.56956498393327842</w:t>
+            </w:r>
+          </w:p>
+        </w:tc>
+        <w:tc>
+          <w:tcPr>
+            <w:tcW w:type="dxa" w:w="2990"/>
+            <w:tcMar>
+              <w:top w:w="85" w:type="dxa"/>
+              <w:start w:w="105" w:type="dxa"/>
+              <w:bottom w:w="85" w:type="dxa"/>
+              <w:end w:w="105" w:type="dxa"/>
+            </w:tcMar>
+            <w:vAlign w:val="center"/>
+            <w:shd w:fill="FFFFFF"/>
+          </w:tcPr>
+          <w:p>
+            <w:pPr>
+              <w:spacing w:before="0" w:after="0" w:line="252" w:lineRule="auto"/>
+              <w:jc w:val="right"/>
+            </w:pPr>
+            <w:r>
+              <w:rPr>
+                <w:rFonts w:ascii="Aptos Mono" w:hAnsi="Aptos Mono" w:eastAsia="Aptos Mono"/>
+                <w:b w:val="0"/>
+                <w:i w:val="0"/>
+                <w:color w:val="1F252B"/>
+                <w:sz w:val="16"/>
+                <w:shd w:fill="F1F3F5"/>
+              </w:rPr>
               <w:t>0.06956498393327842</w:t>
             </w:r>
           </w:p>
@@ -13670,14 +18352,14 @@
       </w:r>
     </w:p>
     <w:p>
-      <w:bookmarkStart w:id="22" w:name="UNT_Heading_012"/>
+      <w:bookmarkStart w:id="25" w:name="UNT_Heading_015"/>
       <w:pPr>
         <w:pStyle w:val="Heading1"/>
       </w:pPr>
       <w:r>
         <w:t>8. Repository and Archive Boundaries</w:t>
       </w:r>
-      <w:bookmarkEnd w:id="22"/>
+      <w:bookmarkEnd w:id="25"/>
     </w:p>
     <w:p>
       <w:pPr>
@@ -13693,7 +18375,7 @@
         </w:rPr>
         <w:t xml:space="preserve">Git contains the complete chronological development history: historical code, theorem development, authenticated evidence, audits, corrections, superseded routes, and release history. It is a provenance reference, not the authoritative source for the released version. The public historical repository is </w:t>
       </w:r>
-      <w:hyperlink r:id="rId60" w:history="1">
+      <w:hyperlink r:id="rId68" w:history="1">
         <w:r>
           <w:rPr>
             <w:color w:val="1D5D88"/>
@@ -13731,14 +18413,14 @@
       </w:r>
     </w:p>
     <w:p>
-      <w:bookmarkStart w:id="23" w:name="UNT_Heading_013"/>
+      <w:bookmarkStart w:id="26" w:name="UNT_Heading_016"/>
       <w:pPr>
         <w:pStyle w:val="Heading1"/>
       </w:pPr>
       <w:r>
         <w:t>9. Executable checks</w:t>
       </w:r>
-      <w:bookmarkEnd w:id="23"/>
+      <w:bookmarkEnd w:id="26"/>
     </w:p>
     <w:p>
       <w:pPr>
@@ -13931,7 +18613,7 @@
         </w:rPr>
         <w:t xml:space="preserve">The current run is recorded in </w:t>
       </w:r>
-      <w:hyperlink r:id="rId61" w:history="1">
+      <w:hyperlink r:id="rId69" w:history="1">
         <w:r>
           <w:rPr>
             <w:color w:val="1D5D88"/>
@@ -13954,24 +18636,24 @@
       </w:r>
     </w:p>
     <w:p>
-      <w:bookmarkStart w:id="24" w:name="UNT_Heading_014"/>
+      <w:bookmarkStart w:id="27" w:name="UNT_Heading_017"/>
       <w:pPr>
         <w:pStyle w:val="Heading1"/>
       </w:pPr>
       <w:r>
         <w:t>10. External work used and citation map</w:t>
       </w:r>
-      <w:bookmarkEnd w:id="24"/>
+      <w:bookmarkEnd w:id="27"/>
     </w:p>
     <w:p>
-      <w:bookmarkStart w:id="25" w:name="UNT_Heading_015"/>
+      <w:bookmarkStart w:id="28" w:name="UNT_Heading_018"/>
       <w:pPr>
         <w:pStyle w:val="Heading2"/>
       </w:pPr>
       <w:r>
         <w:t>10.1 Citation discipline</w:t>
       </w:r>
-      <w:bookmarkEnd w:id="25"/>
+      <w:bookmarkEnd w:id="28"/>
     </w:p>
     <w:p>
       <w:pPr>
@@ -15425,7 +20107,7 @@
                 <w:color w:val="1F252B"/>
                 <w:sz w:val="17"/>
               </w:rPr>
-              <w:t>Foundational record closure</w:t>
+              <w:t>Finite joint lineage--carrier association</w:t>
             </w:r>
           </w:p>
         </w:tc>
@@ -15454,7 +20136,7 @@
                 <w:color w:val="1F252B"/>
                 <w:sz w:val="17"/>
               </w:rPr>
-              <w:t>Conditional on the explicitly adopted repository U-DCL axiom</w:t>
+              <w:t>Repository-native finite numerical result; no external premise is used to obtain the two branch values</w:t>
             </w:r>
           </w:p>
         </w:tc>
@@ -15517,7 +20199,7 @@
                 <w:color w:val="1F252B"/>
                 <w:sz w:val="17"/>
               </w:rPr>
-              <w:t>Universal Network Theory closure</w:t>
+              <w:t>L8 formation-order Ollivier--Ricci controlled null</w:t>
             </w:r>
           </w:p>
         </w:tc>
@@ -15546,7 +20228,7 @@
                 <w:color w:val="1F252B"/>
                 <w:sz w:val="17"/>
               </w:rPr>
-              <w:t>Exact composition of the listed repository results; no additional external premise</w:t>
+              <w:t>Repository-native finite diagnostic; Ollivier--Ricci curvature is used as a named graph observable, not imported as a spacetime-curvature premise</w:t>
             </w:r>
           </w:p>
         </w:tc>
@@ -15580,6 +20262,282 @@
           </w:p>
         </w:tc>
       </w:tr>
+      <w:tr>
+        <w:trPr>
+          <w:cantSplit/>
+        </w:trPr>
+        <w:tc>
+          <w:tcPr>
+            <w:tcW w:type="dxa" w:w="2223"/>
+            <w:tcMar>
+              <w:top w:w="85" w:type="dxa"/>
+              <w:start w:w="105" w:type="dxa"/>
+              <w:bottom w:w="85" w:type="dxa"/>
+              <w:end w:w="105" w:type="dxa"/>
+            </w:tcMar>
+            <w:vAlign w:val="center"/>
+            <w:shd w:fill="FFFFFF"/>
+          </w:tcPr>
+          <w:p>
+            <w:pPr>
+              <w:spacing w:before="0" w:after="0" w:line="252" w:lineRule="auto"/>
+              <w:jc w:val="left"/>
+            </w:pPr>
+            <w:r>
+              <w:rPr>
+                <w:rFonts w:ascii="Aptos" w:hAnsi="Aptos" w:eastAsia="Aptos"/>
+                <w:b w:val="0"/>
+                <w:i w:val="0"/>
+                <w:color w:val="1F252B"/>
+                <w:sz w:val="17"/>
+              </w:rPr>
+              <w:t>L4 autonomous lineage-sensitive continuation</w:t>
+            </w:r>
+          </w:p>
+        </w:tc>
+        <w:tc>
+          <w:tcPr>
+            <w:tcW w:type="dxa" w:w="2846"/>
+            <w:tcMar>
+              <w:top w:w="85" w:type="dxa"/>
+              <w:start w:w="105" w:type="dxa"/>
+              <w:bottom w:w="85" w:type="dxa"/>
+              <w:end w:w="105" w:type="dxa"/>
+            </w:tcMar>
+            <w:vAlign w:val="center"/>
+            <w:shd w:fill="FFFFFF"/>
+          </w:tcPr>
+          <w:p>
+            <w:pPr>
+              <w:spacing w:before="0" w:after="0" w:line="252" w:lineRule="auto"/>
+              <w:jc w:val="left"/>
+            </w:pPr>
+            <w:r>
+              <w:rPr>
+                <w:rFonts w:ascii="Aptos" w:hAnsi="Aptos" w:eastAsia="Aptos"/>
+                <w:b w:val="0"/>
+                <w:i w:val="0"/>
+                <w:color w:val="1F252B"/>
+                <w:sz w:val="17"/>
+              </w:rPr>
+              <w:t>Repository-native finite mechanism result with independent reconstruction; no external premise is used to obtain the Target or audit values</w:t>
+            </w:r>
+          </w:p>
+        </w:tc>
+        <w:tc>
+          <w:tcPr>
+            <w:tcW w:type="dxa" w:w="4981"/>
+            <w:tcMar>
+              <w:top w:w="85" w:type="dxa"/>
+              <w:start w:w="105" w:type="dxa"/>
+              <w:bottom w:w="85" w:type="dxa"/>
+              <w:end w:w="105" w:type="dxa"/>
+            </w:tcMar>
+            <w:vAlign w:val="center"/>
+            <w:shd w:fill="FFFFFF"/>
+          </w:tcPr>
+          <w:p>
+            <w:pPr>
+              <w:spacing w:before="0" w:after="0" w:line="252" w:lineRule="auto"/>
+              <w:jc w:val="left"/>
+            </w:pPr>
+            <w:r>
+              <w:rPr>
+                <w:rFonts w:ascii="Aptos" w:hAnsi="Aptos" w:eastAsia="Aptos"/>
+                <w:b w:val="0"/>
+                <w:i w:val="0"/>
+                <w:color w:val="1F252B"/>
+                <w:sz w:val="17"/>
+              </w:rPr>
+              <w:t>—</w:t>
+            </w:r>
+          </w:p>
+        </w:tc>
+      </w:tr>
+      <w:tr>
+        <w:trPr>
+          <w:cantSplit/>
+        </w:trPr>
+        <w:tc>
+          <w:tcPr>
+            <w:tcW w:type="dxa" w:w="2223"/>
+            <w:tcMar>
+              <w:top w:w="85" w:type="dxa"/>
+              <w:start w:w="105" w:type="dxa"/>
+              <w:bottom w:w="85" w:type="dxa"/>
+              <w:end w:w="105" w:type="dxa"/>
+            </w:tcMar>
+            <w:vAlign w:val="center"/>
+            <w:shd w:fill="EEF4F8"/>
+          </w:tcPr>
+          <w:p>
+            <w:pPr>
+              <w:spacing w:before="0" w:after="0" w:line="252" w:lineRule="auto"/>
+              <w:jc w:val="left"/>
+            </w:pPr>
+            <w:r>
+              <w:rPr>
+                <w:rFonts w:ascii="Aptos" w:hAnsi="Aptos" w:eastAsia="Aptos"/>
+                <w:b w:val="0"/>
+                <w:i w:val="0"/>
+                <w:color w:val="1F252B"/>
+                <w:sz w:val="17"/>
+              </w:rPr>
+              <w:t>Foundational record closure</w:t>
+            </w:r>
+          </w:p>
+        </w:tc>
+        <w:tc>
+          <w:tcPr>
+            <w:tcW w:type="dxa" w:w="2846"/>
+            <w:tcMar>
+              <w:top w:w="85" w:type="dxa"/>
+              <w:start w:w="105" w:type="dxa"/>
+              <w:bottom w:w="85" w:type="dxa"/>
+              <w:end w:w="105" w:type="dxa"/>
+            </w:tcMar>
+            <w:vAlign w:val="center"/>
+            <w:shd w:fill="EEF4F8"/>
+          </w:tcPr>
+          <w:p>
+            <w:pPr>
+              <w:spacing w:before="0" w:after="0" w:line="252" w:lineRule="auto"/>
+              <w:jc w:val="left"/>
+            </w:pPr>
+            <w:r>
+              <w:rPr>
+                <w:rFonts w:ascii="Aptos" w:hAnsi="Aptos" w:eastAsia="Aptos"/>
+                <w:b w:val="0"/>
+                <w:i w:val="0"/>
+                <w:color w:val="1F252B"/>
+                <w:sz w:val="17"/>
+              </w:rPr>
+              <w:t>Conditional on the explicitly adopted repository U-DCL axiom</w:t>
+            </w:r>
+          </w:p>
+        </w:tc>
+        <w:tc>
+          <w:tcPr>
+            <w:tcW w:type="dxa" w:w="4981"/>
+            <w:tcMar>
+              <w:top w:w="85" w:type="dxa"/>
+              <w:start w:w="105" w:type="dxa"/>
+              <w:bottom w:w="85" w:type="dxa"/>
+              <w:end w:w="105" w:type="dxa"/>
+            </w:tcMar>
+            <w:vAlign w:val="center"/>
+            <w:shd w:fill="EEF4F8"/>
+          </w:tcPr>
+          <w:p>
+            <w:pPr>
+              <w:spacing w:before="0" w:after="0" w:line="252" w:lineRule="auto"/>
+              <w:jc w:val="left"/>
+            </w:pPr>
+            <w:r>
+              <w:rPr>
+                <w:rFonts w:ascii="Aptos" w:hAnsi="Aptos" w:eastAsia="Aptos"/>
+                <w:b w:val="0"/>
+                <w:i w:val="0"/>
+                <w:color w:val="1F252B"/>
+                <w:sz w:val="17"/>
+              </w:rPr>
+              <w:t>—</w:t>
+            </w:r>
+          </w:p>
+        </w:tc>
+      </w:tr>
+      <w:tr>
+        <w:trPr>
+          <w:cantSplit/>
+        </w:trPr>
+        <w:tc>
+          <w:tcPr>
+            <w:tcW w:type="dxa" w:w="2223"/>
+            <w:tcMar>
+              <w:top w:w="85" w:type="dxa"/>
+              <w:start w:w="105" w:type="dxa"/>
+              <w:bottom w:w="85" w:type="dxa"/>
+              <w:end w:w="105" w:type="dxa"/>
+            </w:tcMar>
+            <w:vAlign w:val="center"/>
+            <w:shd w:fill="FFFFFF"/>
+          </w:tcPr>
+          <w:p>
+            <w:pPr>
+              <w:spacing w:before="0" w:after="0" w:line="252" w:lineRule="auto"/>
+              <w:jc w:val="left"/>
+            </w:pPr>
+            <w:r>
+              <w:rPr>
+                <w:rFonts w:ascii="Aptos" w:hAnsi="Aptos" w:eastAsia="Aptos"/>
+                <w:b w:val="0"/>
+                <w:i w:val="0"/>
+                <w:color w:val="1F252B"/>
+                <w:sz w:val="17"/>
+              </w:rPr>
+              <w:t>Universal Network Theory closure</w:t>
+            </w:r>
+          </w:p>
+        </w:tc>
+        <w:tc>
+          <w:tcPr>
+            <w:tcW w:type="dxa" w:w="2846"/>
+            <w:tcMar>
+              <w:top w:w="85" w:type="dxa"/>
+              <w:start w:w="105" w:type="dxa"/>
+              <w:bottom w:w="85" w:type="dxa"/>
+              <w:end w:w="105" w:type="dxa"/>
+            </w:tcMar>
+            <w:vAlign w:val="center"/>
+            <w:shd w:fill="FFFFFF"/>
+          </w:tcPr>
+          <w:p>
+            <w:pPr>
+              <w:spacing w:before="0" w:after="0" w:line="252" w:lineRule="auto"/>
+              <w:jc w:val="left"/>
+            </w:pPr>
+            <w:r>
+              <w:rPr>
+                <w:rFonts w:ascii="Aptos" w:hAnsi="Aptos" w:eastAsia="Aptos"/>
+                <w:b w:val="0"/>
+                <w:i w:val="0"/>
+                <w:color w:val="1F252B"/>
+                <w:sz w:val="17"/>
+              </w:rPr>
+              <w:t>Exact composition of the listed repository results; no additional external premise</w:t>
+            </w:r>
+          </w:p>
+        </w:tc>
+        <w:tc>
+          <w:tcPr>
+            <w:tcW w:type="dxa" w:w="4981"/>
+            <w:tcMar>
+              <w:top w:w="85" w:type="dxa"/>
+              <w:start w:w="105" w:type="dxa"/>
+              <w:bottom w:w="85" w:type="dxa"/>
+              <w:end w:w="105" w:type="dxa"/>
+            </w:tcMar>
+            <w:vAlign w:val="center"/>
+            <w:shd w:fill="FFFFFF"/>
+          </w:tcPr>
+          <w:p>
+            <w:pPr>
+              <w:spacing w:before="0" w:after="0" w:line="252" w:lineRule="auto"/>
+              <w:jc w:val="left"/>
+            </w:pPr>
+            <w:r>
+              <w:rPr>
+                <w:rFonts w:ascii="Aptos" w:hAnsi="Aptos" w:eastAsia="Aptos"/>
+                <w:b w:val="0"/>
+                <w:i w:val="0"/>
+                <w:color w:val="1F252B"/>
+                <w:sz w:val="17"/>
+              </w:rPr>
+              <w:t>—</w:t>
+            </w:r>
+          </w:p>
+        </w:tc>
+      </w:tr>
     </w:tbl>
     <w:p>
       <w:pPr>
@@ -15587,14 +20545,14 @@
       </w:pPr>
     </w:p>
     <w:p>
-      <w:bookmarkStart w:id="26" w:name="UNT_Heading_016"/>
+      <w:bookmarkStart w:id="29" w:name="UNT_Heading_019"/>
       <w:pPr>
         <w:pStyle w:val="Heading2"/>
       </w:pPr>
       <w:r>
         <w:t>10.2 Bibliography</w:t>
       </w:r>
-      <w:bookmarkEnd w:id="26"/>
+      <w:bookmarkEnd w:id="29"/>
     </w:p>
     <w:p>
       <w:pPr>
@@ -15659,7 +20617,7 @@
         </w:rPr>
         <w:t xml:space="preserve">, 166--176 (2023), </w:t>
       </w:r>
-      <w:hyperlink r:id="rId62" w:history="1">
+      <w:hyperlink r:id="rId70" w:history="1">
         <w:r>
           <w:rPr>
             <w:color w:val="1D5D88"/>
@@ -15744,7 +20702,7 @@
         </w:rPr>
         <w:t xml:space="preserve">, 4423--4439 (1999), </w:t>
       </w:r>
-      <w:hyperlink r:id="rId63" w:history="1">
+      <w:hyperlink r:id="rId71" w:history="1">
         <w:r>
           <w:rPr>
             <w:color w:val="1D5D88"/>
@@ -15893,7 +20851,7 @@
         </w:rPr>
         <w:t xml:space="preserve">, 562--572 (1949), </w:t>
       </w:r>
-      <w:hyperlink r:id="rId64" w:history="1">
+      <w:hyperlink r:id="rId72" w:history="1">
         <w:r>
           <w:rPr>
             <w:color w:val="1D5D88"/>
@@ -15978,7 +20936,7 @@
         </w:rPr>
         <w:t xml:space="preserve">, 6413--6418 (1994), </w:t>
       </w:r>
-      <w:hyperlink r:id="rId65" w:history="1">
+      <w:hyperlink r:id="rId73" w:history="1">
         <w:r>
           <w:rPr>
             <w:color w:val="1D5D88"/>
@@ -16063,7 +21021,7 @@
         </w:rPr>
         <w:t xml:space="preserve">, 978--983 (1997), </w:t>
       </w:r>
-      <w:hyperlink r:id="rId66" w:history="1">
+      <w:hyperlink r:id="rId74" w:history="1">
         <w:r>
           <w:rPr>
             <w:color w:val="1D5D88"/>
@@ -16148,7 +21106,7 @@
         </w:rPr>
         <w:t xml:space="preserve">, 5478--5480 (1994), </w:t>
       </w:r>
-      <w:hyperlink r:id="rId67" w:history="1">
+      <w:hyperlink r:id="rId75" w:history="1">
         <w:r>
           <w:rPr>
             <w:color w:val="1D5D88"/>
@@ -16233,7 +21191,7 @@
         </w:rPr>
         <w:t xml:space="preserve">, 065303 (2009), </w:t>
       </w:r>
-      <w:hyperlink r:id="rId68" w:history="1">
+      <w:hyperlink r:id="rId76" w:history="1">
         <w:r>
           <w:rPr>
             <w:color w:val="1D5D88"/>
@@ -16254,7 +21212,7 @@
         </w:rPr>
         <w:t xml:space="preserve">, </w:t>
       </w:r>
-      <w:hyperlink r:id="rId69" w:history="1">
+      <w:hyperlink r:id="rId77" w:history="1">
         <w:r>
           <w:rPr>
             <w:color w:val="1D5D88"/>
@@ -16339,7 +21297,7 @@
         </w:rPr>
         <w:t xml:space="preserve">, 91--110 (1974), </w:t>
       </w:r>
-      <w:hyperlink r:id="rId70" w:history="1">
+      <w:hyperlink r:id="rId78" w:history="1">
         <w:r>
           <w:rPr>
             <w:color w:val="1D5D88"/>
@@ -16424,7 +21382,7 @@
         </w:rPr>
         <w:t xml:space="preserve">, 177--183 (1973), </w:t>
       </w:r>
-      <w:hyperlink r:id="rId71" w:history="1">
+      <w:hyperlink r:id="rId79" w:history="1">
         <w:r>
           <w:rPr>
             <w:color w:val="1D5D88"/>
@@ -16509,7 +21467,7 @@
         </w:rPr>
         <w:t xml:space="preserve">, 401--419 (1952), </w:t>
       </w:r>
-      <w:hyperlink r:id="rId72" w:history="1">
+      <w:hyperlink r:id="rId80" w:history="1">
         <w:r>
           <w:rPr>
             <w:color w:val="1D5D88"/>
@@ -16594,7 +21552,7 @@
         </w:rPr>
         <w:t xml:space="preserve">, 248--263 (1907), </w:t>
       </w:r>
-      <w:hyperlink r:id="rId73" w:history="1">
+      <w:hyperlink r:id="rId81" w:history="1">
         <w:r>
           <w:rPr>
             <w:color w:val="1D5D88"/>
@@ -16679,7 +21637,7 @@
         </w:rPr>
         <w:t xml:space="preserve">, 456--477 (1912), </w:t>
       </w:r>
-      <w:hyperlink r:id="rId74" w:history="1">
+      <w:hyperlink r:id="rId82" w:history="1">
         <w:r>
           <w:rPr>
             <w:color w:val="1D5D88"/>
@@ -16764,7 +21722,7 @@
         </w:rPr>
         <w:t xml:space="preserve">, 749--754 (1931), </w:t>
       </w:r>
-      <w:hyperlink r:id="rId75" w:history="1">
+      <w:hyperlink r:id="rId83" w:history="1">
         <w:r>
           <w:rPr>
             <w:color w:val="1D5D88"/>
@@ -16849,7 +21807,7 @@
         </w:rPr>
         <w:t xml:space="preserve">, 211--216 (1955), </w:t>
       </w:r>
-      <w:hyperlink r:id="rId76" w:history="1">
+      <w:hyperlink r:id="rId84" w:history="1">
         <w:r>
           <w:rPr>
             <w:color w:val="1D5D88"/>
@@ -16934,7 +21892,7 @@
         </w:rPr>
         <w:t xml:space="preserve">, 96--115 (1927), </w:t>
       </w:r>
-      <w:hyperlink r:id="rId77" w:history="1">
+      <w:hyperlink r:id="rId85" w:history="1">
         <w:r>
           <w:rPr>
             <w:color w:val="1D5D88"/>
@@ -17019,7 +21977,7 @@
         </w:rPr>
         <w:t xml:space="preserve">, 524--530 (2023), </w:t>
       </w:r>
-      <w:hyperlink r:id="rId78" w:history="1">
+      <w:hyperlink r:id="rId86" w:history="1">
         <w:r>
           <w:rPr>
             <w:color w:val="1D5D88"/>
@@ -17104,7 +22062,7 @@
         </w:rPr>
         <w:t xml:space="preserve">, 1099--1107 (2013), </w:t>
       </w:r>
-      <w:hyperlink r:id="rId79" w:history="1">
+      <w:hyperlink r:id="rId87" w:history="1">
         <w:r>
           <w:rPr>
             <w:color w:val="1D5D88"/>
@@ -17169,7 +22127,7 @@
         </w:rPr>
         <w:t xml:space="preserve">, JESD218B.01 (2016), </w:t>
       </w:r>
-      <w:hyperlink r:id="rId80" w:history="1">
+      <w:hyperlink r:id="rId88" w:history="1">
         <w:r>
           <w:rPr>
             <w:color w:val="1D5D88"/>
@@ -17254,7 +22212,7 @@
         </w:rPr>
         <w:t xml:space="preserve">, 181--188 (2009), </w:t>
       </w:r>
-      <w:hyperlink r:id="rId81" w:history="1">
+      <w:hyperlink r:id="rId89" w:history="1">
         <w:r>
           <w:rPr>
             <w:color w:val="1D5D88"/>
@@ -17339,7 +22297,7 @@
         </w:rPr>
         <w:t xml:space="preserve">, 3345--3382 (1993), </w:t>
       </w:r>
-      <w:hyperlink r:id="rId82" w:history="1">
+      <w:hyperlink r:id="rId90" w:history="1">
         <w:r>
           <w:rPr>
             <w:color w:val="1D5D88"/>
@@ -17424,7 +22382,7 @@
         </w:rPr>
         <w:t xml:space="preserve">, 715--775 (2003), </w:t>
       </w:r>
-      <w:hyperlink r:id="rId83" w:history="1">
+      <w:hyperlink r:id="rId91" w:history="1">
         <w:r>
           <w:rPr>
             <w:color w:val="1D5D88"/>
@@ -17509,7 +22467,7 @@
         </w:rPr>
         <w:t xml:space="preserve">, 043029 (2009), </w:t>
       </w:r>
-      <w:hyperlink r:id="rId84" w:history="1">
+      <w:hyperlink r:id="rId92" w:history="1">
         <w:r>
           <w:rPr>
             <w:color w:val="1D5D88"/>
@@ -17594,7 +22552,7 @@
         </w:rPr>
         <w:t xml:space="preserve">, 900--911 (1997), </w:t>
       </w:r>
-      <w:hyperlink r:id="rId85" w:history="1">
+      <w:hyperlink r:id="rId93" w:history="1">
         <w:r>
           <w:rPr>
             <w:color w:val="1D5D88"/>
@@ -17679,7 +22637,7 @@
         </w:rPr>
         <w:t xml:space="preserve">, 2--30 (2003), </w:t>
       </w:r>
-      <w:hyperlink r:id="rId86" w:history="1">
+      <w:hyperlink r:id="rId94" w:history="1">
         <w:r>
           <w:rPr>
             <w:color w:val="1D5D88"/>
@@ -17700,7 +22658,7 @@
         </w:rPr>
         <w:t xml:space="preserve">, </w:t>
       </w:r>
-      <w:hyperlink r:id="rId87" w:history="1">
+      <w:hyperlink r:id="rId95" w:history="1">
         <w:r>
           <w:rPr>
             <w:color w:val="1D5D88"/>
@@ -17785,7 +22743,7 @@
         </w:rPr>
         <w:t xml:space="preserve">, 266--271 (1999), </w:t>
       </w:r>
-      <w:hyperlink r:id="rId88" w:history="1">
+      <w:hyperlink r:id="rId96" w:history="1">
         <w:r>
           <w:rPr>
             <w:color w:val="1D5D88"/>
@@ -17806,7 +22764,7 @@
         </w:rPr>
         <w:t xml:space="preserve">, </w:t>
       </w:r>
-      <w:hyperlink r:id="rId89" w:history="1">
+      <w:hyperlink r:id="rId97" w:history="1">
         <w:r>
           <w:rPr>
             <w:color w:val="1D5D88"/>
@@ -17851,7 +22809,7 @@
         </w:rPr>
         <w:t xml:space="preserve">D. Fattal, T. S. Cubitt, Y. Yamamoto, S. Bravyi, and I. L. Chuang, “Entanglement in the Stabilizer Formalism,” </w:t>
       </w:r>
-      <w:hyperlink r:id="rId90" w:history="1">
+      <w:hyperlink r:id="rId98" w:history="1">
         <w:r>
           <w:rPr>
             <w:color w:val="1D5D88"/>
@@ -17936,7 +22894,7 @@
         </w:rPr>
         <w:t xml:space="preserve">, 110404 (2006), </w:t>
       </w:r>
-      <w:hyperlink r:id="rId91" w:history="1">
+      <w:hyperlink r:id="rId99" w:history="1">
         <w:r>
           <w:rPr>
             <w:color w:val="1D5D88"/>
@@ -18021,7 +22979,7 @@
         </w:rPr>
         <w:t xml:space="preserve">, 110405 (2006), </w:t>
       </w:r>
-      <w:hyperlink r:id="rId92" w:history="1">
+      <w:hyperlink r:id="rId100" w:history="1">
         <w:r>
           <w:rPr>
             <w:color w:val="1D5D88"/>
@@ -18066,7 +23024,7 @@
         </w:rPr>
         <w:t xml:space="preserve">S. B. Bravyi and A. Yu. Kitaev, “Quantum Codes on a Lattice with Boundary,” </w:t>
       </w:r>
-      <w:hyperlink r:id="rId93" w:history="1">
+      <w:hyperlink r:id="rId101" w:history="1">
         <w:r>
           <w:rPr>
             <w:color w:val="1D5D88"/>
@@ -18151,7 +23109,7 @@
         </w:rPr>
         <w:t xml:space="preserve">, 2259--2272 (1971), </w:t>
       </w:r>
-      <w:hyperlink r:id="rId94" w:history="1">
+      <w:hyperlink r:id="rId102" w:history="1">
         <w:r>
           <w:rPr>
             <w:color w:val="1D5D88"/>
@@ -18236,7 +23194,7 @@
         </w:rPr>
         <w:t xml:space="preserve">, 2445--2459 (1974), </w:t>
       </w:r>
-      <w:hyperlink r:id="rId95" w:history="1">
+      <w:hyperlink r:id="rId103" w:history="1">
         <w:r>
           <w:rPr>
             <w:color w:val="1D5D88"/>
@@ -18321,7 +23279,7 @@
         </w:rPr>
         <w:t xml:space="preserve">, 174--181 (1976), </w:t>
       </w:r>
-      <w:hyperlink r:id="rId96" w:history="1">
+      <w:hyperlink r:id="rId104" w:history="1">
         <w:r>
           <w:rPr>
             <w:color w:val="1D5D88"/>
@@ -18406,7 +23364,7 @@
         </w:rPr>
         <w:t xml:space="preserve">, 1399--1404 (1977), </w:t>
       </w:r>
-      <w:hyperlink r:id="rId97" w:history="1">
+      <w:hyperlink r:id="rId105" w:history="1">
         <w:r>
           <w:rPr>
             <w:color w:val="1D5D88"/>
@@ -18491,7 +23449,7 @@
         </w:rPr>
         <w:t xml:space="preserve">, 498--501 (1971), </w:t>
       </w:r>
-      <w:hyperlink r:id="rId98" w:history="1">
+      <w:hyperlink r:id="rId106" w:history="1">
         <w:r>
           <w:rPr>
             <w:color w:val="1D5D88"/>
@@ -18576,7 +23534,7 @@
         </w:rPr>
         <w:t xml:space="preserve">, 054517 (2011), </w:t>
       </w:r>
-      <w:hyperlink r:id="rId99" w:history="1">
+      <w:hyperlink r:id="rId107" w:history="1">
         <w:r>
           <w:rPr>
             <w:color w:val="1D5D88"/>
@@ -18597,7 +23555,7 @@
         </w:rPr>
         <w:t xml:space="preserve">, </w:t>
       </w:r>
-      <w:hyperlink r:id="rId100" w:history="1">
+      <w:hyperlink r:id="rId108" w:history="1">
         <w:r>
           <w:rPr>
             <w:color w:val="1D5D88"/>
@@ -18682,7 +23640,7 @@
         </w:rPr>
         <w:t xml:space="preserve">, 245101 (2011), </w:t>
       </w:r>
-      <w:hyperlink r:id="rId101" w:history="1">
+      <w:hyperlink r:id="rId109" w:history="1">
         <w:r>
           <w:rPr>
             <w:color w:val="1D5D88"/>
@@ -18703,7 +23661,7 @@
         </w:rPr>
         <w:t xml:space="preserve">, </w:t>
       </w:r>
-      <w:hyperlink r:id="rId102" w:history="1">
+      <w:hyperlink r:id="rId110" w:history="1">
         <w:r>
           <w:rPr>
             <w:color w:val="1D5D88"/>
@@ -18788,7 +23746,7 @@
         </w:rPr>
         <w:t xml:space="preserve">, 033105 (2025), </w:t>
       </w:r>
-      <w:hyperlink r:id="rId103" w:history="1">
+      <w:hyperlink r:id="rId111" w:history="1">
         <w:r>
           <w:rPr>
             <w:color w:val="1D5D88"/>
@@ -18811,14 +23769,14 @@
       </w:r>
     </w:p>
     <w:p>
-      <w:bookmarkStart w:id="27" w:name="UNT_Heading_017"/>
+      <w:bookmarkStart w:id="30" w:name="UNT_Heading_020"/>
       <w:pPr>
         <w:pStyle w:val="Heading2"/>
       </w:pPr>
       <w:r>
         <w:t>10.3 Historical and domain boundaries</w:t>
       </w:r>
-      <w:bookmarkEnd w:id="27"/>
+      <w:bookmarkEnd w:id="30"/>
     </w:p>
     <w:p>
       <w:pPr>
@@ -18893,14 +23851,14 @@
       </w:r>
     </w:p>
     <w:p>
-      <w:bookmarkStart w:id="28" w:name="UNT_Heading_018"/>
+      <w:bookmarkStart w:id="31" w:name="UNT_Heading_021"/>
       <w:pPr>
         <w:pStyle w:val="Heading1"/>
       </w:pPr>
       <w:r>
         <w:t>11. Release and citation state</w:t>
       </w:r>
-      <w:bookmarkEnd w:id="28"/>
+      <w:bookmarkEnd w:id="31"/>
     </w:p>
     <w:p>
       <w:pPr>
@@ -18914,147 +23872,49 @@
           <w:color w:val="1F252B"/>
           <w:sz w:val="21"/>
         </w:rPr>
-        <w:t xml:space="preserve">The scientific proof package is reconciled and ready for review. The GitHub update and Zenodo deposit await publication. </w:t>
-      </w:r>
-      <w:r>
-        <w:rPr>
-          <w:rFonts w:ascii="Aptos" w:hAnsi="Aptos" w:eastAsia="Aptos"/>
-          <w:b/>
-          <w:i w:val="0"/>
-          <w:color w:val="1F252B"/>
-          <w:sz w:val="21"/>
-        </w:rPr>
-        <w:t>URM Integration and Reproduction</w:t>
-      </w:r>
-      <w:r>
-        <w:rPr>
-          <w:rFonts w:ascii="Aptos" w:hAnsi="Aptos" w:eastAsia="Aptos"/>
-          <w:b w:val="0"/>
-          <w:i w:val="0"/>
-          <w:color w:val="1F252B"/>
-          <w:sz w:val="21"/>
-        </w:rPr>
-        <w:t xml:space="preserve"> tracks release custody. Publication follows the final human-authenticated reconciliation. URM, generated-ledger, and ARGER Gate synchronization is complete locally. Final release actions are:</w:t>
-      </w:r>
-    </w:p>
-    <w:p>
-      <w:pPr>
-        <w:pStyle w:val="ListParagraph"/>
-        <w:spacing w:after="64" w:line="264" w:lineRule="auto"/>
-        <w:ind w:left="389" w:hanging="259"/>
-      </w:pPr>
-      <w:r>
-        <w:rPr>
-          <w:rFonts w:ascii="Aptos" w:hAnsi="Aptos" w:eastAsia="Aptos"/>
-          <w:sz w:val="21"/>
-        </w:rPr>
-        <w:t xml:space="preserve">• </w:t>
-      </w:r>
-      <w:r>
-        <w:rPr>
-          <w:rFonts w:ascii="Aptos" w:hAnsi="Aptos" w:eastAsia="Aptos"/>
-          <w:b w:val="0"/>
-          <w:i w:val="0"/>
-          <w:color w:val="1F252B"/>
-          <w:sz w:val="21"/>
-        </w:rPr>
-        <w:t>a final post-reconciliation consistency freeze;</w:t>
-      </w:r>
-    </w:p>
-    <w:p>
-      <w:pPr>
-        <w:pStyle w:val="ListParagraph"/>
-        <w:spacing w:after="64" w:line="264" w:lineRule="auto"/>
-        <w:ind w:left="389" w:hanging="259"/>
-      </w:pPr>
-      <w:r>
-        <w:rPr>
-          <w:rFonts w:ascii="Aptos" w:hAnsi="Aptos" w:eastAsia="Aptos"/>
-          <w:sz w:val="21"/>
-        </w:rPr>
-        <w:t xml:space="preserve">• </w:t>
-      </w:r>
-      <w:r>
-        <w:rPr>
-          <w:rFonts w:ascii="Aptos" w:hAnsi="Aptos" w:eastAsia="Aptos"/>
-          <w:b w:val="0"/>
-          <w:i w:val="0"/>
-          <w:color w:val="1F252B"/>
-          <w:sz w:val="21"/>
-        </w:rPr>
-        <w:t>the clean extracted-capsule reproduction record;</w:t>
-      </w:r>
-    </w:p>
-    <w:p>
-      <w:pPr>
-        <w:pStyle w:val="ListParagraph"/>
-        <w:spacing w:after="64" w:line="264" w:lineRule="auto"/>
-        <w:ind w:left="389" w:hanging="259"/>
-      </w:pPr>
-      <w:r>
-        <w:rPr>
-          <w:rFonts w:ascii="Aptos" w:hAnsi="Aptos" w:eastAsia="Aptos"/>
-          <w:sz w:val="21"/>
-        </w:rPr>
-        <w:t xml:space="preserve">• </w:t>
-      </w:r>
-      <w:r>
-        <w:rPr>
-          <w:rFonts w:ascii="Aptos" w:hAnsi="Aptos" w:eastAsia="Aptos"/>
-          <w:b w:val="0"/>
-          <w:i w:val="0"/>
-          <w:color w:val="1F252B"/>
-          <w:sz w:val="21"/>
-        </w:rPr>
-        <w:t>originating Git commit and tag recorded as historical provenance;</w:t>
-      </w:r>
-    </w:p>
-    <w:p>
-      <w:pPr>
-        <w:pStyle w:val="ListParagraph"/>
-        <w:spacing w:after="64" w:line="264" w:lineRule="auto"/>
-        <w:ind w:left="389" w:hanging="259"/>
-      </w:pPr>
-      <w:r>
-        <w:rPr>
-          <w:rFonts w:ascii="Aptos" w:hAnsi="Aptos" w:eastAsia="Aptos"/>
-          <w:sz w:val="21"/>
-        </w:rPr>
-        <w:t xml:space="preserve">• </w:t>
-      </w:r>
-      <w:r>
-        <w:rPr>
-          <w:rFonts w:ascii="Aptos" w:hAnsi="Aptos" w:eastAsia="Aptos"/>
-          <w:b w:val="0"/>
-          <w:i w:val="0"/>
-          <w:color w:val="1F252B"/>
-          <w:sz w:val="21"/>
-        </w:rPr>
-        <w:t>license, author and Open Researcher and Contributor ID (ORCID), version, date, and digital object identifier (DOI) metadata; and</w:t>
-      </w:r>
-    </w:p>
-    <w:p>
-      <w:pPr>
-        <w:pStyle w:val="ListParagraph"/>
-        <w:spacing w:after="64" w:line="264" w:lineRule="auto"/>
-        <w:ind w:left="389" w:hanging="259"/>
-      </w:pPr>
-      <w:r>
-        <w:rPr>
-          <w:rFonts w:ascii="Aptos" w:hAnsi="Aptos" w:eastAsia="Aptos"/>
-          <w:sz w:val="21"/>
-        </w:rPr>
-        <w:t xml:space="preserve">• </w:t>
-      </w:r>
-      <w:r>
-        <w:rPr>
-          <w:rFonts w:ascii="Aptos" w:hAnsi="Aptos" w:eastAsia="Aptos"/>
-          <w:b w:val="0"/>
-          <w:i w:val="0"/>
-          <w:color w:val="1F252B"/>
-          <w:sz w:val="21"/>
-        </w:rPr>
-        <w:t>final review of the explicit capsule allowlist.</w:t>
+        <w:t xml:space="preserve">The scientific proof package is reconciled as the </w:t>
+      </w:r>
+      <w:r>
+        <w:rPr>
+          <w:rFonts w:ascii="Aptos Mono" w:hAnsi="Aptos Mono" w:eastAsia="Aptos Mono"/>
+          <w:b w:val="0"/>
+          <w:i w:val="0"/>
+          <w:color w:val="1F252B"/>
+          <w:sz w:val="19"/>
+          <w:shd w:fill="F1F3F5"/>
+        </w:rPr>
+        <w:t>v1.0.2</w:t>
+      </w:r>
+      <w:r>
+        <w:rPr>
+          <w:rFonts w:ascii="Aptos" w:hAnsi="Aptos" w:eastAsia="Aptos"/>
+          <w:b w:val="0"/>
+          <w:i w:val="0"/>
+          <w:color w:val="1F252B"/>
+          <w:sz w:val="21"/>
+        </w:rPr>
+        <w:t xml:space="preserve"> publication source identified at the beginning of this index. Its concept DOI is </w:t>
+      </w:r>
+      <w:r>
+        <w:rPr>
+          <w:rFonts w:ascii="Aptos Mono" w:hAnsi="Aptos Mono" w:eastAsia="Aptos Mono"/>
+          <w:b w:val="0"/>
+          <w:i w:val="0"/>
+          <w:color w:val="1F252B"/>
+          <w:sz w:val="19"/>
+          <w:shd w:fill="F1F3F5"/>
+        </w:rPr>
+        <w:t>10.5281/zenodo.22859376</w:t>
+      </w:r>
+      <w:r>
+        <w:rPr>
+          <w:rFonts w:ascii="Aptos" w:hAnsi="Aptos" w:eastAsia="Aptos"/>
+          <w:b w:val="0"/>
+          <w:i w:val="0"/>
+          <w:color w:val="1F252B"/>
+          <w:sz w:val="21"/>
+        </w:rPr>
+        <w:t>. Version-specific publication date and DOI, originating Git commit and tag, licenses, author and Open Researcher and Contributor ID (ORCID), and the explicit capsule allowlist are release-custody metadata. The generated release values and Zenodo record, rather than this local source tree, control their final published values.</w:t>
       </w:r>
     </w:p>
     <w:p>
@@ -20107,7 +24967,7 @@
                 <w:color w:val="1F252B"/>
                 <w:sz w:val="17"/>
               </w:rPr>
-              <w:t>Foundational record closure</w:t>
+              <w:t>Finite joint lineage--carrier association</w:t>
             </w:r>
           </w:p>
         </w:tc>
@@ -20136,7 +24996,7 @@
                 <w:color w:val="1F252B"/>
                 <w:sz w:val="17"/>
               </w:rPr>
-              <w:t>Capsule documentary / historical execution record</w:t>
+              <w:t>Capsule authentication / repository computation</w:t>
             </w:r>
           </w:p>
         </w:tc>
@@ -20165,6 +25025,366 @@
                 <w:color w:val="1F252B"/>
                 <w:sz w:val="17"/>
               </w:rPr>
+              <w:t>The archive carries both raw branch outputs, the frozen protocol and secondary-analysis records, and a compact recognition record. It authenticates exact values, branch agreement, the 10,748-second procedural release-skew deviation, and failure of the signed no-decline criterion. Bulk branch-reconstruction arrays are not duplicated.</w:t>
+            </w:r>
+          </w:p>
+        </w:tc>
+      </w:tr>
+      <w:tr>
+        <w:trPr>
+          <w:cantSplit/>
+        </w:trPr>
+        <w:tc>
+          <w:tcPr>
+            <w:tcW w:type="dxa" w:w="2223"/>
+            <w:tcMar>
+              <w:top w:w="85" w:type="dxa"/>
+              <w:start w:w="105" w:type="dxa"/>
+              <w:bottom w:w="85" w:type="dxa"/>
+              <w:end w:w="105" w:type="dxa"/>
+            </w:tcMar>
+            <w:vAlign w:val="center"/>
+            <w:shd w:fill="FFFFFF"/>
+          </w:tcPr>
+          <w:p>
+            <w:pPr>
+              <w:spacing w:before="0" w:after="0" w:line="252" w:lineRule="auto"/>
+              <w:jc w:val="left"/>
+            </w:pPr>
+            <w:r>
+              <w:rPr>
+                <w:rFonts w:ascii="Aptos" w:hAnsi="Aptos" w:eastAsia="Aptos"/>
+                <w:b w:val="0"/>
+                <w:i w:val="0"/>
+                <w:color w:val="1F252B"/>
+                <w:sz w:val="17"/>
+              </w:rPr>
+              <w:t>L8 formation-order Ollivier--Ricci controlled null</w:t>
+            </w:r>
+          </w:p>
+        </w:tc>
+        <w:tc>
+          <w:tcPr>
+            <w:tcW w:type="dxa" w:w="2846"/>
+            <w:tcMar>
+              <w:top w:w="85" w:type="dxa"/>
+              <w:start w:w="105" w:type="dxa"/>
+              <w:bottom w:w="85" w:type="dxa"/>
+              <w:end w:w="105" w:type="dxa"/>
+            </w:tcMar>
+            <w:vAlign w:val="center"/>
+            <w:shd w:fill="FFFFFF"/>
+          </w:tcPr>
+          <w:p>
+            <w:pPr>
+              <w:spacing w:before="0" w:after="0" w:line="252" w:lineRule="auto"/>
+              <w:jc w:val="left"/>
+            </w:pPr>
+            <w:r>
+              <w:rPr>
+                <w:rFonts w:ascii="Aptos" w:hAnsi="Aptos" w:eastAsia="Aptos"/>
+                <w:b w:val="0"/>
+                <w:i w:val="0"/>
+                <w:color w:val="1F252B"/>
+                <w:sz w:val="17"/>
+              </w:rPr>
+              <w:t>Capsule authentication / repository computation</w:t>
+            </w:r>
+          </w:p>
+        </w:tc>
+        <w:tc>
+          <w:tcPr>
+            <w:tcW w:type="dxa" w:w="4981"/>
+            <w:tcMar>
+              <w:top w:w="85" w:type="dxa"/>
+              <w:start w:w="105" w:type="dxa"/>
+              <w:bottom w:w="85" w:type="dxa"/>
+              <w:end w:w="105" w:type="dxa"/>
+            </w:tcMar>
+            <w:vAlign w:val="center"/>
+            <w:shd w:fill="FFFFFF"/>
+          </w:tcPr>
+          <w:p>
+            <w:pPr>
+              <w:spacing w:before="0" w:after="0" w:line="252" w:lineRule="auto"/>
+              <w:jc w:val="left"/>
+            </w:pPr>
+            <w:r>
+              <w:rPr>
+                <w:rFonts w:ascii="Aptos" w:hAnsi="Aptos" w:eastAsia="Aptos"/>
+                <w:b w:val="0"/>
+                <w:i w:val="0"/>
+                <w:color w:val="1F252B"/>
+                <w:sz w:val="17"/>
+              </w:rPr>
+              <w:t xml:space="preserve">The archive carries the compact recognition record, sealed result, freeze, protocol, and checksum manifest. It authenticates </w:t>
+            </w:r>
+            <w:r>
+              <w:rPr>
+                <w:rFonts w:ascii="Aptos Mono" w:hAnsi="Aptos Mono" w:eastAsia="Aptos Mono"/>
+                <w:b w:val="0"/>
+                <w:i w:val="0"/>
+                <w:color w:val="1F252B"/>
+                <w:sz w:val="17"/>
+                <w:shd w:fill="F1F3F5"/>
+              </w:rPr>
+              <w:t>rho</w:t>
+            </w:r>
+            <w:r>
+              <w:rPr>
+                <w:rFonts w:ascii="Aptos" w:hAnsi="Aptos" w:eastAsia="Aptos"/>
+                <w:b w:val="0"/>
+                <w:i w:val="0"/>
+                <w:color w:val="1F252B"/>
+                <w:sz w:val="17"/>
+              </w:rPr>
+              <w:t xml:space="preserve">, exact </w:t>
+            </w:r>
+            <w:r>
+              <w:rPr>
+                <w:rFonts w:ascii="Aptos Mono" w:hAnsi="Aptos Mono" w:eastAsia="Aptos Mono"/>
+                <w:b w:val="0"/>
+                <w:i w:val="0"/>
+                <w:color w:val="1F252B"/>
+                <w:sz w:val="17"/>
+                <w:shd w:fill="F1F3F5"/>
+              </w:rPr>
+              <w:t>p_plus</w:t>
+            </w:r>
+            <w:r>
+              <w:rPr>
+                <w:rFonts w:ascii="Aptos" w:hAnsi="Aptos" w:eastAsia="Aptos"/>
+                <w:b w:val="0"/>
+                <w:i w:val="0"/>
+                <w:color w:val="1F252B"/>
+                <w:sz w:val="17"/>
+              </w:rPr>
+              <w:t xml:space="preserve">, permutation count, and the controlled-null classification. Bulk raw </w:t>
+            </w:r>
+            <w:r>
+              <w:rPr>
+                <w:rFonts w:ascii="Aptos Mono" w:hAnsi="Aptos Mono" w:eastAsia="Aptos Mono"/>
+                <w:b w:val="0"/>
+                <w:i w:val="0"/>
+                <w:color w:val="1F252B"/>
+                <w:sz w:val="17"/>
+                <w:shd w:fill="F1F3F5"/>
+              </w:rPr>
+              <w:t>L = 8</w:t>
+            </w:r>
+            <w:r>
+              <w:rPr>
+                <w:rFonts w:ascii="Aptos" w:hAnsi="Aptos" w:eastAsia="Aptos"/>
+                <w:b w:val="0"/>
+                <w:i w:val="0"/>
+                <w:color w:val="1F252B"/>
+                <w:sz w:val="17"/>
+              </w:rPr>
+              <w:t xml:space="preserve"> replay arrays are excluded, and no spacetime-curvature or geometry claim is made.</w:t>
+            </w:r>
+          </w:p>
+        </w:tc>
+      </w:tr>
+      <w:tr>
+        <w:trPr>
+          <w:cantSplit/>
+        </w:trPr>
+        <w:tc>
+          <w:tcPr>
+            <w:tcW w:type="dxa" w:w="2223"/>
+            <w:tcMar>
+              <w:top w:w="85" w:type="dxa"/>
+              <w:start w:w="105" w:type="dxa"/>
+              <w:bottom w:w="85" w:type="dxa"/>
+              <w:end w:w="105" w:type="dxa"/>
+            </w:tcMar>
+            <w:vAlign w:val="center"/>
+            <w:shd w:fill="EEF4F8"/>
+          </w:tcPr>
+          <w:p>
+            <w:pPr>
+              <w:spacing w:before="0" w:after="0" w:line="252" w:lineRule="auto"/>
+              <w:jc w:val="left"/>
+            </w:pPr>
+            <w:r>
+              <w:rPr>
+                <w:rFonts w:ascii="Aptos" w:hAnsi="Aptos" w:eastAsia="Aptos"/>
+                <w:b w:val="0"/>
+                <w:i w:val="0"/>
+                <w:color w:val="1F252B"/>
+                <w:sz w:val="17"/>
+              </w:rPr>
+              <w:t>L4 autonomous lineage-sensitive continuation</w:t>
+            </w:r>
+          </w:p>
+        </w:tc>
+        <w:tc>
+          <w:tcPr>
+            <w:tcW w:type="dxa" w:w="2846"/>
+            <w:tcMar>
+              <w:top w:w="85" w:type="dxa"/>
+              <w:start w:w="105" w:type="dxa"/>
+              <w:bottom w:w="85" w:type="dxa"/>
+              <w:end w:w="105" w:type="dxa"/>
+            </w:tcMar>
+            <w:vAlign w:val="center"/>
+            <w:shd w:fill="EEF4F8"/>
+          </w:tcPr>
+          <w:p>
+            <w:pPr>
+              <w:spacing w:before="0" w:after="0" w:line="252" w:lineRule="auto"/>
+              <w:jc w:val="left"/>
+            </w:pPr>
+            <w:r>
+              <w:rPr>
+                <w:rFonts w:ascii="Aptos" w:hAnsi="Aptos" w:eastAsia="Aptos"/>
+                <w:b w:val="0"/>
+                <w:i w:val="0"/>
+                <w:color w:val="1F252B"/>
+                <w:sz w:val="17"/>
+              </w:rPr>
+              <w:t>Capsule authentication / independently audited repository computation</w:t>
+            </w:r>
+          </w:p>
+        </w:tc>
+        <w:tc>
+          <w:tcPr>
+            <w:tcW w:type="dxa" w:w="4981"/>
+            <w:tcMar>
+              <w:top w:w="85" w:type="dxa"/>
+              <w:start w:w="105" w:type="dxa"/>
+              <w:bottom w:w="85" w:type="dxa"/>
+              <w:end w:w="105" w:type="dxa"/>
+            </w:tcMar>
+            <w:vAlign w:val="center"/>
+            <w:shd w:fill="EEF4F8"/>
+          </w:tcPr>
+          <w:p>
+            <w:pPr>
+              <w:spacing w:before="0" w:after="0" w:line="252" w:lineRule="auto"/>
+              <w:jc w:val="left"/>
+            </w:pPr>
+            <w:r>
+              <w:rPr>
+                <w:rFonts w:ascii="Aptos" w:hAnsi="Aptos" w:eastAsia="Aptos"/>
+                <w:b w:val="0"/>
+                <w:i w:val="0"/>
+                <w:color w:val="1F252B"/>
+                <w:sz w:val="17"/>
+              </w:rPr>
+              <w:t xml:space="preserve">The archive carries the compact recognition record, Target result, freeze, protocol, independent audit result, and audit checksum manifest. It authenticates the resolved carrier response and Target/audit agreement for one fixed </w:t>
+            </w:r>
+            <w:r>
+              <w:rPr>
+                <w:rFonts w:ascii="Aptos Mono" w:hAnsi="Aptos Mono" w:eastAsia="Aptos Mono"/>
+                <w:b w:val="0"/>
+                <w:i w:val="0"/>
+                <w:color w:val="1F252B"/>
+                <w:sz w:val="17"/>
+                <w:shd w:fill="F1F3F5"/>
+              </w:rPr>
+              <w:t>L = 4</w:t>
+            </w:r>
+            <w:r>
+              <w:rPr>
+                <w:rFonts w:ascii="Aptos" w:hAnsi="Aptos" w:eastAsia="Aptos"/>
+                <w:b w:val="0"/>
+                <w:i w:val="0"/>
+                <w:color w:val="1F252B"/>
+                <w:sz w:val="17"/>
+              </w:rPr>
+              <w:t xml:space="preserve"> mechanism; it makes no scaling or gravity claim.</w:t>
+            </w:r>
+          </w:p>
+        </w:tc>
+      </w:tr>
+      <w:tr>
+        <w:trPr>
+          <w:cantSplit/>
+        </w:trPr>
+        <w:tc>
+          <w:tcPr>
+            <w:tcW w:type="dxa" w:w="2223"/>
+            <w:tcMar>
+              <w:top w:w="85" w:type="dxa"/>
+              <w:start w:w="105" w:type="dxa"/>
+              <w:bottom w:w="85" w:type="dxa"/>
+              <w:end w:w="105" w:type="dxa"/>
+            </w:tcMar>
+            <w:vAlign w:val="center"/>
+            <w:shd w:fill="FFFFFF"/>
+          </w:tcPr>
+          <w:p>
+            <w:pPr>
+              <w:spacing w:before="0" w:after="0" w:line="252" w:lineRule="auto"/>
+              <w:jc w:val="left"/>
+            </w:pPr>
+            <w:r>
+              <w:rPr>
+                <w:rFonts w:ascii="Aptos" w:hAnsi="Aptos" w:eastAsia="Aptos"/>
+                <w:b w:val="0"/>
+                <w:i w:val="0"/>
+                <w:color w:val="1F252B"/>
+                <w:sz w:val="17"/>
+              </w:rPr>
+              <w:t>Foundational record closure</w:t>
+            </w:r>
+          </w:p>
+        </w:tc>
+        <w:tc>
+          <w:tcPr>
+            <w:tcW w:type="dxa" w:w="2846"/>
+            <w:tcMar>
+              <w:top w:w="85" w:type="dxa"/>
+              <w:start w:w="105" w:type="dxa"/>
+              <w:bottom w:w="85" w:type="dxa"/>
+              <w:end w:w="105" w:type="dxa"/>
+            </w:tcMar>
+            <w:vAlign w:val="center"/>
+            <w:shd w:fill="FFFFFF"/>
+          </w:tcPr>
+          <w:p>
+            <w:pPr>
+              <w:spacing w:before="0" w:after="0" w:line="252" w:lineRule="auto"/>
+              <w:jc w:val="left"/>
+            </w:pPr>
+            <w:r>
+              <w:rPr>
+                <w:rFonts w:ascii="Aptos" w:hAnsi="Aptos" w:eastAsia="Aptos"/>
+                <w:b w:val="0"/>
+                <w:i w:val="0"/>
+                <w:color w:val="1F252B"/>
+                <w:sz w:val="17"/>
+              </w:rPr>
+              <w:t>Capsule documentary / historical execution record</w:t>
+            </w:r>
+          </w:p>
+        </w:tc>
+        <w:tc>
+          <w:tcPr>
+            <w:tcW w:type="dxa" w:w="4981"/>
+            <w:tcMar>
+              <w:top w:w="85" w:type="dxa"/>
+              <w:start w:w="105" w:type="dxa"/>
+              <w:bottom w:w="85" w:type="dxa"/>
+              <w:end w:w="105" w:type="dxa"/>
+            </w:tcMar>
+            <w:vAlign w:val="center"/>
+            <w:shd w:fill="FFFFFF"/>
+          </w:tcPr>
+          <w:p>
+            <w:pPr>
+              <w:spacing w:before="0" w:after="0" w:line="252" w:lineRule="auto"/>
+              <w:jc w:val="left"/>
+            </w:pPr>
+            <w:r>
+              <w:rPr>
+                <w:rFonts w:ascii="Aptos" w:hAnsi="Aptos" w:eastAsia="Aptos"/>
+                <w:b w:val="0"/>
+                <w:i w:val="0"/>
+                <w:color w:val="1F252B"/>
+                <w:sz w:val="17"/>
+              </w:rPr>
               <w:t>U-DCL adoption and the conditional AURFT theorem/audit are included. The omitted aggregate verifier is retained only in the development history.</w:t>
             </w:r>
           </w:p>
@@ -20179,8 +25399,8 @@
       <w:bookmarkEnd w:id="3"/>
     </w:p>
     <w:sectPr>
-      <w:headerReference w:type="default" r:id="rId54"/>
-      <w:footerReference w:type="default" r:id="rId55"/>
+      <w:headerReference w:type="default" r:id="rId62"/>
+      <w:footerReference w:type="default" r:id="rId63"/>
       <w:pgSz w:w="12240" w:h="15840"/>
       <w:pgMar w:top="979" w:right="1094" w:bottom="1008" w:left="1094" w:header="432" w:footer="432" w:gutter="0"/>
       <w:cols w:space="720"/>
